--- a/Week 1/sheets/week 1.docx
+++ b/Week 1/sheets/week 1.docx
@@ -2569,6 +2569,11 @@
       </w:r>
     </w:p>
     <w:p>
+      <w:pPr>
+        <w:rPr>
+          <w:color w:val="84E290" w:themeColor="accent3" w:themeTint="66"/>
+        </w:rPr>
+      </w:pPr>
       <w:r>
         <w:rPr>
           <w:rFonts w:ascii="Segoe UI Emoji" w:hAnsi="Segoe UI Emoji" w:cs="Segoe UI Emoji"/>
@@ -2582,24 +2587,35 @@
         <w:rPr>
           <w:b/>
           <w:bCs/>
+          <w:color w:val="84E290" w:themeColor="accent3" w:themeTint="66"/>
         </w:rPr>
         <w:t>Q1</w:t>
       </w:r>
       <w:r>
+        <w:rPr>
+          <w:color w:val="84E290" w:themeColor="accent3" w:themeTint="66"/>
+        </w:rPr>
         <w:t xml:space="preserve"> A firewall monitors active connections and allows </w:t>
       </w:r>
       <w:proofErr w:type="gramStart"/>
       <w:r>
+        <w:rPr>
+          <w:color w:val="84E290" w:themeColor="accent3" w:themeTint="66"/>
+        </w:rPr>
         <w:t>return traffic</w:t>
       </w:r>
       <w:proofErr w:type="gramEnd"/>
       <w:r>
+        <w:rPr>
+          <w:color w:val="84E290" w:themeColor="accent3" w:themeTint="66"/>
+        </w:rPr>
         <w:t xml:space="preserve"> only if it matches an existing session. </w:t>
       </w:r>
       <w:r>
         <w:rPr>
           <w:b/>
           <w:bCs/>
+          <w:color w:val="84E290" w:themeColor="accent3" w:themeTint="66"/>
         </w:rPr>
         <w:t>Answer: Stateful Firewall</w:t>
       </w:r>

--- a/Week 1/sheets/week 1.docx
+++ b/Week 1/sheets/week 1.docx
@@ -2534,20 +2534,23 @@
         <w:rPr>
           <w:b/>
           <w:bCs/>
-        </w:rPr>
-      </w:pPr>
-      <w:r>
-        <w:rPr>
-          <w:rFonts w:ascii="Segoe UI Emoji" w:hAnsi="Segoe UI Emoji" w:cs="Segoe UI Emoji"/>
-          <w:b/>
-          <w:bCs/>
-        </w:rPr>
-        <w:t>⭐</w:t>
-      </w:r>
-      <w:r>
-        <w:rPr>
-          <w:b/>
-          <w:bCs/>
+          <w:color w:val="84E290" w:themeColor="accent3" w:themeTint="66"/>
+        </w:rPr>
+      </w:pPr>
+      <w:r>
+        <w:rPr>
+          <w:rFonts w:ascii="Segoe UI Emoji" w:hAnsi="Segoe UI Emoji" w:cs="Segoe UI Emoji"/>
+          <w:b/>
+          <w:bCs/>
+          <w:color w:val="84E290" w:themeColor="accent3" w:themeTint="66"/>
+        </w:rPr>
+        <w:t>⭐</w:t>
+      </w:r>
+      <w:r>
+        <w:rPr>
+          <w:b/>
+          <w:bCs/>
+          <w:color w:val="84E290" w:themeColor="accent3" w:themeTint="66"/>
         </w:rPr>
         <w:t xml:space="preserve"> DAY</w:t>
       </w:r>
@@ -2555,6 +2558,7 @@
         <w:rPr>
           <w:b/>
           <w:bCs/>
+          <w:color w:val="84E290" w:themeColor="accent3" w:themeTint="66"/>
         </w:rPr>
         <w:noBreakHyphen/>
         <w:t>6 — Firewalls &amp; VPN (100% Exam</w:t>
@@ -2563,6 +2567,7 @@
         <w:rPr>
           <w:b/>
           <w:bCs/>
+          <w:color w:val="84E290" w:themeColor="accent3" w:themeTint="66"/>
         </w:rPr>
         <w:noBreakHyphen/>
         <w:t>Ready)</w:t>

--- a/Week 1/sheets/week 1.docx
+++ b/Week 1/sheets/week 1.docx
@@ -2626,29 +2626,43 @@
       </w:r>
     </w:p>
     <w:p>
-      <w:r>
-        <w:rPr>
-          <w:rFonts w:ascii="Segoe UI Emoji" w:hAnsi="Segoe UI Emoji" w:cs="Segoe UI Emoji"/>
-        </w:rPr>
-        <w:t>⭐</w:t>
-      </w:r>
-      <w:r>
+      <w:pPr>
+        <w:rPr>
+          <w:color w:val="84E290" w:themeColor="accent3" w:themeTint="66"/>
+        </w:rPr>
+      </w:pPr>
+      <w:r>
+        <w:rPr>
+          <w:rFonts w:ascii="Segoe UI Emoji" w:hAnsi="Segoe UI Emoji" w:cs="Segoe UI Emoji"/>
+          <w:color w:val="84E290" w:themeColor="accent3" w:themeTint="66"/>
+        </w:rPr>
+        <w:t>⭐</w:t>
+      </w:r>
+      <w:r>
+        <w:rPr>
+          <w:color w:val="84E290" w:themeColor="accent3" w:themeTint="66"/>
+        </w:rPr>
         <w:t xml:space="preserve"> </w:t>
       </w:r>
       <w:r>
         <w:rPr>
           <w:b/>
           <w:bCs/>
+          <w:color w:val="84E290" w:themeColor="accent3" w:themeTint="66"/>
         </w:rPr>
         <w:t>Q2</w:t>
       </w:r>
       <w:r>
+        <w:rPr>
+          <w:color w:val="84E290" w:themeColor="accent3" w:themeTint="66"/>
+        </w:rPr>
         <w:t xml:space="preserve"> A web server is being attacked with malicious HTTP requests. A specialized firewall filters these requests. </w:t>
       </w:r>
       <w:r>
         <w:rPr>
           <w:b/>
           <w:bCs/>
+          <w:color w:val="84E290" w:themeColor="accent3" w:themeTint="66"/>
         </w:rPr>
         <w:t>Answer: WAF</w:t>
       </w:r>

--- a/Week 1/sheets/week 1.docx
+++ b/Week 1/sheets/week 1.docx
@@ -2682,16 +2682,21 @@
         <w:rPr>
           <w:b/>
           <w:bCs/>
+          <w:color w:val="47D459" w:themeColor="accent3" w:themeTint="99"/>
         </w:rPr>
         <w:t>Q3</w:t>
       </w:r>
       <w:r>
+        <w:rPr>
+          <w:color w:val="47D459" w:themeColor="accent3" w:themeTint="99"/>
+        </w:rPr>
         <w:t xml:space="preserve"> Two corporate offices create a permanent encrypted tunnel over the internet to share resources securely. </w:t>
       </w:r>
       <w:r>
         <w:rPr>
           <w:b/>
           <w:bCs/>
+          <w:color w:val="47D459" w:themeColor="accent3" w:themeTint="99"/>
         </w:rPr>
         <w:t>Answer: Site</w:t>
       </w:r>
@@ -2699,6 +2704,7 @@
         <w:rPr>
           <w:b/>
           <w:bCs/>
+          <w:color w:val="47D459" w:themeColor="accent3" w:themeTint="99"/>
         </w:rPr>
         <w:noBreakHyphen/>
         <w:t>to</w:t>
@@ -2707,6 +2713,7 @@
         <w:rPr>
           <w:b/>
           <w:bCs/>
+          <w:color w:val="47D459" w:themeColor="accent3" w:themeTint="99"/>
         </w:rPr>
         <w:noBreakHyphen/>
         <w:t>site VPN</w:t>

--- a/Week 1/sheets/week 1.docx
+++ b/Week 1/sheets/week 1.docx
@@ -350,21 +350,7 @@
         <w:rPr>
           <w:color w:val="47D459" w:themeColor="accent3" w:themeTint="99"/>
         </w:rPr>
-        <w:t xml:space="preserve"> A system uploads and downloads files using an unencrypted file transfer protocol. Credentials are sent in </w:t>
-      </w:r>
-      <w:proofErr w:type="gramStart"/>
-      <w:r>
-        <w:rPr>
-          <w:color w:val="47D459" w:themeColor="accent3" w:themeTint="99"/>
-        </w:rPr>
-        <w:t>cleartext</w:t>
-      </w:r>
-      <w:proofErr w:type="gramEnd"/>
-      <w:r>
-        <w:rPr>
-          <w:color w:val="47D459" w:themeColor="accent3" w:themeTint="99"/>
-        </w:rPr>
-        <w:t xml:space="preserve">. </w:t>
+        <w:t xml:space="preserve"> A system uploads and downloads files using an unencrypted file transfer protocol. Credentials are sent in cleartext. </w:t>
       </w:r>
       <w:r>
         <w:rPr>
@@ -2426,39 +2412,41 @@
     <w:p>
       <w:pPr>
         <w:rPr>
-          <w:color w:val="84E290" w:themeColor="accent3" w:themeTint="66"/>
-        </w:rPr>
-      </w:pPr>
-      <w:r>
-        <w:rPr>
-          <w:rFonts w:ascii="Segoe UI Emoji" w:hAnsi="Segoe UI Emoji" w:cs="Segoe UI Emoji"/>
-        </w:rPr>
-        <w:t>⭐</w:t>
-      </w:r>
-      <w:r>
+          <w:color w:val="47D459" w:themeColor="accent3" w:themeTint="99"/>
+        </w:rPr>
+      </w:pPr>
+      <w:r>
+        <w:rPr>
+          <w:rFonts w:ascii="Segoe UI Emoji" w:hAnsi="Segoe UI Emoji" w:cs="Segoe UI Emoji"/>
+          <w:color w:val="47D459" w:themeColor="accent3" w:themeTint="99"/>
+        </w:rPr>
+        <w:t>⭐</w:t>
+      </w:r>
+      <w:r>
+        <w:rPr>
+          <w:color w:val="47D459" w:themeColor="accent3" w:themeTint="99"/>
+        </w:rPr>
         <w:t xml:space="preserve"> </w:t>
       </w:r>
       <w:r>
         <w:rPr>
           <w:b/>
           <w:bCs/>
+          <w:color w:val="47D459" w:themeColor="accent3" w:themeTint="99"/>
         </w:rPr>
         <w:t>Q18</w:t>
       </w:r>
       <w:r>
-        <w:t xml:space="preserve"> A server receives more traffic than it can handle, but all requests come from a </w:t>
-      </w:r>
-      <w:r>
-        <w:rPr>
-          <w:color w:val="84E290" w:themeColor="accent3" w:themeTint="66"/>
-        </w:rPr>
-        <w:t xml:space="preserve">single IP address. </w:t>
-      </w:r>
-      <w:r>
-        <w:rPr>
-          <w:b/>
-          <w:bCs/>
-          <w:color w:val="84E290" w:themeColor="accent3" w:themeTint="66"/>
+        <w:rPr>
+          <w:color w:val="47D459" w:themeColor="accent3" w:themeTint="99"/>
+        </w:rPr>
+        <w:t xml:space="preserve"> A server receives more traffic than it can handle, but all requests come from a single IP address. </w:t>
+      </w:r>
+      <w:r>
+        <w:rPr>
+          <w:b/>
+          <w:bCs/>
+          <w:color w:val="47D459" w:themeColor="accent3" w:themeTint="99"/>
         </w:rPr>
         <w:t>Answer: DoS Attack</w:t>
       </w:r>
@@ -2600,21 +2588,7 @@
         <w:rPr>
           <w:color w:val="84E290" w:themeColor="accent3" w:themeTint="66"/>
         </w:rPr>
-        <w:t xml:space="preserve"> A firewall monitors active connections and allows </w:t>
-      </w:r>
-      <w:proofErr w:type="gramStart"/>
-      <w:r>
-        <w:rPr>
-          <w:color w:val="84E290" w:themeColor="accent3" w:themeTint="66"/>
-        </w:rPr>
-        <w:t>return traffic</w:t>
-      </w:r>
-      <w:proofErr w:type="gramEnd"/>
-      <w:r>
-        <w:rPr>
-          <w:color w:val="84E290" w:themeColor="accent3" w:themeTint="66"/>
-        </w:rPr>
-        <w:t xml:space="preserve"> only if it matches an existing session. </w:t>
+        <w:t xml:space="preserve"> A firewall monitors active connections and allows return traffic only if it matches an existing session. </w:t>
       </w:r>
       <w:r>
         <w:rPr>
@@ -2888,7 +2862,6 @@
           <w:bCs/>
         </w:rPr>
       </w:pPr>
-      <w:proofErr w:type="gramStart"/>
       <w:r>
         <w:rPr>
           <w:b/>
@@ -2902,15 +2875,7 @@
           <w:bCs/>
         </w:rPr>
         <w:noBreakHyphen/>
-        <w:t>7 —</w:t>
-      </w:r>
-      <w:proofErr w:type="gramEnd"/>
-      <w:r>
-        <w:rPr>
-          <w:b/>
-          <w:bCs/>
-        </w:rPr>
-        <w:t xml:space="preserve"> CIA, AAA, Control Types</w:t>
+        <w:t>7 — CIA, AAA, Control Types</w:t>
       </w:r>
     </w:p>
     <w:p>
@@ -4058,39 +4023,7 @@
           <w:b/>
           <w:bCs/>
         </w:rPr>
-        <w:t xml:space="preserve"> Q4 A </w:t>
-      </w:r>
-      <w:proofErr w:type="gramStart"/>
-      <w:r>
-        <w:rPr>
-          <w:b/>
-          <w:bCs/>
-        </w:rPr>
-        <w:t>user</w:t>
-      </w:r>
-      <w:proofErr w:type="gramEnd"/>
-      <w:r>
-        <w:rPr>
-          <w:b/>
-          <w:bCs/>
-        </w:rPr>
-        <w:t xml:space="preserve"> </w:t>
-      </w:r>
-      <w:proofErr w:type="gramStart"/>
-      <w:r>
-        <w:rPr>
-          <w:b/>
-          <w:bCs/>
-        </w:rPr>
-        <w:t>signs</w:t>
-      </w:r>
-      <w:proofErr w:type="gramEnd"/>
-      <w:r>
-        <w:rPr>
-          <w:b/>
-          <w:bCs/>
-        </w:rPr>
-        <w:t xml:space="preserve"> a document digitally to prove authorship. Answer: Digital Signature</w:t>
+        <w:t xml:space="preserve"> Q4 A user signs a document digitally to prove authorship. Answer: Digital Signature</w:t>
       </w:r>
     </w:p>
     <w:p>

--- a/Week 1/sheets/week 1.docx
+++ b/Week 1/sheets/week 1.docx
@@ -3060,7 +3060,15 @@
           <w:b/>
           <w:bCs/>
         </w:rPr>
-        <w:t xml:space="preserve"> Q8 A company enforces password policies and security training. Answer: Administrative Controls</w:t>
+        <w:t xml:space="preserve"> </w:t>
+      </w:r>
+      <w:r>
+        <w:rPr>
+          <w:b/>
+          <w:bCs/>
+          <w:color w:val="47D459" w:themeColor="accent3" w:themeTint="99"/>
+        </w:rPr>
+        <w:t>Q8 A company enforces password policies and security training. Answer: Administrative Controls</w:t>
       </w:r>
     </w:p>
     <w:p>

--- a/Week 1/sheets/week 1.docx
+++ b/Week 1/sheets/week 1.docx
@@ -7,23 +7,23 @@
         <w:rPr>
           <w:b/>
           <w:bCs/>
-          <w:color w:val="47D459" w:themeColor="accent3" w:themeTint="99"/>
-        </w:rPr>
-      </w:pPr>
-      <w:r>
-        <w:rPr>
-          <w:rFonts w:ascii="Segoe UI Emoji" w:hAnsi="Segoe UI Emoji" w:cs="Segoe UI Emoji"/>
-          <w:b/>
-          <w:bCs/>
-          <w:color w:val="47D459" w:themeColor="accent3" w:themeTint="99"/>
-        </w:rPr>
-        <w:t>⭐</w:t>
-      </w:r>
-      <w:r>
-        <w:rPr>
-          <w:b/>
-          <w:bCs/>
-          <w:color w:val="47D459" w:themeColor="accent3" w:themeTint="99"/>
+          <w:color w:val="000000" w:themeColor="text1"/>
+        </w:rPr>
+      </w:pPr>
+      <w:r>
+        <w:rPr>
+          <w:rFonts w:ascii="Segoe UI Emoji" w:hAnsi="Segoe UI Emoji" w:cs="Segoe UI Emoji"/>
+          <w:b/>
+          <w:bCs/>
+          <w:color w:val="000000" w:themeColor="text1"/>
+        </w:rPr>
+        <w:t>⭐</w:t>
+      </w:r>
+      <w:r>
+        <w:rPr>
+          <w:b/>
+          <w:bCs/>
+          <w:color w:val="000000" w:themeColor="text1"/>
         </w:rPr>
         <w:t xml:space="preserve"> DAY</w:t>
       </w:r>
@@ -31,7 +31,7 @@
         <w:rPr>
           <w:b/>
           <w:bCs/>
-          <w:color w:val="47D459" w:themeColor="accent3" w:themeTint="99"/>
+          <w:color w:val="000000" w:themeColor="text1"/>
         </w:rPr>
         <w:noBreakHyphen/>
         <w:t>1 — Ports &amp; Protocols (100% Exam</w:t>
@@ -40,7 +40,7 @@
         <w:rPr>
           <w:b/>
           <w:bCs/>
-          <w:color w:val="47D459" w:themeColor="accent3" w:themeTint="99"/>
+          <w:color w:val="000000" w:themeColor="text1"/>
         </w:rPr>
         <w:noBreakHyphen/>
         <w:t>Ready)</w:t>
@@ -49,19 +49,19 @@
     <w:p>
       <w:pPr>
         <w:rPr>
-          <w:color w:val="47D459" w:themeColor="accent3" w:themeTint="99"/>
-        </w:rPr>
-      </w:pPr>
-      <w:r>
-        <w:rPr>
-          <w:rFonts w:ascii="Segoe UI Emoji" w:hAnsi="Segoe UI Emoji" w:cs="Segoe UI Emoji"/>
-          <w:color w:val="47D459" w:themeColor="accent3" w:themeTint="99"/>
-        </w:rPr>
-        <w:t>⭐</w:t>
-      </w:r>
-      <w:r>
-        <w:rPr>
-          <w:color w:val="47D459" w:themeColor="accent3" w:themeTint="99"/>
+          <w:color w:val="000000" w:themeColor="text1"/>
+        </w:rPr>
+      </w:pPr>
+      <w:r>
+        <w:rPr>
+          <w:rFonts w:ascii="Segoe UI Emoji" w:hAnsi="Segoe UI Emoji" w:cs="Segoe UI Emoji"/>
+          <w:color w:val="000000" w:themeColor="text1"/>
+        </w:rPr>
+        <w:t>⭐</w:t>
+      </w:r>
+      <w:r>
+        <w:rPr>
+          <w:color w:val="000000" w:themeColor="text1"/>
         </w:rPr>
         <w:t xml:space="preserve"> </w:t>
       </w:r>
@@ -69,13 +69,13 @@
         <w:rPr>
           <w:b/>
           <w:bCs/>
-          <w:color w:val="47D459" w:themeColor="accent3" w:themeTint="99"/>
+          <w:color w:val="000000" w:themeColor="text1"/>
         </w:rPr>
         <w:t>Q1</w:t>
       </w:r>
       <w:r>
         <w:rPr>
-          <w:color w:val="47D459" w:themeColor="accent3" w:themeTint="99"/>
+          <w:color w:val="000000" w:themeColor="text1"/>
         </w:rPr>
         <w:t xml:space="preserve"> A user connects to an online banking website. The browser shows a padlock icon, and the connection is encrypted using TLS. </w:t>
       </w:r>
@@ -83,7 +83,7 @@
         <w:rPr>
           <w:b/>
           <w:bCs/>
-          <w:color w:val="47D459" w:themeColor="accent3" w:themeTint="99"/>
+          <w:color w:val="000000" w:themeColor="text1"/>
         </w:rPr>
         <w:t>Answer: HTTPS (443)</w:t>
       </w:r>
@@ -91,19 +91,19 @@
     <w:p>
       <w:pPr>
         <w:rPr>
-          <w:color w:val="47D459" w:themeColor="accent3" w:themeTint="99"/>
-        </w:rPr>
-      </w:pPr>
-      <w:r>
-        <w:rPr>
-          <w:rFonts w:ascii="Segoe UI Emoji" w:hAnsi="Segoe UI Emoji" w:cs="Segoe UI Emoji"/>
-          <w:color w:val="47D459" w:themeColor="accent3" w:themeTint="99"/>
-        </w:rPr>
-        <w:t>⭐</w:t>
-      </w:r>
-      <w:r>
-        <w:rPr>
-          <w:color w:val="47D459" w:themeColor="accent3" w:themeTint="99"/>
+          <w:color w:val="000000" w:themeColor="text1"/>
+        </w:rPr>
+      </w:pPr>
+      <w:r>
+        <w:rPr>
+          <w:rFonts w:ascii="Segoe UI Emoji" w:hAnsi="Segoe UI Emoji" w:cs="Segoe UI Emoji"/>
+          <w:color w:val="000000" w:themeColor="text1"/>
+        </w:rPr>
+        <w:t>⭐</w:t>
+      </w:r>
+      <w:r>
+        <w:rPr>
+          <w:color w:val="000000" w:themeColor="text1"/>
         </w:rPr>
         <w:t xml:space="preserve"> </w:t>
       </w:r>
@@ -111,13 +111,13 @@
         <w:rPr>
           <w:b/>
           <w:bCs/>
-          <w:color w:val="47D459" w:themeColor="accent3" w:themeTint="99"/>
+          <w:color w:val="000000" w:themeColor="text1"/>
         </w:rPr>
         <w:t>Q2</w:t>
       </w:r>
       <w:r>
         <w:rPr>
-          <w:color w:val="47D459" w:themeColor="accent3" w:themeTint="99"/>
+          <w:color w:val="000000" w:themeColor="text1"/>
         </w:rPr>
         <w:t xml:space="preserve"> A Linux administrator remotely logs into a server using an encrypted terminal session to avoid credential theft. </w:t>
       </w:r>
@@ -125,7 +125,7 @@
         <w:rPr>
           <w:b/>
           <w:bCs/>
-          <w:color w:val="47D459" w:themeColor="accent3" w:themeTint="99"/>
+          <w:color w:val="000000" w:themeColor="text1"/>
         </w:rPr>
         <w:t>Answer: SSH (22)</w:t>
       </w:r>
@@ -133,19 +133,19 @@
     <w:p>
       <w:pPr>
         <w:rPr>
-          <w:color w:val="47D459" w:themeColor="accent3" w:themeTint="99"/>
-        </w:rPr>
-      </w:pPr>
-      <w:r>
-        <w:rPr>
-          <w:rFonts w:ascii="Segoe UI Emoji" w:hAnsi="Segoe UI Emoji" w:cs="Segoe UI Emoji"/>
-          <w:color w:val="47D459" w:themeColor="accent3" w:themeTint="99"/>
-        </w:rPr>
-        <w:t>⭐</w:t>
-      </w:r>
-      <w:r>
-        <w:rPr>
-          <w:color w:val="47D459" w:themeColor="accent3" w:themeTint="99"/>
+          <w:color w:val="000000" w:themeColor="text1"/>
+        </w:rPr>
+      </w:pPr>
+      <w:r>
+        <w:rPr>
+          <w:rFonts w:ascii="Segoe UI Emoji" w:hAnsi="Segoe UI Emoji" w:cs="Segoe UI Emoji"/>
+          <w:color w:val="000000" w:themeColor="text1"/>
+        </w:rPr>
+        <w:t>⭐</w:t>
+      </w:r>
+      <w:r>
+        <w:rPr>
+          <w:color w:val="000000" w:themeColor="text1"/>
         </w:rPr>
         <w:t xml:space="preserve"> </w:t>
       </w:r>
@@ -153,13 +153,13 @@
         <w:rPr>
           <w:b/>
           <w:bCs/>
-          <w:color w:val="47D459" w:themeColor="accent3" w:themeTint="99"/>
+          <w:color w:val="000000" w:themeColor="text1"/>
         </w:rPr>
         <w:t>Q3</w:t>
       </w:r>
       <w:r>
         <w:rPr>
-          <w:color w:val="47D459" w:themeColor="accent3" w:themeTint="99"/>
+          <w:color w:val="000000" w:themeColor="text1"/>
         </w:rPr>
         <w:t xml:space="preserve"> A workstation attempts to resolve </w:t>
       </w:r>
@@ -167,13 +167,13 @@
         <w:rPr>
           <w:i/>
           <w:iCs/>
-          <w:color w:val="47D459" w:themeColor="accent3" w:themeTint="99"/>
+          <w:color w:val="000000" w:themeColor="text1"/>
         </w:rPr>
         <w:t>example.com</w:t>
       </w:r>
       <w:r>
         <w:rPr>
-          <w:color w:val="47D459" w:themeColor="accent3" w:themeTint="99"/>
+          <w:color w:val="000000" w:themeColor="text1"/>
         </w:rPr>
         <w:t xml:space="preserve"> to an IP address before loading the webpage. </w:t>
       </w:r>
@@ -181,7 +181,7 @@
         <w:rPr>
           <w:b/>
           <w:bCs/>
-          <w:color w:val="47D459" w:themeColor="accent3" w:themeTint="99"/>
+          <w:color w:val="000000" w:themeColor="text1"/>
         </w:rPr>
         <w:t>Answer: DNS (53)</w:t>
       </w:r>
@@ -189,19 +189,19 @@
     <w:p>
       <w:pPr>
         <w:rPr>
-          <w:color w:val="47D459" w:themeColor="accent3" w:themeTint="99"/>
-        </w:rPr>
-      </w:pPr>
-      <w:r>
-        <w:rPr>
-          <w:rFonts w:ascii="Segoe UI Emoji" w:hAnsi="Segoe UI Emoji" w:cs="Segoe UI Emoji"/>
-          <w:color w:val="47D459" w:themeColor="accent3" w:themeTint="99"/>
-        </w:rPr>
-        <w:t>⭐</w:t>
-      </w:r>
-      <w:r>
-        <w:rPr>
-          <w:color w:val="47D459" w:themeColor="accent3" w:themeTint="99"/>
+          <w:color w:val="000000" w:themeColor="text1"/>
+        </w:rPr>
+      </w:pPr>
+      <w:r>
+        <w:rPr>
+          <w:rFonts w:ascii="Segoe UI Emoji" w:hAnsi="Segoe UI Emoji" w:cs="Segoe UI Emoji"/>
+          <w:color w:val="000000" w:themeColor="text1"/>
+        </w:rPr>
+        <w:t>⭐</w:t>
+      </w:r>
+      <w:r>
+        <w:rPr>
+          <w:color w:val="000000" w:themeColor="text1"/>
         </w:rPr>
         <w:t xml:space="preserve"> </w:t>
       </w:r>
@@ -209,13 +209,13 @@
         <w:rPr>
           <w:b/>
           <w:bCs/>
-          <w:color w:val="47D459" w:themeColor="accent3" w:themeTint="99"/>
+          <w:color w:val="000000" w:themeColor="text1"/>
         </w:rPr>
         <w:t>Q4</w:t>
       </w:r>
       <w:r>
         <w:rPr>
-          <w:color w:val="47D459" w:themeColor="accent3" w:themeTint="99"/>
+          <w:color w:val="000000" w:themeColor="text1"/>
         </w:rPr>
         <w:t xml:space="preserve"> A Windows user connects to a remote workstation to manage applications and files through a graphical interface. </w:t>
       </w:r>
@@ -223,7 +223,7 @@
         <w:rPr>
           <w:b/>
           <w:bCs/>
-          <w:color w:val="47D459" w:themeColor="accent3" w:themeTint="99"/>
+          <w:color w:val="000000" w:themeColor="text1"/>
         </w:rPr>
         <w:t>Answer: RDP (3389)</w:t>
       </w:r>
@@ -231,19 +231,19 @@
     <w:p>
       <w:pPr>
         <w:rPr>
-          <w:color w:val="47D459" w:themeColor="accent3" w:themeTint="99"/>
-        </w:rPr>
-      </w:pPr>
-      <w:r>
-        <w:rPr>
-          <w:rFonts w:ascii="Segoe UI Emoji" w:hAnsi="Segoe UI Emoji" w:cs="Segoe UI Emoji"/>
-          <w:color w:val="47D459" w:themeColor="accent3" w:themeTint="99"/>
-        </w:rPr>
-        <w:t>⭐</w:t>
-      </w:r>
-      <w:r>
-        <w:rPr>
-          <w:color w:val="47D459" w:themeColor="accent3" w:themeTint="99"/>
+          <w:color w:val="000000" w:themeColor="text1"/>
+        </w:rPr>
+      </w:pPr>
+      <w:r>
+        <w:rPr>
+          <w:rFonts w:ascii="Segoe UI Emoji" w:hAnsi="Segoe UI Emoji" w:cs="Segoe UI Emoji"/>
+          <w:color w:val="000000" w:themeColor="text1"/>
+        </w:rPr>
+        <w:t>⭐</w:t>
+      </w:r>
+      <w:r>
+        <w:rPr>
+          <w:color w:val="000000" w:themeColor="text1"/>
         </w:rPr>
         <w:t xml:space="preserve"> </w:t>
       </w:r>
@@ -251,13 +251,13 @@
         <w:rPr>
           <w:b/>
           <w:bCs/>
-          <w:color w:val="47D459" w:themeColor="accent3" w:themeTint="99"/>
+          <w:color w:val="000000" w:themeColor="text1"/>
         </w:rPr>
         <w:t>Q5</w:t>
       </w:r>
       <w:r>
         <w:rPr>
-          <w:color w:val="47D459" w:themeColor="accent3" w:themeTint="99"/>
+          <w:color w:val="000000" w:themeColor="text1"/>
         </w:rPr>
         <w:t xml:space="preserve"> A video streaming service sends continuous data without establishing a connection or handshake. </w:t>
       </w:r>
@@ -265,7 +265,7 @@
         <w:rPr>
           <w:b/>
           <w:bCs/>
-          <w:color w:val="47D459" w:themeColor="accent3" w:themeTint="99"/>
+          <w:color w:val="000000" w:themeColor="text1"/>
         </w:rPr>
         <w:t>Answer: UDP</w:t>
       </w:r>
@@ -273,19 +273,19 @@
     <w:p>
       <w:pPr>
         <w:rPr>
-          <w:color w:val="47D459" w:themeColor="accent3" w:themeTint="99"/>
-        </w:rPr>
-      </w:pPr>
-      <w:r>
-        <w:rPr>
-          <w:rFonts w:ascii="Segoe UI Emoji" w:hAnsi="Segoe UI Emoji" w:cs="Segoe UI Emoji"/>
-          <w:color w:val="47D459" w:themeColor="accent3" w:themeTint="99"/>
-        </w:rPr>
-        <w:t>⭐</w:t>
-      </w:r>
-      <w:r>
-        <w:rPr>
-          <w:color w:val="47D459" w:themeColor="accent3" w:themeTint="99"/>
+          <w:color w:val="000000" w:themeColor="text1"/>
+        </w:rPr>
+      </w:pPr>
+      <w:r>
+        <w:rPr>
+          <w:rFonts w:ascii="Segoe UI Emoji" w:hAnsi="Segoe UI Emoji" w:cs="Segoe UI Emoji"/>
+          <w:color w:val="000000" w:themeColor="text1"/>
+        </w:rPr>
+        <w:t>⭐</w:t>
+      </w:r>
+      <w:r>
+        <w:rPr>
+          <w:color w:val="000000" w:themeColor="text1"/>
         </w:rPr>
         <w:t xml:space="preserve"> </w:t>
       </w:r>
@@ -293,19 +293,19 @@
         <w:rPr>
           <w:b/>
           <w:bCs/>
-          <w:color w:val="47D459" w:themeColor="accent3" w:themeTint="99"/>
+          <w:color w:val="000000" w:themeColor="text1"/>
         </w:rPr>
         <w:t>Q6</w:t>
       </w:r>
       <w:r>
         <w:rPr>
-          <w:color w:val="47D459" w:themeColor="accent3" w:themeTint="99"/>
+          <w:color w:val="000000" w:themeColor="text1"/>
         </w:rPr>
         <w:t xml:space="preserve"> A user visits a non</w:t>
       </w:r>
       <w:r>
         <w:rPr>
-          <w:color w:val="47D459" w:themeColor="accent3" w:themeTint="99"/>
+          <w:color w:val="000000" w:themeColor="text1"/>
         </w:rPr>
         <w:noBreakHyphen/>
         <w:t xml:space="preserve">secure website. The browser does not show a padlock, and the connection is unencrypted. </w:t>
@@ -314,7 +314,7 @@
         <w:rPr>
           <w:b/>
           <w:bCs/>
-          <w:color w:val="47D459" w:themeColor="accent3" w:themeTint="99"/>
+          <w:color w:val="000000" w:themeColor="text1"/>
         </w:rPr>
         <w:t>Answer: HTTP (80)</w:t>
       </w:r>
@@ -322,19 +322,19 @@
     <w:p>
       <w:pPr>
         <w:rPr>
-          <w:color w:val="47D459" w:themeColor="accent3" w:themeTint="99"/>
-        </w:rPr>
-      </w:pPr>
-      <w:r>
-        <w:rPr>
-          <w:rFonts w:ascii="Segoe UI Emoji" w:hAnsi="Segoe UI Emoji" w:cs="Segoe UI Emoji"/>
-          <w:color w:val="47D459" w:themeColor="accent3" w:themeTint="99"/>
-        </w:rPr>
-        <w:t>⭐</w:t>
-      </w:r>
-      <w:r>
-        <w:rPr>
-          <w:color w:val="47D459" w:themeColor="accent3" w:themeTint="99"/>
+          <w:color w:val="000000" w:themeColor="text1"/>
+        </w:rPr>
+      </w:pPr>
+      <w:r>
+        <w:rPr>
+          <w:rFonts w:ascii="Segoe UI Emoji" w:hAnsi="Segoe UI Emoji" w:cs="Segoe UI Emoji"/>
+          <w:color w:val="000000" w:themeColor="text1"/>
+        </w:rPr>
+        <w:t>⭐</w:t>
+      </w:r>
+      <w:r>
+        <w:rPr>
+          <w:color w:val="000000" w:themeColor="text1"/>
         </w:rPr>
         <w:t xml:space="preserve"> </w:t>
       </w:r>
@@ -342,13 +342,13 @@
         <w:rPr>
           <w:b/>
           <w:bCs/>
-          <w:color w:val="47D459" w:themeColor="accent3" w:themeTint="99"/>
+          <w:color w:val="000000" w:themeColor="text1"/>
         </w:rPr>
         <w:t>Q7</w:t>
       </w:r>
       <w:r>
         <w:rPr>
-          <w:color w:val="47D459" w:themeColor="accent3" w:themeTint="99"/>
+          <w:color w:val="000000" w:themeColor="text1"/>
         </w:rPr>
         <w:t xml:space="preserve"> A system uploads and downloads files using an unencrypted file transfer protocol. Credentials are sent in cleartext. </w:t>
       </w:r>
@@ -356,7 +356,7 @@
         <w:rPr>
           <w:b/>
           <w:bCs/>
-          <w:color w:val="47D459" w:themeColor="accent3" w:themeTint="99"/>
+          <w:color w:val="000000" w:themeColor="text1"/>
         </w:rPr>
         <w:t>Answer: FTP (21)</w:t>
       </w:r>
@@ -364,19 +364,19 @@
     <w:p>
       <w:pPr>
         <w:rPr>
-          <w:color w:val="47D459" w:themeColor="accent3" w:themeTint="99"/>
-        </w:rPr>
-      </w:pPr>
-      <w:r>
-        <w:rPr>
-          <w:rFonts w:ascii="Segoe UI Emoji" w:hAnsi="Segoe UI Emoji" w:cs="Segoe UI Emoji"/>
-          <w:color w:val="47D459" w:themeColor="accent3" w:themeTint="99"/>
-        </w:rPr>
-        <w:t>⭐</w:t>
-      </w:r>
-      <w:r>
-        <w:rPr>
-          <w:color w:val="47D459" w:themeColor="accent3" w:themeTint="99"/>
+          <w:color w:val="000000" w:themeColor="text1"/>
+        </w:rPr>
+      </w:pPr>
+      <w:r>
+        <w:rPr>
+          <w:rFonts w:ascii="Segoe UI Emoji" w:hAnsi="Segoe UI Emoji" w:cs="Segoe UI Emoji"/>
+          <w:color w:val="000000" w:themeColor="text1"/>
+        </w:rPr>
+        <w:t>⭐</w:t>
+      </w:r>
+      <w:r>
+        <w:rPr>
+          <w:color w:val="000000" w:themeColor="text1"/>
         </w:rPr>
         <w:t xml:space="preserve"> </w:t>
       </w:r>
@@ -384,13 +384,13 @@
         <w:rPr>
           <w:b/>
           <w:bCs/>
-          <w:color w:val="47D459" w:themeColor="accent3" w:themeTint="99"/>
+          <w:color w:val="000000" w:themeColor="text1"/>
         </w:rPr>
         <w:t>Q8</w:t>
       </w:r>
       <w:r>
         <w:rPr>
-          <w:color w:val="47D459" w:themeColor="accent3" w:themeTint="99"/>
+          <w:color w:val="000000" w:themeColor="text1"/>
         </w:rPr>
         <w:t xml:space="preserve"> A mail server sends outgoing emails to other mail servers across the internet. </w:t>
       </w:r>
@@ -398,7 +398,7 @@
         <w:rPr>
           <w:b/>
           <w:bCs/>
-          <w:color w:val="47D459" w:themeColor="accent3" w:themeTint="99"/>
+          <w:color w:val="000000" w:themeColor="text1"/>
         </w:rPr>
         <w:t>Answer: SMTP (25)</w:t>
       </w:r>
@@ -406,19 +406,19 @@
     <w:p>
       <w:pPr>
         <w:rPr>
-          <w:color w:val="47D459" w:themeColor="accent3" w:themeTint="99"/>
-        </w:rPr>
-      </w:pPr>
-      <w:r>
-        <w:rPr>
-          <w:rFonts w:ascii="Segoe UI Emoji" w:hAnsi="Segoe UI Emoji" w:cs="Segoe UI Emoji"/>
-          <w:color w:val="47D459" w:themeColor="accent3" w:themeTint="99"/>
-        </w:rPr>
-        <w:t>⭐</w:t>
-      </w:r>
-      <w:r>
-        <w:rPr>
-          <w:color w:val="47D459" w:themeColor="accent3" w:themeTint="99"/>
+          <w:color w:val="000000" w:themeColor="text1"/>
+        </w:rPr>
+      </w:pPr>
+      <w:r>
+        <w:rPr>
+          <w:rFonts w:ascii="Segoe UI Emoji" w:hAnsi="Segoe UI Emoji" w:cs="Segoe UI Emoji"/>
+          <w:color w:val="000000" w:themeColor="text1"/>
+        </w:rPr>
+        <w:t>⭐</w:t>
+      </w:r>
+      <w:r>
+        <w:rPr>
+          <w:color w:val="000000" w:themeColor="text1"/>
         </w:rPr>
         <w:t xml:space="preserve"> </w:t>
       </w:r>
@@ -426,13 +426,13 @@
         <w:rPr>
           <w:b/>
           <w:bCs/>
-          <w:color w:val="47D459" w:themeColor="accent3" w:themeTint="99"/>
+          <w:color w:val="000000" w:themeColor="text1"/>
         </w:rPr>
         <w:t>Q9</w:t>
       </w:r>
       <w:r>
         <w:rPr>
-          <w:color w:val="47D459" w:themeColor="accent3" w:themeTint="99"/>
+          <w:color w:val="000000" w:themeColor="text1"/>
         </w:rPr>
         <w:t xml:space="preserve"> A technician tests connectivity between two devices by sending echo requests and receiving echo replies. </w:t>
       </w:r>
@@ -440,7 +440,7 @@
         <w:rPr>
           <w:b/>
           <w:bCs/>
-          <w:color w:val="47D459" w:themeColor="accent3" w:themeTint="99"/>
+          <w:color w:val="000000" w:themeColor="text1"/>
         </w:rPr>
         <w:t>Answer: ICMP (Ping)</w:t>
       </w:r>
@@ -448,19 +448,19 @@
     <w:p>
       <w:pPr>
         <w:rPr>
-          <w:color w:val="47D459" w:themeColor="accent3" w:themeTint="99"/>
-        </w:rPr>
-      </w:pPr>
-      <w:r>
-        <w:rPr>
-          <w:rFonts w:ascii="Segoe UI Emoji" w:hAnsi="Segoe UI Emoji" w:cs="Segoe UI Emoji"/>
-          <w:color w:val="47D459" w:themeColor="accent3" w:themeTint="99"/>
-        </w:rPr>
-        <w:t>⭐</w:t>
-      </w:r>
-      <w:r>
-        <w:rPr>
-          <w:color w:val="47D459" w:themeColor="accent3" w:themeTint="99"/>
+          <w:color w:val="000000" w:themeColor="text1"/>
+        </w:rPr>
+      </w:pPr>
+      <w:r>
+        <w:rPr>
+          <w:rFonts w:ascii="Segoe UI Emoji" w:hAnsi="Segoe UI Emoji" w:cs="Segoe UI Emoji"/>
+          <w:color w:val="000000" w:themeColor="text1"/>
+        </w:rPr>
+        <w:t>⭐</w:t>
+      </w:r>
+      <w:r>
+        <w:rPr>
+          <w:color w:val="000000" w:themeColor="text1"/>
         </w:rPr>
         <w:t xml:space="preserve"> </w:t>
       </w:r>
@@ -468,13 +468,13 @@
         <w:rPr>
           <w:b/>
           <w:bCs/>
-          <w:color w:val="47D459" w:themeColor="accent3" w:themeTint="99"/>
+          <w:color w:val="000000" w:themeColor="text1"/>
         </w:rPr>
         <w:t>Q10</w:t>
       </w:r>
       <w:r>
         <w:rPr>
-          <w:color w:val="47D459" w:themeColor="accent3" w:themeTint="99"/>
+          <w:color w:val="000000" w:themeColor="text1"/>
         </w:rPr>
         <w:t xml:space="preserve"> A secure file transfer is required between two servers using SSH for encryption. </w:t>
       </w:r>
@@ -482,7 +482,7 @@
         <w:rPr>
           <w:b/>
           <w:bCs/>
-          <w:color w:val="47D459" w:themeColor="accent3" w:themeTint="99"/>
+          <w:color w:val="000000" w:themeColor="text1"/>
         </w:rPr>
         <w:t>Answer: SFTP (22)</w:t>
       </w:r>
@@ -492,23 +492,23 @@
         <w:rPr>
           <w:b/>
           <w:bCs/>
-          <w:color w:val="47D459" w:themeColor="accent3" w:themeTint="99"/>
-        </w:rPr>
-      </w:pPr>
-      <w:r>
-        <w:rPr>
-          <w:rFonts w:ascii="Segoe UI Emoji" w:hAnsi="Segoe UI Emoji" w:cs="Segoe UI Emoji"/>
-          <w:b/>
-          <w:bCs/>
-          <w:color w:val="47D459" w:themeColor="accent3" w:themeTint="99"/>
-        </w:rPr>
-        <w:t>⭐</w:t>
-      </w:r>
-      <w:r>
-        <w:rPr>
-          <w:b/>
-          <w:bCs/>
-          <w:color w:val="47D459" w:themeColor="accent3" w:themeTint="99"/>
+          <w:color w:val="000000" w:themeColor="text1"/>
+        </w:rPr>
+      </w:pPr>
+      <w:r>
+        <w:rPr>
+          <w:rFonts w:ascii="Segoe UI Emoji" w:hAnsi="Segoe UI Emoji" w:cs="Segoe UI Emoji"/>
+          <w:b/>
+          <w:bCs/>
+          <w:color w:val="000000" w:themeColor="text1"/>
+        </w:rPr>
+        <w:t>⭐</w:t>
+      </w:r>
+      <w:r>
+        <w:rPr>
+          <w:b/>
+          <w:bCs/>
+          <w:color w:val="000000" w:themeColor="text1"/>
         </w:rPr>
         <w:t xml:space="preserve"> DAY</w:t>
       </w:r>
@@ -516,7 +516,7 @@
         <w:rPr>
           <w:b/>
           <w:bCs/>
-          <w:color w:val="47D459" w:themeColor="accent3" w:themeTint="99"/>
+          <w:color w:val="000000" w:themeColor="text1"/>
         </w:rPr>
         <w:noBreakHyphen/>
         <w:t>2 — Network Devices (100% Exam</w:t>
@@ -525,7 +525,7 @@
         <w:rPr>
           <w:b/>
           <w:bCs/>
-          <w:color w:val="47D459" w:themeColor="accent3" w:themeTint="99"/>
+          <w:color w:val="000000" w:themeColor="text1"/>
         </w:rPr>
         <w:noBreakHyphen/>
         <w:t>Ready)</w:t>
@@ -534,19 +534,19 @@
     <w:p>
       <w:pPr>
         <w:rPr>
-          <w:color w:val="47D459" w:themeColor="accent3" w:themeTint="99"/>
-        </w:rPr>
-      </w:pPr>
-      <w:r>
-        <w:rPr>
-          <w:rFonts w:ascii="Segoe UI Emoji" w:hAnsi="Segoe UI Emoji" w:cs="Segoe UI Emoji"/>
-          <w:color w:val="47D459" w:themeColor="accent3" w:themeTint="99"/>
-        </w:rPr>
-        <w:t>⭐</w:t>
-      </w:r>
-      <w:r>
-        <w:rPr>
-          <w:color w:val="47D459" w:themeColor="accent3" w:themeTint="99"/>
+          <w:color w:val="000000" w:themeColor="text1"/>
+        </w:rPr>
+      </w:pPr>
+      <w:r>
+        <w:rPr>
+          <w:rFonts w:ascii="Segoe UI Emoji" w:hAnsi="Segoe UI Emoji" w:cs="Segoe UI Emoji"/>
+          <w:color w:val="000000" w:themeColor="text1"/>
+        </w:rPr>
+        <w:t>⭐</w:t>
+      </w:r>
+      <w:r>
+        <w:rPr>
+          <w:color w:val="000000" w:themeColor="text1"/>
         </w:rPr>
         <w:t xml:space="preserve"> </w:t>
       </w:r>
@@ -554,13 +554,13 @@
         <w:rPr>
           <w:b/>
           <w:bCs/>
-          <w:color w:val="47D459" w:themeColor="accent3" w:themeTint="99"/>
+          <w:color w:val="000000" w:themeColor="text1"/>
         </w:rPr>
         <w:t>Q1</w:t>
       </w:r>
       <w:r>
         <w:rPr>
-          <w:color w:val="47D459" w:themeColor="accent3" w:themeTint="99"/>
+          <w:color w:val="000000" w:themeColor="text1"/>
         </w:rPr>
         <w:t xml:space="preserve"> A security appliance is placed inline and automatically blocks malicious packets before they reach the internal network. </w:t>
       </w:r>
@@ -568,7 +568,7 @@
         <w:rPr>
           <w:b/>
           <w:bCs/>
-          <w:color w:val="47D459" w:themeColor="accent3" w:themeTint="99"/>
+          <w:color w:val="000000" w:themeColor="text1"/>
         </w:rPr>
         <w:t>Answer: IPS</w:t>
       </w:r>
@@ -576,19 +576,19 @@
     <w:p>
       <w:pPr>
         <w:rPr>
-          <w:color w:val="47D459" w:themeColor="accent3" w:themeTint="99"/>
-        </w:rPr>
-      </w:pPr>
-      <w:r>
-        <w:rPr>
-          <w:rFonts w:ascii="Segoe UI Emoji" w:hAnsi="Segoe UI Emoji" w:cs="Segoe UI Emoji"/>
-          <w:color w:val="47D459" w:themeColor="accent3" w:themeTint="99"/>
-        </w:rPr>
-        <w:t>⭐</w:t>
-      </w:r>
-      <w:r>
-        <w:rPr>
-          <w:color w:val="47D459" w:themeColor="accent3" w:themeTint="99"/>
+          <w:color w:val="000000" w:themeColor="text1"/>
+        </w:rPr>
+      </w:pPr>
+      <w:r>
+        <w:rPr>
+          <w:rFonts w:ascii="Segoe UI Emoji" w:hAnsi="Segoe UI Emoji" w:cs="Segoe UI Emoji"/>
+          <w:color w:val="000000" w:themeColor="text1"/>
+        </w:rPr>
+        <w:t>⭐</w:t>
+      </w:r>
+      <w:r>
+        <w:rPr>
+          <w:color w:val="000000" w:themeColor="text1"/>
         </w:rPr>
         <w:t xml:space="preserve"> </w:t>
       </w:r>
@@ -596,13 +596,13 @@
         <w:rPr>
           <w:b/>
           <w:bCs/>
-          <w:color w:val="47D459" w:themeColor="accent3" w:themeTint="99"/>
+          <w:color w:val="000000" w:themeColor="text1"/>
         </w:rPr>
         <w:t>Q2</w:t>
       </w:r>
       <w:r>
         <w:rPr>
-          <w:color w:val="47D459" w:themeColor="accent3" w:themeTint="99"/>
+          <w:color w:val="000000" w:themeColor="text1"/>
         </w:rPr>
         <w:t xml:space="preserve"> Employees browse the internet, but external websites only see the IP address of a filtering device, not the internal clients. </w:t>
       </w:r>
@@ -610,7 +610,7 @@
         <w:rPr>
           <w:b/>
           <w:bCs/>
-          <w:color w:val="47D459" w:themeColor="accent3" w:themeTint="99"/>
+          <w:color w:val="000000" w:themeColor="text1"/>
         </w:rPr>
         <w:t>Answer: Proxy Server</w:t>
       </w:r>
@@ -618,19 +618,19 @@
     <w:p>
       <w:pPr>
         <w:rPr>
-          <w:color w:val="47D459" w:themeColor="accent3" w:themeTint="99"/>
-        </w:rPr>
-      </w:pPr>
-      <w:r>
-        <w:rPr>
-          <w:rFonts w:ascii="Segoe UI Emoji" w:hAnsi="Segoe UI Emoji" w:cs="Segoe UI Emoji"/>
-          <w:color w:val="47D459" w:themeColor="accent3" w:themeTint="99"/>
-        </w:rPr>
-        <w:t>⭐</w:t>
-      </w:r>
-      <w:r>
-        <w:rPr>
-          <w:color w:val="47D459" w:themeColor="accent3" w:themeTint="99"/>
+          <w:color w:val="000000" w:themeColor="text1"/>
+        </w:rPr>
+      </w:pPr>
+      <w:r>
+        <w:rPr>
+          <w:rFonts w:ascii="Segoe UI Emoji" w:hAnsi="Segoe UI Emoji" w:cs="Segoe UI Emoji"/>
+          <w:color w:val="000000" w:themeColor="text1"/>
+        </w:rPr>
+        <w:t>⭐</w:t>
+      </w:r>
+      <w:r>
+        <w:rPr>
+          <w:color w:val="000000" w:themeColor="text1"/>
         </w:rPr>
         <w:t xml:space="preserve"> </w:t>
       </w:r>
@@ -638,13 +638,13 @@
         <w:rPr>
           <w:b/>
           <w:bCs/>
-          <w:color w:val="47D459" w:themeColor="accent3" w:themeTint="99"/>
+          <w:color w:val="000000" w:themeColor="text1"/>
         </w:rPr>
         <w:t>Q3</w:t>
       </w:r>
       <w:r>
         <w:rPr>
-          <w:color w:val="47D459" w:themeColor="accent3" w:themeTint="99"/>
+          <w:color w:val="000000" w:themeColor="text1"/>
         </w:rPr>
         <w:t xml:space="preserve"> A company wants to distribute incoming web traffic evenly across multiple servers to prevent overload. </w:t>
       </w:r>
@@ -652,7 +652,7 @@
         <w:rPr>
           <w:b/>
           <w:bCs/>
-          <w:color w:val="47D459" w:themeColor="accent3" w:themeTint="99"/>
+          <w:color w:val="000000" w:themeColor="text1"/>
         </w:rPr>
         <w:t>Answer: Load Balancer</w:t>
       </w:r>
@@ -660,20 +660,20 @@
     <w:p>
       <w:pPr>
         <w:rPr>
-          <w:color w:val="47D459" w:themeColor="accent3" w:themeTint="99"/>
-        </w:rPr>
-      </w:pPr>
-      <w:r>
-        <w:rPr>
-          <w:rFonts w:ascii="Segoe UI Emoji" w:hAnsi="Segoe UI Emoji" w:cs="Segoe UI Emoji"/>
-          <w:color w:val="47D459" w:themeColor="accent3" w:themeTint="99"/>
+          <w:color w:val="000000" w:themeColor="text1"/>
+        </w:rPr>
+      </w:pPr>
+      <w:r>
+        <w:rPr>
+          <w:rFonts w:ascii="Segoe UI Emoji" w:hAnsi="Segoe UI Emoji" w:cs="Segoe UI Emoji"/>
+          <w:color w:val="000000" w:themeColor="text1"/>
         </w:rPr>
         <w:lastRenderedPageBreak/>
         <w:t>⭐</w:t>
       </w:r>
       <w:r>
         <w:rPr>
-          <w:color w:val="47D459" w:themeColor="accent3" w:themeTint="99"/>
+          <w:color w:val="000000" w:themeColor="text1"/>
         </w:rPr>
         <w:t xml:space="preserve"> </w:t>
       </w:r>
@@ -681,13 +681,13 @@
         <w:rPr>
           <w:b/>
           <w:bCs/>
-          <w:color w:val="47D459" w:themeColor="accent3" w:themeTint="99"/>
+          <w:color w:val="000000" w:themeColor="text1"/>
         </w:rPr>
         <w:t>Q4</w:t>
       </w:r>
       <w:r>
         <w:rPr>
-          <w:color w:val="47D459" w:themeColor="accent3" w:themeTint="99"/>
+          <w:color w:val="000000" w:themeColor="text1"/>
         </w:rPr>
         <w:t xml:space="preserve"> A web application is being attacked with SQL injection and XSS. A specialized device filters these HTTP requests. </w:t>
       </w:r>
@@ -695,7 +695,7 @@
         <w:rPr>
           <w:b/>
           <w:bCs/>
-          <w:color w:val="47D459" w:themeColor="accent3" w:themeTint="99"/>
+          <w:color w:val="000000" w:themeColor="text1"/>
         </w:rPr>
         <w:t>Answer: WAF</w:t>
       </w:r>
@@ -703,19 +703,19 @@
     <w:p>
       <w:pPr>
         <w:rPr>
-          <w:color w:val="47D459" w:themeColor="accent3" w:themeTint="99"/>
-        </w:rPr>
-      </w:pPr>
-      <w:r>
-        <w:rPr>
-          <w:rFonts w:ascii="Segoe UI Emoji" w:hAnsi="Segoe UI Emoji" w:cs="Segoe UI Emoji"/>
-          <w:color w:val="47D459" w:themeColor="accent3" w:themeTint="99"/>
-        </w:rPr>
-        <w:t>⭐</w:t>
-      </w:r>
-      <w:r>
-        <w:rPr>
-          <w:color w:val="47D459" w:themeColor="accent3" w:themeTint="99"/>
+          <w:color w:val="000000" w:themeColor="text1"/>
+        </w:rPr>
+      </w:pPr>
+      <w:r>
+        <w:rPr>
+          <w:rFonts w:ascii="Segoe UI Emoji" w:hAnsi="Segoe UI Emoji" w:cs="Segoe UI Emoji"/>
+          <w:color w:val="000000" w:themeColor="text1"/>
+        </w:rPr>
+        <w:t>⭐</w:t>
+      </w:r>
+      <w:r>
+        <w:rPr>
+          <w:color w:val="000000" w:themeColor="text1"/>
         </w:rPr>
         <w:t xml:space="preserve"> </w:t>
       </w:r>
@@ -723,13 +723,13 @@
         <w:rPr>
           <w:b/>
           <w:bCs/>
-          <w:color w:val="47D459" w:themeColor="accent3" w:themeTint="99"/>
+          <w:color w:val="000000" w:themeColor="text1"/>
         </w:rPr>
         <w:t>Q5</w:t>
       </w:r>
       <w:r>
         <w:rPr>
-          <w:color w:val="47D459" w:themeColor="accent3" w:themeTint="99"/>
+          <w:color w:val="000000" w:themeColor="text1"/>
         </w:rPr>
         <w:t xml:space="preserve"> A network needs a device that can route traffic between multiple VLANs. </w:t>
       </w:r>
@@ -737,7 +737,7 @@
         <w:rPr>
           <w:b/>
           <w:bCs/>
-          <w:color w:val="47D459" w:themeColor="accent3" w:themeTint="99"/>
+          <w:color w:val="000000" w:themeColor="text1"/>
         </w:rPr>
         <w:t>Answer: Layer</w:t>
       </w:r>
@@ -745,7 +745,7 @@
         <w:rPr>
           <w:b/>
           <w:bCs/>
-          <w:color w:val="47D459" w:themeColor="accent3" w:themeTint="99"/>
+          <w:color w:val="000000" w:themeColor="text1"/>
         </w:rPr>
         <w:noBreakHyphen/>
         <w:t>3 Switch</w:t>
@@ -754,19 +754,19 @@
     <w:p>
       <w:pPr>
         <w:rPr>
-          <w:color w:val="47D459" w:themeColor="accent3" w:themeTint="99"/>
-        </w:rPr>
-      </w:pPr>
-      <w:r>
-        <w:rPr>
-          <w:rFonts w:ascii="Segoe UI Emoji" w:hAnsi="Segoe UI Emoji" w:cs="Segoe UI Emoji"/>
-          <w:color w:val="47D459" w:themeColor="accent3" w:themeTint="99"/>
-        </w:rPr>
-        <w:t>⭐</w:t>
-      </w:r>
-      <w:r>
-        <w:rPr>
-          <w:color w:val="47D459" w:themeColor="accent3" w:themeTint="99"/>
+          <w:color w:val="000000" w:themeColor="text1"/>
+        </w:rPr>
+      </w:pPr>
+      <w:r>
+        <w:rPr>
+          <w:rFonts w:ascii="Segoe UI Emoji" w:hAnsi="Segoe UI Emoji" w:cs="Segoe UI Emoji"/>
+          <w:color w:val="000000" w:themeColor="text1"/>
+        </w:rPr>
+        <w:t>⭐</w:t>
+      </w:r>
+      <w:r>
+        <w:rPr>
+          <w:color w:val="000000" w:themeColor="text1"/>
         </w:rPr>
         <w:t xml:space="preserve"> </w:t>
       </w:r>
@@ -774,13 +774,13 @@
         <w:rPr>
           <w:b/>
           <w:bCs/>
-          <w:color w:val="47D459" w:themeColor="accent3" w:themeTint="99"/>
+          <w:color w:val="000000" w:themeColor="text1"/>
         </w:rPr>
         <w:t>Q6</w:t>
       </w:r>
       <w:r>
         <w:rPr>
-          <w:color w:val="47D459" w:themeColor="accent3" w:themeTint="99"/>
+          <w:color w:val="000000" w:themeColor="text1"/>
         </w:rPr>
         <w:t xml:space="preserve"> Remote employees connect securely to the corporate network using encrypted tunnels. </w:t>
       </w:r>
@@ -788,7 +788,7 @@
         <w:rPr>
           <w:b/>
           <w:bCs/>
-          <w:color w:val="47D459" w:themeColor="accent3" w:themeTint="99"/>
+          <w:color w:val="000000" w:themeColor="text1"/>
         </w:rPr>
         <w:t>Answer: VPN Concentrator</w:t>
       </w:r>
@@ -796,19 +796,19 @@
     <w:p>
       <w:pPr>
         <w:rPr>
-          <w:color w:val="47D459" w:themeColor="accent3" w:themeTint="99"/>
-        </w:rPr>
-      </w:pPr>
-      <w:r>
-        <w:rPr>
-          <w:rFonts w:ascii="Segoe UI Emoji" w:hAnsi="Segoe UI Emoji" w:cs="Segoe UI Emoji"/>
-          <w:color w:val="47D459" w:themeColor="accent3" w:themeTint="99"/>
-        </w:rPr>
-        <w:t>⭐</w:t>
-      </w:r>
-      <w:r>
-        <w:rPr>
-          <w:color w:val="47D459" w:themeColor="accent3" w:themeTint="99"/>
+          <w:color w:val="000000" w:themeColor="text1"/>
+        </w:rPr>
+      </w:pPr>
+      <w:r>
+        <w:rPr>
+          <w:rFonts w:ascii="Segoe UI Emoji" w:hAnsi="Segoe UI Emoji" w:cs="Segoe UI Emoji"/>
+          <w:color w:val="000000" w:themeColor="text1"/>
+        </w:rPr>
+        <w:t>⭐</w:t>
+      </w:r>
+      <w:r>
+        <w:rPr>
+          <w:color w:val="000000" w:themeColor="text1"/>
         </w:rPr>
         <w:t xml:space="preserve"> </w:t>
       </w:r>
@@ -816,13 +816,13 @@
         <w:rPr>
           <w:b/>
           <w:bCs/>
-          <w:color w:val="47D459" w:themeColor="accent3" w:themeTint="99"/>
+          <w:color w:val="000000" w:themeColor="text1"/>
         </w:rPr>
         <w:t>Q7</w:t>
       </w:r>
       <w:r>
         <w:rPr>
-          <w:color w:val="47D459" w:themeColor="accent3" w:themeTint="99"/>
+          <w:color w:val="000000" w:themeColor="text1"/>
         </w:rPr>
         <w:t xml:space="preserve"> A device monitors a copy of network traffic and sends alerts but does NOT block malicious packets. </w:t>
       </w:r>
@@ -830,7 +830,7 @@
         <w:rPr>
           <w:b/>
           <w:bCs/>
-          <w:color w:val="47D459" w:themeColor="accent3" w:themeTint="99"/>
+          <w:color w:val="000000" w:themeColor="text1"/>
         </w:rPr>
         <w:t>Answer: IDS</w:t>
       </w:r>
@@ -838,19 +838,19 @@
     <w:p>
       <w:pPr>
         <w:rPr>
-          <w:color w:val="47D459" w:themeColor="accent3" w:themeTint="99"/>
-        </w:rPr>
-      </w:pPr>
-      <w:r>
-        <w:rPr>
-          <w:rFonts w:ascii="Segoe UI Emoji" w:hAnsi="Segoe UI Emoji" w:cs="Segoe UI Emoji"/>
-          <w:color w:val="47D459" w:themeColor="accent3" w:themeTint="99"/>
-        </w:rPr>
-        <w:t>⭐</w:t>
-      </w:r>
-      <w:r>
-        <w:rPr>
-          <w:color w:val="47D459" w:themeColor="accent3" w:themeTint="99"/>
+          <w:color w:val="000000" w:themeColor="text1"/>
+        </w:rPr>
+      </w:pPr>
+      <w:r>
+        <w:rPr>
+          <w:rFonts w:ascii="Segoe UI Emoji" w:hAnsi="Segoe UI Emoji" w:cs="Segoe UI Emoji"/>
+          <w:color w:val="000000" w:themeColor="text1"/>
+        </w:rPr>
+        <w:t>⭐</w:t>
+      </w:r>
+      <w:r>
+        <w:rPr>
+          <w:color w:val="000000" w:themeColor="text1"/>
         </w:rPr>
         <w:t xml:space="preserve"> </w:t>
       </w:r>
@@ -858,13 +858,13 @@
         <w:rPr>
           <w:b/>
           <w:bCs/>
-          <w:color w:val="47D459" w:themeColor="accent3" w:themeTint="99"/>
+          <w:color w:val="000000" w:themeColor="text1"/>
         </w:rPr>
         <w:t>Q8</w:t>
       </w:r>
       <w:r>
         <w:rPr>
-          <w:color w:val="47D459" w:themeColor="accent3" w:themeTint="99"/>
+          <w:color w:val="000000" w:themeColor="text1"/>
         </w:rPr>
         <w:t xml:space="preserve"> A device forwards packets between different networks using IP addresses. </w:t>
       </w:r>
@@ -872,7 +872,7 @@
         <w:rPr>
           <w:b/>
           <w:bCs/>
-          <w:color w:val="47D459" w:themeColor="accent3" w:themeTint="99"/>
+          <w:color w:val="000000" w:themeColor="text1"/>
         </w:rPr>
         <w:t>Answer: Router</w:t>
       </w:r>
@@ -882,23 +882,23 @@
         <w:rPr>
           <w:b/>
           <w:bCs/>
-          <w:color w:val="47D459" w:themeColor="accent3" w:themeTint="99"/>
-        </w:rPr>
-      </w:pPr>
-      <w:r>
-        <w:rPr>
-          <w:rFonts w:ascii="Segoe UI Emoji" w:hAnsi="Segoe UI Emoji" w:cs="Segoe UI Emoji"/>
-          <w:b/>
-          <w:bCs/>
-          <w:color w:val="47D459" w:themeColor="accent3" w:themeTint="99"/>
-        </w:rPr>
-        <w:t>⭐</w:t>
-      </w:r>
-      <w:r>
-        <w:rPr>
-          <w:b/>
-          <w:bCs/>
-          <w:color w:val="47D459" w:themeColor="accent3" w:themeTint="99"/>
+          <w:color w:val="000000" w:themeColor="text1"/>
+        </w:rPr>
+      </w:pPr>
+      <w:r>
+        <w:rPr>
+          <w:rFonts w:ascii="Segoe UI Emoji" w:hAnsi="Segoe UI Emoji" w:cs="Segoe UI Emoji"/>
+          <w:b/>
+          <w:bCs/>
+          <w:color w:val="000000" w:themeColor="text1"/>
+        </w:rPr>
+        <w:t>⭐</w:t>
+      </w:r>
+      <w:r>
+        <w:rPr>
+          <w:b/>
+          <w:bCs/>
+          <w:color w:val="000000" w:themeColor="text1"/>
         </w:rPr>
         <w:t xml:space="preserve"> DAY</w:t>
       </w:r>
@@ -906,7 +906,7 @@
         <w:rPr>
           <w:b/>
           <w:bCs/>
-          <w:color w:val="47D459" w:themeColor="accent3" w:themeTint="99"/>
+          <w:color w:val="000000" w:themeColor="text1"/>
         </w:rPr>
         <w:noBreakHyphen/>
         <w:t>3 — Secure Network Design (100% Exam</w:t>
@@ -915,7 +915,7 @@
         <w:rPr>
           <w:b/>
           <w:bCs/>
-          <w:color w:val="47D459" w:themeColor="accent3" w:themeTint="99"/>
+          <w:color w:val="000000" w:themeColor="text1"/>
         </w:rPr>
         <w:noBreakHyphen/>
         <w:t>Ready)</w:t>
@@ -924,19 +924,19 @@
     <w:p>
       <w:pPr>
         <w:rPr>
-          <w:color w:val="47D459" w:themeColor="accent3" w:themeTint="99"/>
-        </w:rPr>
-      </w:pPr>
-      <w:r>
-        <w:rPr>
-          <w:rFonts w:ascii="Segoe UI Emoji" w:hAnsi="Segoe UI Emoji" w:cs="Segoe UI Emoji"/>
-          <w:color w:val="47D459" w:themeColor="accent3" w:themeTint="99"/>
-        </w:rPr>
-        <w:t>⭐</w:t>
-      </w:r>
-      <w:r>
-        <w:rPr>
-          <w:color w:val="47D459" w:themeColor="accent3" w:themeTint="99"/>
+          <w:color w:val="000000" w:themeColor="text1"/>
+        </w:rPr>
+      </w:pPr>
+      <w:r>
+        <w:rPr>
+          <w:rFonts w:ascii="Segoe UI Emoji" w:hAnsi="Segoe UI Emoji" w:cs="Segoe UI Emoji"/>
+          <w:color w:val="000000" w:themeColor="text1"/>
+        </w:rPr>
+        <w:t>⭐</w:t>
+      </w:r>
+      <w:r>
+        <w:rPr>
+          <w:color w:val="000000" w:themeColor="text1"/>
         </w:rPr>
         <w:t xml:space="preserve"> </w:t>
       </w:r>
@@ -944,19 +944,19 @@
         <w:rPr>
           <w:b/>
           <w:bCs/>
-          <w:color w:val="47D459" w:themeColor="accent3" w:themeTint="99"/>
+          <w:color w:val="000000" w:themeColor="text1"/>
         </w:rPr>
         <w:t>Q1</w:t>
       </w:r>
       <w:r>
         <w:rPr>
-          <w:color w:val="47D459" w:themeColor="accent3" w:themeTint="99"/>
+          <w:color w:val="000000" w:themeColor="text1"/>
         </w:rPr>
         <w:t xml:space="preserve"> A public</w:t>
       </w:r>
       <w:r>
         <w:rPr>
-          <w:color w:val="47D459" w:themeColor="accent3" w:themeTint="99"/>
+          <w:color w:val="000000" w:themeColor="text1"/>
         </w:rPr>
         <w:noBreakHyphen/>
         <w:t xml:space="preserve">facing web server must be reachable from the internet but isolated from internal systems. </w:t>
@@ -965,7 +965,7 @@
         <w:rPr>
           <w:b/>
           <w:bCs/>
-          <w:color w:val="47D459" w:themeColor="accent3" w:themeTint="99"/>
+          <w:color w:val="000000" w:themeColor="text1"/>
         </w:rPr>
         <w:t>Answer: DMZ</w:t>
       </w:r>
@@ -973,19 +973,19 @@
     <w:p>
       <w:pPr>
         <w:rPr>
-          <w:color w:val="47D459" w:themeColor="accent3" w:themeTint="99"/>
-        </w:rPr>
-      </w:pPr>
-      <w:r>
-        <w:rPr>
-          <w:rFonts w:ascii="Segoe UI Emoji" w:hAnsi="Segoe UI Emoji" w:cs="Segoe UI Emoji"/>
-          <w:color w:val="47D459" w:themeColor="accent3" w:themeTint="99"/>
-        </w:rPr>
-        <w:t>⭐</w:t>
-      </w:r>
-      <w:r>
-        <w:rPr>
-          <w:color w:val="47D459" w:themeColor="accent3" w:themeTint="99"/>
+          <w:color w:val="000000" w:themeColor="text1"/>
+        </w:rPr>
+      </w:pPr>
+      <w:r>
+        <w:rPr>
+          <w:rFonts w:ascii="Segoe UI Emoji" w:hAnsi="Segoe UI Emoji" w:cs="Segoe UI Emoji"/>
+          <w:color w:val="000000" w:themeColor="text1"/>
+        </w:rPr>
+        <w:t>⭐</w:t>
+      </w:r>
+      <w:r>
+        <w:rPr>
+          <w:color w:val="000000" w:themeColor="text1"/>
         </w:rPr>
         <w:t xml:space="preserve"> </w:t>
       </w:r>
@@ -993,13 +993,13 @@
         <w:rPr>
           <w:b/>
           <w:bCs/>
-          <w:color w:val="47D459" w:themeColor="accent3" w:themeTint="99"/>
+          <w:color w:val="000000" w:themeColor="text1"/>
         </w:rPr>
         <w:t>Q2</w:t>
       </w:r>
       <w:r>
         <w:rPr>
-          <w:color w:val="47D459" w:themeColor="accent3" w:themeTint="99"/>
+          <w:color w:val="000000" w:themeColor="text1"/>
         </w:rPr>
         <w:t xml:space="preserve"> A company wants to separate HR, Finance, and Guest networks to improve security and reduce broadcast traffic. </w:t>
       </w:r>
@@ -1007,7 +1007,7 @@
         <w:rPr>
           <w:b/>
           <w:bCs/>
-          <w:color w:val="47D459" w:themeColor="accent3" w:themeTint="99"/>
+          <w:color w:val="000000" w:themeColor="text1"/>
         </w:rPr>
         <w:t>Answer: VLANs</w:t>
       </w:r>
@@ -1015,19 +1015,19 @@
     <w:p>
       <w:pPr>
         <w:rPr>
-          <w:color w:val="47D459" w:themeColor="accent3" w:themeTint="99"/>
-        </w:rPr>
-      </w:pPr>
-      <w:r>
-        <w:rPr>
-          <w:rFonts w:ascii="Segoe UI Emoji" w:hAnsi="Segoe UI Emoji" w:cs="Segoe UI Emoji"/>
-          <w:color w:val="47D459" w:themeColor="accent3" w:themeTint="99"/>
-        </w:rPr>
-        <w:t>⭐</w:t>
-      </w:r>
-      <w:r>
-        <w:rPr>
-          <w:color w:val="47D459" w:themeColor="accent3" w:themeTint="99"/>
+          <w:color w:val="000000" w:themeColor="text1"/>
+        </w:rPr>
+      </w:pPr>
+      <w:r>
+        <w:rPr>
+          <w:rFonts w:ascii="Segoe UI Emoji" w:hAnsi="Segoe UI Emoji" w:cs="Segoe UI Emoji"/>
+          <w:color w:val="000000" w:themeColor="text1"/>
+        </w:rPr>
+        <w:t>⭐</w:t>
+      </w:r>
+      <w:r>
+        <w:rPr>
+          <w:color w:val="000000" w:themeColor="text1"/>
         </w:rPr>
         <w:t xml:space="preserve"> </w:t>
       </w:r>
@@ -1035,13 +1035,13 @@
         <w:rPr>
           <w:b/>
           <w:bCs/>
-          <w:color w:val="47D459" w:themeColor="accent3" w:themeTint="99"/>
+          <w:color w:val="000000" w:themeColor="text1"/>
         </w:rPr>
         <w:t>Q3</w:t>
       </w:r>
       <w:r>
         <w:rPr>
-          <w:color w:val="47D459" w:themeColor="accent3" w:themeTint="99"/>
+          <w:color w:val="000000" w:themeColor="text1"/>
         </w:rPr>
         <w:t xml:space="preserve"> Security analysts deploy a fake vulnerable server to attract attackers and study their behavior. </w:t>
       </w:r>
@@ -1049,7 +1049,7 @@
         <w:rPr>
           <w:b/>
           <w:bCs/>
-          <w:color w:val="47D459" w:themeColor="accent3" w:themeTint="99"/>
+          <w:color w:val="000000" w:themeColor="text1"/>
         </w:rPr>
         <w:t>Answer: Honeypot</w:t>
       </w:r>
@@ -1057,19 +1057,19 @@
     <w:p>
       <w:pPr>
         <w:rPr>
-          <w:color w:val="47D459" w:themeColor="accent3" w:themeTint="99"/>
-        </w:rPr>
-      </w:pPr>
-      <w:r>
-        <w:rPr>
-          <w:rFonts w:ascii="Segoe UI Emoji" w:hAnsi="Segoe UI Emoji" w:cs="Segoe UI Emoji"/>
-          <w:color w:val="47D459" w:themeColor="accent3" w:themeTint="99"/>
-        </w:rPr>
-        <w:t>⭐</w:t>
-      </w:r>
-      <w:r>
-        <w:rPr>
-          <w:color w:val="47D459" w:themeColor="accent3" w:themeTint="99"/>
+          <w:color w:val="000000" w:themeColor="text1"/>
+        </w:rPr>
+      </w:pPr>
+      <w:r>
+        <w:rPr>
+          <w:rFonts w:ascii="Segoe UI Emoji" w:hAnsi="Segoe UI Emoji" w:cs="Segoe UI Emoji"/>
+          <w:color w:val="000000" w:themeColor="text1"/>
+        </w:rPr>
+        <w:t>⭐</w:t>
+      </w:r>
+      <w:r>
+        <w:rPr>
+          <w:color w:val="000000" w:themeColor="text1"/>
         </w:rPr>
         <w:t xml:space="preserve"> </w:t>
       </w:r>
@@ -1077,13 +1077,13 @@
         <w:rPr>
           <w:b/>
           <w:bCs/>
-          <w:color w:val="47D459" w:themeColor="accent3" w:themeTint="99"/>
+          <w:color w:val="000000" w:themeColor="text1"/>
         </w:rPr>
         <w:t>Q4</w:t>
       </w:r>
       <w:r>
         <w:rPr>
-          <w:color w:val="47D459" w:themeColor="accent3" w:themeTint="99"/>
+          <w:color w:val="000000" w:themeColor="text1"/>
         </w:rPr>
         <w:t xml:space="preserve"> A critical industrial control system is completely disconnected from all networks for maximum security. </w:t>
       </w:r>
@@ -1091,7 +1091,7 @@
         <w:rPr>
           <w:b/>
           <w:bCs/>
-          <w:color w:val="47D459" w:themeColor="accent3" w:themeTint="99"/>
+          <w:color w:val="000000" w:themeColor="text1"/>
         </w:rPr>
         <w:t>Answer: Air Gap</w:t>
       </w:r>
@@ -1099,19 +1099,19 @@
     <w:p>
       <w:pPr>
         <w:rPr>
-          <w:color w:val="47D459" w:themeColor="accent3" w:themeTint="99"/>
-        </w:rPr>
-      </w:pPr>
-      <w:r>
-        <w:rPr>
-          <w:rFonts w:ascii="Segoe UI Emoji" w:hAnsi="Segoe UI Emoji" w:cs="Segoe UI Emoji"/>
-          <w:color w:val="47D459" w:themeColor="accent3" w:themeTint="99"/>
-        </w:rPr>
-        <w:t>⭐</w:t>
-      </w:r>
-      <w:r>
-        <w:rPr>
-          <w:color w:val="47D459" w:themeColor="accent3" w:themeTint="99"/>
+          <w:color w:val="000000" w:themeColor="text1"/>
+        </w:rPr>
+      </w:pPr>
+      <w:r>
+        <w:rPr>
+          <w:rFonts w:ascii="Segoe UI Emoji" w:hAnsi="Segoe UI Emoji" w:cs="Segoe UI Emoji"/>
+          <w:color w:val="000000" w:themeColor="text1"/>
+        </w:rPr>
+        <w:t>⭐</w:t>
+      </w:r>
+      <w:r>
+        <w:rPr>
+          <w:color w:val="000000" w:themeColor="text1"/>
         </w:rPr>
         <w:t xml:space="preserve"> </w:t>
       </w:r>
@@ -1119,13 +1119,13 @@
         <w:rPr>
           <w:b/>
           <w:bCs/>
-          <w:color w:val="47D459" w:themeColor="accent3" w:themeTint="99"/>
+          <w:color w:val="000000" w:themeColor="text1"/>
         </w:rPr>
         <w:t>Q5</w:t>
       </w:r>
       <w:r>
         <w:rPr>
-          <w:color w:val="47D459" w:themeColor="accent3" w:themeTint="99"/>
+          <w:color w:val="000000" w:themeColor="text1"/>
         </w:rPr>
         <w:t xml:space="preserve"> Administrators must connect through a single hardened system before accessing sensitive servers. </w:t>
       </w:r>
@@ -1133,7 +1133,7 @@
         <w:rPr>
           <w:b/>
           <w:bCs/>
-          <w:color w:val="47D459" w:themeColor="accent3" w:themeTint="99"/>
+          <w:color w:val="000000" w:themeColor="text1"/>
         </w:rPr>
         <w:t>Answer: Jump Server</w:t>
       </w:r>
@@ -1141,19 +1141,19 @@
     <w:p>
       <w:pPr>
         <w:rPr>
-          <w:color w:val="47D459" w:themeColor="accent3" w:themeTint="99"/>
-        </w:rPr>
-      </w:pPr>
-      <w:r>
-        <w:rPr>
-          <w:rFonts w:ascii="Segoe UI Emoji" w:hAnsi="Segoe UI Emoji" w:cs="Segoe UI Emoji"/>
-          <w:color w:val="47D459" w:themeColor="accent3" w:themeTint="99"/>
-        </w:rPr>
-        <w:t>⭐</w:t>
-      </w:r>
-      <w:r>
-        <w:rPr>
-          <w:color w:val="47D459" w:themeColor="accent3" w:themeTint="99"/>
+          <w:color w:val="000000" w:themeColor="text1"/>
+        </w:rPr>
+      </w:pPr>
+      <w:r>
+        <w:rPr>
+          <w:rFonts w:ascii="Segoe UI Emoji" w:hAnsi="Segoe UI Emoji" w:cs="Segoe UI Emoji"/>
+          <w:color w:val="000000" w:themeColor="text1"/>
+        </w:rPr>
+        <w:t>⭐</w:t>
+      </w:r>
+      <w:r>
+        <w:rPr>
+          <w:color w:val="000000" w:themeColor="text1"/>
         </w:rPr>
         <w:t xml:space="preserve"> </w:t>
       </w:r>
@@ -1161,13 +1161,13 @@
         <w:rPr>
           <w:b/>
           <w:bCs/>
-          <w:color w:val="47D459" w:themeColor="accent3" w:themeTint="99"/>
+          <w:color w:val="000000" w:themeColor="text1"/>
         </w:rPr>
         <w:t>Q6</w:t>
       </w:r>
       <w:r>
         <w:rPr>
-          <w:color w:val="47D459" w:themeColor="accent3" w:themeTint="99"/>
+          <w:color w:val="000000" w:themeColor="text1"/>
         </w:rPr>
         <w:t xml:space="preserve"> A company adopts a model where no device or user is trusted by default, even inside the network. </w:t>
       </w:r>
@@ -1175,7 +1175,7 @@
         <w:rPr>
           <w:b/>
           <w:bCs/>
-          <w:color w:val="47D459" w:themeColor="accent3" w:themeTint="99"/>
+          <w:color w:val="000000" w:themeColor="text1"/>
         </w:rPr>
         <w:t>Answer: Zero Trust</w:t>
       </w:r>
@@ -1183,19 +1183,19 @@
     <w:p>
       <w:pPr>
         <w:rPr>
-          <w:color w:val="47D459" w:themeColor="accent3" w:themeTint="99"/>
-        </w:rPr>
-      </w:pPr>
-      <w:r>
-        <w:rPr>
-          <w:rFonts w:ascii="Segoe UI Emoji" w:hAnsi="Segoe UI Emoji" w:cs="Segoe UI Emoji"/>
-          <w:color w:val="47D459" w:themeColor="accent3" w:themeTint="99"/>
-        </w:rPr>
-        <w:t>⭐</w:t>
-      </w:r>
-      <w:r>
-        <w:rPr>
-          <w:color w:val="47D459" w:themeColor="accent3" w:themeTint="99"/>
+          <w:color w:val="000000" w:themeColor="text1"/>
+        </w:rPr>
+      </w:pPr>
+      <w:r>
+        <w:rPr>
+          <w:rFonts w:ascii="Segoe UI Emoji" w:hAnsi="Segoe UI Emoji" w:cs="Segoe UI Emoji"/>
+          <w:color w:val="000000" w:themeColor="text1"/>
+        </w:rPr>
+        <w:t>⭐</w:t>
+      </w:r>
+      <w:r>
+        <w:rPr>
+          <w:color w:val="000000" w:themeColor="text1"/>
         </w:rPr>
         <w:t xml:space="preserve"> </w:t>
       </w:r>
@@ -1203,13 +1203,13 @@
         <w:rPr>
           <w:b/>
           <w:bCs/>
-          <w:color w:val="47D459" w:themeColor="accent3" w:themeTint="99"/>
+          <w:color w:val="000000" w:themeColor="text1"/>
         </w:rPr>
         <w:t>Q7</w:t>
       </w:r>
       <w:r>
         <w:rPr>
-          <w:color w:val="47D459" w:themeColor="accent3" w:themeTint="99"/>
+          <w:color w:val="000000" w:themeColor="text1"/>
         </w:rPr>
         <w:t xml:space="preserve"> A firewall hides internal IP addresses by translating them to a single public IP. </w:t>
       </w:r>
@@ -1217,7 +1217,7 @@
         <w:rPr>
           <w:b/>
           <w:bCs/>
-          <w:color w:val="47D459" w:themeColor="accent3" w:themeTint="99"/>
+          <w:color w:val="000000" w:themeColor="text1"/>
         </w:rPr>
         <w:t>Answer: NAT/PAT</w:t>
       </w:r>
@@ -1227,36 +1227,31 @@
         <w:rPr>
           <w:b/>
           <w:bCs/>
-        </w:rPr>
-      </w:pPr>
-      <w:r>
-        <w:rPr>
-          <w:rFonts w:ascii="Segoe UI Emoji" w:hAnsi="Segoe UI Emoji" w:cs="Segoe UI Emoji"/>
-          <w:b/>
-          <w:bCs/>
-        </w:rPr>
-        <w:t>⭐</w:t>
-      </w:r>
-      <w:r>
-        <w:rPr>
-          <w:b/>
-          <w:bCs/>
-        </w:rPr>
-        <w:t xml:space="preserve"> </w:t>
-      </w:r>
-      <w:r>
-        <w:rPr>
-          <w:b/>
-          <w:bCs/>
-          <w:color w:val="47D459" w:themeColor="accent3" w:themeTint="99"/>
-        </w:rPr>
-        <w:t>DAY</w:t>
-      </w:r>
-      <w:r>
-        <w:rPr>
-          <w:b/>
-          <w:bCs/>
-          <w:color w:val="47D459" w:themeColor="accent3" w:themeTint="99"/>
+          <w:color w:val="000000" w:themeColor="text1"/>
+        </w:rPr>
+      </w:pPr>
+      <w:r>
+        <w:rPr>
+          <w:rFonts w:ascii="Segoe UI Emoji" w:hAnsi="Segoe UI Emoji" w:cs="Segoe UI Emoji"/>
+          <w:b/>
+          <w:bCs/>
+          <w:color w:val="000000" w:themeColor="text1"/>
+        </w:rPr>
+        <w:t>⭐</w:t>
+      </w:r>
+      <w:r>
+        <w:rPr>
+          <w:b/>
+          <w:bCs/>
+          <w:color w:val="000000" w:themeColor="text1"/>
+        </w:rPr>
+        <w:t xml:space="preserve"> DAY</w:t>
+      </w:r>
+      <w:r>
+        <w:rPr>
+          <w:b/>
+          <w:bCs/>
+          <w:color w:val="000000" w:themeColor="text1"/>
         </w:rPr>
         <w:noBreakHyphen/>
         <w:t>4 — Wireless Security (100% Exam</w:t>
@@ -1265,41 +1260,48 @@
         <w:rPr>
           <w:b/>
           <w:bCs/>
-          <w:color w:val="47D459" w:themeColor="accent3" w:themeTint="99"/>
+          <w:color w:val="000000" w:themeColor="text1"/>
         </w:rPr>
         <w:noBreakHyphen/>
         <w:t>Ready)</w:t>
       </w:r>
     </w:p>
     <w:p>
-      <w:r>
-        <w:rPr>
-          <w:rFonts w:ascii="Segoe UI Emoji" w:hAnsi="Segoe UI Emoji" w:cs="Segoe UI Emoji"/>
-        </w:rPr>
-        <w:t>⭐</w:t>
-      </w:r>
-      <w:r>
+      <w:pPr>
+        <w:rPr>
+          <w:color w:val="000000" w:themeColor="text1"/>
+        </w:rPr>
+      </w:pPr>
+      <w:r>
+        <w:rPr>
+          <w:rFonts w:ascii="Segoe UI Emoji" w:hAnsi="Segoe UI Emoji" w:cs="Segoe UI Emoji"/>
+          <w:color w:val="000000" w:themeColor="text1"/>
+        </w:rPr>
+        <w:t>⭐</w:t>
+      </w:r>
+      <w:r>
+        <w:rPr>
+          <w:color w:val="000000" w:themeColor="text1"/>
+        </w:rPr>
         <w:t xml:space="preserve"> </w:t>
       </w:r>
       <w:r>
         <w:rPr>
           <w:b/>
           <w:bCs/>
+          <w:color w:val="000000" w:themeColor="text1"/>
         </w:rPr>
         <w:t>Q1</w:t>
       </w:r>
       <w:r>
-        <w:t xml:space="preserve"> </w:t>
-      </w:r>
-      <w:r>
-        <w:rPr>
-          <w:color w:val="47D459" w:themeColor="accent3" w:themeTint="99"/>
-        </w:rPr>
-        <w:t>An attacker sets up a Wi</w:t>
-      </w:r>
-      <w:r>
-        <w:rPr>
-          <w:color w:val="47D459" w:themeColor="accent3" w:themeTint="99"/>
+        <w:rPr>
+          <w:color w:val="000000" w:themeColor="text1"/>
+        </w:rPr>
+        <w:t xml:space="preserve"> An attacker sets up a Wi</w:t>
+      </w:r>
+      <w:r>
+        <w:rPr>
+          <w:color w:val="000000" w:themeColor="text1"/>
         </w:rPr>
         <w:noBreakHyphen/>
         <w:t xml:space="preserve">Fi network with the same SSID as the company’s legitimate network to trick users into connecting. </w:t>
@@ -1308,7 +1310,7 @@
         <w:rPr>
           <w:b/>
           <w:bCs/>
-          <w:color w:val="47D459" w:themeColor="accent3" w:themeTint="99"/>
+          <w:color w:val="000000" w:themeColor="text1"/>
         </w:rPr>
         <w:t>Answer: Evil Twin</w:t>
       </w:r>

--- a/Week 1/sheets/week 1.docx
+++ b/Week 1/sheets/week 1.docx
@@ -3170,20 +3170,23 @@
         <w:rPr>
           <w:b/>
           <w:bCs/>
-        </w:rPr>
-      </w:pPr>
-      <w:r>
-        <w:rPr>
-          <w:rFonts w:ascii="Segoe UI Emoji" w:hAnsi="Segoe UI Emoji" w:cs="Segoe UI Emoji"/>
-          <w:b/>
-          <w:bCs/>
-        </w:rPr>
-        <w:t>⭐</w:t>
-      </w:r>
-      <w:r>
-        <w:rPr>
-          <w:b/>
-          <w:bCs/>
+          <w:color w:val="47D459" w:themeColor="accent3" w:themeTint="99"/>
+        </w:rPr>
+      </w:pPr>
+      <w:r>
+        <w:rPr>
+          <w:rFonts w:ascii="Segoe UI Emoji" w:hAnsi="Segoe UI Emoji" w:cs="Segoe UI Emoji"/>
+          <w:b/>
+          <w:bCs/>
+          <w:color w:val="47D459" w:themeColor="accent3" w:themeTint="99"/>
+        </w:rPr>
+        <w:t>⭐</w:t>
+      </w:r>
+      <w:r>
+        <w:rPr>
+          <w:b/>
+          <w:bCs/>
+          <w:color w:val="47D459" w:themeColor="accent3" w:themeTint="99"/>
         </w:rPr>
         <w:t xml:space="preserve"> Q3 A company assigns permissions based on job roles (HR, Finance, IT). Answer: RBAC</w:t>
       </w:r>
@@ -3193,20 +3196,23 @@
         <w:rPr>
           <w:b/>
           <w:bCs/>
-        </w:rPr>
-      </w:pPr>
-      <w:r>
-        <w:rPr>
-          <w:rFonts w:ascii="Segoe UI Emoji" w:hAnsi="Segoe UI Emoji" w:cs="Segoe UI Emoji"/>
-          <w:b/>
-          <w:bCs/>
-        </w:rPr>
-        <w:t>⭐</w:t>
-      </w:r>
-      <w:r>
-        <w:rPr>
-          <w:b/>
-          <w:bCs/>
+          <w:color w:val="47D459" w:themeColor="accent3" w:themeTint="99"/>
+        </w:rPr>
+      </w:pPr>
+      <w:r>
+        <w:rPr>
+          <w:rFonts w:ascii="Segoe UI Emoji" w:hAnsi="Segoe UI Emoji" w:cs="Segoe UI Emoji"/>
+          <w:b/>
+          <w:bCs/>
+          <w:color w:val="47D459" w:themeColor="accent3" w:themeTint="99"/>
+        </w:rPr>
+        <w:t>⭐</w:t>
+      </w:r>
+      <w:r>
+        <w:rPr>
+          <w:b/>
+          <w:bCs/>
+          <w:color w:val="47D459" w:themeColor="accent3" w:themeTint="99"/>
         </w:rPr>
         <w:t xml:space="preserve"> Q4 A network device uses a centralized authentication server for admin logins. Answer: TACACS+</w:t>
       </w:r>

--- a/Week 1/sheets/week 1.docx
+++ b/Week 1/sheets/week 1.docx
@@ -231,7 +231,7 @@
     <w:p>
       <w:pPr>
         <w:rPr>
-          <w:color w:val="000000" w:themeColor="text1"/>
+          <w:color w:val="84E290" w:themeColor="accent3" w:themeTint="66"/>
         </w:rPr>
       </w:pPr>
       <w:r>
@@ -265,7 +265,7 @@
         <w:rPr>
           <w:b/>
           <w:bCs/>
-          <w:color w:val="000000" w:themeColor="text1"/>
+          <w:color w:val="84E290" w:themeColor="accent3" w:themeTint="66"/>
         </w:rPr>
         <w:t>Answer: UDP</w:t>
       </w:r>
@@ -273,19 +273,19 @@
     <w:p>
       <w:pPr>
         <w:rPr>
-          <w:color w:val="000000" w:themeColor="text1"/>
-        </w:rPr>
-      </w:pPr>
-      <w:r>
-        <w:rPr>
-          <w:rFonts w:ascii="Segoe UI Emoji" w:hAnsi="Segoe UI Emoji" w:cs="Segoe UI Emoji"/>
-          <w:color w:val="000000" w:themeColor="text1"/>
-        </w:rPr>
-        <w:t>⭐</w:t>
-      </w:r>
-      <w:r>
-        <w:rPr>
-          <w:color w:val="000000" w:themeColor="text1"/>
+          <w:color w:val="84E290" w:themeColor="accent3" w:themeTint="66"/>
+        </w:rPr>
+      </w:pPr>
+      <w:r>
+        <w:rPr>
+          <w:rFonts w:ascii="Segoe UI Emoji" w:hAnsi="Segoe UI Emoji" w:cs="Segoe UI Emoji"/>
+          <w:color w:val="84E290" w:themeColor="accent3" w:themeTint="66"/>
+        </w:rPr>
+        <w:t>⭐</w:t>
+      </w:r>
+      <w:r>
+        <w:rPr>
+          <w:color w:val="84E290" w:themeColor="accent3" w:themeTint="66"/>
         </w:rPr>
         <w:t xml:space="preserve"> </w:t>
       </w:r>
@@ -293,19 +293,19 @@
         <w:rPr>
           <w:b/>
           <w:bCs/>
-          <w:color w:val="000000" w:themeColor="text1"/>
+          <w:color w:val="84E290" w:themeColor="accent3" w:themeTint="66"/>
         </w:rPr>
         <w:t>Q6</w:t>
       </w:r>
       <w:r>
         <w:rPr>
-          <w:color w:val="000000" w:themeColor="text1"/>
+          <w:color w:val="84E290" w:themeColor="accent3" w:themeTint="66"/>
         </w:rPr>
         <w:t xml:space="preserve"> A user visits a non</w:t>
       </w:r>
       <w:r>
         <w:rPr>
-          <w:color w:val="000000" w:themeColor="text1"/>
+          <w:color w:val="84E290" w:themeColor="accent3" w:themeTint="66"/>
         </w:rPr>
         <w:noBreakHyphen/>
         <w:t xml:space="preserve">secure website. The browser does not show a padlock, and the connection is unencrypted. </w:t>
@@ -314,7 +314,7 @@
         <w:rPr>
           <w:b/>
           <w:bCs/>
-          <w:color w:val="000000" w:themeColor="text1"/>
+          <w:color w:val="84E290" w:themeColor="accent3" w:themeTint="66"/>
         </w:rPr>
         <w:t>Answer: HTTP (80)</w:t>
       </w:r>
@@ -328,13 +328,13 @@
       <w:r>
         <w:rPr>
           <w:rFonts w:ascii="Segoe UI Emoji" w:hAnsi="Segoe UI Emoji" w:cs="Segoe UI Emoji"/>
-          <w:color w:val="000000" w:themeColor="text1"/>
-        </w:rPr>
-        <w:t>⭐</w:t>
-      </w:r>
-      <w:r>
-        <w:rPr>
-          <w:color w:val="000000" w:themeColor="text1"/>
+          <w:color w:val="84E290" w:themeColor="accent3" w:themeTint="66"/>
+        </w:rPr>
+        <w:t>⭐</w:t>
+      </w:r>
+      <w:r>
+        <w:rPr>
+          <w:color w:val="84E290" w:themeColor="accent3" w:themeTint="66"/>
         </w:rPr>
         <w:t xml:space="preserve"> </w:t>
       </w:r>
@@ -342,15 +342,21 @@
         <w:rPr>
           <w:b/>
           <w:bCs/>
-          <w:color w:val="000000" w:themeColor="text1"/>
+          <w:color w:val="84E290" w:themeColor="accent3" w:themeTint="66"/>
         </w:rPr>
         <w:t>Q7</w:t>
       </w:r>
       <w:r>
         <w:rPr>
-          <w:color w:val="000000" w:themeColor="text1"/>
-        </w:rPr>
-        <w:t xml:space="preserve"> A system uploads and downloads files using an unencrypted file transfer protocol. Credentials are sent in cleartext. </w:t>
+          <w:color w:val="84E290" w:themeColor="accent3" w:themeTint="66"/>
+        </w:rPr>
+        <w:t xml:space="preserve"> A system uploads and downloads files using </w:t>
+      </w:r>
+      <w:r>
+        <w:rPr>
+          <w:color w:val="000000" w:themeColor="text1"/>
+        </w:rPr>
+        <w:t xml:space="preserve">an unencrypted file transfer protocol. Credentials are sent in cleartext. </w:t>
       </w:r>
       <w:r>
         <w:rPr>

--- a/Week 1/sheets/week 1.docx
+++ b/Week 1/sheets/week 1.docx
@@ -979,7 +979,7 @@
     <w:p>
       <w:pPr>
         <w:rPr>
-          <w:color w:val="000000" w:themeColor="text1"/>
+          <w:color w:val="47D459" w:themeColor="accent3" w:themeTint="99"/>
         </w:rPr>
       </w:pPr>
       <w:r>
@@ -1007,13 +1007,19 @@
         <w:rPr>
           <w:color w:val="000000" w:themeColor="text1"/>
         </w:rPr>
-        <w:t xml:space="preserve"> A company wants to separate HR, Finance, and Guest networks to improve security and reduce broadcast traffic. </w:t>
-      </w:r>
-      <w:r>
-        <w:rPr>
-          <w:b/>
-          <w:bCs/>
-          <w:color w:val="000000" w:themeColor="text1"/>
+        <w:t xml:space="preserve"> A company wants to separate HR, Finance, and Guest networks to improve security </w:t>
+      </w:r>
+      <w:r>
+        <w:rPr>
+          <w:color w:val="47D459" w:themeColor="accent3" w:themeTint="99"/>
+        </w:rPr>
+        <w:t xml:space="preserve">and reduce broadcast traffic. </w:t>
+      </w:r>
+      <w:r>
+        <w:rPr>
+          <w:b/>
+          <w:bCs/>
+          <w:color w:val="47D459" w:themeColor="accent3" w:themeTint="99"/>
         </w:rPr>
         <w:t>Answer: VLANs</w:t>
       </w:r>
@@ -1021,19 +1027,19 @@
     <w:p>
       <w:pPr>
         <w:rPr>
-          <w:color w:val="000000" w:themeColor="text1"/>
-        </w:rPr>
-      </w:pPr>
-      <w:r>
-        <w:rPr>
-          <w:rFonts w:ascii="Segoe UI Emoji" w:hAnsi="Segoe UI Emoji" w:cs="Segoe UI Emoji"/>
-          <w:color w:val="000000" w:themeColor="text1"/>
-        </w:rPr>
-        <w:t>⭐</w:t>
-      </w:r>
-      <w:r>
-        <w:rPr>
-          <w:color w:val="000000" w:themeColor="text1"/>
+          <w:color w:val="47D459" w:themeColor="accent3" w:themeTint="99"/>
+        </w:rPr>
+      </w:pPr>
+      <w:r>
+        <w:rPr>
+          <w:rFonts w:ascii="Segoe UI Emoji" w:hAnsi="Segoe UI Emoji" w:cs="Segoe UI Emoji"/>
+          <w:color w:val="47D459" w:themeColor="accent3" w:themeTint="99"/>
+        </w:rPr>
+        <w:t>⭐</w:t>
+      </w:r>
+      <w:r>
+        <w:rPr>
+          <w:color w:val="47D459" w:themeColor="accent3" w:themeTint="99"/>
         </w:rPr>
         <w:t xml:space="preserve"> </w:t>
       </w:r>
@@ -1041,13 +1047,13 @@
         <w:rPr>
           <w:b/>
           <w:bCs/>
-          <w:color w:val="000000" w:themeColor="text1"/>
+          <w:color w:val="47D459" w:themeColor="accent3" w:themeTint="99"/>
         </w:rPr>
         <w:t>Q3</w:t>
       </w:r>
       <w:r>
         <w:rPr>
-          <w:color w:val="000000" w:themeColor="text1"/>
+          <w:color w:val="47D459" w:themeColor="accent3" w:themeTint="99"/>
         </w:rPr>
         <w:t xml:space="preserve"> Security analysts deploy a fake vulnerable server to attract attackers and study their behavior. </w:t>
       </w:r>
@@ -1055,7 +1061,7 @@
         <w:rPr>
           <w:b/>
           <w:bCs/>
-          <w:color w:val="000000" w:themeColor="text1"/>
+          <w:color w:val="47D459" w:themeColor="accent3" w:themeTint="99"/>
         </w:rPr>
         <w:t>Answer: Honeypot</w:t>
       </w:r>
@@ -1402,47 +1408,15 @@
           <w:color w:val="47D459" w:themeColor="accent3" w:themeTint="99"/>
         </w:rPr>
         <w:noBreakHyphen/>
-        <w:t xml:space="preserve">Fi due to a flood of forged </w:t>
-      </w:r>
-      <w:proofErr w:type="spellStart"/>
-      <w:r>
-        <w:rPr>
-          <w:color w:val="47D459" w:themeColor="accent3" w:themeTint="99"/>
-        </w:rPr>
-        <w:t>deauthentication</w:t>
-      </w:r>
-      <w:proofErr w:type="spellEnd"/>
-      <w:r>
-        <w:rPr>
-          <w:color w:val="47D459" w:themeColor="accent3" w:themeTint="99"/>
-        </w:rPr>
-        <w:t xml:space="preserve"> frames. </w:t>
-      </w:r>
-      <w:r>
-        <w:rPr>
-          <w:b/>
-          <w:bCs/>
-          <w:color w:val="47D459" w:themeColor="accent3" w:themeTint="99"/>
-        </w:rPr>
-        <w:t xml:space="preserve">Answer: </w:t>
-      </w:r>
-      <w:proofErr w:type="spellStart"/>
-      <w:r>
-        <w:rPr>
-          <w:b/>
-          <w:bCs/>
-          <w:color w:val="47D459" w:themeColor="accent3" w:themeTint="99"/>
-        </w:rPr>
-        <w:t>Deauthentication</w:t>
-      </w:r>
-      <w:proofErr w:type="spellEnd"/>
-      <w:r>
-        <w:rPr>
-          <w:b/>
-          <w:bCs/>
-          <w:color w:val="47D459" w:themeColor="accent3" w:themeTint="99"/>
-        </w:rPr>
-        <w:t xml:space="preserve"> Attack</w:t>
+        <w:t xml:space="preserve">Fi due to a flood of forged deauthentication frames. </w:t>
+      </w:r>
+      <w:r>
+        <w:rPr>
+          <w:b/>
+          <w:bCs/>
+          <w:color w:val="47D459" w:themeColor="accent3" w:themeTint="99"/>
+        </w:rPr>
+        <w:t>Answer: Deauthentication Attack</w:t>
       </w:r>
     </w:p>
     <w:p>
@@ -2093,47 +2067,15 @@
           <w:color w:val="47D459" w:themeColor="accent3" w:themeTint="99"/>
         </w:rPr>
         <w:noBreakHyphen/>
-        <w:t xml:space="preserve">Fi with </w:t>
-      </w:r>
-      <w:proofErr w:type="spellStart"/>
-      <w:r>
-        <w:rPr>
-          <w:color w:val="47D459" w:themeColor="accent3" w:themeTint="99"/>
-        </w:rPr>
-        <w:t>deauthentication</w:t>
-      </w:r>
-      <w:proofErr w:type="spellEnd"/>
-      <w:r>
-        <w:rPr>
-          <w:color w:val="47D459" w:themeColor="accent3" w:themeTint="99"/>
-        </w:rPr>
-        <w:t xml:space="preserve"> frames, forcing users to disconnect repeatedly. </w:t>
-      </w:r>
-      <w:r>
-        <w:rPr>
-          <w:b/>
-          <w:bCs/>
-          <w:color w:val="47D459" w:themeColor="accent3" w:themeTint="99"/>
-        </w:rPr>
-        <w:t xml:space="preserve">Answer: </w:t>
-      </w:r>
-      <w:proofErr w:type="spellStart"/>
-      <w:r>
-        <w:rPr>
-          <w:b/>
-          <w:bCs/>
-          <w:color w:val="47D459" w:themeColor="accent3" w:themeTint="99"/>
-        </w:rPr>
-        <w:t>Deauthentication</w:t>
-      </w:r>
-      <w:proofErr w:type="spellEnd"/>
-      <w:r>
-        <w:rPr>
-          <w:b/>
-          <w:bCs/>
-          <w:color w:val="47D459" w:themeColor="accent3" w:themeTint="99"/>
-        </w:rPr>
-        <w:t xml:space="preserve"> Attack</w:t>
+        <w:t xml:space="preserve">Fi with deauthentication frames, forcing users to disconnect repeatedly. </w:t>
+      </w:r>
+      <w:r>
+        <w:rPr>
+          <w:b/>
+          <w:bCs/>
+          <w:color w:val="47D459" w:themeColor="accent3" w:themeTint="99"/>
+        </w:rPr>
+        <w:t>Answer: Deauthentication Attack</w:t>
       </w:r>
     </w:p>
     <w:p>

--- a/Week 1/sheets/week 1.docx
+++ b/Week 1/sheets/week 1.docx
@@ -231,7 +231,7 @@
     <w:p>
       <w:pPr>
         <w:rPr>
-          <w:color w:val="84E290" w:themeColor="accent3" w:themeTint="66"/>
+          <w:color w:val="000000" w:themeColor="text1"/>
         </w:rPr>
       </w:pPr>
       <w:r>
@@ -265,7 +265,7 @@
         <w:rPr>
           <w:b/>
           <w:bCs/>
-          <w:color w:val="84E290" w:themeColor="accent3" w:themeTint="66"/>
+          <w:color w:val="000000" w:themeColor="text1"/>
         </w:rPr>
         <w:t>Answer: UDP</w:t>
       </w:r>
@@ -273,19 +273,19 @@
     <w:p>
       <w:pPr>
         <w:rPr>
-          <w:color w:val="84E290" w:themeColor="accent3" w:themeTint="66"/>
-        </w:rPr>
-      </w:pPr>
-      <w:r>
-        <w:rPr>
-          <w:rFonts w:ascii="Segoe UI Emoji" w:hAnsi="Segoe UI Emoji" w:cs="Segoe UI Emoji"/>
-          <w:color w:val="84E290" w:themeColor="accent3" w:themeTint="66"/>
-        </w:rPr>
-        <w:t>⭐</w:t>
-      </w:r>
-      <w:r>
-        <w:rPr>
-          <w:color w:val="84E290" w:themeColor="accent3" w:themeTint="66"/>
+          <w:color w:val="000000" w:themeColor="text1"/>
+        </w:rPr>
+      </w:pPr>
+      <w:r>
+        <w:rPr>
+          <w:rFonts w:ascii="Segoe UI Emoji" w:hAnsi="Segoe UI Emoji" w:cs="Segoe UI Emoji"/>
+          <w:color w:val="000000" w:themeColor="text1"/>
+        </w:rPr>
+        <w:t>⭐</w:t>
+      </w:r>
+      <w:r>
+        <w:rPr>
+          <w:color w:val="000000" w:themeColor="text1"/>
         </w:rPr>
         <w:t xml:space="preserve"> </w:t>
       </w:r>
@@ -293,19 +293,19 @@
         <w:rPr>
           <w:b/>
           <w:bCs/>
-          <w:color w:val="84E290" w:themeColor="accent3" w:themeTint="66"/>
+          <w:color w:val="000000" w:themeColor="text1"/>
         </w:rPr>
         <w:t>Q6</w:t>
       </w:r>
       <w:r>
         <w:rPr>
-          <w:color w:val="84E290" w:themeColor="accent3" w:themeTint="66"/>
+          <w:color w:val="000000" w:themeColor="text1"/>
         </w:rPr>
         <w:t xml:space="preserve"> A user visits a non</w:t>
       </w:r>
       <w:r>
         <w:rPr>
-          <w:color w:val="84E290" w:themeColor="accent3" w:themeTint="66"/>
+          <w:color w:val="000000" w:themeColor="text1"/>
         </w:rPr>
         <w:noBreakHyphen/>
         <w:t xml:space="preserve">secure website. The browser does not show a padlock, and the connection is unencrypted. </w:t>
@@ -314,7 +314,7 @@
         <w:rPr>
           <w:b/>
           <w:bCs/>
-          <w:color w:val="84E290" w:themeColor="accent3" w:themeTint="66"/>
+          <w:color w:val="000000" w:themeColor="text1"/>
         </w:rPr>
         <w:t>Answer: HTTP (80)</w:t>
       </w:r>
@@ -328,13 +328,13 @@
       <w:r>
         <w:rPr>
           <w:rFonts w:ascii="Segoe UI Emoji" w:hAnsi="Segoe UI Emoji" w:cs="Segoe UI Emoji"/>
-          <w:color w:val="84E290" w:themeColor="accent3" w:themeTint="66"/>
-        </w:rPr>
-        <w:t>⭐</w:t>
-      </w:r>
-      <w:r>
-        <w:rPr>
-          <w:color w:val="84E290" w:themeColor="accent3" w:themeTint="66"/>
+          <w:color w:val="000000" w:themeColor="text1"/>
+        </w:rPr>
+        <w:t>⭐</w:t>
+      </w:r>
+      <w:r>
+        <w:rPr>
+          <w:color w:val="000000" w:themeColor="text1"/>
         </w:rPr>
         <w:t xml:space="preserve"> </w:t>
       </w:r>
@@ -342,21 +342,29 @@
         <w:rPr>
           <w:b/>
           <w:bCs/>
-          <w:color w:val="84E290" w:themeColor="accent3" w:themeTint="66"/>
+          <w:color w:val="000000" w:themeColor="text1"/>
         </w:rPr>
         <w:t>Q7</w:t>
       </w:r>
       <w:r>
         <w:rPr>
-          <w:color w:val="84E290" w:themeColor="accent3" w:themeTint="66"/>
-        </w:rPr>
-        <w:t xml:space="preserve"> A system uploads and downloads files using </w:t>
-      </w:r>
-      <w:r>
-        <w:rPr>
-          <w:color w:val="000000" w:themeColor="text1"/>
-        </w:rPr>
-        <w:t xml:space="preserve">an unencrypted file transfer protocol. Credentials are sent in cleartext. </w:t>
+          <w:color w:val="000000" w:themeColor="text1"/>
+        </w:rPr>
+        <w:t xml:space="preserve"> A system uploads and downloads files using an unencrypted file transfer protocol. Credentials are sent in </w:t>
+      </w:r>
+      <w:proofErr w:type="gramStart"/>
+      <w:r>
+        <w:rPr>
+          <w:color w:val="000000" w:themeColor="text1"/>
+        </w:rPr>
+        <w:t>cleartext</w:t>
+      </w:r>
+      <w:proofErr w:type="gramEnd"/>
+      <w:r>
+        <w:rPr>
+          <w:color w:val="000000" w:themeColor="text1"/>
+        </w:rPr>
+        <w:t xml:space="preserve">. </w:t>
       </w:r>
       <w:r>
         <w:rPr>
@@ -906,13 +914,21 @@
           <w:bCs/>
           <w:color w:val="000000" w:themeColor="text1"/>
         </w:rPr>
-        <w:t xml:space="preserve"> DAY</w:t>
-      </w:r>
-      <w:r>
-        <w:rPr>
-          <w:b/>
-          <w:bCs/>
-          <w:color w:val="000000" w:themeColor="text1"/>
+        <w:t xml:space="preserve"> </w:t>
+      </w:r>
+      <w:r>
+        <w:rPr>
+          <w:b/>
+          <w:bCs/>
+          <w:color w:val="47D459" w:themeColor="accent3" w:themeTint="99"/>
+        </w:rPr>
+        <w:t>DAY</w:t>
+      </w:r>
+      <w:r>
+        <w:rPr>
+          <w:b/>
+          <w:bCs/>
+          <w:color w:val="47D459" w:themeColor="accent3" w:themeTint="99"/>
         </w:rPr>
         <w:noBreakHyphen/>
         <w:t>3 — Secure Network Design (100% Exam</w:t>
@@ -921,7 +937,7 @@
         <w:rPr>
           <w:b/>
           <w:bCs/>
-          <w:color w:val="000000" w:themeColor="text1"/>
+          <w:color w:val="47D459" w:themeColor="accent3" w:themeTint="99"/>
         </w:rPr>
         <w:noBreakHyphen/>
         <w:t>Ready)</w:t>
@@ -979,7 +995,7 @@
     <w:p>
       <w:pPr>
         <w:rPr>
-          <w:color w:val="47D459" w:themeColor="accent3" w:themeTint="99"/>
+          <w:color w:val="000000" w:themeColor="text1"/>
         </w:rPr>
       </w:pPr>
       <w:r>
@@ -1007,19 +1023,13 @@
         <w:rPr>
           <w:color w:val="000000" w:themeColor="text1"/>
         </w:rPr>
-        <w:t xml:space="preserve"> A company wants to separate HR, Finance, and Guest networks to improve security </w:t>
-      </w:r>
-      <w:r>
-        <w:rPr>
-          <w:color w:val="47D459" w:themeColor="accent3" w:themeTint="99"/>
-        </w:rPr>
-        <w:t xml:space="preserve">and reduce broadcast traffic. </w:t>
-      </w:r>
-      <w:r>
-        <w:rPr>
-          <w:b/>
-          <w:bCs/>
-          <w:color w:val="47D459" w:themeColor="accent3" w:themeTint="99"/>
+        <w:t xml:space="preserve"> A company wants to separate HR, Finance, and Guest networks to improve security and reduce broadcast traffic. </w:t>
+      </w:r>
+      <w:r>
+        <w:rPr>
+          <w:b/>
+          <w:bCs/>
+          <w:color w:val="000000" w:themeColor="text1"/>
         </w:rPr>
         <w:t>Answer: VLANs</w:t>
       </w:r>
@@ -1027,19 +1037,19 @@
     <w:p>
       <w:pPr>
         <w:rPr>
-          <w:color w:val="47D459" w:themeColor="accent3" w:themeTint="99"/>
-        </w:rPr>
-      </w:pPr>
-      <w:r>
-        <w:rPr>
-          <w:rFonts w:ascii="Segoe UI Emoji" w:hAnsi="Segoe UI Emoji" w:cs="Segoe UI Emoji"/>
-          <w:color w:val="47D459" w:themeColor="accent3" w:themeTint="99"/>
-        </w:rPr>
-        <w:t>⭐</w:t>
-      </w:r>
-      <w:r>
-        <w:rPr>
-          <w:color w:val="47D459" w:themeColor="accent3" w:themeTint="99"/>
+          <w:color w:val="000000" w:themeColor="text1"/>
+        </w:rPr>
+      </w:pPr>
+      <w:r>
+        <w:rPr>
+          <w:rFonts w:ascii="Segoe UI Emoji" w:hAnsi="Segoe UI Emoji" w:cs="Segoe UI Emoji"/>
+          <w:color w:val="000000" w:themeColor="text1"/>
+        </w:rPr>
+        <w:t>⭐</w:t>
+      </w:r>
+      <w:r>
+        <w:rPr>
+          <w:color w:val="000000" w:themeColor="text1"/>
         </w:rPr>
         <w:t xml:space="preserve"> </w:t>
       </w:r>
@@ -1047,13 +1057,13 @@
         <w:rPr>
           <w:b/>
           <w:bCs/>
-          <w:color w:val="47D459" w:themeColor="accent3" w:themeTint="99"/>
+          <w:color w:val="000000" w:themeColor="text1"/>
         </w:rPr>
         <w:t>Q3</w:t>
       </w:r>
       <w:r>
         <w:rPr>
-          <w:color w:val="47D459" w:themeColor="accent3" w:themeTint="99"/>
+          <w:color w:val="000000" w:themeColor="text1"/>
         </w:rPr>
         <w:t xml:space="preserve"> Security analysts deploy a fake vulnerable server to attract attackers and study their behavior. </w:t>
       </w:r>
@@ -1061,7 +1071,7 @@
         <w:rPr>
           <w:b/>
           <w:bCs/>
-          <w:color w:val="47D459" w:themeColor="accent3" w:themeTint="99"/>
+          <w:color w:val="000000" w:themeColor="text1"/>
         </w:rPr>
         <w:t>Answer: Honeypot</w:t>
       </w:r>
@@ -1330,20 +1340,20 @@
     <w:p>
       <w:pPr>
         <w:rPr>
-          <w:color w:val="47D459" w:themeColor="accent3" w:themeTint="99"/>
-        </w:rPr>
-      </w:pPr>
-      <w:r>
-        <w:rPr>
-          <w:rFonts w:ascii="Segoe UI Emoji" w:hAnsi="Segoe UI Emoji" w:cs="Segoe UI Emoji"/>
-          <w:color w:val="47D459" w:themeColor="accent3" w:themeTint="99"/>
+          <w:color w:val="000000" w:themeColor="text1"/>
+        </w:rPr>
+      </w:pPr>
+      <w:r>
+        <w:rPr>
+          <w:rFonts w:ascii="Segoe UI Emoji" w:hAnsi="Segoe UI Emoji" w:cs="Segoe UI Emoji"/>
+          <w:color w:val="000000" w:themeColor="text1"/>
         </w:rPr>
         <w:lastRenderedPageBreak/>
         <w:t>⭐</w:t>
       </w:r>
       <w:r>
         <w:rPr>
-          <w:color w:val="47D459" w:themeColor="accent3" w:themeTint="99"/>
+          <w:color w:val="000000" w:themeColor="text1"/>
         </w:rPr>
         <w:t xml:space="preserve"> </w:t>
       </w:r>
@@ -1351,13 +1361,13 @@
         <w:rPr>
           <w:b/>
           <w:bCs/>
-          <w:color w:val="47D459" w:themeColor="accent3" w:themeTint="99"/>
+          <w:color w:val="000000" w:themeColor="text1"/>
         </w:rPr>
         <w:t>Q2</w:t>
       </w:r>
       <w:r>
         <w:rPr>
-          <w:color w:val="47D459" w:themeColor="accent3" w:themeTint="99"/>
+          <w:color w:val="000000" w:themeColor="text1"/>
         </w:rPr>
         <w:t xml:space="preserve"> A suspicious access point is discovered inside the office that was not installed by IT staff. </w:t>
       </w:r>
@@ -1365,7 +1375,7 @@
         <w:rPr>
           <w:b/>
           <w:bCs/>
-          <w:color w:val="47D459" w:themeColor="accent3" w:themeTint="99"/>
+          <w:color w:val="000000" w:themeColor="text1"/>
         </w:rPr>
         <w:t>Answer: Rogue AP</w:t>
       </w:r>
@@ -1373,19 +1383,19 @@
     <w:p>
       <w:pPr>
         <w:rPr>
-          <w:color w:val="47D459" w:themeColor="accent3" w:themeTint="99"/>
-        </w:rPr>
-      </w:pPr>
-      <w:r>
-        <w:rPr>
-          <w:rFonts w:ascii="Segoe UI Emoji" w:hAnsi="Segoe UI Emoji" w:cs="Segoe UI Emoji"/>
-          <w:color w:val="47D459" w:themeColor="accent3" w:themeTint="99"/>
-        </w:rPr>
-        <w:t>⭐</w:t>
-      </w:r>
-      <w:r>
-        <w:rPr>
-          <w:color w:val="47D459" w:themeColor="accent3" w:themeTint="99"/>
+          <w:color w:val="000000" w:themeColor="text1"/>
+        </w:rPr>
+      </w:pPr>
+      <w:r>
+        <w:rPr>
+          <w:rFonts w:ascii="Segoe UI Emoji" w:hAnsi="Segoe UI Emoji" w:cs="Segoe UI Emoji"/>
+          <w:color w:val="000000" w:themeColor="text1"/>
+        </w:rPr>
+        <w:t>⭐</w:t>
+      </w:r>
+      <w:r>
+        <w:rPr>
+          <w:color w:val="000000" w:themeColor="text1"/>
         </w:rPr>
         <w:t xml:space="preserve"> </w:t>
       </w:r>
@@ -1393,71 +1403,107 @@
         <w:rPr>
           <w:b/>
           <w:bCs/>
-          <w:color w:val="47D459" w:themeColor="accent3" w:themeTint="99"/>
+          <w:color w:val="000000" w:themeColor="text1"/>
         </w:rPr>
         <w:t>Q3</w:t>
       </w:r>
       <w:r>
         <w:rPr>
-          <w:color w:val="47D459" w:themeColor="accent3" w:themeTint="99"/>
+          <w:color w:val="000000" w:themeColor="text1"/>
         </w:rPr>
         <w:t xml:space="preserve"> Users are repeatedly disconnected from Wi</w:t>
       </w:r>
       <w:r>
         <w:rPr>
-          <w:color w:val="47D459" w:themeColor="accent3" w:themeTint="99"/>
+          <w:color w:val="000000" w:themeColor="text1"/>
         </w:rPr>
         <w:noBreakHyphen/>
-        <w:t xml:space="preserve">Fi due to a flood of forged deauthentication frames. </w:t>
-      </w:r>
-      <w:r>
-        <w:rPr>
-          <w:b/>
-          <w:bCs/>
-          <w:color w:val="47D459" w:themeColor="accent3" w:themeTint="99"/>
-        </w:rPr>
-        <w:t>Answer: Deauthentication Attack</w:t>
-      </w:r>
-    </w:p>
-    <w:p>
-      <w:pPr>
-        <w:rPr>
-          <w:color w:val="84E290" w:themeColor="accent3" w:themeTint="66"/>
-        </w:rPr>
-      </w:pPr>
-      <w:r>
-        <w:rPr>
-          <w:rFonts w:ascii="Segoe UI Emoji" w:hAnsi="Segoe UI Emoji" w:cs="Segoe UI Emoji"/>
-        </w:rPr>
-        <w:t>⭐</w:t>
-      </w:r>
-      <w:r>
+        <w:t xml:space="preserve">Fi due to a flood of forged </w:t>
+      </w:r>
+      <w:proofErr w:type="spellStart"/>
+      <w:r>
+        <w:rPr>
+          <w:color w:val="000000" w:themeColor="text1"/>
+        </w:rPr>
+        <w:t>deauthentication</w:t>
+      </w:r>
+      <w:proofErr w:type="spellEnd"/>
+      <w:r>
+        <w:rPr>
+          <w:color w:val="000000" w:themeColor="text1"/>
+        </w:rPr>
+        <w:t xml:space="preserve"> frames. </w:t>
+      </w:r>
+      <w:r>
+        <w:rPr>
+          <w:b/>
+          <w:bCs/>
+          <w:color w:val="000000" w:themeColor="text1"/>
+        </w:rPr>
+        <w:t xml:space="preserve">Answer: </w:t>
+      </w:r>
+      <w:proofErr w:type="spellStart"/>
+      <w:r>
+        <w:rPr>
+          <w:b/>
+          <w:bCs/>
+          <w:color w:val="000000" w:themeColor="text1"/>
+        </w:rPr>
+        <w:t>Deauthentication</w:t>
+      </w:r>
+      <w:proofErr w:type="spellEnd"/>
+      <w:r>
+        <w:rPr>
+          <w:b/>
+          <w:bCs/>
+          <w:color w:val="000000" w:themeColor="text1"/>
+        </w:rPr>
+        <w:t xml:space="preserve"> Attack</w:t>
+      </w:r>
+    </w:p>
+    <w:p>
+      <w:pPr>
+        <w:rPr>
+          <w:color w:val="000000" w:themeColor="text1"/>
+        </w:rPr>
+      </w:pPr>
+      <w:r>
+        <w:rPr>
+          <w:rFonts w:ascii="Segoe UI Emoji" w:hAnsi="Segoe UI Emoji" w:cs="Segoe UI Emoji"/>
+          <w:color w:val="000000" w:themeColor="text1"/>
+        </w:rPr>
+        <w:t>⭐</w:t>
+      </w:r>
+      <w:r>
+        <w:rPr>
+          <w:color w:val="000000" w:themeColor="text1"/>
+        </w:rPr>
         <w:t xml:space="preserve"> </w:t>
       </w:r>
       <w:r>
         <w:rPr>
           <w:b/>
           <w:bCs/>
-          <w:color w:val="84E290" w:themeColor="accent3" w:themeTint="66"/>
+          <w:color w:val="000000" w:themeColor="text1"/>
         </w:rPr>
         <w:t>Q4</w:t>
       </w:r>
       <w:r>
         <w:rPr>
-          <w:color w:val="84E290" w:themeColor="accent3" w:themeTint="66"/>
+          <w:color w:val="000000" w:themeColor="text1"/>
         </w:rPr>
         <w:t xml:space="preserve"> A company wants per</w:t>
       </w:r>
       <w:r>
         <w:rPr>
-          <w:color w:val="84E290" w:themeColor="accent3" w:themeTint="66"/>
+          <w:color w:val="000000" w:themeColor="text1"/>
         </w:rPr>
         <w:noBreakHyphen/>
         <w:t>user authentication for Wi</w:t>
       </w:r>
       <w:r>
         <w:rPr>
-          <w:color w:val="84E290" w:themeColor="accent3" w:themeTint="66"/>
+          <w:color w:val="000000" w:themeColor="text1"/>
         </w:rPr>
         <w:noBreakHyphen/>
         <w:t xml:space="preserve">Fi using usernames and passwords instead of a shared key. </w:t>
@@ -1466,7 +1512,7 @@
         <w:rPr>
           <w:b/>
           <w:bCs/>
-          <w:color w:val="84E290" w:themeColor="accent3" w:themeTint="66"/>
+          <w:color w:val="000000" w:themeColor="text1"/>
         </w:rPr>
         <w:t>Answer: Enterprise Mode (802.1X + RADIUS)</w:t>
       </w:r>
@@ -1474,19 +1520,19 @@
     <w:p>
       <w:pPr>
         <w:rPr>
-          <w:color w:val="84E290" w:themeColor="accent3" w:themeTint="66"/>
-        </w:rPr>
-      </w:pPr>
-      <w:r>
-        <w:rPr>
-          <w:rFonts w:ascii="Segoe UI Emoji" w:hAnsi="Segoe UI Emoji" w:cs="Segoe UI Emoji"/>
-          <w:color w:val="84E290" w:themeColor="accent3" w:themeTint="66"/>
-        </w:rPr>
-        <w:t>⭐</w:t>
-      </w:r>
-      <w:r>
-        <w:rPr>
-          <w:color w:val="84E290" w:themeColor="accent3" w:themeTint="66"/>
+          <w:color w:val="000000" w:themeColor="text1"/>
+        </w:rPr>
+      </w:pPr>
+      <w:r>
+        <w:rPr>
+          <w:rFonts w:ascii="Segoe UI Emoji" w:hAnsi="Segoe UI Emoji" w:cs="Segoe UI Emoji"/>
+          <w:color w:val="000000" w:themeColor="text1"/>
+        </w:rPr>
+        <w:t>⭐</w:t>
+      </w:r>
+      <w:r>
+        <w:rPr>
+          <w:color w:val="000000" w:themeColor="text1"/>
         </w:rPr>
         <w:t xml:space="preserve"> </w:t>
       </w:r>
@@ -1494,13 +1540,13 @@
         <w:rPr>
           <w:b/>
           <w:bCs/>
-          <w:color w:val="84E290" w:themeColor="accent3" w:themeTint="66"/>
+          <w:color w:val="000000" w:themeColor="text1"/>
         </w:rPr>
         <w:t>Q5</w:t>
       </w:r>
       <w:r>
         <w:rPr>
-          <w:color w:val="84E290" w:themeColor="accent3" w:themeTint="66"/>
+          <w:color w:val="000000" w:themeColor="text1"/>
         </w:rPr>
         <w:t xml:space="preserve"> A company wants the strongest wireless encryption available. </w:t>
       </w:r>
@@ -1508,7 +1554,7 @@
         <w:rPr>
           <w:b/>
           <w:bCs/>
-          <w:color w:val="84E290" w:themeColor="accent3" w:themeTint="66"/>
+          <w:color w:val="000000" w:themeColor="text1"/>
         </w:rPr>
         <w:t>Answer: WPA3</w:t>
       </w:r>
@@ -1516,19 +1562,19 @@
     <w:p>
       <w:pPr>
         <w:rPr>
-          <w:color w:val="47D459" w:themeColor="accent3" w:themeTint="99"/>
-        </w:rPr>
-      </w:pPr>
-      <w:r>
-        <w:rPr>
-          <w:rFonts w:ascii="Segoe UI Emoji" w:hAnsi="Segoe UI Emoji" w:cs="Segoe UI Emoji"/>
-          <w:color w:val="47D459" w:themeColor="accent3" w:themeTint="99"/>
-        </w:rPr>
-        <w:t>⭐</w:t>
-      </w:r>
-      <w:r>
-        <w:rPr>
-          <w:color w:val="47D459" w:themeColor="accent3" w:themeTint="99"/>
+          <w:color w:val="000000" w:themeColor="text1"/>
+        </w:rPr>
+      </w:pPr>
+      <w:r>
+        <w:rPr>
+          <w:rFonts w:ascii="Segoe UI Emoji" w:hAnsi="Segoe UI Emoji" w:cs="Segoe UI Emoji"/>
+          <w:color w:val="000000" w:themeColor="text1"/>
+        </w:rPr>
+        <w:t>⭐</w:t>
+      </w:r>
+      <w:r>
+        <w:rPr>
+          <w:color w:val="000000" w:themeColor="text1"/>
         </w:rPr>
         <w:t xml:space="preserve"> </w:t>
       </w:r>
@@ -1536,19 +1582,19 @@
         <w:rPr>
           <w:b/>
           <w:bCs/>
-          <w:color w:val="47D459" w:themeColor="accent3" w:themeTint="99"/>
+          <w:color w:val="000000" w:themeColor="text1"/>
         </w:rPr>
         <w:t>Q6</w:t>
       </w:r>
       <w:r>
         <w:rPr>
-          <w:color w:val="47D459" w:themeColor="accent3" w:themeTint="99"/>
+          <w:color w:val="000000" w:themeColor="text1"/>
         </w:rPr>
         <w:t xml:space="preserve"> A wireless jammer disrupts all nearby Wi</w:t>
       </w:r>
       <w:r>
         <w:rPr>
-          <w:color w:val="47D459" w:themeColor="accent3" w:themeTint="99"/>
+          <w:color w:val="000000" w:themeColor="text1"/>
         </w:rPr>
         <w:noBreakHyphen/>
         <w:t xml:space="preserve">Fi signals. </w:t>
@@ -1557,7 +1603,7 @@
         <w:rPr>
           <w:b/>
           <w:bCs/>
-          <w:color w:val="47D459" w:themeColor="accent3" w:themeTint="99"/>
+          <w:color w:val="000000" w:themeColor="text1"/>
         </w:rPr>
         <w:t>Answer: Jamming Attack</w:t>
       </w:r>
@@ -1567,23 +1613,23 @@
         <w:rPr>
           <w:b/>
           <w:bCs/>
-          <w:color w:val="47D459" w:themeColor="accent3" w:themeTint="99"/>
-        </w:rPr>
-      </w:pPr>
-      <w:r>
-        <w:rPr>
-          <w:rFonts w:ascii="Segoe UI Emoji" w:hAnsi="Segoe UI Emoji" w:cs="Segoe UI Emoji"/>
-          <w:b/>
-          <w:bCs/>
-          <w:color w:val="47D459" w:themeColor="accent3" w:themeTint="99"/>
-        </w:rPr>
-        <w:t>⭐</w:t>
-      </w:r>
-      <w:r>
-        <w:rPr>
-          <w:b/>
-          <w:bCs/>
-          <w:color w:val="47D459" w:themeColor="accent3" w:themeTint="99"/>
+          <w:color w:val="000000" w:themeColor="text1"/>
+        </w:rPr>
+      </w:pPr>
+      <w:r>
+        <w:rPr>
+          <w:rFonts w:ascii="Segoe UI Emoji" w:hAnsi="Segoe UI Emoji" w:cs="Segoe UI Emoji"/>
+          <w:b/>
+          <w:bCs/>
+          <w:color w:val="000000" w:themeColor="text1"/>
+        </w:rPr>
+        <w:t>⭐</w:t>
+      </w:r>
+      <w:r>
+        <w:rPr>
+          <w:b/>
+          <w:bCs/>
+          <w:color w:val="000000" w:themeColor="text1"/>
         </w:rPr>
         <w:t xml:space="preserve"> DAY</w:t>
       </w:r>
@@ -1591,7 +1637,7 @@
         <w:rPr>
           <w:b/>
           <w:bCs/>
-          <w:color w:val="47D459" w:themeColor="accent3" w:themeTint="99"/>
+          <w:color w:val="000000" w:themeColor="text1"/>
         </w:rPr>
         <w:noBreakHyphen/>
         <w:t>5 — Network Attacks (100% Exam</w:t>
@@ -1600,7 +1646,7 @@
         <w:rPr>
           <w:b/>
           <w:bCs/>
-          <w:color w:val="47D459" w:themeColor="accent3" w:themeTint="99"/>
+          <w:color w:val="000000" w:themeColor="text1"/>
         </w:rPr>
         <w:noBreakHyphen/>
         <w:t>Ready)</w:t>
@@ -1609,39 +1655,48 @@
     <w:p>
       <w:pPr>
         <w:rPr>
-          <w:color w:val="47D459" w:themeColor="accent3" w:themeTint="99"/>
+          <w:color w:val="000000" w:themeColor="text1"/>
         </w:rPr>
       </w:pPr>
       <w:r>
         <w:rPr>
           <w:i/>
           <w:iCs/>
-          <w:color w:val="47D459" w:themeColor="accent3" w:themeTint="99"/>
+          <w:color w:val="000000" w:themeColor="text1"/>
         </w:rPr>
         <w:t>(Your original list — now included with all days)</w:t>
       </w:r>
     </w:p>
     <w:p>
-      <w:r>
-        <w:rPr>
-          <w:rFonts w:ascii="Segoe UI Emoji" w:hAnsi="Segoe UI Emoji" w:cs="Segoe UI Emoji"/>
-        </w:rPr>
-        <w:t>⭐</w:t>
-      </w:r>
-      <w:r>
+      <w:pPr>
+        <w:rPr>
+          <w:color w:val="000000" w:themeColor="text1"/>
+        </w:rPr>
+      </w:pPr>
+      <w:r>
+        <w:rPr>
+          <w:rFonts w:ascii="Segoe UI Emoji" w:hAnsi="Segoe UI Emoji" w:cs="Segoe UI Emoji"/>
+          <w:color w:val="000000" w:themeColor="text1"/>
+        </w:rPr>
+        <w:t>⭐</w:t>
+      </w:r>
+      <w:r>
+        <w:rPr>
+          <w:color w:val="000000" w:themeColor="text1"/>
+        </w:rPr>
         <w:t xml:space="preserve"> </w:t>
       </w:r>
       <w:r>
         <w:rPr>
           <w:b/>
           <w:bCs/>
-          <w:color w:val="47D459" w:themeColor="accent3" w:themeTint="99"/>
+          <w:color w:val="000000" w:themeColor="text1"/>
         </w:rPr>
         <w:t>Q1</w:t>
       </w:r>
       <w:r>
         <w:rPr>
-          <w:color w:val="47D459" w:themeColor="accent3" w:themeTint="99"/>
+          <w:color w:val="000000" w:themeColor="text1"/>
         </w:rPr>
         <w:t xml:space="preserve"> A workstation suddenly begins sending all traffic to an attacker’s laptop instead of the default gateway. Logs show unexpected ARP replies mapping the gateway’s IP to a different MAC address. </w:t>
       </w:r>
@@ -1649,7 +1704,7 @@
         <w:rPr>
           <w:b/>
           <w:bCs/>
-          <w:color w:val="47D459" w:themeColor="accent3" w:themeTint="99"/>
+          <w:color w:val="000000" w:themeColor="text1"/>
         </w:rPr>
         <w:t>Answer: ARP Poisoning</w:t>
       </w:r>
@@ -1657,19 +1712,19 @@
     <w:p>
       <w:pPr>
         <w:rPr>
-          <w:color w:val="47D459" w:themeColor="accent3" w:themeTint="99"/>
-        </w:rPr>
-      </w:pPr>
-      <w:r>
-        <w:rPr>
-          <w:rFonts w:ascii="Segoe UI Emoji" w:hAnsi="Segoe UI Emoji" w:cs="Segoe UI Emoji"/>
-          <w:color w:val="47D459" w:themeColor="accent3" w:themeTint="99"/>
-        </w:rPr>
-        <w:t>⭐</w:t>
-      </w:r>
-      <w:r>
-        <w:rPr>
-          <w:color w:val="47D459" w:themeColor="accent3" w:themeTint="99"/>
+          <w:color w:val="000000" w:themeColor="text1"/>
+        </w:rPr>
+      </w:pPr>
+      <w:r>
+        <w:rPr>
+          <w:rFonts w:ascii="Segoe UI Emoji" w:hAnsi="Segoe UI Emoji" w:cs="Segoe UI Emoji"/>
+          <w:color w:val="000000" w:themeColor="text1"/>
+        </w:rPr>
+        <w:t>⭐</w:t>
+      </w:r>
+      <w:r>
+        <w:rPr>
+          <w:color w:val="000000" w:themeColor="text1"/>
         </w:rPr>
         <w:t xml:space="preserve"> </w:t>
       </w:r>
@@ -1677,13 +1732,13 @@
         <w:rPr>
           <w:b/>
           <w:bCs/>
-          <w:color w:val="47D459" w:themeColor="accent3" w:themeTint="99"/>
+          <w:color w:val="000000" w:themeColor="text1"/>
         </w:rPr>
         <w:t>Q2</w:t>
       </w:r>
       <w:r>
         <w:rPr>
-          <w:color w:val="47D459" w:themeColor="accent3" w:themeTint="99"/>
+          <w:color w:val="000000" w:themeColor="text1"/>
         </w:rPr>
         <w:t xml:space="preserve"> Users attempting to access </w:t>
       </w:r>
@@ -1691,13 +1746,13 @@
         <w:rPr>
           <w:i/>
           <w:iCs/>
-          <w:color w:val="47D459" w:themeColor="accent3" w:themeTint="99"/>
+          <w:color w:val="000000" w:themeColor="text1"/>
         </w:rPr>
         <w:t>bank.com</w:t>
       </w:r>
       <w:r>
         <w:rPr>
-          <w:color w:val="47D459" w:themeColor="accent3" w:themeTint="99"/>
+          <w:color w:val="000000" w:themeColor="text1"/>
         </w:rPr>
         <w:t xml:space="preserve"> are redirected to a fake login page. A packet capture shows forged DNS responses pointing to a malicious IP. </w:t>
       </w:r>
@@ -1705,7 +1760,7 @@
         <w:rPr>
           <w:b/>
           <w:bCs/>
-          <w:color w:val="47D459" w:themeColor="accent3" w:themeTint="99"/>
+          <w:color w:val="000000" w:themeColor="text1"/>
         </w:rPr>
         <w:t>Answer: DNS Spoofing / DNS Poisoning</w:t>
       </w:r>
@@ -1713,19 +1768,19 @@
     <w:p>
       <w:pPr>
         <w:rPr>
-          <w:color w:val="47D459" w:themeColor="accent3" w:themeTint="99"/>
-        </w:rPr>
-      </w:pPr>
-      <w:r>
-        <w:rPr>
-          <w:rFonts w:ascii="Segoe UI Emoji" w:hAnsi="Segoe UI Emoji" w:cs="Segoe UI Emoji"/>
-          <w:color w:val="47D459" w:themeColor="accent3" w:themeTint="99"/>
-        </w:rPr>
-        <w:t>⭐</w:t>
-      </w:r>
-      <w:r>
-        <w:rPr>
-          <w:color w:val="47D459" w:themeColor="accent3" w:themeTint="99"/>
+          <w:color w:val="000000" w:themeColor="text1"/>
+        </w:rPr>
+      </w:pPr>
+      <w:r>
+        <w:rPr>
+          <w:rFonts w:ascii="Segoe UI Emoji" w:hAnsi="Segoe UI Emoji" w:cs="Segoe UI Emoji"/>
+          <w:color w:val="000000" w:themeColor="text1"/>
+        </w:rPr>
+        <w:t>⭐</w:t>
+      </w:r>
+      <w:r>
+        <w:rPr>
+          <w:color w:val="000000" w:themeColor="text1"/>
         </w:rPr>
         <w:t xml:space="preserve"> </w:t>
       </w:r>
@@ -1733,13 +1788,13 @@
         <w:rPr>
           <w:b/>
           <w:bCs/>
-          <w:color w:val="47D459" w:themeColor="accent3" w:themeTint="99"/>
+          <w:color w:val="000000" w:themeColor="text1"/>
         </w:rPr>
         <w:t>Q3</w:t>
       </w:r>
       <w:r>
         <w:rPr>
-          <w:color w:val="47D459" w:themeColor="accent3" w:themeTint="99"/>
+          <w:color w:val="000000" w:themeColor="text1"/>
         </w:rPr>
         <w:t xml:space="preserve"> A switch begins forwarding all frames out every port. Security logs show the CAM table was overloaded with thousands of fake MAC addresses. </w:t>
       </w:r>
@@ -1747,7 +1802,7 @@
         <w:rPr>
           <w:b/>
           <w:bCs/>
-          <w:color w:val="47D459" w:themeColor="accent3" w:themeTint="99"/>
+          <w:color w:val="000000" w:themeColor="text1"/>
         </w:rPr>
         <w:t>Answer: MAC Flooding</w:t>
       </w:r>
@@ -1755,19 +1810,19 @@
     <w:p>
       <w:pPr>
         <w:rPr>
-          <w:color w:val="47D459" w:themeColor="accent3" w:themeTint="99"/>
-        </w:rPr>
-      </w:pPr>
-      <w:r>
-        <w:rPr>
-          <w:rFonts w:ascii="Segoe UI Emoji" w:hAnsi="Segoe UI Emoji" w:cs="Segoe UI Emoji"/>
-          <w:color w:val="47D459" w:themeColor="accent3" w:themeTint="99"/>
-        </w:rPr>
-        <w:t>⭐</w:t>
-      </w:r>
-      <w:r>
-        <w:rPr>
-          <w:color w:val="47D459" w:themeColor="accent3" w:themeTint="99"/>
+          <w:color w:val="000000" w:themeColor="text1"/>
+        </w:rPr>
+      </w:pPr>
+      <w:r>
+        <w:rPr>
+          <w:rFonts w:ascii="Segoe UI Emoji" w:hAnsi="Segoe UI Emoji" w:cs="Segoe UI Emoji"/>
+          <w:color w:val="000000" w:themeColor="text1"/>
+        </w:rPr>
+        <w:t>⭐</w:t>
+      </w:r>
+      <w:r>
+        <w:rPr>
+          <w:color w:val="000000" w:themeColor="text1"/>
         </w:rPr>
         <w:t xml:space="preserve"> </w:t>
       </w:r>
@@ -1775,13 +1830,13 @@
         <w:rPr>
           <w:b/>
           <w:bCs/>
-          <w:color w:val="47D459" w:themeColor="accent3" w:themeTint="99"/>
+          <w:color w:val="000000" w:themeColor="text1"/>
         </w:rPr>
         <w:t>Q4</w:t>
       </w:r>
       <w:r>
         <w:rPr>
-          <w:color w:val="47D459" w:themeColor="accent3" w:themeTint="99"/>
+          <w:color w:val="000000" w:themeColor="text1"/>
         </w:rPr>
         <w:t xml:space="preserve"> An attacker captures authentication packets and later resends them to gain access without knowing the password. </w:t>
       </w:r>
@@ -1789,7 +1844,7 @@
         <w:rPr>
           <w:b/>
           <w:bCs/>
-          <w:color w:val="47D459" w:themeColor="accent3" w:themeTint="99"/>
+          <w:color w:val="000000" w:themeColor="text1"/>
         </w:rPr>
         <w:t>Answer: Replay Attack</w:t>
       </w:r>
@@ -1797,19 +1852,19 @@
     <w:p>
       <w:pPr>
         <w:rPr>
-          <w:color w:val="47D459" w:themeColor="accent3" w:themeTint="99"/>
-        </w:rPr>
-      </w:pPr>
-      <w:r>
-        <w:rPr>
-          <w:rFonts w:ascii="Segoe UI Emoji" w:hAnsi="Segoe UI Emoji" w:cs="Segoe UI Emoji"/>
-          <w:color w:val="84E290" w:themeColor="accent3" w:themeTint="66"/>
-        </w:rPr>
-        <w:t>⭐</w:t>
-      </w:r>
-      <w:r>
-        <w:rPr>
-          <w:color w:val="84E290" w:themeColor="accent3" w:themeTint="66"/>
+          <w:color w:val="000000" w:themeColor="text1"/>
+        </w:rPr>
+      </w:pPr>
+      <w:r>
+        <w:rPr>
+          <w:rFonts w:ascii="Segoe UI Emoji" w:hAnsi="Segoe UI Emoji" w:cs="Segoe UI Emoji"/>
+          <w:color w:val="000000" w:themeColor="text1"/>
+        </w:rPr>
+        <w:t>⭐</w:t>
+      </w:r>
+      <w:r>
+        <w:rPr>
+          <w:color w:val="000000" w:themeColor="text1"/>
         </w:rPr>
         <w:t xml:space="preserve"> </w:t>
       </w:r>
@@ -1817,13 +1872,13 @@
         <w:rPr>
           <w:b/>
           <w:bCs/>
-          <w:color w:val="84E290" w:themeColor="accent3" w:themeTint="66"/>
+          <w:color w:val="000000" w:themeColor="text1"/>
         </w:rPr>
         <w:t>Q5</w:t>
       </w:r>
       <w:r>
         <w:rPr>
-          <w:color w:val="84E290" w:themeColor="accent3" w:themeTint="66"/>
+          <w:color w:val="000000" w:themeColor="text1"/>
         </w:rPr>
         <w:t xml:space="preserve"> A user reports unauthorized banking transfers. Logs reveal that traffic was intercepted and modified while traveling between the user and the server. </w:t>
       </w:r>
@@ -1831,30 +1886,15 @@
         <w:rPr>
           <w:b/>
           <w:bCs/>
-          <w:color w:val="84E290" w:themeColor="accent3" w:themeTint="66"/>
-        </w:rPr>
-        <w:t xml:space="preserve">Answer: MITM </w:t>
-      </w:r>
-      <w:r>
-        <w:rPr>
-          <w:b/>
-          <w:bCs/>
-        </w:rPr>
-        <w:t>(</w:t>
-      </w:r>
-      <w:r>
-        <w:rPr>
-          <w:b/>
-          <w:bCs/>
-          <w:color w:val="47D459" w:themeColor="accent3" w:themeTint="99"/>
-        </w:rPr>
-        <w:t>Man</w:t>
-      </w:r>
-      <w:r>
-        <w:rPr>
-          <w:b/>
-          <w:bCs/>
-          <w:color w:val="47D459" w:themeColor="accent3" w:themeTint="99"/>
+          <w:color w:val="000000" w:themeColor="text1"/>
+        </w:rPr>
+        <w:t>Answer: MITM (Man</w:t>
+      </w:r>
+      <w:r>
+        <w:rPr>
+          <w:b/>
+          <w:bCs/>
+          <w:color w:val="000000" w:themeColor="text1"/>
         </w:rPr>
         <w:noBreakHyphen/>
         <w:t>in</w:t>
@@ -1863,7 +1903,7 @@
         <w:rPr>
           <w:b/>
           <w:bCs/>
-          <w:color w:val="47D459" w:themeColor="accent3" w:themeTint="99"/>
+          <w:color w:val="000000" w:themeColor="text1"/>
         </w:rPr>
         <w:noBreakHyphen/>
         <w:t>the</w:t>
@@ -1872,7 +1912,7 @@
         <w:rPr>
           <w:b/>
           <w:bCs/>
-          <w:color w:val="47D459" w:themeColor="accent3" w:themeTint="99"/>
+          <w:color w:val="000000" w:themeColor="text1"/>
         </w:rPr>
         <w:noBreakHyphen/>
         <w:t>Middle)</w:t>
@@ -1881,19 +1921,19 @@
     <w:p>
       <w:pPr>
         <w:rPr>
-          <w:color w:val="47D459" w:themeColor="accent3" w:themeTint="99"/>
-        </w:rPr>
-      </w:pPr>
-      <w:r>
-        <w:rPr>
-          <w:rFonts w:ascii="Segoe UI Emoji" w:hAnsi="Segoe UI Emoji" w:cs="Segoe UI Emoji"/>
-          <w:color w:val="47D459" w:themeColor="accent3" w:themeTint="99"/>
-        </w:rPr>
-        <w:t>⭐</w:t>
-      </w:r>
-      <w:r>
-        <w:rPr>
-          <w:color w:val="47D459" w:themeColor="accent3" w:themeTint="99"/>
+          <w:color w:val="000000" w:themeColor="text1"/>
+        </w:rPr>
+      </w:pPr>
+      <w:r>
+        <w:rPr>
+          <w:rFonts w:ascii="Segoe UI Emoji" w:hAnsi="Segoe UI Emoji" w:cs="Segoe UI Emoji"/>
+          <w:color w:val="000000" w:themeColor="text1"/>
+        </w:rPr>
+        <w:t>⭐</w:t>
+      </w:r>
+      <w:r>
+        <w:rPr>
+          <w:color w:val="000000" w:themeColor="text1"/>
         </w:rPr>
         <w:t xml:space="preserve"> </w:t>
       </w:r>
@@ -1901,13 +1941,13 @@
         <w:rPr>
           <w:b/>
           <w:bCs/>
-          <w:color w:val="47D459" w:themeColor="accent3" w:themeTint="99"/>
+          <w:color w:val="000000" w:themeColor="text1"/>
         </w:rPr>
         <w:t>Q6</w:t>
       </w:r>
       <w:r>
         <w:rPr>
-          <w:color w:val="47D459" w:themeColor="accent3" w:themeTint="99"/>
+          <w:color w:val="000000" w:themeColor="text1"/>
         </w:rPr>
         <w:t xml:space="preserve"> An attacker sends packets pretending to be from the CEO’s IP address to bypass firewall rules. </w:t>
       </w:r>
@@ -1915,7 +1955,7 @@
         <w:rPr>
           <w:b/>
           <w:bCs/>
-          <w:color w:val="47D459" w:themeColor="accent3" w:themeTint="99"/>
+          <w:color w:val="000000" w:themeColor="text1"/>
         </w:rPr>
         <w:t>Answer: IP Spoofing</w:t>
       </w:r>
@@ -1923,19 +1963,19 @@
     <w:p>
       <w:pPr>
         <w:rPr>
-          <w:color w:val="47D459" w:themeColor="accent3" w:themeTint="99"/>
-        </w:rPr>
-      </w:pPr>
-      <w:r>
-        <w:rPr>
-          <w:rFonts w:ascii="Segoe UI Emoji" w:hAnsi="Segoe UI Emoji" w:cs="Segoe UI Emoji"/>
-          <w:color w:val="47D459" w:themeColor="accent3" w:themeTint="99"/>
-        </w:rPr>
-        <w:t>⭐</w:t>
-      </w:r>
-      <w:r>
-        <w:rPr>
-          <w:color w:val="47D459" w:themeColor="accent3" w:themeTint="99"/>
+          <w:color w:val="000000" w:themeColor="text1"/>
+        </w:rPr>
+      </w:pPr>
+      <w:r>
+        <w:rPr>
+          <w:rFonts w:ascii="Segoe UI Emoji" w:hAnsi="Segoe UI Emoji" w:cs="Segoe UI Emoji"/>
+          <w:color w:val="000000" w:themeColor="text1"/>
+        </w:rPr>
+        <w:t>⭐</w:t>
+      </w:r>
+      <w:r>
+        <w:rPr>
+          <w:color w:val="000000" w:themeColor="text1"/>
         </w:rPr>
         <w:t xml:space="preserve"> </w:t>
       </w:r>
@@ -1943,13 +1983,13 @@
         <w:rPr>
           <w:b/>
           <w:bCs/>
-          <w:color w:val="47D459" w:themeColor="accent3" w:themeTint="99"/>
+          <w:color w:val="000000" w:themeColor="text1"/>
         </w:rPr>
         <w:t>Q7</w:t>
       </w:r>
       <w:r>
         <w:rPr>
-          <w:color w:val="47D459" w:themeColor="accent3" w:themeTint="99"/>
+          <w:color w:val="000000" w:themeColor="text1"/>
         </w:rPr>
         <w:t xml:space="preserve"> A web server becomes unreachable. Monitoring tools show millions of requests per second from multiple global IP addresses. </w:t>
       </w:r>
@@ -1957,7 +1997,7 @@
         <w:rPr>
           <w:b/>
           <w:bCs/>
-          <w:color w:val="47D459" w:themeColor="accent3" w:themeTint="99"/>
+          <w:color w:val="000000" w:themeColor="text1"/>
         </w:rPr>
         <w:t>Answer: DDoS Attack</w:t>
       </w:r>
@@ -1965,19 +2005,19 @@
     <w:p>
       <w:pPr>
         <w:rPr>
-          <w:color w:val="84E290" w:themeColor="accent3" w:themeTint="66"/>
-        </w:rPr>
-      </w:pPr>
-      <w:r>
-        <w:rPr>
-          <w:rFonts w:ascii="Segoe UI Emoji" w:hAnsi="Segoe UI Emoji" w:cs="Segoe UI Emoji"/>
-          <w:color w:val="84E290" w:themeColor="accent3" w:themeTint="66"/>
-        </w:rPr>
-        <w:t>⭐</w:t>
-      </w:r>
-      <w:r>
-        <w:rPr>
-          <w:color w:val="84E290" w:themeColor="accent3" w:themeTint="66"/>
+          <w:color w:val="000000" w:themeColor="text1"/>
+        </w:rPr>
+      </w:pPr>
+      <w:r>
+        <w:rPr>
+          <w:rFonts w:ascii="Segoe UI Emoji" w:hAnsi="Segoe UI Emoji" w:cs="Segoe UI Emoji"/>
+          <w:color w:val="000000" w:themeColor="text1"/>
+        </w:rPr>
+        <w:t>⭐</w:t>
+      </w:r>
+      <w:r>
+        <w:rPr>
+          <w:color w:val="000000" w:themeColor="text1"/>
         </w:rPr>
         <w:t xml:space="preserve"> </w:t>
       </w:r>
@@ -1985,13 +2025,13 @@
         <w:rPr>
           <w:b/>
           <w:bCs/>
-          <w:color w:val="84E290" w:themeColor="accent3" w:themeTint="66"/>
+          <w:color w:val="000000" w:themeColor="text1"/>
         </w:rPr>
         <w:t>Q8</w:t>
       </w:r>
       <w:r>
         <w:rPr>
-          <w:color w:val="84E290" w:themeColor="accent3" w:themeTint="66"/>
+          <w:color w:val="000000" w:themeColor="text1"/>
         </w:rPr>
         <w:t xml:space="preserve"> An attacker uses a stolen session ID to access a user’s account without credentials. </w:t>
       </w:r>
@@ -1999,33 +2039,42 @@
         <w:rPr>
           <w:b/>
           <w:bCs/>
-          <w:color w:val="84E290" w:themeColor="accent3" w:themeTint="66"/>
+          <w:color w:val="000000" w:themeColor="text1"/>
         </w:rPr>
         <w:t>Answer: Session Hijacking</w:t>
       </w:r>
     </w:p>
     <w:p>
-      <w:r>
-        <w:rPr>
-          <w:rFonts w:ascii="Segoe UI Emoji" w:hAnsi="Segoe UI Emoji" w:cs="Segoe UI Emoji"/>
+      <w:pPr>
+        <w:rPr>
+          <w:color w:val="000000" w:themeColor="text1"/>
+        </w:rPr>
+      </w:pPr>
+      <w:r>
+        <w:rPr>
+          <w:rFonts w:ascii="Segoe UI Emoji" w:hAnsi="Segoe UI Emoji" w:cs="Segoe UI Emoji"/>
+          <w:color w:val="000000" w:themeColor="text1"/>
         </w:rPr>
         <w:lastRenderedPageBreak/>
         <w:t>⭐</w:t>
       </w:r>
       <w:r>
+        <w:rPr>
+          <w:color w:val="000000" w:themeColor="text1"/>
+        </w:rPr>
         <w:t xml:space="preserve"> </w:t>
       </w:r>
       <w:r>
         <w:rPr>
           <w:b/>
           <w:bCs/>
-          <w:color w:val="47D459" w:themeColor="accent3" w:themeTint="99"/>
+          <w:color w:val="000000" w:themeColor="text1"/>
         </w:rPr>
         <w:t>Q9</w:t>
       </w:r>
       <w:r>
         <w:rPr>
-          <w:color w:val="47D459" w:themeColor="accent3" w:themeTint="99"/>
+          <w:color w:val="000000" w:themeColor="text1"/>
         </w:rPr>
         <w:t xml:space="preserve"> A malicious actor sends emails pretending to be HR to trick employees into clicking a link. </w:t>
       </w:r>
@@ -2033,77 +2082,122 @@
         <w:rPr>
           <w:b/>
           <w:bCs/>
-          <w:color w:val="47D459" w:themeColor="accent3" w:themeTint="99"/>
+          <w:color w:val="000000" w:themeColor="text1"/>
         </w:rPr>
         <w:t>Answer: Email Spoofing / Phishing</w:t>
       </w:r>
     </w:p>
     <w:p>
-      <w:r>
-        <w:rPr>
-          <w:rFonts w:ascii="Segoe UI Emoji" w:hAnsi="Segoe UI Emoji" w:cs="Segoe UI Emoji"/>
-        </w:rPr>
-        <w:t>⭐</w:t>
-      </w:r>
-      <w:r>
+      <w:pPr>
+        <w:rPr>
+          <w:color w:val="000000" w:themeColor="text1"/>
+        </w:rPr>
+      </w:pPr>
+      <w:r>
+        <w:rPr>
+          <w:rFonts w:ascii="Segoe UI Emoji" w:hAnsi="Segoe UI Emoji" w:cs="Segoe UI Emoji"/>
+          <w:color w:val="000000" w:themeColor="text1"/>
+        </w:rPr>
+        <w:t>⭐</w:t>
+      </w:r>
+      <w:r>
+        <w:rPr>
+          <w:color w:val="000000" w:themeColor="text1"/>
+        </w:rPr>
         <w:t xml:space="preserve"> </w:t>
       </w:r>
       <w:r>
         <w:rPr>
           <w:b/>
           <w:bCs/>
-          <w:color w:val="47D459" w:themeColor="accent3" w:themeTint="99"/>
+          <w:color w:val="000000" w:themeColor="text1"/>
         </w:rPr>
         <w:t>Q10</w:t>
       </w:r>
       <w:r>
         <w:rPr>
-          <w:color w:val="47D459" w:themeColor="accent3" w:themeTint="99"/>
+          <w:color w:val="000000" w:themeColor="text1"/>
         </w:rPr>
         <w:t xml:space="preserve"> A hacker floods Wi</w:t>
       </w:r>
       <w:r>
         <w:rPr>
-          <w:color w:val="47D459" w:themeColor="accent3" w:themeTint="99"/>
+          <w:color w:val="000000" w:themeColor="text1"/>
         </w:rPr>
         <w:noBreakHyphen/>
-        <w:t xml:space="preserve">Fi with deauthentication frames, forcing users to disconnect repeatedly. </w:t>
-      </w:r>
-      <w:r>
-        <w:rPr>
-          <w:b/>
-          <w:bCs/>
-          <w:color w:val="47D459" w:themeColor="accent3" w:themeTint="99"/>
-        </w:rPr>
-        <w:t>Answer: Deauthentication Attack</w:t>
-      </w:r>
-    </w:p>
-    <w:p>
-      <w:pPr>
-        <w:rPr>
-          <w:color w:val="84E290" w:themeColor="accent3" w:themeTint="66"/>
-        </w:rPr>
-      </w:pPr>
-      <w:r>
-        <w:rPr>
-          <w:rFonts w:ascii="Segoe UI Emoji" w:hAnsi="Segoe UI Emoji" w:cs="Segoe UI Emoji"/>
-        </w:rPr>
-        <w:t>⭐</w:t>
-      </w:r>
-      <w:r>
+        <w:t xml:space="preserve">Fi with </w:t>
+      </w:r>
+      <w:proofErr w:type="spellStart"/>
+      <w:r>
+        <w:rPr>
+          <w:color w:val="000000" w:themeColor="text1"/>
+        </w:rPr>
+        <w:t>deauthentication</w:t>
+      </w:r>
+      <w:proofErr w:type="spellEnd"/>
+      <w:r>
+        <w:rPr>
+          <w:color w:val="000000" w:themeColor="text1"/>
+        </w:rPr>
+        <w:t xml:space="preserve"> frames, forcing users to disconnect repeatedly. </w:t>
+      </w:r>
+      <w:r>
+        <w:rPr>
+          <w:b/>
+          <w:bCs/>
+          <w:color w:val="000000" w:themeColor="text1"/>
+        </w:rPr>
+        <w:t xml:space="preserve">Answer: </w:t>
+      </w:r>
+      <w:proofErr w:type="spellStart"/>
+      <w:r>
+        <w:rPr>
+          <w:b/>
+          <w:bCs/>
+          <w:color w:val="000000" w:themeColor="text1"/>
+        </w:rPr>
+        <w:t>Deauthentication</w:t>
+      </w:r>
+      <w:proofErr w:type="spellEnd"/>
+      <w:r>
+        <w:rPr>
+          <w:b/>
+          <w:bCs/>
+          <w:color w:val="000000" w:themeColor="text1"/>
+        </w:rPr>
+        <w:t xml:space="preserve"> Attack</w:t>
+      </w:r>
+    </w:p>
+    <w:p>
+      <w:pPr>
+        <w:rPr>
+          <w:color w:val="000000" w:themeColor="text1"/>
+        </w:rPr>
+      </w:pPr>
+      <w:r>
+        <w:rPr>
+          <w:rFonts w:ascii="Segoe UI Emoji" w:hAnsi="Segoe UI Emoji" w:cs="Segoe UI Emoji"/>
+          <w:color w:val="000000" w:themeColor="text1"/>
+        </w:rPr>
+        <w:t>⭐</w:t>
+      </w:r>
+      <w:r>
+        <w:rPr>
+          <w:color w:val="000000" w:themeColor="text1"/>
+        </w:rPr>
         <w:t xml:space="preserve"> </w:t>
       </w:r>
       <w:r>
         <w:rPr>
           <w:b/>
           <w:bCs/>
-          <w:color w:val="84E290" w:themeColor="accent3" w:themeTint="66"/>
+          <w:color w:val="000000" w:themeColor="text1"/>
         </w:rPr>
         <w:t>Q11</w:t>
       </w:r>
       <w:r>
         <w:rPr>
-          <w:color w:val="84E290" w:themeColor="accent3" w:themeTint="66"/>
+          <w:color w:val="000000" w:themeColor="text1"/>
         </w:rPr>
         <w:t xml:space="preserve"> A penetration tester sends crafted ARP replies, and the victim’s browser starts sending traffic to the tester. </w:t>
       </w:r>
@@ -2111,7 +2205,7 @@
         <w:rPr>
           <w:b/>
           <w:bCs/>
-          <w:color w:val="84E290" w:themeColor="accent3" w:themeTint="66"/>
+          <w:color w:val="000000" w:themeColor="text1"/>
         </w:rPr>
         <w:t>Answer: ARP Poisoning</w:t>
       </w:r>
@@ -2119,19 +2213,19 @@
     <w:p>
       <w:pPr>
         <w:rPr>
-          <w:color w:val="47D459" w:themeColor="accent3" w:themeTint="99"/>
-        </w:rPr>
-      </w:pPr>
-      <w:r>
-        <w:rPr>
-          <w:rFonts w:ascii="Segoe UI Emoji" w:hAnsi="Segoe UI Emoji" w:cs="Segoe UI Emoji"/>
-          <w:color w:val="47D459" w:themeColor="accent3" w:themeTint="99"/>
-        </w:rPr>
-        <w:t>⭐</w:t>
-      </w:r>
-      <w:r>
-        <w:rPr>
-          <w:color w:val="47D459" w:themeColor="accent3" w:themeTint="99"/>
+          <w:color w:val="000000" w:themeColor="text1"/>
+        </w:rPr>
+      </w:pPr>
+      <w:r>
+        <w:rPr>
+          <w:rFonts w:ascii="Segoe UI Emoji" w:hAnsi="Segoe UI Emoji" w:cs="Segoe UI Emoji"/>
+          <w:color w:val="000000" w:themeColor="text1"/>
+        </w:rPr>
+        <w:t>⭐</w:t>
+      </w:r>
+      <w:r>
+        <w:rPr>
+          <w:color w:val="000000" w:themeColor="text1"/>
         </w:rPr>
         <w:t xml:space="preserve"> </w:t>
       </w:r>
@@ -2139,13 +2233,13 @@
         <w:rPr>
           <w:b/>
           <w:bCs/>
-          <w:color w:val="47D459" w:themeColor="accent3" w:themeTint="99"/>
+          <w:color w:val="000000" w:themeColor="text1"/>
         </w:rPr>
         <w:t>Q12</w:t>
       </w:r>
       <w:r>
         <w:rPr>
-          <w:color w:val="47D459" w:themeColor="accent3" w:themeTint="99"/>
+          <w:color w:val="000000" w:themeColor="text1"/>
         </w:rPr>
         <w:t xml:space="preserve"> A rogue DNS server sends incorrect IP addresses for popular websites. </w:t>
       </w:r>
@@ -2153,7 +2247,7 @@
         <w:rPr>
           <w:b/>
           <w:bCs/>
-          <w:color w:val="47D459" w:themeColor="accent3" w:themeTint="99"/>
+          <w:color w:val="000000" w:themeColor="text1"/>
         </w:rPr>
         <w:t>Answer: DNS Spoofing</w:t>
       </w:r>
@@ -2161,19 +2255,19 @@
     <w:p>
       <w:pPr>
         <w:rPr>
-          <w:color w:val="84E290" w:themeColor="accent3" w:themeTint="66"/>
-        </w:rPr>
-      </w:pPr>
-      <w:r>
-        <w:rPr>
-          <w:rFonts w:ascii="Segoe UI Emoji" w:hAnsi="Segoe UI Emoji" w:cs="Segoe UI Emoji"/>
-          <w:color w:val="84E290" w:themeColor="accent3" w:themeTint="66"/>
-        </w:rPr>
-        <w:t>⭐</w:t>
-      </w:r>
-      <w:r>
-        <w:rPr>
-          <w:color w:val="84E290" w:themeColor="accent3" w:themeTint="66"/>
+          <w:color w:val="000000" w:themeColor="text1"/>
+        </w:rPr>
+      </w:pPr>
+      <w:r>
+        <w:rPr>
+          <w:rFonts w:ascii="Segoe UI Emoji" w:hAnsi="Segoe UI Emoji" w:cs="Segoe UI Emoji"/>
+          <w:color w:val="000000" w:themeColor="text1"/>
+        </w:rPr>
+        <w:t>⭐</w:t>
+      </w:r>
+      <w:r>
+        <w:rPr>
+          <w:color w:val="000000" w:themeColor="text1"/>
         </w:rPr>
         <w:t xml:space="preserve"> </w:t>
       </w:r>
@@ -2181,13 +2275,13 @@
         <w:rPr>
           <w:b/>
           <w:bCs/>
-          <w:color w:val="84E290" w:themeColor="accent3" w:themeTint="66"/>
+          <w:color w:val="000000" w:themeColor="text1"/>
         </w:rPr>
         <w:t>Q13</w:t>
       </w:r>
       <w:r>
         <w:rPr>
-          <w:color w:val="84E290" w:themeColor="accent3" w:themeTint="66"/>
+          <w:color w:val="000000" w:themeColor="text1"/>
         </w:rPr>
         <w:t xml:space="preserve"> An attacker intercepts traffic but does NOT modify it — only reads it. </w:t>
       </w:r>
@@ -2195,7 +2289,7 @@
         <w:rPr>
           <w:b/>
           <w:bCs/>
-          <w:color w:val="84E290" w:themeColor="accent3" w:themeTint="66"/>
+          <w:color w:val="000000" w:themeColor="text1"/>
         </w:rPr>
         <w:t>Answer: Passive MITM</w:t>
       </w:r>
@@ -2203,19 +2297,19 @@
     <w:p>
       <w:pPr>
         <w:rPr>
-          <w:color w:val="47D459" w:themeColor="accent3" w:themeTint="99"/>
-        </w:rPr>
-      </w:pPr>
-      <w:r>
-        <w:rPr>
-          <w:rFonts w:ascii="Segoe UI Emoji" w:hAnsi="Segoe UI Emoji" w:cs="Segoe UI Emoji"/>
-          <w:color w:val="47D459" w:themeColor="accent3" w:themeTint="99"/>
-        </w:rPr>
-        <w:t>⭐</w:t>
-      </w:r>
-      <w:r>
-        <w:rPr>
-          <w:color w:val="47D459" w:themeColor="accent3" w:themeTint="99"/>
+          <w:color w:val="000000" w:themeColor="text1"/>
+        </w:rPr>
+      </w:pPr>
+      <w:r>
+        <w:rPr>
+          <w:rFonts w:ascii="Segoe UI Emoji" w:hAnsi="Segoe UI Emoji" w:cs="Segoe UI Emoji"/>
+          <w:color w:val="000000" w:themeColor="text1"/>
+        </w:rPr>
+        <w:t>⭐</w:t>
+      </w:r>
+      <w:r>
+        <w:rPr>
+          <w:color w:val="000000" w:themeColor="text1"/>
         </w:rPr>
         <w:t xml:space="preserve"> </w:t>
       </w:r>
@@ -2223,13 +2317,13 @@
         <w:rPr>
           <w:b/>
           <w:bCs/>
-          <w:color w:val="47D459" w:themeColor="accent3" w:themeTint="99"/>
+          <w:color w:val="000000" w:themeColor="text1"/>
         </w:rPr>
         <w:t>Q14</w:t>
       </w:r>
       <w:r>
         <w:rPr>
-          <w:color w:val="47D459" w:themeColor="accent3" w:themeTint="99"/>
+          <w:color w:val="000000" w:themeColor="text1"/>
         </w:rPr>
         <w:t xml:space="preserve"> A hacker spoofs the MAC address of a legitimate device to gain access to a restricted network. </w:t>
       </w:r>
@@ -2237,7 +2331,7 @@
         <w:rPr>
           <w:b/>
           <w:bCs/>
-          <w:color w:val="47D459" w:themeColor="accent3" w:themeTint="99"/>
+          <w:color w:val="000000" w:themeColor="text1"/>
         </w:rPr>
         <w:t>Answer: MAC Spoofing</w:t>
       </w:r>
@@ -2245,19 +2339,19 @@
     <w:p>
       <w:pPr>
         <w:rPr>
-          <w:color w:val="47D459" w:themeColor="accent3" w:themeTint="99"/>
-        </w:rPr>
-      </w:pPr>
-      <w:r>
-        <w:rPr>
-          <w:rFonts w:ascii="Segoe UI Emoji" w:hAnsi="Segoe UI Emoji" w:cs="Segoe UI Emoji"/>
-          <w:color w:val="47D459" w:themeColor="accent3" w:themeTint="99"/>
-        </w:rPr>
-        <w:t>⭐</w:t>
-      </w:r>
-      <w:r>
-        <w:rPr>
-          <w:color w:val="47D459" w:themeColor="accent3" w:themeTint="99"/>
+          <w:color w:val="000000" w:themeColor="text1"/>
+        </w:rPr>
+      </w:pPr>
+      <w:r>
+        <w:rPr>
+          <w:rFonts w:ascii="Segoe UI Emoji" w:hAnsi="Segoe UI Emoji" w:cs="Segoe UI Emoji"/>
+          <w:color w:val="000000" w:themeColor="text1"/>
+        </w:rPr>
+        <w:t>⭐</w:t>
+      </w:r>
+      <w:r>
+        <w:rPr>
+          <w:color w:val="000000" w:themeColor="text1"/>
         </w:rPr>
         <w:t xml:space="preserve"> </w:t>
       </w:r>
@@ -2265,13 +2359,13 @@
         <w:rPr>
           <w:b/>
           <w:bCs/>
-          <w:color w:val="47D459" w:themeColor="accent3" w:themeTint="99"/>
+          <w:color w:val="000000" w:themeColor="text1"/>
         </w:rPr>
         <w:t>Q15</w:t>
       </w:r>
       <w:r>
         <w:rPr>
-          <w:color w:val="47D459" w:themeColor="accent3" w:themeTint="99"/>
+          <w:color w:val="000000" w:themeColor="text1"/>
         </w:rPr>
         <w:t xml:space="preserve"> A victim’s browser is redirected to a malicious site even though the URL typed is correct. </w:t>
       </w:r>
@@ -2279,7 +2373,7 @@
         <w:rPr>
           <w:b/>
           <w:bCs/>
-          <w:color w:val="47D459" w:themeColor="accent3" w:themeTint="99"/>
+          <w:color w:val="000000" w:themeColor="text1"/>
         </w:rPr>
         <w:t>Answer: DNS Poisoning</w:t>
       </w:r>
@@ -2287,19 +2381,19 @@
     <w:p>
       <w:pPr>
         <w:rPr>
-          <w:color w:val="84E290" w:themeColor="accent3" w:themeTint="66"/>
-        </w:rPr>
-      </w:pPr>
-      <w:r>
-        <w:rPr>
-          <w:rFonts w:ascii="Segoe UI Emoji" w:hAnsi="Segoe UI Emoji" w:cs="Segoe UI Emoji"/>
-          <w:color w:val="84E290" w:themeColor="accent3" w:themeTint="66"/>
-        </w:rPr>
-        <w:t>⭐</w:t>
-      </w:r>
-      <w:r>
-        <w:rPr>
-          <w:color w:val="84E290" w:themeColor="accent3" w:themeTint="66"/>
+          <w:color w:val="000000" w:themeColor="text1"/>
+        </w:rPr>
+      </w:pPr>
+      <w:r>
+        <w:rPr>
+          <w:rFonts w:ascii="Segoe UI Emoji" w:hAnsi="Segoe UI Emoji" w:cs="Segoe UI Emoji"/>
+          <w:color w:val="000000" w:themeColor="text1"/>
+        </w:rPr>
+        <w:t>⭐</w:t>
+      </w:r>
+      <w:r>
+        <w:rPr>
+          <w:color w:val="000000" w:themeColor="text1"/>
         </w:rPr>
         <w:t xml:space="preserve"> </w:t>
       </w:r>
@@ -2307,13 +2401,13 @@
         <w:rPr>
           <w:b/>
           <w:bCs/>
-          <w:color w:val="84E290" w:themeColor="accent3" w:themeTint="66"/>
+          <w:color w:val="000000" w:themeColor="text1"/>
         </w:rPr>
         <w:t>Q16</w:t>
       </w:r>
       <w:r>
         <w:rPr>
-          <w:color w:val="84E290" w:themeColor="accent3" w:themeTint="66"/>
+          <w:color w:val="000000" w:themeColor="text1"/>
         </w:rPr>
         <w:t xml:space="preserve"> A switch’s CAM table is full, causing it to broadcast all traffic. </w:t>
       </w:r>
@@ -2321,32 +2415,41 @@
         <w:rPr>
           <w:b/>
           <w:bCs/>
-          <w:color w:val="84E290" w:themeColor="accent3" w:themeTint="66"/>
+          <w:color w:val="000000" w:themeColor="text1"/>
         </w:rPr>
         <w:t>Answer: MAC Flooding</w:t>
       </w:r>
     </w:p>
     <w:p>
-      <w:r>
-        <w:rPr>
-          <w:rFonts w:ascii="Segoe UI Emoji" w:hAnsi="Segoe UI Emoji" w:cs="Segoe UI Emoji"/>
-        </w:rPr>
-        <w:t>⭐</w:t>
-      </w:r>
-      <w:r>
+      <w:pPr>
+        <w:rPr>
+          <w:color w:val="000000" w:themeColor="text1"/>
+        </w:rPr>
+      </w:pPr>
+      <w:r>
+        <w:rPr>
+          <w:rFonts w:ascii="Segoe UI Emoji" w:hAnsi="Segoe UI Emoji" w:cs="Segoe UI Emoji"/>
+          <w:color w:val="000000" w:themeColor="text1"/>
+        </w:rPr>
+        <w:t>⭐</w:t>
+      </w:r>
+      <w:r>
+        <w:rPr>
+          <w:color w:val="000000" w:themeColor="text1"/>
+        </w:rPr>
         <w:t xml:space="preserve"> </w:t>
       </w:r>
       <w:r>
         <w:rPr>
           <w:b/>
           <w:bCs/>
-          <w:color w:val="47D459" w:themeColor="accent3" w:themeTint="99"/>
+          <w:color w:val="000000" w:themeColor="text1"/>
         </w:rPr>
         <w:t>Q17</w:t>
       </w:r>
       <w:r>
         <w:rPr>
-          <w:color w:val="47D459" w:themeColor="accent3" w:themeTint="99"/>
+          <w:color w:val="000000" w:themeColor="text1"/>
         </w:rPr>
         <w:t xml:space="preserve"> An attacker steals a user’s session cookie and uses it to impersonate the user. </w:t>
       </w:r>
@@ -2354,7 +2457,7 @@
         <w:rPr>
           <w:b/>
           <w:bCs/>
-          <w:color w:val="47D459" w:themeColor="accent3" w:themeTint="99"/>
+          <w:color w:val="000000" w:themeColor="text1"/>
         </w:rPr>
         <w:t>Answer: Session Hijacking</w:t>
       </w:r>
@@ -2362,19 +2465,19 @@
     <w:p>
       <w:pPr>
         <w:rPr>
-          <w:color w:val="47D459" w:themeColor="accent3" w:themeTint="99"/>
-        </w:rPr>
-      </w:pPr>
-      <w:r>
-        <w:rPr>
-          <w:rFonts w:ascii="Segoe UI Emoji" w:hAnsi="Segoe UI Emoji" w:cs="Segoe UI Emoji"/>
-          <w:color w:val="47D459" w:themeColor="accent3" w:themeTint="99"/>
-        </w:rPr>
-        <w:t>⭐</w:t>
-      </w:r>
-      <w:r>
-        <w:rPr>
-          <w:color w:val="47D459" w:themeColor="accent3" w:themeTint="99"/>
+          <w:color w:val="000000" w:themeColor="text1"/>
+        </w:rPr>
+      </w:pPr>
+      <w:r>
+        <w:rPr>
+          <w:rFonts w:ascii="Segoe UI Emoji" w:hAnsi="Segoe UI Emoji" w:cs="Segoe UI Emoji"/>
+          <w:color w:val="000000" w:themeColor="text1"/>
+        </w:rPr>
+        <w:t>⭐</w:t>
+      </w:r>
+      <w:r>
+        <w:rPr>
+          <w:color w:val="000000" w:themeColor="text1"/>
         </w:rPr>
         <w:t xml:space="preserve"> </w:t>
       </w:r>
@@ -2382,13 +2485,13 @@
         <w:rPr>
           <w:b/>
           <w:bCs/>
-          <w:color w:val="47D459" w:themeColor="accent3" w:themeTint="99"/>
+          <w:color w:val="000000" w:themeColor="text1"/>
         </w:rPr>
         <w:t>Q18</w:t>
       </w:r>
       <w:r>
         <w:rPr>
-          <w:color w:val="47D459" w:themeColor="accent3" w:themeTint="99"/>
+          <w:color w:val="000000" w:themeColor="text1"/>
         </w:rPr>
         <w:t xml:space="preserve"> A server receives more traffic than it can handle, but all requests come from a single IP address. </w:t>
       </w:r>
@@ -2396,32 +2499,41 @@
         <w:rPr>
           <w:b/>
           <w:bCs/>
-          <w:color w:val="47D459" w:themeColor="accent3" w:themeTint="99"/>
+          <w:color w:val="000000" w:themeColor="text1"/>
         </w:rPr>
         <w:t>Answer: DoS Attack</w:t>
       </w:r>
     </w:p>
     <w:p>
-      <w:r>
-        <w:rPr>
-          <w:rFonts w:ascii="Segoe UI Emoji" w:hAnsi="Segoe UI Emoji" w:cs="Segoe UI Emoji"/>
-        </w:rPr>
-        <w:t>⭐</w:t>
-      </w:r>
-      <w:r>
+      <w:pPr>
+        <w:rPr>
+          <w:color w:val="000000" w:themeColor="text1"/>
+        </w:rPr>
+      </w:pPr>
+      <w:r>
+        <w:rPr>
+          <w:rFonts w:ascii="Segoe UI Emoji" w:hAnsi="Segoe UI Emoji" w:cs="Segoe UI Emoji"/>
+          <w:color w:val="000000" w:themeColor="text1"/>
+        </w:rPr>
+        <w:t>⭐</w:t>
+      </w:r>
+      <w:r>
+        <w:rPr>
+          <w:color w:val="000000" w:themeColor="text1"/>
+        </w:rPr>
         <w:t xml:space="preserve"> </w:t>
       </w:r>
       <w:r>
         <w:rPr>
           <w:b/>
           <w:bCs/>
-          <w:color w:val="84E290" w:themeColor="accent3" w:themeTint="66"/>
+          <w:color w:val="000000" w:themeColor="text1"/>
         </w:rPr>
         <w:t>Q19</w:t>
       </w:r>
       <w:r>
         <w:rPr>
-          <w:color w:val="84E290" w:themeColor="accent3" w:themeTint="66"/>
+          <w:color w:val="000000" w:themeColor="text1"/>
         </w:rPr>
         <w:t xml:space="preserve"> A hacker modifies packets in transit during an online transaction. </w:t>
       </w:r>
@@ -2429,32 +2541,41 @@
         <w:rPr>
           <w:b/>
           <w:bCs/>
-          <w:color w:val="84E290" w:themeColor="accent3" w:themeTint="66"/>
+          <w:color w:val="000000" w:themeColor="text1"/>
         </w:rPr>
         <w:t>Answer: MITM (Active)</w:t>
       </w:r>
     </w:p>
     <w:p>
-      <w:r>
-        <w:rPr>
-          <w:rFonts w:ascii="Segoe UI Emoji" w:hAnsi="Segoe UI Emoji" w:cs="Segoe UI Emoji"/>
-        </w:rPr>
-        <w:t>⭐</w:t>
-      </w:r>
-      <w:r>
+      <w:pPr>
+        <w:rPr>
+          <w:color w:val="000000" w:themeColor="text1"/>
+        </w:rPr>
+      </w:pPr>
+      <w:r>
+        <w:rPr>
+          <w:rFonts w:ascii="Segoe UI Emoji" w:hAnsi="Segoe UI Emoji" w:cs="Segoe UI Emoji"/>
+          <w:color w:val="000000" w:themeColor="text1"/>
+        </w:rPr>
+        <w:t>⭐</w:t>
+      </w:r>
+      <w:r>
+        <w:rPr>
+          <w:color w:val="000000" w:themeColor="text1"/>
+        </w:rPr>
         <w:t xml:space="preserve"> </w:t>
       </w:r>
       <w:r>
         <w:rPr>
           <w:b/>
           <w:bCs/>
-          <w:color w:val="84E290" w:themeColor="accent3" w:themeTint="66"/>
+          <w:color w:val="000000" w:themeColor="text1"/>
         </w:rPr>
         <w:t>Q20</w:t>
       </w:r>
       <w:r>
         <w:rPr>
-          <w:color w:val="84E290" w:themeColor="accent3" w:themeTint="66"/>
+          <w:color w:val="000000" w:themeColor="text1"/>
         </w:rPr>
         <w:t xml:space="preserve"> An attacker sends crafted packets pretending to be the gateway’s IP to confuse devices on the LAN. </w:t>
       </w:r>
@@ -2462,7 +2583,7 @@
         <w:rPr>
           <w:b/>
           <w:bCs/>
-          <w:color w:val="84E290" w:themeColor="accent3" w:themeTint="66"/>
+          <w:color w:val="000000" w:themeColor="text1"/>
         </w:rPr>
         <w:t>Answer: ARP Spoofing</w:t>
       </w:r>
@@ -2472,23 +2593,23 @@
         <w:rPr>
           <w:b/>
           <w:bCs/>
-          <w:color w:val="84E290" w:themeColor="accent3" w:themeTint="66"/>
-        </w:rPr>
-      </w:pPr>
-      <w:r>
-        <w:rPr>
-          <w:rFonts w:ascii="Segoe UI Emoji" w:hAnsi="Segoe UI Emoji" w:cs="Segoe UI Emoji"/>
-          <w:b/>
-          <w:bCs/>
-          <w:color w:val="84E290" w:themeColor="accent3" w:themeTint="66"/>
-        </w:rPr>
-        <w:t>⭐</w:t>
-      </w:r>
-      <w:r>
-        <w:rPr>
-          <w:b/>
-          <w:bCs/>
-          <w:color w:val="84E290" w:themeColor="accent3" w:themeTint="66"/>
+          <w:color w:val="000000" w:themeColor="text1"/>
+        </w:rPr>
+      </w:pPr>
+      <w:r>
+        <w:rPr>
+          <w:rFonts w:ascii="Segoe UI Emoji" w:hAnsi="Segoe UI Emoji" w:cs="Segoe UI Emoji"/>
+          <w:b/>
+          <w:bCs/>
+          <w:color w:val="000000" w:themeColor="text1"/>
+        </w:rPr>
+        <w:t>⭐</w:t>
+      </w:r>
+      <w:r>
+        <w:rPr>
+          <w:b/>
+          <w:bCs/>
+          <w:color w:val="000000" w:themeColor="text1"/>
         </w:rPr>
         <w:t xml:space="preserve"> DAY</w:t>
       </w:r>
@@ -2496,7 +2617,7 @@
         <w:rPr>
           <w:b/>
           <w:bCs/>
-          <w:color w:val="84E290" w:themeColor="accent3" w:themeTint="66"/>
+          <w:color w:val="000000" w:themeColor="text1"/>
         </w:rPr>
         <w:noBreakHyphen/>
         <w:t>6 — Firewalls &amp; VPN (100% Exam</w:t>
@@ -2505,7 +2626,7 @@
         <w:rPr>
           <w:b/>
           <w:bCs/>
-          <w:color w:val="84E290" w:themeColor="accent3" w:themeTint="66"/>
+          <w:color w:val="000000" w:themeColor="text1"/>
         </w:rPr>
         <w:noBreakHyphen/>
         <w:t>Ready)</w:t>
@@ -2514,37 +2635,55 @@
     <w:p>
       <w:pPr>
         <w:rPr>
-          <w:color w:val="84E290" w:themeColor="accent3" w:themeTint="66"/>
-        </w:rPr>
-      </w:pPr>
-      <w:r>
-        <w:rPr>
-          <w:rFonts w:ascii="Segoe UI Emoji" w:hAnsi="Segoe UI Emoji" w:cs="Segoe UI Emoji"/>
-        </w:rPr>
-        <w:t>⭐</w:t>
-      </w:r>
-      <w:r>
+          <w:color w:val="000000" w:themeColor="text1"/>
+        </w:rPr>
+      </w:pPr>
+      <w:r>
+        <w:rPr>
+          <w:rFonts w:ascii="Segoe UI Emoji" w:hAnsi="Segoe UI Emoji" w:cs="Segoe UI Emoji"/>
+          <w:color w:val="000000" w:themeColor="text1"/>
+        </w:rPr>
+        <w:t>⭐</w:t>
+      </w:r>
+      <w:r>
+        <w:rPr>
+          <w:color w:val="000000" w:themeColor="text1"/>
+        </w:rPr>
         <w:t xml:space="preserve"> </w:t>
       </w:r>
       <w:r>
         <w:rPr>
           <w:b/>
           <w:bCs/>
-          <w:color w:val="84E290" w:themeColor="accent3" w:themeTint="66"/>
+          <w:color w:val="000000" w:themeColor="text1"/>
         </w:rPr>
         <w:t>Q1</w:t>
       </w:r>
       <w:r>
         <w:rPr>
-          <w:color w:val="84E290" w:themeColor="accent3" w:themeTint="66"/>
-        </w:rPr>
-        <w:t xml:space="preserve"> A firewall monitors active connections and allows return traffic only if it matches an existing session. </w:t>
-      </w:r>
-      <w:r>
-        <w:rPr>
-          <w:b/>
-          <w:bCs/>
-          <w:color w:val="84E290" w:themeColor="accent3" w:themeTint="66"/>
+          <w:color w:val="000000" w:themeColor="text1"/>
+        </w:rPr>
+        <w:t xml:space="preserve"> A firewall monitors active connections and allows </w:t>
+      </w:r>
+      <w:proofErr w:type="gramStart"/>
+      <w:r>
+        <w:rPr>
+          <w:color w:val="000000" w:themeColor="text1"/>
+        </w:rPr>
+        <w:t>return traffic</w:t>
+      </w:r>
+      <w:proofErr w:type="gramEnd"/>
+      <w:r>
+        <w:rPr>
+          <w:color w:val="000000" w:themeColor="text1"/>
+        </w:rPr>
+        <w:t xml:space="preserve"> only if it matches an existing session. </w:t>
+      </w:r>
+      <w:r>
+        <w:rPr>
+          <w:b/>
+          <w:bCs/>
+          <w:color w:val="000000" w:themeColor="text1"/>
         </w:rPr>
         <w:t>Answer: Stateful Firewall</w:t>
       </w:r>
@@ -2552,19 +2691,19 @@
     <w:p>
       <w:pPr>
         <w:rPr>
-          <w:color w:val="84E290" w:themeColor="accent3" w:themeTint="66"/>
-        </w:rPr>
-      </w:pPr>
-      <w:r>
-        <w:rPr>
-          <w:rFonts w:ascii="Segoe UI Emoji" w:hAnsi="Segoe UI Emoji" w:cs="Segoe UI Emoji"/>
-          <w:color w:val="84E290" w:themeColor="accent3" w:themeTint="66"/>
-        </w:rPr>
-        <w:t>⭐</w:t>
-      </w:r>
-      <w:r>
-        <w:rPr>
-          <w:color w:val="84E290" w:themeColor="accent3" w:themeTint="66"/>
+          <w:color w:val="000000" w:themeColor="text1"/>
+        </w:rPr>
+      </w:pPr>
+      <w:r>
+        <w:rPr>
+          <w:rFonts w:ascii="Segoe UI Emoji" w:hAnsi="Segoe UI Emoji" w:cs="Segoe UI Emoji"/>
+          <w:color w:val="000000" w:themeColor="text1"/>
+        </w:rPr>
+        <w:t>⭐</w:t>
+      </w:r>
+      <w:r>
+        <w:rPr>
+          <w:color w:val="000000" w:themeColor="text1"/>
         </w:rPr>
         <w:t xml:space="preserve"> </w:t>
       </w:r>
@@ -2572,13 +2711,13 @@
         <w:rPr>
           <w:b/>
           <w:bCs/>
-          <w:color w:val="84E290" w:themeColor="accent3" w:themeTint="66"/>
+          <w:color w:val="000000" w:themeColor="text1"/>
         </w:rPr>
         <w:t>Q2</w:t>
       </w:r>
       <w:r>
         <w:rPr>
-          <w:color w:val="84E290" w:themeColor="accent3" w:themeTint="66"/>
+          <w:color w:val="000000" w:themeColor="text1"/>
         </w:rPr>
         <w:t xml:space="preserve"> A web server is being attacked with malicious HTTP requests. A specialized firewall filters these requests. </w:t>
       </w:r>
@@ -2586,33 +2725,42 @@
         <w:rPr>
           <w:b/>
           <w:bCs/>
-          <w:color w:val="84E290" w:themeColor="accent3" w:themeTint="66"/>
+          <w:color w:val="000000" w:themeColor="text1"/>
         </w:rPr>
         <w:t>Answer: WAF</w:t>
       </w:r>
     </w:p>
     <w:p>
-      <w:r>
-        <w:rPr>
-          <w:rFonts w:ascii="Segoe UI Emoji" w:hAnsi="Segoe UI Emoji" w:cs="Segoe UI Emoji"/>
+      <w:pPr>
+        <w:rPr>
+          <w:color w:val="000000" w:themeColor="text1"/>
+        </w:rPr>
+      </w:pPr>
+      <w:r>
+        <w:rPr>
+          <w:rFonts w:ascii="Segoe UI Emoji" w:hAnsi="Segoe UI Emoji" w:cs="Segoe UI Emoji"/>
+          <w:color w:val="000000" w:themeColor="text1"/>
         </w:rPr>
         <w:lastRenderedPageBreak/>
         <w:t>⭐</w:t>
       </w:r>
       <w:r>
+        <w:rPr>
+          <w:color w:val="000000" w:themeColor="text1"/>
+        </w:rPr>
         <w:t xml:space="preserve"> </w:t>
       </w:r>
       <w:r>
         <w:rPr>
           <w:b/>
           <w:bCs/>
-          <w:color w:val="47D459" w:themeColor="accent3" w:themeTint="99"/>
+          <w:color w:val="000000" w:themeColor="text1"/>
         </w:rPr>
         <w:t>Q3</w:t>
       </w:r>
       <w:r>
         <w:rPr>
-          <w:color w:val="47D459" w:themeColor="accent3" w:themeTint="99"/>
+          <w:color w:val="000000" w:themeColor="text1"/>
         </w:rPr>
         <w:t xml:space="preserve"> Two corporate offices create a permanent encrypted tunnel over the internet to share resources securely. </w:t>
       </w:r>
@@ -2620,7 +2768,7 @@
         <w:rPr>
           <w:b/>
           <w:bCs/>
-          <w:color w:val="47D459" w:themeColor="accent3" w:themeTint="99"/>
+          <w:color w:val="000000" w:themeColor="text1"/>
         </w:rPr>
         <w:t>Answer: Site</w:t>
       </w:r>
@@ -2628,7 +2776,7 @@
         <w:rPr>
           <w:b/>
           <w:bCs/>
-          <w:color w:val="47D459" w:themeColor="accent3" w:themeTint="99"/>
+          <w:color w:val="000000" w:themeColor="text1"/>
         </w:rPr>
         <w:noBreakHyphen/>
         <w:t>to</w:t>
@@ -2637,36 +2785,50 @@
         <w:rPr>
           <w:b/>
           <w:bCs/>
-          <w:color w:val="47D459" w:themeColor="accent3" w:themeTint="99"/>
+          <w:color w:val="000000" w:themeColor="text1"/>
         </w:rPr>
         <w:noBreakHyphen/>
         <w:t>site VPN</w:t>
       </w:r>
     </w:p>
     <w:p>
-      <w:r>
-        <w:rPr>
-          <w:rFonts w:ascii="Segoe UI Emoji" w:hAnsi="Segoe UI Emoji" w:cs="Segoe UI Emoji"/>
-        </w:rPr>
-        <w:t>⭐</w:t>
-      </w:r>
-      <w:r>
+      <w:pPr>
+        <w:rPr>
+          <w:color w:val="000000" w:themeColor="text1"/>
+        </w:rPr>
+      </w:pPr>
+      <w:r>
+        <w:rPr>
+          <w:rFonts w:ascii="Segoe UI Emoji" w:hAnsi="Segoe UI Emoji" w:cs="Segoe UI Emoji"/>
+          <w:color w:val="000000" w:themeColor="text1"/>
+        </w:rPr>
+        <w:t>⭐</w:t>
+      </w:r>
+      <w:r>
+        <w:rPr>
+          <w:color w:val="000000" w:themeColor="text1"/>
+        </w:rPr>
         <w:t xml:space="preserve"> </w:t>
       </w:r>
       <w:r>
         <w:rPr>
           <w:b/>
           <w:bCs/>
+          <w:color w:val="000000" w:themeColor="text1"/>
         </w:rPr>
         <w:t>Q4</w:t>
       </w:r>
       <w:r>
+        <w:rPr>
+          <w:color w:val="000000" w:themeColor="text1"/>
+        </w:rPr>
         <w:t xml:space="preserve"> A remote employee connects from home using a VPN client to access internal systems. </w:t>
       </w:r>
       <w:r>
         <w:rPr>
           <w:b/>
           <w:bCs/>
+          <w:color w:val="000000" w:themeColor="text1"/>
         </w:rPr>
         <w:t>Answer: Remote</w:t>
       </w:r>
@@ -2674,116 +2836,175 @@
         <w:rPr>
           <w:b/>
           <w:bCs/>
+          <w:color w:val="000000" w:themeColor="text1"/>
         </w:rPr>
         <w:noBreakHyphen/>
         <w:t>access VPN</w:t>
       </w:r>
     </w:p>
     <w:p>
-      <w:r>
-        <w:rPr>
-          <w:rFonts w:ascii="Segoe UI Emoji" w:hAnsi="Segoe UI Emoji" w:cs="Segoe UI Emoji"/>
-        </w:rPr>
-        <w:t>⭐</w:t>
-      </w:r>
-      <w:r>
+      <w:pPr>
+        <w:rPr>
+          <w:color w:val="000000" w:themeColor="text1"/>
+        </w:rPr>
+      </w:pPr>
+      <w:r>
+        <w:rPr>
+          <w:rFonts w:ascii="Segoe UI Emoji" w:hAnsi="Segoe UI Emoji" w:cs="Segoe UI Emoji"/>
+          <w:color w:val="000000" w:themeColor="text1"/>
+        </w:rPr>
+        <w:t>⭐</w:t>
+      </w:r>
+      <w:r>
+        <w:rPr>
+          <w:color w:val="000000" w:themeColor="text1"/>
+        </w:rPr>
         <w:t xml:space="preserve"> </w:t>
       </w:r>
       <w:r>
         <w:rPr>
           <w:b/>
           <w:bCs/>
+          <w:color w:val="000000" w:themeColor="text1"/>
         </w:rPr>
         <w:t>Q5</w:t>
       </w:r>
       <w:r>
+        <w:rPr>
+          <w:color w:val="000000" w:themeColor="text1"/>
+        </w:rPr>
         <w:t xml:space="preserve"> A VPN configuration provides both encryption and integrity for data packets. </w:t>
       </w:r>
       <w:r>
         <w:rPr>
           <w:b/>
           <w:bCs/>
+          <w:color w:val="000000" w:themeColor="text1"/>
         </w:rPr>
         <w:t>Answer: IPsec ESP</w:t>
       </w:r>
     </w:p>
     <w:p>
-      <w:r>
-        <w:rPr>
-          <w:rFonts w:ascii="Segoe UI Emoji" w:hAnsi="Segoe UI Emoji" w:cs="Segoe UI Emoji"/>
-        </w:rPr>
-        <w:t>⭐</w:t>
-      </w:r>
-      <w:r>
+      <w:pPr>
+        <w:rPr>
+          <w:color w:val="000000" w:themeColor="text1"/>
+        </w:rPr>
+      </w:pPr>
+      <w:r>
+        <w:rPr>
+          <w:rFonts w:ascii="Segoe UI Emoji" w:hAnsi="Segoe UI Emoji" w:cs="Segoe UI Emoji"/>
+          <w:color w:val="000000" w:themeColor="text1"/>
+        </w:rPr>
+        <w:t>⭐</w:t>
+      </w:r>
+      <w:r>
+        <w:rPr>
+          <w:color w:val="000000" w:themeColor="text1"/>
+        </w:rPr>
         <w:t xml:space="preserve"> </w:t>
       </w:r>
       <w:r>
         <w:rPr>
           <w:b/>
           <w:bCs/>
+          <w:color w:val="000000" w:themeColor="text1"/>
         </w:rPr>
         <w:t>Q6</w:t>
       </w:r>
       <w:r>
+        <w:rPr>
+          <w:color w:val="000000" w:themeColor="text1"/>
+        </w:rPr>
         <w:t xml:space="preserve"> Only corporate traffic goes through the VPN tunnel; all other internet traffic goes directly to the ISP. </w:t>
       </w:r>
       <w:r>
         <w:rPr>
           <w:b/>
           <w:bCs/>
+          <w:color w:val="000000" w:themeColor="text1"/>
         </w:rPr>
         <w:t>Answer: Split Tunnel</w:t>
       </w:r>
     </w:p>
     <w:p>
-      <w:r>
-        <w:rPr>
-          <w:rFonts w:ascii="Segoe UI Emoji" w:hAnsi="Segoe UI Emoji" w:cs="Segoe UI Emoji"/>
-        </w:rPr>
-        <w:t>⭐</w:t>
-      </w:r>
-      <w:r>
+      <w:pPr>
+        <w:rPr>
+          <w:color w:val="000000" w:themeColor="text1"/>
+        </w:rPr>
+      </w:pPr>
+      <w:r>
+        <w:rPr>
+          <w:rFonts w:ascii="Segoe UI Emoji" w:hAnsi="Segoe UI Emoji" w:cs="Segoe UI Emoji"/>
+          <w:color w:val="000000" w:themeColor="text1"/>
+        </w:rPr>
+        <w:t>⭐</w:t>
+      </w:r>
+      <w:r>
+        <w:rPr>
+          <w:color w:val="000000" w:themeColor="text1"/>
+        </w:rPr>
         <w:t xml:space="preserve"> </w:t>
       </w:r>
       <w:r>
         <w:rPr>
           <w:b/>
           <w:bCs/>
+          <w:color w:val="000000" w:themeColor="text1"/>
         </w:rPr>
         <w:t>Q7</w:t>
       </w:r>
       <w:r>
+        <w:rPr>
+          <w:color w:val="000000" w:themeColor="text1"/>
+        </w:rPr>
         <w:t xml:space="preserve"> A firewall filters packets only by checking headers and does NOT track sessions. </w:t>
       </w:r>
       <w:r>
         <w:rPr>
           <w:b/>
           <w:bCs/>
+          <w:color w:val="000000" w:themeColor="text1"/>
         </w:rPr>
         <w:t>Answer: Stateless Firewall</w:t>
       </w:r>
     </w:p>
     <w:p>
-      <w:r>
-        <w:rPr>
-          <w:rFonts w:ascii="Segoe UI Emoji" w:hAnsi="Segoe UI Emoji" w:cs="Segoe UI Emoji"/>
-        </w:rPr>
-        <w:t>⭐</w:t>
-      </w:r>
-      <w:r>
+      <w:pPr>
+        <w:rPr>
+          <w:color w:val="000000" w:themeColor="text1"/>
+        </w:rPr>
+      </w:pPr>
+      <w:r>
+        <w:rPr>
+          <w:rFonts w:ascii="Segoe UI Emoji" w:hAnsi="Segoe UI Emoji" w:cs="Segoe UI Emoji"/>
+          <w:color w:val="000000" w:themeColor="text1"/>
+        </w:rPr>
+        <w:t>⭐</w:t>
+      </w:r>
+      <w:r>
+        <w:rPr>
+          <w:color w:val="000000" w:themeColor="text1"/>
+        </w:rPr>
         <w:t xml:space="preserve"> </w:t>
       </w:r>
       <w:r>
         <w:rPr>
           <w:b/>
           <w:bCs/>
+          <w:color w:val="000000" w:themeColor="text1"/>
         </w:rPr>
         <w:t>Q8</w:t>
       </w:r>
       <w:r>
+        <w:rPr>
+          <w:color w:val="000000" w:themeColor="text1"/>
+        </w:rPr>
         <w:t xml:space="preserve"> A company wants a firewall that can inspect application</w:t>
       </w:r>
       <w:r>
+        <w:rPr>
+          <w:color w:val="000000" w:themeColor="text1"/>
+        </w:rPr>
         <w:noBreakHyphen/>
         <w:t xml:space="preserve">layer traffic and block SQL injection. </w:t>
       </w:r>
@@ -2791,6 +3012,7 @@
         <w:rPr>
           <w:b/>
           <w:bCs/>
+          <w:color w:val="000000" w:themeColor="text1"/>
         </w:rPr>
         <w:t>Answer: NGFW (Next</w:t>
       </w:r>
@@ -2798,24 +3020,40 @@
         <w:rPr>
           <w:b/>
           <w:bCs/>
+          <w:color w:val="000000" w:themeColor="text1"/>
         </w:rPr>
         <w:noBreakHyphen/>
         <w:t>Generation Firewall)</w:t>
       </w:r>
     </w:p>
-    <w:p/>
-    <w:p/>
-    <w:p>
-      <w:pPr>
-        <w:rPr>
-          <w:b/>
-          <w:bCs/>
-        </w:rPr>
-      </w:pPr>
-      <w:r>
-        <w:rPr>
-          <w:b/>
-          <w:bCs/>
+    <w:p>
+      <w:pPr>
+        <w:rPr>
+          <w:color w:val="000000" w:themeColor="text1"/>
+        </w:rPr>
+      </w:pPr>
+    </w:p>
+    <w:p>
+      <w:pPr>
+        <w:rPr>
+          <w:color w:val="000000" w:themeColor="text1"/>
+        </w:rPr>
+      </w:pPr>
+    </w:p>
+    <w:p>
+      <w:pPr>
+        <w:rPr>
+          <w:b/>
+          <w:bCs/>
+          <w:color w:val="000000" w:themeColor="text1"/>
+        </w:rPr>
+      </w:pPr>
+      <w:proofErr w:type="gramStart"/>
+      <w:r>
+        <w:rPr>
+          <w:b/>
+          <w:bCs/>
+          <w:color w:val="000000" w:themeColor="text1"/>
         </w:rPr>
         <w:t>Day</w:t>
       </w:r>
@@ -2823,30 +3061,43 @@
         <w:rPr>
           <w:b/>
           <w:bCs/>
+          <w:color w:val="000000" w:themeColor="text1"/>
         </w:rPr>
         <w:noBreakHyphen/>
-        <w:t>7 — CIA, AAA, Control Types</w:t>
-      </w:r>
-    </w:p>
-    <w:p>
-      <w:pPr>
-        <w:rPr>
-          <w:b/>
-          <w:bCs/>
-        </w:rPr>
-      </w:pPr>
-      <w:r>
-        <w:rPr>
-          <w:rFonts w:ascii="Segoe UI Emoji" w:hAnsi="Segoe UI Emoji" w:cs="Segoe UI Emoji"/>
-          <w:b/>
-          <w:bCs/>
-        </w:rPr>
-        <w:t>⭐</w:t>
-      </w:r>
-      <w:r>
-        <w:rPr>
-          <w:b/>
-          <w:bCs/>
+        <w:t>7 —</w:t>
+      </w:r>
+      <w:proofErr w:type="gramEnd"/>
+      <w:r>
+        <w:rPr>
+          <w:b/>
+          <w:bCs/>
+          <w:color w:val="000000" w:themeColor="text1"/>
+        </w:rPr>
+        <w:t xml:space="preserve"> CIA, AAA, Control Types</w:t>
+      </w:r>
+    </w:p>
+    <w:p>
+      <w:pPr>
+        <w:rPr>
+          <w:b/>
+          <w:bCs/>
+          <w:color w:val="000000" w:themeColor="text1"/>
+        </w:rPr>
+      </w:pPr>
+      <w:r>
+        <w:rPr>
+          <w:rFonts w:ascii="Segoe UI Emoji" w:hAnsi="Segoe UI Emoji" w:cs="Segoe UI Emoji"/>
+          <w:b/>
+          <w:bCs/>
+          <w:color w:val="000000" w:themeColor="text1"/>
+        </w:rPr>
+        <w:t>⭐</w:t>
+      </w:r>
+      <w:r>
+        <w:rPr>
+          <w:b/>
+          <w:bCs/>
+          <w:color w:val="000000" w:themeColor="text1"/>
         </w:rPr>
         <w:t xml:space="preserve"> Q1 A company wants to ensure data is not modified during transmission. Answer: Integrity</w:t>
       </w:r>
@@ -2856,20 +3107,23 @@
         <w:rPr>
           <w:b/>
           <w:bCs/>
-        </w:rPr>
-      </w:pPr>
-      <w:r>
-        <w:rPr>
-          <w:rFonts w:ascii="Segoe UI Emoji" w:hAnsi="Segoe UI Emoji" w:cs="Segoe UI Emoji"/>
-          <w:b/>
-          <w:bCs/>
-        </w:rPr>
-        <w:t>⭐</w:t>
-      </w:r>
-      <w:r>
-        <w:rPr>
-          <w:b/>
-          <w:bCs/>
+          <w:color w:val="000000" w:themeColor="text1"/>
+        </w:rPr>
+      </w:pPr>
+      <w:r>
+        <w:rPr>
+          <w:rFonts w:ascii="Segoe UI Emoji" w:hAnsi="Segoe UI Emoji" w:cs="Segoe UI Emoji"/>
+          <w:b/>
+          <w:bCs/>
+          <w:color w:val="000000" w:themeColor="text1"/>
+        </w:rPr>
+        <w:t>⭐</w:t>
+      </w:r>
+      <w:r>
+        <w:rPr>
+          <w:b/>
+          <w:bCs/>
+          <w:color w:val="000000" w:themeColor="text1"/>
         </w:rPr>
         <w:t xml:space="preserve"> Q2 A security team encrypts sensitive data to prevent unauthorized viewing. Answer: Confidentiality</w:t>
       </w:r>
@@ -2879,20 +3133,23 @@
         <w:rPr>
           <w:b/>
           <w:bCs/>
-        </w:rPr>
-      </w:pPr>
-      <w:r>
-        <w:rPr>
-          <w:rFonts w:ascii="Segoe UI Emoji" w:hAnsi="Segoe UI Emoji" w:cs="Segoe UI Emoji"/>
-          <w:b/>
-          <w:bCs/>
-        </w:rPr>
-        <w:t>⭐</w:t>
-      </w:r>
-      <w:r>
-        <w:rPr>
-          <w:b/>
-          <w:bCs/>
+          <w:color w:val="000000" w:themeColor="text1"/>
+        </w:rPr>
+      </w:pPr>
+      <w:r>
+        <w:rPr>
+          <w:rFonts w:ascii="Segoe UI Emoji" w:hAnsi="Segoe UI Emoji" w:cs="Segoe UI Emoji"/>
+          <w:b/>
+          <w:bCs/>
+          <w:color w:val="000000" w:themeColor="text1"/>
+        </w:rPr>
+        <w:t>⭐</w:t>
+      </w:r>
+      <w:r>
+        <w:rPr>
+          <w:b/>
+          <w:bCs/>
+          <w:color w:val="000000" w:themeColor="text1"/>
         </w:rPr>
         <w:t xml:space="preserve"> Q3 A hospital ensures patient records are always accessible during emergencies. Answer: Availability</w:t>
       </w:r>
@@ -2902,20 +3159,23 @@
         <w:rPr>
           <w:b/>
           <w:bCs/>
-        </w:rPr>
-      </w:pPr>
-      <w:r>
-        <w:rPr>
-          <w:rFonts w:ascii="Segoe UI Emoji" w:hAnsi="Segoe UI Emoji" w:cs="Segoe UI Emoji"/>
-          <w:b/>
-          <w:bCs/>
-        </w:rPr>
-        <w:t>⭐</w:t>
-      </w:r>
-      <w:r>
-        <w:rPr>
-          <w:b/>
-          <w:bCs/>
+          <w:color w:val="000000" w:themeColor="text1"/>
+        </w:rPr>
+      </w:pPr>
+      <w:r>
+        <w:rPr>
+          <w:rFonts w:ascii="Segoe UI Emoji" w:hAnsi="Segoe UI Emoji" w:cs="Segoe UI Emoji"/>
+          <w:b/>
+          <w:bCs/>
+          <w:color w:val="000000" w:themeColor="text1"/>
+        </w:rPr>
+        <w:t>⭐</w:t>
+      </w:r>
+      <w:r>
+        <w:rPr>
+          <w:b/>
+          <w:bCs/>
+          <w:color w:val="000000" w:themeColor="text1"/>
         </w:rPr>
         <w:t xml:space="preserve"> Q4 A system verifies a user’s identity before granting access. Answer: Authentication</w:t>
       </w:r>
@@ -2925,20 +3185,23 @@
         <w:rPr>
           <w:b/>
           <w:bCs/>
-        </w:rPr>
-      </w:pPr>
-      <w:r>
-        <w:rPr>
-          <w:rFonts w:ascii="Segoe UI Emoji" w:hAnsi="Segoe UI Emoji" w:cs="Segoe UI Emoji"/>
-          <w:b/>
-          <w:bCs/>
-        </w:rPr>
-        <w:t>⭐</w:t>
-      </w:r>
-      <w:r>
-        <w:rPr>
-          <w:b/>
-          <w:bCs/>
+          <w:color w:val="000000" w:themeColor="text1"/>
+        </w:rPr>
+      </w:pPr>
+      <w:r>
+        <w:rPr>
+          <w:rFonts w:ascii="Segoe UI Emoji" w:hAnsi="Segoe UI Emoji" w:cs="Segoe UI Emoji"/>
+          <w:b/>
+          <w:bCs/>
+          <w:color w:val="000000" w:themeColor="text1"/>
+        </w:rPr>
+        <w:t>⭐</w:t>
+      </w:r>
+      <w:r>
+        <w:rPr>
+          <w:b/>
+          <w:bCs/>
+          <w:color w:val="000000" w:themeColor="text1"/>
         </w:rPr>
         <w:t xml:space="preserve"> Q5 A user is allowed to access only the HR folder after logging in. Answer: Authorization</w:t>
       </w:r>
@@ -2948,20 +3211,23 @@
         <w:rPr>
           <w:b/>
           <w:bCs/>
-        </w:rPr>
-      </w:pPr>
-      <w:r>
-        <w:rPr>
-          <w:rFonts w:ascii="Segoe UI Emoji" w:hAnsi="Segoe UI Emoji" w:cs="Segoe UI Emoji"/>
-          <w:b/>
-          <w:bCs/>
-        </w:rPr>
-        <w:t>⭐</w:t>
-      </w:r>
-      <w:r>
-        <w:rPr>
-          <w:b/>
-          <w:bCs/>
+          <w:color w:val="000000" w:themeColor="text1"/>
+        </w:rPr>
+      </w:pPr>
+      <w:r>
+        <w:rPr>
+          <w:rFonts w:ascii="Segoe UI Emoji" w:hAnsi="Segoe UI Emoji" w:cs="Segoe UI Emoji"/>
+          <w:b/>
+          <w:bCs/>
+          <w:color w:val="000000" w:themeColor="text1"/>
+        </w:rPr>
+        <w:t>⭐</w:t>
+      </w:r>
+      <w:r>
+        <w:rPr>
+          <w:b/>
+          <w:bCs/>
+          <w:color w:val="000000" w:themeColor="text1"/>
         </w:rPr>
         <w:t xml:space="preserve"> Q6 A system logs every action a user performs for auditing. Answer: Accounting</w:t>
       </w:r>
@@ -2971,20 +3237,23 @@
         <w:rPr>
           <w:b/>
           <w:bCs/>
-        </w:rPr>
-      </w:pPr>
-      <w:r>
-        <w:rPr>
-          <w:rFonts w:ascii="Segoe UI Emoji" w:hAnsi="Segoe UI Emoji" w:cs="Segoe UI Emoji"/>
-          <w:b/>
-          <w:bCs/>
-        </w:rPr>
-        <w:t>⭐</w:t>
-      </w:r>
-      <w:r>
-        <w:rPr>
-          <w:b/>
-          <w:bCs/>
+          <w:color w:val="000000" w:themeColor="text1"/>
+        </w:rPr>
+      </w:pPr>
+      <w:r>
+        <w:rPr>
+          <w:rFonts w:ascii="Segoe UI Emoji" w:hAnsi="Segoe UI Emoji" w:cs="Segoe UI Emoji"/>
+          <w:b/>
+          <w:bCs/>
+          <w:color w:val="000000" w:themeColor="text1"/>
+        </w:rPr>
+        <w:t>⭐</w:t>
+      </w:r>
+      <w:r>
+        <w:rPr>
+          <w:b/>
+          <w:bCs/>
+          <w:color w:val="000000" w:themeColor="text1"/>
         </w:rPr>
         <w:t xml:space="preserve"> Q7 A company installs cameras, badge readers, and guards. Answer: Physical Controls</w:t>
       </w:r>
@@ -2994,13 +3263,15 @@
         <w:rPr>
           <w:b/>
           <w:bCs/>
-        </w:rPr>
-      </w:pPr>
-      <w:r>
-        <w:rPr>
-          <w:rFonts w:ascii="Segoe UI Emoji" w:hAnsi="Segoe UI Emoji" w:cs="Segoe UI Emoji"/>
-          <w:b/>
-          <w:bCs/>
+          <w:color w:val="000000" w:themeColor="text1"/>
+        </w:rPr>
+      </w:pPr>
+      <w:r>
+        <w:rPr>
+          <w:rFonts w:ascii="Segoe UI Emoji" w:hAnsi="Segoe UI Emoji" w:cs="Segoe UI Emoji"/>
+          <w:b/>
+          <w:bCs/>
+          <w:color w:val="000000" w:themeColor="text1"/>
         </w:rPr>
         <w:lastRenderedPageBreak/>
         <w:t>⭐</w:t>
@@ -3009,37 +3280,33 @@
         <w:rPr>
           <w:b/>
           <w:bCs/>
-        </w:rPr>
-        <w:t xml:space="preserve"> </w:t>
-      </w:r>
-      <w:r>
-        <w:rPr>
-          <w:b/>
-          <w:bCs/>
-          <w:color w:val="47D459" w:themeColor="accent3" w:themeTint="99"/>
-        </w:rPr>
-        <w:t>Q8 A company enforces password policies and security training. Answer: Administrative Controls</w:t>
-      </w:r>
-    </w:p>
-    <w:p>
-      <w:pPr>
-        <w:rPr>
-          <w:b/>
-          <w:bCs/>
-        </w:rPr>
-      </w:pPr>
-      <w:r>
-        <w:rPr>
-          <w:rFonts w:ascii="Segoe UI Emoji" w:hAnsi="Segoe UI Emoji" w:cs="Segoe UI Emoji"/>
-          <w:b/>
-          <w:bCs/>
-        </w:rPr>
-        <w:t>⭐</w:t>
-      </w:r>
-      <w:r>
-        <w:rPr>
-          <w:b/>
-          <w:bCs/>
+          <w:color w:val="000000" w:themeColor="text1"/>
+        </w:rPr>
+        <w:t xml:space="preserve"> Q8 A company enforces password policies and security training. Answer: Administrative Controls</w:t>
+      </w:r>
+    </w:p>
+    <w:p>
+      <w:pPr>
+        <w:rPr>
+          <w:b/>
+          <w:bCs/>
+          <w:color w:val="000000" w:themeColor="text1"/>
+        </w:rPr>
+      </w:pPr>
+      <w:r>
+        <w:rPr>
+          <w:rFonts w:ascii="Segoe UI Emoji" w:hAnsi="Segoe UI Emoji" w:cs="Segoe UI Emoji"/>
+          <w:b/>
+          <w:bCs/>
+          <w:color w:val="000000" w:themeColor="text1"/>
+        </w:rPr>
+        <w:t>⭐</w:t>
+      </w:r>
+      <w:r>
+        <w:rPr>
+          <w:b/>
+          <w:bCs/>
+          <w:color w:val="000000" w:themeColor="text1"/>
         </w:rPr>
         <w:t xml:space="preserve"> Q9 A firewall blocks unauthorized traffic. Answer: Technical Controls</w:t>
       </w:r>
@@ -3049,12 +3316,14 @@
         <w:rPr>
           <w:b/>
           <w:bCs/>
-        </w:rPr>
-      </w:pPr>
-      <w:r>
-        <w:rPr>
-          <w:b/>
-          <w:bCs/>
+          <w:color w:val="000000" w:themeColor="text1"/>
+        </w:rPr>
+      </w:pPr>
+      <w:r>
+        <w:rPr>
+          <w:b/>
+          <w:bCs/>
+          <w:color w:val="000000" w:themeColor="text1"/>
         </w:rPr>
         <w:t>Day</w:t>
       </w:r>
@@ -3062,6 +3331,7 @@
         <w:rPr>
           <w:b/>
           <w:bCs/>
+          <w:color w:val="000000" w:themeColor="text1"/>
         </w:rPr>
         <w:noBreakHyphen/>
         <w:t>8 — IAM (MFA, SSO, RBAC, RADIUS, TACACS+, LDAP)</w:t>
@@ -3072,20 +3342,23 @@
         <w:rPr>
           <w:b/>
           <w:bCs/>
-        </w:rPr>
-      </w:pPr>
-      <w:r>
-        <w:rPr>
-          <w:rFonts w:ascii="Segoe UI Emoji" w:hAnsi="Segoe UI Emoji" w:cs="Segoe UI Emoji"/>
-          <w:b/>
-          <w:bCs/>
-        </w:rPr>
-        <w:t>⭐</w:t>
-      </w:r>
-      <w:r>
-        <w:rPr>
-          <w:b/>
-          <w:bCs/>
+          <w:color w:val="000000" w:themeColor="text1"/>
+        </w:rPr>
+      </w:pPr>
+      <w:r>
+        <w:rPr>
+          <w:rFonts w:ascii="Segoe UI Emoji" w:hAnsi="Segoe UI Emoji" w:cs="Segoe UI Emoji"/>
+          <w:b/>
+          <w:bCs/>
+          <w:color w:val="000000" w:themeColor="text1"/>
+        </w:rPr>
+        <w:t>⭐</w:t>
+      </w:r>
+      <w:r>
+        <w:rPr>
+          <w:b/>
+          <w:bCs/>
+          <w:color w:val="000000" w:themeColor="text1"/>
         </w:rPr>
         <w:t xml:space="preserve"> Q1 A user logs in using a password AND a fingerprint. Answer: MFA</w:t>
       </w:r>
@@ -3095,20 +3368,23 @@
         <w:rPr>
           <w:b/>
           <w:bCs/>
-        </w:rPr>
-      </w:pPr>
-      <w:r>
-        <w:rPr>
-          <w:rFonts w:ascii="Segoe UI Emoji" w:hAnsi="Segoe UI Emoji" w:cs="Segoe UI Emoji"/>
-          <w:b/>
-          <w:bCs/>
-        </w:rPr>
-        <w:t>⭐</w:t>
-      </w:r>
-      <w:r>
-        <w:rPr>
-          <w:b/>
-          <w:bCs/>
+          <w:color w:val="000000" w:themeColor="text1"/>
+        </w:rPr>
+      </w:pPr>
+      <w:r>
+        <w:rPr>
+          <w:rFonts w:ascii="Segoe UI Emoji" w:hAnsi="Segoe UI Emoji" w:cs="Segoe UI Emoji"/>
+          <w:b/>
+          <w:bCs/>
+          <w:color w:val="000000" w:themeColor="text1"/>
+        </w:rPr>
+        <w:t>⭐</w:t>
+      </w:r>
+      <w:r>
+        <w:rPr>
+          <w:b/>
+          <w:bCs/>
+          <w:color w:val="000000" w:themeColor="text1"/>
         </w:rPr>
         <w:t xml:space="preserve"> Q2 Employees log in once and gain access to multiple internal applications. Answer: SSO</w:t>
       </w:r>
@@ -3118,23 +3394,23 @@
         <w:rPr>
           <w:b/>
           <w:bCs/>
-          <w:color w:val="47D459" w:themeColor="accent3" w:themeTint="99"/>
-        </w:rPr>
-      </w:pPr>
-      <w:r>
-        <w:rPr>
-          <w:rFonts w:ascii="Segoe UI Emoji" w:hAnsi="Segoe UI Emoji" w:cs="Segoe UI Emoji"/>
-          <w:b/>
-          <w:bCs/>
-          <w:color w:val="47D459" w:themeColor="accent3" w:themeTint="99"/>
-        </w:rPr>
-        <w:t>⭐</w:t>
-      </w:r>
-      <w:r>
-        <w:rPr>
-          <w:b/>
-          <w:bCs/>
-          <w:color w:val="47D459" w:themeColor="accent3" w:themeTint="99"/>
+          <w:color w:val="000000" w:themeColor="text1"/>
+        </w:rPr>
+      </w:pPr>
+      <w:r>
+        <w:rPr>
+          <w:rFonts w:ascii="Segoe UI Emoji" w:hAnsi="Segoe UI Emoji" w:cs="Segoe UI Emoji"/>
+          <w:b/>
+          <w:bCs/>
+          <w:color w:val="000000" w:themeColor="text1"/>
+        </w:rPr>
+        <w:t>⭐</w:t>
+      </w:r>
+      <w:r>
+        <w:rPr>
+          <w:b/>
+          <w:bCs/>
+          <w:color w:val="000000" w:themeColor="text1"/>
         </w:rPr>
         <w:t xml:space="preserve"> Q3 A company assigns permissions based on job roles (HR, Finance, IT). Answer: RBAC</w:t>
       </w:r>
@@ -3144,23 +3420,23 @@
         <w:rPr>
           <w:b/>
           <w:bCs/>
-          <w:color w:val="47D459" w:themeColor="accent3" w:themeTint="99"/>
-        </w:rPr>
-      </w:pPr>
-      <w:r>
-        <w:rPr>
-          <w:rFonts w:ascii="Segoe UI Emoji" w:hAnsi="Segoe UI Emoji" w:cs="Segoe UI Emoji"/>
-          <w:b/>
-          <w:bCs/>
-          <w:color w:val="47D459" w:themeColor="accent3" w:themeTint="99"/>
-        </w:rPr>
-        <w:t>⭐</w:t>
-      </w:r>
-      <w:r>
-        <w:rPr>
-          <w:b/>
-          <w:bCs/>
-          <w:color w:val="47D459" w:themeColor="accent3" w:themeTint="99"/>
+          <w:color w:val="000000" w:themeColor="text1"/>
+        </w:rPr>
+      </w:pPr>
+      <w:r>
+        <w:rPr>
+          <w:rFonts w:ascii="Segoe UI Emoji" w:hAnsi="Segoe UI Emoji" w:cs="Segoe UI Emoji"/>
+          <w:b/>
+          <w:bCs/>
+          <w:color w:val="000000" w:themeColor="text1"/>
+        </w:rPr>
+        <w:t>⭐</w:t>
+      </w:r>
+      <w:r>
+        <w:rPr>
+          <w:b/>
+          <w:bCs/>
+          <w:color w:val="000000" w:themeColor="text1"/>
         </w:rPr>
         <w:t xml:space="preserve"> Q4 A network device uses a centralized authentication server for admin logins. Answer: TACACS+</w:t>
       </w:r>
@@ -3170,20 +3446,23 @@
         <w:rPr>
           <w:b/>
           <w:bCs/>
-        </w:rPr>
-      </w:pPr>
-      <w:r>
-        <w:rPr>
-          <w:rFonts w:ascii="Segoe UI Emoji" w:hAnsi="Segoe UI Emoji" w:cs="Segoe UI Emoji"/>
-          <w:b/>
-          <w:bCs/>
-        </w:rPr>
-        <w:t>⭐</w:t>
-      </w:r>
-      <w:r>
-        <w:rPr>
-          <w:b/>
-          <w:bCs/>
+          <w:color w:val="000000" w:themeColor="text1"/>
+        </w:rPr>
+      </w:pPr>
+      <w:r>
+        <w:rPr>
+          <w:rFonts w:ascii="Segoe UI Emoji" w:hAnsi="Segoe UI Emoji" w:cs="Segoe UI Emoji"/>
+          <w:b/>
+          <w:bCs/>
+          <w:color w:val="000000" w:themeColor="text1"/>
+        </w:rPr>
+        <w:t>⭐</w:t>
+      </w:r>
+      <w:r>
+        <w:rPr>
+          <w:b/>
+          <w:bCs/>
+          <w:color w:val="000000" w:themeColor="text1"/>
         </w:rPr>
         <w:t xml:space="preserve"> Q5 A Wi</w:t>
       </w:r>
@@ -3191,6 +3470,7 @@
         <w:rPr>
           <w:b/>
           <w:bCs/>
+          <w:color w:val="000000" w:themeColor="text1"/>
         </w:rPr>
         <w:noBreakHyphen/>
         <w:t>Fi network uses username/password authentication via a backend server. Answer: RADIUS</w:t>
@@ -3201,20 +3481,23 @@
         <w:rPr>
           <w:b/>
           <w:bCs/>
-        </w:rPr>
-      </w:pPr>
-      <w:r>
-        <w:rPr>
-          <w:rFonts w:ascii="Segoe UI Emoji" w:hAnsi="Segoe UI Emoji" w:cs="Segoe UI Emoji"/>
-          <w:b/>
-          <w:bCs/>
-        </w:rPr>
-        <w:t>⭐</w:t>
-      </w:r>
-      <w:r>
-        <w:rPr>
-          <w:b/>
-          <w:bCs/>
+          <w:color w:val="000000" w:themeColor="text1"/>
+        </w:rPr>
+      </w:pPr>
+      <w:r>
+        <w:rPr>
+          <w:rFonts w:ascii="Segoe UI Emoji" w:hAnsi="Segoe UI Emoji" w:cs="Segoe UI Emoji"/>
+          <w:b/>
+          <w:bCs/>
+          <w:color w:val="000000" w:themeColor="text1"/>
+        </w:rPr>
+        <w:t>⭐</w:t>
+      </w:r>
+      <w:r>
+        <w:rPr>
+          <w:b/>
+          <w:bCs/>
+          <w:color w:val="000000" w:themeColor="text1"/>
         </w:rPr>
         <w:t xml:space="preserve"> Q6 A directory service stores user accounts and group information. Answer: LDAP</w:t>
       </w:r>
@@ -3224,20 +3507,23 @@
         <w:rPr>
           <w:b/>
           <w:bCs/>
-        </w:rPr>
-      </w:pPr>
-      <w:r>
-        <w:rPr>
-          <w:rFonts w:ascii="Segoe UI Emoji" w:hAnsi="Segoe UI Emoji" w:cs="Segoe UI Emoji"/>
-          <w:b/>
-          <w:bCs/>
-        </w:rPr>
-        <w:t>⭐</w:t>
-      </w:r>
-      <w:r>
-        <w:rPr>
-          <w:b/>
-          <w:bCs/>
+          <w:color w:val="000000" w:themeColor="text1"/>
+        </w:rPr>
+      </w:pPr>
+      <w:r>
+        <w:rPr>
+          <w:rFonts w:ascii="Segoe UI Emoji" w:hAnsi="Segoe UI Emoji" w:cs="Segoe UI Emoji"/>
+          <w:b/>
+          <w:bCs/>
+          <w:color w:val="000000" w:themeColor="text1"/>
+        </w:rPr>
+        <w:t>⭐</w:t>
+      </w:r>
+      <w:r>
+        <w:rPr>
+          <w:b/>
+          <w:bCs/>
+          <w:color w:val="000000" w:themeColor="text1"/>
         </w:rPr>
         <w:t xml:space="preserve"> Q7 A company restricts access based on location — users outside the country cannot log in. Answer: Geofencing</w:t>
       </w:r>
@@ -3247,20 +3533,23 @@
         <w:rPr>
           <w:b/>
           <w:bCs/>
-        </w:rPr>
-      </w:pPr>
-      <w:r>
-        <w:rPr>
-          <w:rFonts w:ascii="Segoe UI Emoji" w:hAnsi="Segoe UI Emoji" w:cs="Segoe UI Emoji"/>
-          <w:b/>
-          <w:bCs/>
-        </w:rPr>
-        <w:t>⭐</w:t>
-      </w:r>
-      <w:r>
-        <w:rPr>
-          <w:b/>
-          <w:bCs/>
+          <w:color w:val="000000" w:themeColor="text1"/>
+        </w:rPr>
+      </w:pPr>
+      <w:r>
+        <w:rPr>
+          <w:rFonts w:ascii="Segoe UI Emoji" w:hAnsi="Segoe UI Emoji" w:cs="Segoe UI Emoji"/>
+          <w:b/>
+          <w:bCs/>
+          <w:color w:val="000000" w:themeColor="text1"/>
+        </w:rPr>
+        <w:t>⭐</w:t>
+      </w:r>
+      <w:r>
+        <w:rPr>
+          <w:b/>
+          <w:bCs/>
+          <w:color w:val="000000" w:themeColor="text1"/>
         </w:rPr>
         <w:t xml:space="preserve"> Q8 A system requires users to approve login attempts on their phone. Answer: Push</w:t>
       </w:r>
@@ -3268,6 +3557,7 @@
         <w:rPr>
           <w:b/>
           <w:bCs/>
+          <w:color w:val="000000" w:themeColor="text1"/>
         </w:rPr>
         <w:noBreakHyphen/>
         <w:t>based MFA</w:t>
@@ -3278,12 +3568,14 @@
         <w:rPr>
           <w:b/>
           <w:bCs/>
-        </w:rPr>
-      </w:pPr>
-      <w:r>
-        <w:rPr>
-          <w:b/>
-          <w:bCs/>
+          <w:color w:val="000000" w:themeColor="text1"/>
+        </w:rPr>
+      </w:pPr>
+      <w:r>
+        <w:rPr>
+          <w:b/>
+          <w:bCs/>
+          <w:color w:val="000000" w:themeColor="text1"/>
         </w:rPr>
         <w:t>Day</w:t>
       </w:r>
@@ -3291,6 +3583,7 @@
         <w:rPr>
           <w:b/>
           <w:bCs/>
+          <w:color w:val="000000" w:themeColor="text1"/>
         </w:rPr>
         <w:noBreakHyphen/>
         <w:t>9 — Social Engineering + Malware + Vulnerability Scanning</w:t>
@@ -3301,20 +3594,23 @@
         <w:rPr>
           <w:b/>
           <w:bCs/>
-        </w:rPr>
-      </w:pPr>
-      <w:r>
-        <w:rPr>
-          <w:rFonts w:ascii="Segoe UI Emoji" w:hAnsi="Segoe UI Emoji" w:cs="Segoe UI Emoji"/>
-          <w:b/>
-          <w:bCs/>
-        </w:rPr>
-        <w:t>⭐</w:t>
-      </w:r>
-      <w:r>
-        <w:rPr>
-          <w:b/>
-          <w:bCs/>
+          <w:color w:val="000000" w:themeColor="text1"/>
+        </w:rPr>
+      </w:pPr>
+      <w:r>
+        <w:rPr>
+          <w:rFonts w:ascii="Segoe UI Emoji" w:hAnsi="Segoe UI Emoji" w:cs="Segoe UI Emoji"/>
+          <w:b/>
+          <w:bCs/>
+          <w:color w:val="000000" w:themeColor="text1"/>
+        </w:rPr>
+        <w:t>⭐</w:t>
+      </w:r>
+      <w:r>
+        <w:rPr>
+          <w:b/>
+          <w:bCs/>
+          <w:color w:val="000000" w:themeColor="text1"/>
         </w:rPr>
         <w:t xml:space="preserve"> Q1 An attacker calls pretending to be IT support to steal passwords. Answer: Pretexting</w:t>
       </w:r>
@@ -3324,20 +3620,23 @@
         <w:rPr>
           <w:b/>
           <w:bCs/>
-        </w:rPr>
-      </w:pPr>
-      <w:r>
-        <w:rPr>
-          <w:rFonts w:ascii="Segoe UI Emoji" w:hAnsi="Segoe UI Emoji" w:cs="Segoe UI Emoji"/>
-          <w:b/>
-          <w:bCs/>
-        </w:rPr>
-        <w:t>⭐</w:t>
-      </w:r>
-      <w:r>
-        <w:rPr>
-          <w:b/>
-          <w:bCs/>
+          <w:color w:val="000000" w:themeColor="text1"/>
+        </w:rPr>
+      </w:pPr>
+      <w:r>
+        <w:rPr>
+          <w:rFonts w:ascii="Segoe UI Emoji" w:hAnsi="Segoe UI Emoji" w:cs="Segoe UI Emoji"/>
+          <w:b/>
+          <w:bCs/>
+          <w:color w:val="000000" w:themeColor="text1"/>
+        </w:rPr>
+        <w:t>⭐</w:t>
+      </w:r>
+      <w:r>
+        <w:rPr>
+          <w:b/>
+          <w:bCs/>
+          <w:color w:val="000000" w:themeColor="text1"/>
         </w:rPr>
         <w:t xml:space="preserve"> Q2 A user clicks a link in an email and unknowingly installs malware. Answer: Phishing</w:t>
       </w:r>
@@ -3347,20 +3646,23 @@
         <w:rPr>
           <w:b/>
           <w:bCs/>
-        </w:rPr>
-      </w:pPr>
-      <w:r>
-        <w:rPr>
-          <w:rFonts w:ascii="Segoe UI Emoji" w:hAnsi="Segoe UI Emoji" w:cs="Segoe UI Emoji"/>
-          <w:b/>
-          <w:bCs/>
-        </w:rPr>
-        <w:t>⭐</w:t>
-      </w:r>
-      <w:r>
-        <w:rPr>
-          <w:b/>
-          <w:bCs/>
+          <w:color w:val="000000" w:themeColor="text1"/>
+        </w:rPr>
+      </w:pPr>
+      <w:r>
+        <w:rPr>
+          <w:rFonts w:ascii="Segoe UI Emoji" w:hAnsi="Segoe UI Emoji" w:cs="Segoe UI Emoji"/>
+          <w:b/>
+          <w:bCs/>
+          <w:color w:val="000000" w:themeColor="text1"/>
+        </w:rPr>
+        <w:t>⭐</w:t>
+      </w:r>
+      <w:r>
+        <w:rPr>
+          <w:b/>
+          <w:bCs/>
+          <w:color w:val="000000" w:themeColor="text1"/>
         </w:rPr>
         <w:t xml:space="preserve"> Q3 A USB drive left in the parking lot infects a workstation when plugged in. Answer: Baiting</w:t>
       </w:r>
@@ -3370,20 +3672,23 @@
         <w:rPr>
           <w:b/>
           <w:bCs/>
-        </w:rPr>
-      </w:pPr>
-      <w:r>
-        <w:rPr>
-          <w:rFonts w:ascii="Segoe UI Emoji" w:hAnsi="Segoe UI Emoji" w:cs="Segoe UI Emoji"/>
-          <w:b/>
-          <w:bCs/>
-        </w:rPr>
-        <w:t>⭐</w:t>
-      </w:r>
-      <w:r>
-        <w:rPr>
-          <w:b/>
-          <w:bCs/>
+          <w:color w:val="000000" w:themeColor="text1"/>
+        </w:rPr>
+      </w:pPr>
+      <w:r>
+        <w:rPr>
+          <w:rFonts w:ascii="Segoe UI Emoji" w:hAnsi="Segoe UI Emoji" w:cs="Segoe UI Emoji"/>
+          <w:b/>
+          <w:bCs/>
+          <w:color w:val="000000" w:themeColor="text1"/>
+        </w:rPr>
+        <w:t>⭐</w:t>
+      </w:r>
+      <w:r>
+        <w:rPr>
+          <w:b/>
+          <w:bCs/>
+          <w:color w:val="000000" w:themeColor="text1"/>
         </w:rPr>
         <w:t xml:space="preserve"> Q4 A pop</w:t>
       </w:r>
@@ -3391,6 +3696,7 @@
         <w:rPr>
           <w:b/>
           <w:bCs/>
+          <w:color w:val="000000" w:themeColor="text1"/>
         </w:rPr>
         <w:noBreakHyphen/>
         <w:t>up claims the computer is infected and demands payment. Answer: Scareware</w:t>
@@ -3401,20 +3707,23 @@
         <w:rPr>
           <w:b/>
           <w:bCs/>
-        </w:rPr>
-      </w:pPr>
-      <w:r>
-        <w:rPr>
-          <w:rFonts w:ascii="Segoe UI Emoji" w:hAnsi="Segoe UI Emoji" w:cs="Segoe UI Emoji"/>
-          <w:b/>
-          <w:bCs/>
-        </w:rPr>
-        <w:t>⭐</w:t>
-      </w:r>
-      <w:r>
-        <w:rPr>
-          <w:b/>
-          <w:bCs/>
+          <w:color w:val="000000" w:themeColor="text1"/>
+        </w:rPr>
+      </w:pPr>
+      <w:r>
+        <w:rPr>
+          <w:rFonts w:ascii="Segoe UI Emoji" w:hAnsi="Segoe UI Emoji" w:cs="Segoe UI Emoji"/>
+          <w:b/>
+          <w:bCs/>
+          <w:color w:val="000000" w:themeColor="text1"/>
+        </w:rPr>
+        <w:t>⭐</w:t>
+      </w:r>
+      <w:r>
+        <w:rPr>
+          <w:b/>
+          <w:bCs/>
+          <w:color w:val="000000" w:themeColor="text1"/>
         </w:rPr>
         <w:t xml:space="preserve"> Q5 A program encrypts all files and demands cryptocurrency. Answer: Ransomware</w:t>
       </w:r>
@@ -3424,13 +3733,15 @@
         <w:rPr>
           <w:b/>
           <w:bCs/>
-        </w:rPr>
-      </w:pPr>
-      <w:r>
-        <w:rPr>
-          <w:rFonts w:ascii="Segoe UI Emoji" w:hAnsi="Segoe UI Emoji" w:cs="Segoe UI Emoji"/>
-          <w:b/>
-          <w:bCs/>
+          <w:color w:val="000000" w:themeColor="text1"/>
+        </w:rPr>
+      </w:pPr>
+      <w:r>
+        <w:rPr>
+          <w:rFonts w:ascii="Segoe UI Emoji" w:hAnsi="Segoe UI Emoji" w:cs="Segoe UI Emoji"/>
+          <w:b/>
+          <w:bCs/>
+          <w:color w:val="000000" w:themeColor="text1"/>
         </w:rPr>
         <w:lastRenderedPageBreak/>
         <w:t>⭐</w:t>
@@ -3439,6 +3750,7 @@
         <w:rPr>
           <w:b/>
           <w:bCs/>
+          <w:color w:val="000000" w:themeColor="text1"/>
         </w:rPr>
         <w:t xml:space="preserve"> Q6 A vulnerability scan identifies outdated software versions. Answer: Credentialed Scan</w:t>
       </w:r>
@@ -3448,20 +3760,23 @@
         <w:rPr>
           <w:b/>
           <w:bCs/>
-        </w:rPr>
-      </w:pPr>
-      <w:r>
-        <w:rPr>
-          <w:rFonts w:ascii="Segoe UI Emoji" w:hAnsi="Segoe UI Emoji" w:cs="Segoe UI Emoji"/>
-          <w:b/>
-          <w:bCs/>
-        </w:rPr>
-        <w:t>⭐</w:t>
-      </w:r>
-      <w:r>
-        <w:rPr>
-          <w:b/>
-          <w:bCs/>
+          <w:color w:val="000000" w:themeColor="text1"/>
+        </w:rPr>
+      </w:pPr>
+      <w:r>
+        <w:rPr>
+          <w:rFonts w:ascii="Segoe UI Emoji" w:hAnsi="Segoe UI Emoji" w:cs="Segoe UI Emoji"/>
+          <w:b/>
+          <w:bCs/>
+          <w:color w:val="000000" w:themeColor="text1"/>
+        </w:rPr>
+        <w:t>⭐</w:t>
+      </w:r>
+      <w:r>
+        <w:rPr>
+          <w:b/>
+          <w:bCs/>
+          <w:color w:val="000000" w:themeColor="text1"/>
         </w:rPr>
         <w:t xml:space="preserve"> Q7 A scan detects open ports and services without logging into the system. Answer: Non</w:t>
       </w:r>
@@ -3469,6 +3784,7 @@
         <w:rPr>
           <w:b/>
           <w:bCs/>
+          <w:color w:val="000000" w:themeColor="text1"/>
         </w:rPr>
         <w:noBreakHyphen/>
         <w:t>credentialed Scan</w:t>
@@ -3479,20 +3795,23 @@
         <w:rPr>
           <w:b/>
           <w:bCs/>
-        </w:rPr>
-      </w:pPr>
-      <w:r>
-        <w:rPr>
-          <w:rFonts w:ascii="Segoe UI Emoji" w:hAnsi="Segoe UI Emoji" w:cs="Segoe UI Emoji"/>
-          <w:b/>
-          <w:bCs/>
-        </w:rPr>
-        <w:t>⭐</w:t>
-      </w:r>
-      <w:r>
-        <w:rPr>
-          <w:b/>
-          <w:bCs/>
+          <w:color w:val="000000" w:themeColor="text1"/>
+        </w:rPr>
+      </w:pPr>
+      <w:r>
+        <w:rPr>
+          <w:rFonts w:ascii="Segoe UI Emoji" w:hAnsi="Segoe UI Emoji" w:cs="Segoe UI Emoji"/>
+          <w:b/>
+          <w:bCs/>
+          <w:color w:val="000000" w:themeColor="text1"/>
+        </w:rPr>
+        <w:t>⭐</w:t>
+      </w:r>
+      <w:r>
+        <w:rPr>
+          <w:b/>
+          <w:bCs/>
+          <w:color w:val="000000" w:themeColor="text1"/>
         </w:rPr>
         <w:t xml:space="preserve"> Q8 An attacker infects a website commonly visited by employees. Answer: Watering Hole Attack</w:t>
       </w:r>
@@ -3502,12 +3821,14 @@
         <w:rPr>
           <w:b/>
           <w:bCs/>
-        </w:rPr>
-      </w:pPr>
-      <w:r>
-        <w:rPr>
-          <w:b/>
-          <w:bCs/>
+          <w:color w:val="000000" w:themeColor="text1"/>
+        </w:rPr>
+      </w:pPr>
+      <w:r>
+        <w:rPr>
+          <w:b/>
+          <w:bCs/>
+          <w:color w:val="000000" w:themeColor="text1"/>
         </w:rPr>
         <w:t>Day</w:t>
       </w:r>
@@ -3515,6 +3836,7 @@
         <w:rPr>
           <w:b/>
           <w:bCs/>
+          <w:color w:val="000000" w:themeColor="text1"/>
         </w:rPr>
         <w:noBreakHyphen/>
         <w:t>10 — Network Threats You Haven’t Covered Yet</w:t>
@@ -3525,20 +3847,23 @@
         <w:rPr>
           <w:b/>
           <w:bCs/>
-        </w:rPr>
-      </w:pPr>
-      <w:r>
-        <w:rPr>
-          <w:rFonts w:ascii="Segoe UI Emoji" w:hAnsi="Segoe UI Emoji" w:cs="Segoe UI Emoji"/>
-          <w:b/>
-          <w:bCs/>
-        </w:rPr>
-        <w:t>⭐</w:t>
-      </w:r>
-      <w:r>
-        <w:rPr>
-          <w:b/>
-          <w:bCs/>
+          <w:color w:val="000000" w:themeColor="text1"/>
+        </w:rPr>
+      </w:pPr>
+      <w:r>
+        <w:rPr>
+          <w:rFonts w:ascii="Segoe UI Emoji" w:hAnsi="Segoe UI Emoji" w:cs="Segoe UI Emoji"/>
+          <w:b/>
+          <w:bCs/>
+          <w:color w:val="000000" w:themeColor="text1"/>
+        </w:rPr>
+        <w:t>⭐</w:t>
+      </w:r>
+      <w:r>
+        <w:rPr>
+          <w:b/>
+          <w:bCs/>
+          <w:color w:val="000000" w:themeColor="text1"/>
         </w:rPr>
         <w:t xml:space="preserve"> Q1 An attacker sends double</w:t>
       </w:r>
@@ -3546,6 +3871,7 @@
         <w:rPr>
           <w:b/>
           <w:bCs/>
+          <w:color w:val="000000" w:themeColor="text1"/>
         </w:rPr>
         <w:noBreakHyphen/>
         <w:t>tagged packets to jump from one VLAN to another. Answer: VLAN Hopping</w:t>
@@ -3556,20 +3882,23 @@
         <w:rPr>
           <w:b/>
           <w:bCs/>
-        </w:rPr>
-      </w:pPr>
-      <w:r>
-        <w:rPr>
-          <w:rFonts w:ascii="Segoe UI Emoji" w:hAnsi="Segoe UI Emoji" w:cs="Segoe UI Emoji"/>
-          <w:b/>
-          <w:bCs/>
-        </w:rPr>
-        <w:t>⭐</w:t>
-      </w:r>
-      <w:r>
-        <w:rPr>
-          <w:b/>
-          <w:bCs/>
+          <w:color w:val="000000" w:themeColor="text1"/>
+        </w:rPr>
+      </w:pPr>
+      <w:r>
+        <w:rPr>
+          <w:rFonts w:ascii="Segoe UI Emoji" w:hAnsi="Segoe UI Emoji" w:cs="Segoe UI Emoji"/>
+          <w:b/>
+          <w:bCs/>
+          <w:color w:val="000000" w:themeColor="text1"/>
+        </w:rPr>
+        <w:t>⭐</w:t>
+      </w:r>
+      <w:r>
+        <w:rPr>
+          <w:b/>
+          <w:bCs/>
+          <w:color w:val="000000" w:themeColor="text1"/>
         </w:rPr>
         <w:t xml:space="preserve"> Q2 A supplier’s compromised software update infects thousands of customers. Answer: Supply Chain Attack</w:t>
       </w:r>
@@ -3579,20 +3908,23 @@
         <w:rPr>
           <w:b/>
           <w:bCs/>
-        </w:rPr>
-      </w:pPr>
-      <w:r>
-        <w:rPr>
-          <w:rFonts w:ascii="Segoe UI Emoji" w:hAnsi="Segoe UI Emoji" w:cs="Segoe UI Emoji"/>
-          <w:b/>
-          <w:bCs/>
-        </w:rPr>
-        <w:t>⭐</w:t>
-      </w:r>
-      <w:r>
-        <w:rPr>
-          <w:b/>
-          <w:bCs/>
+          <w:color w:val="000000" w:themeColor="text1"/>
+        </w:rPr>
+      </w:pPr>
+      <w:r>
+        <w:rPr>
+          <w:rFonts w:ascii="Segoe UI Emoji" w:hAnsi="Segoe UI Emoji" w:cs="Segoe UI Emoji"/>
+          <w:b/>
+          <w:bCs/>
+          <w:color w:val="000000" w:themeColor="text1"/>
+        </w:rPr>
+        <w:t>⭐</w:t>
+      </w:r>
+      <w:r>
+        <w:rPr>
+          <w:b/>
+          <w:bCs/>
+          <w:color w:val="000000" w:themeColor="text1"/>
         </w:rPr>
         <w:t xml:space="preserve"> Q3 An attacker compromises IoT devices and uses them in a botnet. Answer: IoT Exploitation</w:t>
       </w:r>
@@ -3602,20 +3934,23 @@
         <w:rPr>
           <w:b/>
           <w:bCs/>
-        </w:rPr>
-      </w:pPr>
-      <w:r>
-        <w:rPr>
-          <w:rFonts w:ascii="Segoe UI Emoji" w:hAnsi="Segoe UI Emoji" w:cs="Segoe UI Emoji"/>
-          <w:b/>
-          <w:bCs/>
-        </w:rPr>
-        <w:t>⭐</w:t>
-      </w:r>
-      <w:r>
-        <w:rPr>
-          <w:b/>
-          <w:bCs/>
+          <w:color w:val="000000" w:themeColor="text1"/>
+        </w:rPr>
+      </w:pPr>
+      <w:r>
+        <w:rPr>
+          <w:rFonts w:ascii="Segoe UI Emoji" w:hAnsi="Segoe UI Emoji" w:cs="Segoe UI Emoji"/>
+          <w:b/>
+          <w:bCs/>
+          <w:color w:val="000000" w:themeColor="text1"/>
+        </w:rPr>
+        <w:t>⭐</w:t>
+      </w:r>
+      <w:r>
+        <w:rPr>
+          <w:b/>
+          <w:bCs/>
+          <w:color w:val="000000" w:themeColor="text1"/>
         </w:rPr>
         <w:t xml:space="preserve"> Q4 An attacker modifies firmware on a router to maintain persistence. Answer: Firmware Attack</w:t>
       </w:r>
@@ -3625,20 +3960,23 @@
         <w:rPr>
           <w:b/>
           <w:bCs/>
-        </w:rPr>
-      </w:pPr>
-      <w:r>
-        <w:rPr>
-          <w:rFonts w:ascii="Segoe UI Emoji" w:hAnsi="Segoe UI Emoji" w:cs="Segoe UI Emoji"/>
-          <w:b/>
-          <w:bCs/>
-        </w:rPr>
-        <w:t>⭐</w:t>
-      </w:r>
-      <w:r>
-        <w:rPr>
-          <w:b/>
-          <w:bCs/>
+          <w:color w:val="000000" w:themeColor="text1"/>
+        </w:rPr>
+      </w:pPr>
+      <w:r>
+        <w:rPr>
+          <w:rFonts w:ascii="Segoe UI Emoji" w:hAnsi="Segoe UI Emoji" w:cs="Segoe UI Emoji"/>
+          <w:b/>
+          <w:bCs/>
+          <w:color w:val="000000" w:themeColor="text1"/>
+        </w:rPr>
+        <w:t>⭐</w:t>
+      </w:r>
+      <w:r>
+        <w:rPr>
+          <w:b/>
+          <w:bCs/>
+          <w:color w:val="000000" w:themeColor="text1"/>
         </w:rPr>
         <w:t xml:space="preserve"> Q5 A malicious insider intentionally deletes critical data. Answer: Insider Threat</w:t>
       </w:r>
@@ -3648,20 +3986,23 @@
         <w:rPr>
           <w:b/>
           <w:bCs/>
-        </w:rPr>
-      </w:pPr>
-      <w:r>
-        <w:rPr>
-          <w:rFonts w:ascii="Segoe UI Emoji" w:hAnsi="Segoe UI Emoji" w:cs="Segoe UI Emoji"/>
-          <w:b/>
-          <w:bCs/>
-        </w:rPr>
-        <w:t>⭐</w:t>
-      </w:r>
-      <w:r>
-        <w:rPr>
-          <w:b/>
-          <w:bCs/>
+          <w:color w:val="000000" w:themeColor="text1"/>
+        </w:rPr>
+      </w:pPr>
+      <w:r>
+        <w:rPr>
+          <w:rFonts w:ascii="Segoe UI Emoji" w:hAnsi="Segoe UI Emoji" w:cs="Segoe UI Emoji"/>
+          <w:b/>
+          <w:bCs/>
+          <w:color w:val="000000" w:themeColor="text1"/>
+        </w:rPr>
+        <w:t>⭐</w:t>
+      </w:r>
+      <w:r>
+        <w:rPr>
+          <w:b/>
+          <w:bCs/>
+          <w:color w:val="000000" w:themeColor="text1"/>
         </w:rPr>
         <w:t xml:space="preserve"> WEEK</w:t>
       </w:r>
@@ -3669,6 +4010,7 @@
         <w:rPr>
           <w:b/>
           <w:bCs/>
+          <w:color w:val="000000" w:themeColor="text1"/>
         </w:rPr>
         <w:noBreakHyphen/>
         <w:t>3 — Domain 1 + Domain 3 (Crypto + PKI + Architecture)</w:t>
@@ -3679,12 +4021,14 @@
         <w:rPr>
           <w:b/>
           <w:bCs/>
-        </w:rPr>
-      </w:pPr>
-      <w:r>
-        <w:rPr>
-          <w:b/>
-          <w:bCs/>
+          <w:color w:val="000000" w:themeColor="text1"/>
+        </w:rPr>
+      </w:pPr>
+      <w:r>
+        <w:rPr>
+          <w:b/>
+          <w:bCs/>
+          <w:color w:val="000000" w:themeColor="text1"/>
         </w:rPr>
         <w:t>Day</w:t>
       </w:r>
@@ -3692,6 +4036,7 @@
         <w:rPr>
           <w:b/>
           <w:bCs/>
+          <w:color w:val="000000" w:themeColor="text1"/>
         </w:rPr>
         <w:noBreakHyphen/>
         <w:t>11 — Encryption (AES, RSA, ECC, Hashing)</w:t>
@@ -3702,20 +4047,23 @@
         <w:rPr>
           <w:b/>
           <w:bCs/>
-        </w:rPr>
-      </w:pPr>
-      <w:r>
-        <w:rPr>
-          <w:rFonts w:ascii="Segoe UI Emoji" w:hAnsi="Segoe UI Emoji" w:cs="Segoe UI Emoji"/>
-          <w:b/>
-          <w:bCs/>
-        </w:rPr>
-        <w:t>⭐</w:t>
-      </w:r>
-      <w:r>
-        <w:rPr>
-          <w:b/>
-          <w:bCs/>
+          <w:color w:val="000000" w:themeColor="text1"/>
+        </w:rPr>
+      </w:pPr>
+      <w:r>
+        <w:rPr>
+          <w:rFonts w:ascii="Segoe UI Emoji" w:hAnsi="Segoe UI Emoji" w:cs="Segoe UI Emoji"/>
+          <w:b/>
+          <w:bCs/>
+          <w:color w:val="000000" w:themeColor="text1"/>
+        </w:rPr>
+        <w:t>⭐</w:t>
+      </w:r>
+      <w:r>
+        <w:rPr>
+          <w:b/>
+          <w:bCs/>
+          <w:color w:val="000000" w:themeColor="text1"/>
         </w:rPr>
         <w:t xml:space="preserve"> Q1 A company encrypts data at rest using a symmetric algorithm. Answer: AES</w:t>
       </w:r>
@@ -3725,20 +4073,23 @@
         <w:rPr>
           <w:b/>
           <w:bCs/>
-        </w:rPr>
-      </w:pPr>
-      <w:r>
-        <w:rPr>
-          <w:rFonts w:ascii="Segoe UI Emoji" w:hAnsi="Segoe UI Emoji" w:cs="Segoe UI Emoji"/>
-          <w:b/>
-          <w:bCs/>
-        </w:rPr>
-        <w:t>⭐</w:t>
-      </w:r>
-      <w:r>
-        <w:rPr>
-          <w:b/>
-          <w:bCs/>
+          <w:color w:val="000000" w:themeColor="text1"/>
+        </w:rPr>
+      </w:pPr>
+      <w:r>
+        <w:rPr>
+          <w:rFonts w:ascii="Segoe UI Emoji" w:hAnsi="Segoe UI Emoji" w:cs="Segoe UI Emoji"/>
+          <w:b/>
+          <w:bCs/>
+          <w:color w:val="000000" w:themeColor="text1"/>
+        </w:rPr>
+        <w:t>⭐</w:t>
+      </w:r>
+      <w:r>
+        <w:rPr>
+          <w:b/>
+          <w:bCs/>
+          <w:color w:val="000000" w:themeColor="text1"/>
         </w:rPr>
         <w:t xml:space="preserve"> Q2 A secure website uses a public key to encrypt data sent from the client. Answer: RSA</w:t>
       </w:r>
@@ -3748,20 +4099,23 @@
         <w:rPr>
           <w:b/>
           <w:bCs/>
-        </w:rPr>
-      </w:pPr>
-      <w:r>
-        <w:rPr>
-          <w:rFonts w:ascii="Segoe UI Emoji" w:hAnsi="Segoe UI Emoji" w:cs="Segoe UI Emoji"/>
-          <w:b/>
-          <w:bCs/>
-        </w:rPr>
-        <w:t>⭐</w:t>
-      </w:r>
-      <w:r>
-        <w:rPr>
-          <w:b/>
-          <w:bCs/>
+          <w:color w:val="000000" w:themeColor="text1"/>
+        </w:rPr>
+      </w:pPr>
+      <w:r>
+        <w:rPr>
+          <w:rFonts w:ascii="Segoe UI Emoji" w:hAnsi="Segoe UI Emoji" w:cs="Segoe UI Emoji"/>
+          <w:b/>
+          <w:bCs/>
+          <w:color w:val="000000" w:themeColor="text1"/>
+        </w:rPr>
+        <w:t>⭐</w:t>
+      </w:r>
+      <w:r>
+        <w:rPr>
+          <w:b/>
+          <w:bCs/>
+          <w:color w:val="000000" w:themeColor="text1"/>
         </w:rPr>
         <w:t xml:space="preserve"> Q3 A mobile device uses lightweight cryptography for performance. Answer: ECC</w:t>
       </w:r>
@@ -3771,20 +4125,23 @@
         <w:rPr>
           <w:b/>
           <w:bCs/>
-        </w:rPr>
-      </w:pPr>
-      <w:r>
-        <w:rPr>
-          <w:rFonts w:ascii="Segoe UI Emoji" w:hAnsi="Segoe UI Emoji" w:cs="Segoe UI Emoji"/>
-          <w:b/>
-          <w:bCs/>
-        </w:rPr>
-        <w:t>⭐</w:t>
-      </w:r>
-      <w:r>
-        <w:rPr>
-          <w:b/>
-          <w:bCs/>
+          <w:color w:val="000000" w:themeColor="text1"/>
+        </w:rPr>
+      </w:pPr>
+      <w:r>
+        <w:rPr>
+          <w:rFonts w:ascii="Segoe UI Emoji" w:hAnsi="Segoe UI Emoji" w:cs="Segoe UI Emoji"/>
+          <w:b/>
+          <w:bCs/>
+          <w:color w:val="000000" w:themeColor="text1"/>
+        </w:rPr>
+        <w:t>⭐</w:t>
+      </w:r>
+      <w:r>
+        <w:rPr>
+          <w:b/>
+          <w:bCs/>
+          <w:color w:val="000000" w:themeColor="text1"/>
         </w:rPr>
         <w:t xml:space="preserve"> Q4 A system stores passwords using one</w:t>
       </w:r>
@@ -3792,6 +4149,7 @@
         <w:rPr>
           <w:b/>
           <w:bCs/>
+          <w:color w:val="000000" w:themeColor="text1"/>
         </w:rPr>
         <w:noBreakHyphen/>
         <w:t>way mathematical functions. Answer: Hashing (SHA</w:t>
@@ -3800,6 +4158,7 @@
         <w:rPr>
           <w:b/>
           <w:bCs/>
+          <w:color w:val="000000" w:themeColor="text1"/>
         </w:rPr>
         <w:noBreakHyphen/>
         <w:t>256)</w:t>
@@ -3810,20 +4169,23 @@
         <w:rPr>
           <w:b/>
           <w:bCs/>
-        </w:rPr>
-      </w:pPr>
-      <w:r>
-        <w:rPr>
-          <w:rFonts w:ascii="Segoe UI Emoji" w:hAnsi="Segoe UI Emoji" w:cs="Segoe UI Emoji"/>
-          <w:b/>
-          <w:bCs/>
-        </w:rPr>
-        <w:t>⭐</w:t>
-      </w:r>
-      <w:r>
-        <w:rPr>
-          <w:b/>
-          <w:bCs/>
+          <w:color w:val="000000" w:themeColor="text1"/>
+        </w:rPr>
+      </w:pPr>
+      <w:r>
+        <w:rPr>
+          <w:rFonts w:ascii="Segoe UI Emoji" w:hAnsi="Segoe UI Emoji" w:cs="Segoe UI Emoji"/>
+          <w:b/>
+          <w:bCs/>
+          <w:color w:val="000000" w:themeColor="text1"/>
+        </w:rPr>
+        <w:t>⭐</w:t>
+      </w:r>
+      <w:r>
+        <w:rPr>
+          <w:b/>
+          <w:bCs/>
+          <w:color w:val="000000" w:themeColor="text1"/>
         </w:rPr>
         <w:t xml:space="preserve"> Q5 A message includes a hash + secret key to verify integrity and authenticity. Answer: HMAC</w:t>
       </w:r>
@@ -3833,20 +4195,23 @@
         <w:rPr>
           <w:b/>
           <w:bCs/>
-        </w:rPr>
-      </w:pPr>
-      <w:r>
-        <w:rPr>
-          <w:rFonts w:ascii="Segoe UI Emoji" w:hAnsi="Segoe UI Emoji" w:cs="Segoe UI Emoji"/>
-          <w:b/>
-          <w:bCs/>
-        </w:rPr>
-        <w:t>⭐</w:t>
-      </w:r>
-      <w:r>
-        <w:rPr>
-          <w:b/>
-          <w:bCs/>
+          <w:color w:val="000000" w:themeColor="text1"/>
+        </w:rPr>
+      </w:pPr>
+      <w:r>
+        <w:rPr>
+          <w:rFonts w:ascii="Segoe UI Emoji" w:hAnsi="Segoe UI Emoji" w:cs="Segoe UI Emoji"/>
+          <w:b/>
+          <w:bCs/>
+          <w:color w:val="000000" w:themeColor="text1"/>
+        </w:rPr>
+        <w:t>⭐</w:t>
+      </w:r>
+      <w:r>
+        <w:rPr>
+          <w:b/>
+          <w:bCs/>
+          <w:color w:val="000000" w:themeColor="text1"/>
         </w:rPr>
         <w:t xml:space="preserve"> Q6 A company encrypts data before sending it over the internet. Answer: Encryption in Transit</w:t>
       </w:r>
@@ -3856,13 +4221,15 @@
         <w:rPr>
           <w:b/>
           <w:bCs/>
-        </w:rPr>
-      </w:pPr>
-      <w:r>
-        <w:rPr>
-          <w:rFonts w:ascii="Segoe UI Emoji" w:hAnsi="Segoe UI Emoji" w:cs="Segoe UI Emoji"/>
-          <w:b/>
-          <w:bCs/>
+          <w:color w:val="000000" w:themeColor="text1"/>
+        </w:rPr>
+      </w:pPr>
+      <w:r>
+        <w:rPr>
+          <w:rFonts w:ascii="Segoe UI Emoji" w:hAnsi="Segoe UI Emoji" w:cs="Segoe UI Emoji"/>
+          <w:b/>
+          <w:bCs/>
+          <w:color w:val="000000" w:themeColor="text1"/>
         </w:rPr>
         <w:lastRenderedPageBreak/>
         <w:t>⭐</w:t>
@@ -3871,6 +4238,7 @@
         <w:rPr>
           <w:b/>
           <w:bCs/>
+          <w:color w:val="000000" w:themeColor="text1"/>
         </w:rPr>
         <w:t xml:space="preserve"> Q7 A database encrypts stored customer information. Answer: Encryption at Rest</w:t>
       </w:r>
@@ -3880,12 +4248,14 @@
         <w:rPr>
           <w:b/>
           <w:bCs/>
-        </w:rPr>
-      </w:pPr>
-      <w:r>
-        <w:rPr>
-          <w:b/>
-          <w:bCs/>
+          <w:color w:val="000000" w:themeColor="text1"/>
+        </w:rPr>
+      </w:pPr>
+      <w:r>
+        <w:rPr>
+          <w:b/>
+          <w:bCs/>
+          <w:color w:val="000000" w:themeColor="text1"/>
         </w:rPr>
         <w:t>Day</w:t>
       </w:r>
@@ -3893,6 +4263,7 @@
         <w:rPr>
           <w:b/>
           <w:bCs/>
+          <w:color w:val="000000" w:themeColor="text1"/>
         </w:rPr>
         <w:noBreakHyphen/>
         <w:t>12 — PKI (Certificates, OCSP, CRL, Key Management)</w:t>
@@ -3903,20 +4274,23 @@
         <w:rPr>
           <w:b/>
           <w:bCs/>
-        </w:rPr>
-      </w:pPr>
-      <w:r>
-        <w:rPr>
-          <w:rFonts w:ascii="Segoe UI Emoji" w:hAnsi="Segoe UI Emoji" w:cs="Segoe UI Emoji"/>
-          <w:b/>
-          <w:bCs/>
-        </w:rPr>
-        <w:t>⭐</w:t>
-      </w:r>
-      <w:r>
-        <w:rPr>
-          <w:b/>
-          <w:bCs/>
+          <w:color w:val="000000" w:themeColor="text1"/>
+        </w:rPr>
+      </w:pPr>
+      <w:r>
+        <w:rPr>
+          <w:rFonts w:ascii="Segoe UI Emoji" w:hAnsi="Segoe UI Emoji" w:cs="Segoe UI Emoji"/>
+          <w:b/>
+          <w:bCs/>
+          <w:color w:val="000000" w:themeColor="text1"/>
+        </w:rPr>
+        <w:t>⭐</w:t>
+      </w:r>
+      <w:r>
+        <w:rPr>
+          <w:b/>
+          <w:bCs/>
+          <w:color w:val="000000" w:themeColor="text1"/>
         </w:rPr>
         <w:t xml:space="preserve"> Q1 A browser checks whether a certificate has been revoked in real time. Answer: OCSP</w:t>
       </w:r>
@@ -3926,20 +4300,23 @@
         <w:rPr>
           <w:b/>
           <w:bCs/>
-        </w:rPr>
-      </w:pPr>
-      <w:r>
-        <w:rPr>
-          <w:rFonts w:ascii="Segoe UI Emoji" w:hAnsi="Segoe UI Emoji" w:cs="Segoe UI Emoji"/>
-          <w:b/>
-          <w:bCs/>
-        </w:rPr>
-        <w:t>⭐</w:t>
-      </w:r>
-      <w:r>
-        <w:rPr>
-          <w:b/>
-          <w:bCs/>
+          <w:color w:val="000000" w:themeColor="text1"/>
+        </w:rPr>
+      </w:pPr>
+      <w:r>
+        <w:rPr>
+          <w:rFonts w:ascii="Segoe UI Emoji" w:hAnsi="Segoe UI Emoji" w:cs="Segoe UI Emoji"/>
+          <w:b/>
+          <w:bCs/>
+          <w:color w:val="000000" w:themeColor="text1"/>
+        </w:rPr>
+        <w:t>⭐</w:t>
+      </w:r>
+      <w:r>
+        <w:rPr>
+          <w:b/>
+          <w:bCs/>
+          <w:color w:val="000000" w:themeColor="text1"/>
         </w:rPr>
         <w:t xml:space="preserve"> Q2 A system downloads a list of revoked certificates once per day. Answer: CRL</w:t>
       </w:r>
@@ -3949,20 +4326,23 @@
         <w:rPr>
           <w:b/>
           <w:bCs/>
-        </w:rPr>
-      </w:pPr>
-      <w:r>
-        <w:rPr>
-          <w:rFonts w:ascii="Segoe UI Emoji" w:hAnsi="Segoe UI Emoji" w:cs="Segoe UI Emoji"/>
-          <w:b/>
-          <w:bCs/>
-        </w:rPr>
-        <w:t>⭐</w:t>
-      </w:r>
-      <w:r>
-        <w:rPr>
-          <w:b/>
-          <w:bCs/>
+          <w:color w:val="000000" w:themeColor="text1"/>
+        </w:rPr>
+      </w:pPr>
+      <w:r>
+        <w:rPr>
+          <w:rFonts w:ascii="Segoe UI Emoji" w:hAnsi="Segoe UI Emoji" w:cs="Segoe UI Emoji"/>
+          <w:b/>
+          <w:bCs/>
+          <w:color w:val="000000" w:themeColor="text1"/>
+        </w:rPr>
+        <w:t>⭐</w:t>
+      </w:r>
+      <w:r>
+        <w:rPr>
+          <w:b/>
+          <w:bCs/>
+          <w:color w:val="000000" w:themeColor="text1"/>
         </w:rPr>
         <w:t xml:space="preserve"> Q3 A company uses digital certificates to authenticate servers. Answer: PKI</w:t>
       </w:r>
@@ -3972,43 +4352,85 @@
         <w:rPr>
           <w:b/>
           <w:bCs/>
-        </w:rPr>
-      </w:pPr>
-      <w:r>
-        <w:rPr>
-          <w:rFonts w:ascii="Segoe UI Emoji" w:hAnsi="Segoe UI Emoji" w:cs="Segoe UI Emoji"/>
-          <w:b/>
-          <w:bCs/>
-        </w:rPr>
-        <w:t>⭐</w:t>
-      </w:r>
-      <w:r>
-        <w:rPr>
-          <w:b/>
-          <w:bCs/>
-        </w:rPr>
-        <w:t xml:space="preserve"> Q4 A user signs a document digitally to prove authorship. Answer: Digital Signature</w:t>
-      </w:r>
-    </w:p>
-    <w:p>
-      <w:pPr>
-        <w:rPr>
-          <w:b/>
-          <w:bCs/>
-        </w:rPr>
-      </w:pPr>
-      <w:r>
-        <w:rPr>
-          <w:rFonts w:ascii="Segoe UI Emoji" w:hAnsi="Segoe UI Emoji" w:cs="Segoe UI Emoji"/>
-          <w:b/>
-          <w:bCs/>
-        </w:rPr>
-        <w:t>⭐</w:t>
-      </w:r>
-      <w:r>
-        <w:rPr>
-          <w:b/>
-          <w:bCs/>
+          <w:color w:val="000000" w:themeColor="text1"/>
+        </w:rPr>
+      </w:pPr>
+      <w:r>
+        <w:rPr>
+          <w:rFonts w:ascii="Segoe UI Emoji" w:hAnsi="Segoe UI Emoji" w:cs="Segoe UI Emoji"/>
+          <w:b/>
+          <w:bCs/>
+          <w:color w:val="000000" w:themeColor="text1"/>
+        </w:rPr>
+        <w:t>⭐</w:t>
+      </w:r>
+      <w:r>
+        <w:rPr>
+          <w:b/>
+          <w:bCs/>
+          <w:color w:val="000000" w:themeColor="text1"/>
+        </w:rPr>
+        <w:t xml:space="preserve"> Q4 A </w:t>
+      </w:r>
+      <w:proofErr w:type="gramStart"/>
+      <w:r>
+        <w:rPr>
+          <w:b/>
+          <w:bCs/>
+          <w:color w:val="000000" w:themeColor="text1"/>
+        </w:rPr>
+        <w:t>user</w:t>
+      </w:r>
+      <w:proofErr w:type="gramEnd"/>
+      <w:r>
+        <w:rPr>
+          <w:b/>
+          <w:bCs/>
+          <w:color w:val="000000" w:themeColor="text1"/>
+        </w:rPr>
+        <w:t xml:space="preserve"> </w:t>
+      </w:r>
+      <w:proofErr w:type="gramStart"/>
+      <w:r>
+        <w:rPr>
+          <w:b/>
+          <w:bCs/>
+          <w:color w:val="000000" w:themeColor="text1"/>
+        </w:rPr>
+        <w:t>signs</w:t>
+      </w:r>
+      <w:proofErr w:type="gramEnd"/>
+      <w:r>
+        <w:rPr>
+          <w:b/>
+          <w:bCs/>
+          <w:color w:val="000000" w:themeColor="text1"/>
+        </w:rPr>
+        <w:t xml:space="preserve"> a document digitally to prove authorship. Answer: Digital Signature</w:t>
+      </w:r>
+    </w:p>
+    <w:p>
+      <w:pPr>
+        <w:rPr>
+          <w:b/>
+          <w:bCs/>
+          <w:color w:val="000000" w:themeColor="text1"/>
+        </w:rPr>
+      </w:pPr>
+      <w:r>
+        <w:rPr>
+          <w:rFonts w:ascii="Segoe UI Emoji" w:hAnsi="Segoe UI Emoji" w:cs="Segoe UI Emoji"/>
+          <w:b/>
+          <w:bCs/>
+          <w:color w:val="000000" w:themeColor="text1"/>
+        </w:rPr>
+        <w:t>⭐</w:t>
+      </w:r>
+      <w:r>
+        <w:rPr>
+          <w:b/>
+          <w:bCs/>
+          <w:color w:val="000000" w:themeColor="text1"/>
         </w:rPr>
         <w:t xml:space="preserve"> Q5 A certificate expires and must be renewed. Answer: Key Lifecycle Management</w:t>
       </w:r>
@@ -4018,20 +4440,23 @@
         <w:rPr>
           <w:b/>
           <w:bCs/>
-        </w:rPr>
-      </w:pPr>
-      <w:r>
-        <w:rPr>
-          <w:rFonts w:ascii="Segoe UI Emoji" w:hAnsi="Segoe UI Emoji" w:cs="Segoe UI Emoji"/>
-          <w:b/>
-          <w:bCs/>
-        </w:rPr>
-        <w:t>⭐</w:t>
-      </w:r>
-      <w:r>
-        <w:rPr>
-          <w:b/>
-          <w:bCs/>
+          <w:color w:val="000000" w:themeColor="text1"/>
+        </w:rPr>
+      </w:pPr>
+      <w:r>
+        <w:rPr>
+          <w:rFonts w:ascii="Segoe UI Emoji" w:hAnsi="Segoe UI Emoji" w:cs="Segoe UI Emoji"/>
+          <w:b/>
+          <w:bCs/>
+          <w:color w:val="000000" w:themeColor="text1"/>
+        </w:rPr>
+        <w:t>⭐</w:t>
+      </w:r>
+      <w:r>
+        <w:rPr>
+          <w:b/>
+          <w:bCs/>
+          <w:color w:val="000000" w:themeColor="text1"/>
         </w:rPr>
         <w:t xml:space="preserve"> Q6 A company stores private keys in a secure hardware device. Answer: HSM</w:t>
       </w:r>
@@ -4041,12 +4466,14 @@
         <w:rPr>
           <w:b/>
           <w:bCs/>
-        </w:rPr>
-      </w:pPr>
-      <w:r>
-        <w:rPr>
-          <w:b/>
-          <w:bCs/>
+          <w:color w:val="000000" w:themeColor="text1"/>
+        </w:rPr>
+      </w:pPr>
+      <w:r>
+        <w:rPr>
+          <w:b/>
+          <w:bCs/>
+          <w:color w:val="000000" w:themeColor="text1"/>
         </w:rPr>
         <w:t>Day</w:t>
       </w:r>
@@ -4054,6 +4481,7 @@
         <w:rPr>
           <w:b/>
           <w:bCs/>
+          <w:color w:val="000000" w:themeColor="text1"/>
         </w:rPr>
         <w:noBreakHyphen/>
         <w:t>13 — Secure Protocols (TLS, SSH, IPsec)</w:t>
@@ -4064,20 +4492,23 @@
         <w:rPr>
           <w:b/>
           <w:bCs/>
-        </w:rPr>
-      </w:pPr>
-      <w:r>
-        <w:rPr>
-          <w:rFonts w:ascii="Segoe UI Emoji" w:hAnsi="Segoe UI Emoji" w:cs="Segoe UI Emoji"/>
-          <w:b/>
-          <w:bCs/>
-        </w:rPr>
-        <w:t>⭐</w:t>
-      </w:r>
-      <w:r>
-        <w:rPr>
-          <w:b/>
-          <w:bCs/>
+          <w:color w:val="000000" w:themeColor="text1"/>
+        </w:rPr>
+      </w:pPr>
+      <w:r>
+        <w:rPr>
+          <w:rFonts w:ascii="Segoe UI Emoji" w:hAnsi="Segoe UI Emoji" w:cs="Segoe UI Emoji"/>
+          <w:b/>
+          <w:bCs/>
+          <w:color w:val="000000" w:themeColor="text1"/>
+        </w:rPr>
+        <w:t>⭐</w:t>
+      </w:r>
+      <w:r>
+        <w:rPr>
+          <w:b/>
+          <w:bCs/>
+          <w:color w:val="000000" w:themeColor="text1"/>
         </w:rPr>
         <w:t xml:space="preserve"> Q1 A secure website uses certificates to encrypt traffic. Answer: TLS</w:t>
       </w:r>
@@ -4087,20 +4518,23 @@
         <w:rPr>
           <w:b/>
           <w:bCs/>
-        </w:rPr>
-      </w:pPr>
-      <w:r>
-        <w:rPr>
-          <w:rFonts w:ascii="Segoe UI Emoji" w:hAnsi="Segoe UI Emoji" w:cs="Segoe UI Emoji"/>
-          <w:b/>
-          <w:bCs/>
-        </w:rPr>
-        <w:t>⭐</w:t>
-      </w:r>
-      <w:r>
-        <w:rPr>
-          <w:b/>
-          <w:bCs/>
+          <w:color w:val="000000" w:themeColor="text1"/>
+        </w:rPr>
+      </w:pPr>
+      <w:r>
+        <w:rPr>
+          <w:rFonts w:ascii="Segoe UI Emoji" w:hAnsi="Segoe UI Emoji" w:cs="Segoe UI Emoji"/>
+          <w:b/>
+          <w:bCs/>
+          <w:color w:val="000000" w:themeColor="text1"/>
+        </w:rPr>
+        <w:t>⭐</w:t>
+      </w:r>
+      <w:r>
+        <w:rPr>
+          <w:b/>
+          <w:bCs/>
+          <w:color w:val="000000" w:themeColor="text1"/>
         </w:rPr>
         <w:t xml:space="preserve"> Q2 Admins remotely manage servers using encrypted terminal sessions. Answer: SSH</w:t>
       </w:r>
@@ -4110,20 +4544,23 @@
         <w:rPr>
           <w:b/>
           <w:bCs/>
-        </w:rPr>
-      </w:pPr>
-      <w:r>
-        <w:rPr>
-          <w:rFonts w:ascii="Segoe UI Emoji" w:hAnsi="Segoe UI Emoji" w:cs="Segoe UI Emoji"/>
-          <w:b/>
-          <w:bCs/>
-        </w:rPr>
-        <w:t>⭐</w:t>
-      </w:r>
-      <w:r>
-        <w:rPr>
-          <w:b/>
-          <w:bCs/>
+          <w:color w:val="000000" w:themeColor="text1"/>
+        </w:rPr>
+      </w:pPr>
+      <w:r>
+        <w:rPr>
+          <w:rFonts w:ascii="Segoe UI Emoji" w:hAnsi="Segoe UI Emoji" w:cs="Segoe UI Emoji"/>
+          <w:b/>
+          <w:bCs/>
+          <w:color w:val="000000" w:themeColor="text1"/>
+        </w:rPr>
+        <w:t>⭐</w:t>
+      </w:r>
+      <w:r>
+        <w:rPr>
+          <w:b/>
+          <w:bCs/>
+          <w:color w:val="000000" w:themeColor="text1"/>
         </w:rPr>
         <w:t xml:space="preserve"> Q3 A VPN uses encryption + integrity. Answer: IPsec ESP</w:t>
       </w:r>
@@ -4133,20 +4570,23 @@
         <w:rPr>
           <w:b/>
           <w:bCs/>
-        </w:rPr>
-      </w:pPr>
-      <w:r>
-        <w:rPr>
-          <w:rFonts w:ascii="Segoe UI Emoji" w:hAnsi="Segoe UI Emoji" w:cs="Segoe UI Emoji"/>
-          <w:b/>
-          <w:bCs/>
-        </w:rPr>
-        <w:t>⭐</w:t>
-      </w:r>
-      <w:r>
-        <w:rPr>
-          <w:b/>
-          <w:bCs/>
+          <w:color w:val="000000" w:themeColor="text1"/>
+        </w:rPr>
+      </w:pPr>
+      <w:r>
+        <w:rPr>
+          <w:rFonts w:ascii="Segoe UI Emoji" w:hAnsi="Segoe UI Emoji" w:cs="Segoe UI Emoji"/>
+          <w:b/>
+          <w:bCs/>
+          <w:color w:val="000000" w:themeColor="text1"/>
+        </w:rPr>
+        <w:t>⭐</w:t>
+      </w:r>
+      <w:r>
+        <w:rPr>
+          <w:b/>
+          <w:bCs/>
+          <w:color w:val="000000" w:themeColor="text1"/>
         </w:rPr>
         <w:t xml:space="preserve"> Q4 A VPN uses integrity only. Answer: IPsec AH</w:t>
       </w:r>
@@ -4156,20 +4596,23 @@
         <w:rPr>
           <w:b/>
           <w:bCs/>
-        </w:rPr>
-      </w:pPr>
-      <w:r>
-        <w:rPr>
-          <w:rFonts w:ascii="Segoe UI Emoji" w:hAnsi="Segoe UI Emoji" w:cs="Segoe UI Emoji"/>
-          <w:b/>
-          <w:bCs/>
-        </w:rPr>
-        <w:t>⭐</w:t>
-      </w:r>
-      <w:r>
-        <w:rPr>
-          <w:b/>
-          <w:bCs/>
+          <w:color w:val="000000" w:themeColor="text1"/>
+        </w:rPr>
+      </w:pPr>
+      <w:r>
+        <w:rPr>
+          <w:rFonts w:ascii="Segoe UI Emoji" w:hAnsi="Segoe UI Emoji" w:cs="Segoe UI Emoji"/>
+          <w:b/>
+          <w:bCs/>
+          <w:color w:val="000000" w:themeColor="text1"/>
+        </w:rPr>
+        <w:t>⭐</w:t>
+      </w:r>
+      <w:r>
+        <w:rPr>
+          <w:b/>
+          <w:bCs/>
+          <w:color w:val="000000" w:themeColor="text1"/>
         </w:rPr>
         <w:t xml:space="preserve"> Q5 A company replaces insecure protocols with secure versions (HTTP → HTTPS). Answer: Protocol Hardening</w:t>
       </w:r>
@@ -4179,12 +4622,14 @@
         <w:rPr>
           <w:b/>
           <w:bCs/>
-        </w:rPr>
-      </w:pPr>
-      <w:r>
-        <w:rPr>
-          <w:b/>
-          <w:bCs/>
+          <w:color w:val="000000" w:themeColor="text1"/>
+        </w:rPr>
+      </w:pPr>
+      <w:r>
+        <w:rPr>
+          <w:b/>
+          <w:bCs/>
+          <w:color w:val="000000" w:themeColor="text1"/>
         </w:rPr>
         <w:t>Day</w:t>
       </w:r>
@@ -4192,6 +4637,7 @@
         <w:rPr>
           <w:b/>
           <w:bCs/>
+          <w:color w:val="000000" w:themeColor="text1"/>
         </w:rPr>
         <w:noBreakHyphen/>
         <w:t>14 — Cloud &amp; Segmentation (IoT, OT, SCADA, Containers)</w:t>
@@ -4202,20 +4648,23 @@
         <w:rPr>
           <w:b/>
           <w:bCs/>
-        </w:rPr>
-      </w:pPr>
-      <w:r>
-        <w:rPr>
-          <w:rFonts w:ascii="Segoe UI Emoji" w:hAnsi="Segoe UI Emoji" w:cs="Segoe UI Emoji"/>
-          <w:b/>
-          <w:bCs/>
-        </w:rPr>
-        <w:t>⭐</w:t>
-      </w:r>
-      <w:r>
-        <w:rPr>
-          <w:b/>
-          <w:bCs/>
+          <w:color w:val="000000" w:themeColor="text1"/>
+        </w:rPr>
+      </w:pPr>
+      <w:r>
+        <w:rPr>
+          <w:rFonts w:ascii="Segoe UI Emoji" w:hAnsi="Segoe UI Emoji" w:cs="Segoe UI Emoji"/>
+          <w:b/>
+          <w:bCs/>
+          <w:color w:val="000000" w:themeColor="text1"/>
+        </w:rPr>
+        <w:t>⭐</w:t>
+      </w:r>
+      <w:r>
+        <w:rPr>
+          <w:b/>
+          <w:bCs/>
+          <w:color w:val="000000" w:themeColor="text1"/>
         </w:rPr>
         <w:t xml:space="preserve"> Q1 A factory uses industrial control systems to manage machinery. Answer: SCADA</w:t>
       </w:r>
@@ -4225,20 +4674,23 @@
         <w:rPr>
           <w:b/>
           <w:bCs/>
-        </w:rPr>
-      </w:pPr>
-      <w:r>
-        <w:rPr>
-          <w:rFonts w:ascii="Segoe UI Emoji" w:hAnsi="Segoe UI Emoji" w:cs="Segoe UI Emoji"/>
-          <w:b/>
-          <w:bCs/>
-        </w:rPr>
-        <w:t>⭐</w:t>
-      </w:r>
-      <w:r>
-        <w:rPr>
-          <w:b/>
-          <w:bCs/>
+          <w:color w:val="000000" w:themeColor="text1"/>
+        </w:rPr>
+      </w:pPr>
+      <w:r>
+        <w:rPr>
+          <w:rFonts w:ascii="Segoe UI Emoji" w:hAnsi="Segoe UI Emoji" w:cs="Segoe UI Emoji"/>
+          <w:b/>
+          <w:bCs/>
+          <w:color w:val="000000" w:themeColor="text1"/>
+        </w:rPr>
+        <w:t>⭐</w:t>
+      </w:r>
+      <w:r>
+        <w:rPr>
+          <w:b/>
+          <w:bCs/>
+          <w:color w:val="000000" w:themeColor="text1"/>
         </w:rPr>
         <w:t xml:space="preserve"> Q2 A company isolates IoT devices on a separate network. Answer: Segmentation</w:t>
       </w:r>
@@ -4248,20 +4700,23 @@
         <w:rPr>
           <w:b/>
           <w:bCs/>
-        </w:rPr>
-      </w:pPr>
-      <w:r>
-        <w:rPr>
-          <w:rFonts w:ascii="Segoe UI Emoji" w:hAnsi="Segoe UI Emoji" w:cs="Segoe UI Emoji"/>
-          <w:b/>
-          <w:bCs/>
-        </w:rPr>
-        <w:t>⭐</w:t>
-      </w:r>
-      <w:r>
-        <w:rPr>
-          <w:b/>
-          <w:bCs/>
+          <w:color w:val="000000" w:themeColor="text1"/>
+        </w:rPr>
+      </w:pPr>
+      <w:r>
+        <w:rPr>
+          <w:rFonts w:ascii="Segoe UI Emoji" w:hAnsi="Segoe UI Emoji" w:cs="Segoe UI Emoji"/>
+          <w:b/>
+          <w:bCs/>
+          <w:color w:val="000000" w:themeColor="text1"/>
+        </w:rPr>
+        <w:t>⭐</w:t>
+      </w:r>
+      <w:r>
+        <w:rPr>
+          <w:b/>
+          <w:bCs/>
+          <w:color w:val="000000" w:themeColor="text1"/>
         </w:rPr>
         <w:t xml:space="preserve"> Q3 A cloud app runs inside isolated environments to prevent cross</w:t>
       </w:r>
@@ -4269,6 +4724,7 @@
         <w:rPr>
           <w:b/>
           <w:bCs/>
+          <w:color w:val="000000" w:themeColor="text1"/>
         </w:rPr>
         <w:noBreakHyphen/>
         <w:t>contamination. Answer: Containers</w:t>
@@ -4279,20 +4735,23 @@
         <w:rPr>
           <w:b/>
           <w:bCs/>
-        </w:rPr>
-      </w:pPr>
-      <w:r>
-        <w:rPr>
-          <w:rFonts w:ascii="Segoe UI Emoji" w:hAnsi="Segoe UI Emoji" w:cs="Segoe UI Emoji"/>
-          <w:b/>
-          <w:bCs/>
-        </w:rPr>
-        <w:t>⭐</w:t>
-      </w:r>
-      <w:r>
-        <w:rPr>
-          <w:b/>
-          <w:bCs/>
+          <w:color w:val="000000" w:themeColor="text1"/>
+        </w:rPr>
+      </w:pPr>
+      <w:r>
+        <w:rPr>
+          <w:rFonts w:ascii="Segoe UI Emoji" w:hAnsi="Segoe UI Emoji" w:cs="Segoe UI Emoji"/>
+          <w:b/>
+          <w:bCs/>
+          <w:color w:val="000000" w:themeColor="text1"/>
+        </w:rPr>
+        <w:t>⭐</w:t>
+      </w:r>
+      <w:r>
+        <w:rPr>
+          <w:b/>
+          <w:bCs/>
+          <w:color w:val="000000" w:themeColor="text1"/>
         </w:rPr>
         <w:t xml:space="preserve"> Q4 A power plant uses specialized operational technology systems. Answer: OT</w:t>
       </w:r>
@@ -4302,20 +4761,23 @@
         <w:rPr>
           <w:b/>
           <w:bCs/>
-        </w:rPr>
-      </w:pPr>
-      <w:r>
-        <w:rPr>
-          <w:rFonts w:ascii="Segoe UI Emoji" w:hAnsi="Segoe UI Emoji" w:cs="Segoe UI Emoji"/>
-          <w:b/>
-          <w:bCs/>
-        </w:rPr>
-        <w:t>⭐</w:t>
-      </w:r>
-      <w:r>
-        <w:rPr>
-          <w:b/>
-          <w:bCs/>
+          <w:color w:val="000000" w:themeColor="text1"/>
+        </w:rPr>
+      </w:pPr>
+      <w:r>
+        <w:rPr>
+          <w:rFonts w:ascii="Segoe UI Emoji" w:hAnsi="Segoe UI Emoji" w:cs="Segoe UI Emoji"/>
+          <w:b/>
+          <w:bCs/>
+          <w:color w:val="000000" w:themeColor="text1"/>
+        </w:rPr>
+        <w:t>⭐</w:t>
+      </w:r>
+      <w:r>
+        <w:rPr>
+          <w:b/>
+          <w:bCs/>
+          <w:color w:val="000000" w:themeColor="text1"/>
         </w:rPr>
         <w:t xml:space="preserve"> Q5 A company uses micro</w:t>
       </w:r>
@@ -4323,6 +4785,7 @@
         <w:rPr>
           <w:b/>
           <w:bCs/>
+          <w:color w:val="000000" w:themeColor="text1"/>
         </w:rPr>
         <w:noBreakHyphen/>
         <w:t>segmentation to isolate workloads. Answer: Zero Trust Architecture</w:t>
@@ -4333,13 +4796,15 @@
         <w:rPr>
           <w:b/>
           <w:bCs/>
-        </w:rPr>
-      </w:pPr>
-      <w:r>
-        <w:rPr>
-          <w:rFonts w:ascii="Segoe UI Emoji" w:hAnsi="Segoe UI Emoji" w:cs="Segoe UI Emoji"/>
-          <w:b/>
-          <w:bCs/>
+          <w:color w:val="000000" w:themeColor="text1"/>
+        </w:rPr>
+      </w:pPr>
+      <w:r>
+        <w:rPr>
+          <w:rFonts w:ascii="Segoe UI Emoji" w:hAnsi="Segoe UI Emoji" w:cs="Segoe UI Emoji"/>
+          <w:b/>
+          <w:bCs/>
+          <w:color w:val="000000" w:themeColor="text1"/>
         </w:rPr>
         <w:lastRenderedPageBreak/>
         <w:t>⭐</w:t>
@@ -4348,6 +4813,7 @@
         <w:rPr>
           <w:b/>
           <w:bCs/>
+          <w:color w:val="000000" w:themeColor="text1"/>
         </w:rPr>
         <w:t xml:space="preserve"> WEEK</w:t>
       </w:r>
@@ -4355,6 +4821,7 @@
         <w:rPr>
           <w:b/>
           <w:bCs/>
+          <w:color w:val="000000" w:themeColor="text1"/>
         </w:rPr>
         <w:noBreakHyphen/>
         <w:t>4 — Domain 4 + Domain 5 (Operations + Governance)</w:t>
@@ -4365,12 +4832,14 @@
         <w:rPr>
           <w:b/>
           <w:bCs/>
-        </w:rPr>
-      </w:pPr>
-      <w:r>
-        <w:rPr>
-          <w:b/>
-          <w:bCs/>
+          <w:color w:val="000000" w:themeColor="text1"/>
+        </w:rPr>
+      </w:pPr>
+      <w:r>
+        <w:rPr>
+          <w:b/>
+          <w:bCs/>
+          <w:color w:val="000000" w:themeColor="text1"/>
         </w:rPr>
         <w:t>Day</w:t>
       </w:r>
@@ -4378,6 +4847,7 @@
         <w:rPr>
           <w:b/>
           <w:bCs/>
+          <w:color w:val="000000" w:themeColor="text1"/>
         </w:rPr>
         <w:noBreakHyphen/>
         <w:t>15 — SIEM + Log Analysis</w:t>
@@ -4388,20 +4858,23 @@
         <w:rPr>
           <w:b/>
           <w:bCs/>
-        </w:rPr>
-      </w:pPr>
-      <w:r>
-        <w:rPr>
-          <w:rFonts w:ascii="Segoe UI Emoji" w:hAnsi="Segoe UI Emoji" w:cs="Segoe UI Emoji"/>
-          <w:b/>
-          <w:bCs/>
-        </w:rPr>
-        <w:t>⭐</w:t>
-      </w:r>
-      <w:r>
-        <w:rPr>
-          <w:b/>
-          <w:bCs/>
+          <w:color w:val="000000" w:themeColor="text1"/>
+        </w:rPr>
+      </w:pPr>
+      <w:r>
+        <w:rPr>
+          <w:rFonts w:ascii="Segoe UI Emoji" w:hAnsi="Segoe UI Emoji" w:cs="Segoe UI Emoji"/>
+          <w:b/>
+          <w:bCs/>
+          <w:color w:val="000000" w:themeColor="text1"/>
+        </w:rPr>
+        <w:t>⭐</w:t>
+      </w:r>
+      <w:r>
+        <w:rPr>
+          <w:b/>
+          <w:bCs/>
+          <w:color w:val="000000" w:themeColor="text1"/>
         </w:rPr>
         <w:t xml:space="preserve"> Q1 A SIEM alerts on multiple failed logins followed by a successful one. Answer: Brute Force Attack</w:t>
       </w:r>
@@ -4411,20 +4884,23 @@
         <w:rPr>
           <w:b/>
           <w:bCs/>
-        </w:rPr>
-      </w:pPr>
-      <w:r>
-        <w:rPr>
-          <w:rFonts w:ascii="Segoe UI Emoji" w:hAnsi="Segoe UI Emoji" w:cs="Segoe UI Emoji"/>
-          <w:b/>
-          <w:bCs/>
-        </w:rPr>
-        <w:t>⭐</w:t>
-      </w:r>
-      <w:r>
-        <w:rPr>
-          <w:b/>
-          <w:bCs/>
+          <w:color w:val="000000" w:themeColor="text1"/>
+        </w:rPr>
+      </w:pPr>
+      <w:r>
+        <w:rPr>
+          <w:rFonts w:ascii="Segoe UI Emoji" w:hAnsi="Segoe UI Emoji" w:cs="Segoe UI Emoji"/>
+          <w:b/>
+          <w:bCs/>
+          <w:color w:val="000000" w:themeColor="text1"/>
+        </w:rPr>
+        <w:t>⭐</w:t>
+      </w:r>
+      <w:r>
+        <w:rPr>
+          <w:b/>
+          <w:bCs/>
+          <w:color w:val="000000" w:themeColor="text1"/>
         </w:rPr>
         <w:t xml:space="preserve"> Q2 Logs show a user logging in from two countries within minutes. Answer: Impossible Travel</w:t>
       </w:r>
@@ -4434,20 +4910,23 @@
         <w:rPr>
           <w:b/>
           <w:bCs/>
-        </w:rPr>
-      </w:pPr>
-      <w:r>
-        <w:rPr>
-          <w:rFonts w:ascii="Segoe UI Emoji" w:hAnsi="Segoe UI Emoji" w:cs="Segoe UI Emoji"/>
-          <w:b/>
-          <w:bCs/>
-        </w:rPr>
-        <w:t>⭐</w:t>
-      </w:r>
-      <w:r>
-        <w:rPr>
-          <w:b/>
-          <w:bCs/>
+          <w:color w:val="000000" w:themeColor="text1"/>
+        </w:rPr>
+      </w:pPr>
+      <w:r>
+        <w:rPr>
+          <w:rFonts w:ascii="Segoe UI Emoji" w:hAnsi="Segoe UI Emoji" w:cs="Segoe UI Emoji"/>
+          <w:b/>
+          <w:bCs/>
+          <w:color w:val="000000" w:themeColor="text1"/>
+        </w:rPr>
+        <w:t>⭐</w:t>
+      </w:r>
+      <w:r>
+        <w:rPr>
+          <w:b/>
+          <w:bCs/>
+          <w:color w:val="000000" w:themeColor="text1"/>
         </w:rPr>
         <w:t xml:space="preserve"> Q3 A SIEM detects a sudden spike in outbound traffic. Answer: Data Exfiltration</w:t>
       </w:r>
@@ -4457,20 +4936,23 @@
         <w:rPr>
           <w:b/>
           <w:bCs/>
-        </w:rPr>
-      </w:pPr>
-      <w:r>
-        <w:rPr>
-          <w:rFonts w:ascii="Segoe UI Emoji" w:hAnsi="Segoe UI Emoji" w:cs="Segoe UI Emoji"/>
-          <w:b/>
-          <w:bCs/>
-        </w:rPr>
-        <w:t>⭐</w:t>
-      </w:r>
-      <w:r>
-        <w:rPr>
-          <w:b/>
-          <w:bCs/>
+          <w:color w:val="000000" w:themeColor="text1"/>
+        </w:rPr>
+      </w:pPr>
+      <w:r>
+        <w:rPr>
+          <w:rFonts w:ascii="Segoe UI Emoji" w:hAnsi="Segoe UI Emoji" w:cs="Segoe UI Emoji"/>
+          <w:b/>
+          <w:bCs/>
+          <w:color w:val="000000" w:themeColor="text1"/>
+        </w:rPr>
+        <w:t>⭐</w:t>
+      </w:r>
+      <w:r>
+        <w:rPr>
+          <w:b/>
+          <w:bCs/>
+          <w:color w:val="000000" w:themeColor="text1"/>
         </w:rPr>
         <w:t xml:space="preserve"> Q4 A server shows repeated access attempts to admin pages. Answer: Privilege Escalation Attempt</w:t>
       </w:r>
@@ -4480,20 +4962,23 @@
         <w:rPr>
           <w:b/>
           <w:bCs/>
-        </w:rPr>
-      </w:pPr>
-      <w:r>
-        <w:rPr>
-          <w:rFonts w:ascii="Segoe UI Emoji" w:hAnsi="Segoe UI Emoji" w:cs="Segoe UI Emoji"/>
-          <w:b/>
-          <w:bCs/>
-        </w:rPr>
-        <w:t>⭐</w:t>
-      </w:r>
-      <w:r>
-        <w:rPr>
-          <w:b/>
-          <w:bCs/>
+          <w:color w:val="000000" w:themeColor="text1"/>
+        </w:rPr>
+      </w:pPr>
+      <w:r>
+        <w:rPr>
+          <w:rFonts w:ascii="Segoe UI Emoji" w:hAnsi="Segoe UI Emoji" w:cs="Segoe UI Emoji"/>
+          <w:b/>
+          <w:bCs/>
+          <w:color w:val="000000" w:themeColor="text1"/>
+        </w:rPr>
+        <w:t>⭐</w:t>
+      </w:r>
+      <w:r>
+        <w:rPr>
+          <w:b/>
+          <w:bCs/>
+          <w:color w:val="000000" w:themeColor="text1"/>
         </w:rPr>
         <w:t xml:space="preserve"> Q5 A SIEM correlates events from firewalls, servers, and endpoints. Answer: Event Correlation</w:t>
       </w:r>
@@ -4503,12 +4988,14 @@
         <w:rPr>
           <w:b/>
           <w:bCs/>
-        </w:rPr>
-      </w:pPr>
-      <w:r>
-        <w:rPr>
-          <w:b/>
-          <w:bCs/>
+          <w:color w:val="000000" w:themeColor="text1"/>
+        </w:rPr>
+      </w:pPr>
+      <w:r>
+        <w:rPr>
+          <w:b/>
+          <w:bCs/>
+          <w:color w:val="000000" w:themeColor="text1"/>
         </w:rPr>
         <w:t>Day</w:t>
       </w:r>
@@ -4516,6 +5003,7 @@
         <w:rPr>
           <w:b/>
           <w:bCs/>
+          <w:color w:val="000000" w:themeColor="text1"/>
         </w:rPr>
         <w:noBreakHyphen/>
         <w:t>16 — Incident Response</w:t>
@@ -4526,20 +5014,23 @@
         <w:rPr>
           <w:b/>
           <w:bCs/>
-        </w:rPr>
-      </w:pPr>
-      <w:r>
-        <w:rPr>
-          <w:rFonts w:ascii="Segoe UI Emoji" w:hAnsi="Segoe UI Emoji" w:cs="Segoe UI Emoji"/>
-          <w:b/>
-          <w:bCs/>
-        </w:rPr>
-        <w:t>⭐</w:t>
-      </w:r>
-      <w:r>
-        <w:rPr>
-          <w:b/>
-          <w:bCs/>
+          <w:color w:val="000000" w:themeColor="text1"/>
+        </w:rPr>
+      </w:pPr>
+      <w:r>
+        <w:rPr>
+          <w:rFonts w:ascii="Segoe UI Emoji" w:hAnsi="Segoe UI Emoji" w:cs="Segoe UI Emoji"/>
+          <w:b/>
+          <w:bCs/>
+          <w:color w:val="000000" w:themeColor="text1"/>
+        </w:rPr>
+        <w:t>⭐</w:t>
+      </w:r>
+      <w:r>
+        <w:rPr>
+          <w:b/>
+          <w:bCs/>
+          <w:color w:val="000000" w:themeColor="text1"/>
         </w:rPr>
         <w:t xml:space="preserve"> Q1 A malware outbreak is spreading. The team disconnects infected systems. Answer: Containment</w:t>
       </w:r>
@@ -4549,20 +5040,23 @@
         <w:rPr>
           <w:b/>
           <w:bCs/>
-        </w:rPr>
-      </w:pPr>
-      <w:r>
-        <w:rPr>
-          <w:rFonts w:ascii="Segoe UI Emoji" w:hAnsi="Segoe UI Emoji" w:cs="Segoe UI Emoji"/>
-          <w:b/>
-          <w:bCs/>
-        </w:rPr>
-        <w:t>⭐</w:t>
-      </w:r>
-      <w:r>
-        <w:rPr>
-          <w:b/>
-          <w:bCs/>
+          <w:color w:val="000000" w:themeColor="text1"/>
+        </w:rPr>
+      </w:pPr>
+      <w:r>
+        <w:rPr>
+          <w:rFonts w:ascii="Segoe UI Emoji" w:hAnsi="Segoe UI Emoji" w:cs="Segoe UI Emoji"/>
+          <w:b/>
+          <w:bCs/>
+          <w:color w:val="000000" w:themeColor="text1"/>
+        </w:rPr>
+        <w:t>⭐</w:t>
+      </w:r>
+      <w:r>
+        <w:rPr>
+          <w:b/>
+          <w:bCs/>
+          <w:color w:val="000000" w:themeColor="text1"/>
         </w:rPr>
         <w:t xml:space="preserve"> Q2 The team removes malicious files and registry entries. Answer: Eradication</w:t>
       </w:r>
@@ -4572,20 +5066,23 @@
         <w:rPr>
           <w:b/>
           <w:bCs/>
-        </w:rPr>
-      </w:pPr>
-      <w:r>
-        <w:rPr>
-          <w:rFonts w:ascii="Segoe UI Emoji" w:hAnsi="Segoe UI Emoji" w:cs="Segoe UI Emoji"/>
-          <w:b/>
-          <w:bCs/>
-        </w:rPr>
-        <w:t>⭐</w:t>
-      </w:r>
-      <w:r>
-        <w:rPr>
-          <w:b/>
-          <w:bCs/>
+          <w:color w:val="000000" w:themeColor="text1"/>
+        </w:rPr>
+      </w:pPr>
+      <w:r>
+        <w:rPr>
+          <w:rFonts w:ascii="Segoe UI Emoji" w:hAnsi="Segoe UI Emoji" w:cs="Segoe UI Emoji"/>
+          <w:b/>
+          <w:bCs/>
+          <w:color w:val="000000" w:themeColor="text1"/>
+        </w:rPr>
+        <w:t>⭐</w:t>
+      </w:r>
+      <w:r>
+        <w:rPr>
+          <w:b/>
+          <w:bCs/>
+          <w:color w:val="000000" w:themeColor="text1"/>
         </w:rPr>
         <w:t xml:space="preserve"> Q3 Systems are restored from clean backups. Answer: Recovery</w:t>
       </w:r>
@@ -4595,20 +5092,23 @@
         <w:rPr>
           <w:b/>
           <w:bCs/>
-        </w:rPr>
-      </w:pPr>
-      <w:r>
-        <w:rPr>
-          <w:rFonts w:ascii="Segoe UI Emoji" w:hAnsi="Segoe UI Emoji" w:cs="Segoe UI Emoji"/>
-          <w:b/>
-          <w:bCs/>
-        </w:rPr>
-        <w:t>⭐</w:t>
-      </w:r>
-      <w:r>
-        <w:rPr>
-          <w:b/>
-          <w:bCs/>
+          <w:color w:val="000000" w:themeColor="text1"/>
+        </w:rPr>
+      </w:pPr>
+      <w:r>
+        <w:rPr>
+          <w:rFonts w:ascii="Segoe UI Emoji" w:hAnsi="Segoe UI Emoji" w:cs="Segoe UI Emoji"/>
+          <w:b/>
+          <w:bCs/>
+          <w:color w:val="000000" w:themeColor="text1"/>
+        </w:rPr>
+        <w:t>⭐</w:t>
+      </w:r>
+      <w:r>
+        <w:rPr>
+          <w:b/>
+          <w:bCs/>
+          <w:color w:val="000000" w:themeColor="text1"/>
         </w:rPr>
         <w:t xml:space="preserve"> Q4 The team documents lessons learned after the incident. Answer: Post</w:t>
       </w:r>
@@ -4616,6 +5116,7 @@
         <w:rPr>
           <w:b/>
           <w:bCs/>
+          <w:color w:val="000000" w:themeColor="text1"/>
         </w:rPr>
         <w:noBreakHyphen/>
         <w:t>Incident Review</w:t>
@@ -4626,20 +5127,23 @@
         <w:rPr>
           <w:b/>
           <w:bCs/>
-        </w:rPr>
-      </w:pPr>
-      <w:r>
-        <w:rPr>
-          <w:rFonts w:ascii="Segoe UI Emoji" w:hAnsi="Segoe UI Emoji" w:cs="Segoe UI Emoji"/>
-          <w:b/>
-          <w:bCs/>
-        </w:rPr>
-        <w:t>⭐</w:t>
-      </w:r>
-      <w:r>
-        <w:rPr>
-          <w:b/>
-          <w:bCs/>
+          <w:color w:val="000000" w:themeColor="text1"/>
+        </w:rPr>
+      </w:pPr>
+      <w:r>
+        <w:rPr>
+          <w:rFonts w:ascii="Segoe UI Emoji" w:hAnsi="Segoe UI Emoji" w:cs="Segoe UI Emoji"/>
+          <w:b/>
+          <w:bCs/>
+          <w:color w:val="000000" w:themeColor="text1"/>
+        </w:rPr>
+        <w:t>⭐</w:t>
+      </w:r>
+      <w:r>
+        <w:rPr>
+          <w:b/>
+          <w:bCs/>
+          <w:color w:val="000000" w:themeColor="text1"/>
         </w:rPr>
         <w:t xml:space="preserve"> Q5 A company activates its incident response plan after detecting ransomware. Answer: Identification</w:t>
       </w:r>
@@ -4649,12 +5153,14 @@
         <w:rPr>
           <w:b/>
           <w:bCs/>
-        </w:rPr>
-      </w:pPr>
-      <w:r>
-        <w:rPr>
-          <w:b/>
-          <w:bCs/>
+          <w:color w:val="000000" w:themeColor="text1"/>
+        </w:rPr>
+      </w:pPr>
+      <w:r>
+        <w:rPr>
+          <w:b/>
+          <w:bCs/>
+          <w:color w:val="000000" w:themeColor="text1"/>
         </w:rPr>
         <w:t>Day</w:t>
       </w:r>
@@ -4662,6 +5168,7 @@
         <w:rPr>
           <w:b/>
           <w:bCs/>
+          <w:color w:val="000000" w:themeColor="text1"/>
         </w:rPr>
         <w:noBreakHyphen/>
         <w:t>17 — Vulnerability Management</w:t>
@@ -4672,20 +5179,23 @@
         <w:rPr>
           <w:b/>
           <w:bCs/>
-        </w:rPr>
-      </w:pPr>
-      <w:r>
-        <w:rPr>
-          <w:rFonts w:ascii="Segoe UI Emoji" w:hAnsi="Segoe UI Emoji" w:cs="Segoe UI Emoji"/>
-          <w:b/>
-          <w:bCs/>
-        </w:rPr>
-        <w:t>⭐</w:t>
-      </w:r>
-      <w:r>
-        <w:rPr>
-          <w:b/>
-          <w:bCs/>
+          <w:color w:val="000000" w:themeColor="text1"/>
+        </w:rPr>
+      </w:pPr>
+      <w:r>
+        <w:rPr>
+          <w:rFonts w:ascii="Segoe UI Emoji" w:hAnsi="Segoe UI Emoji" w:cs="Segoe UI Emoji"/>
+          <w:b/>
+          <w:bCs/>
+          <w:color w:val="000000" w:themeColor="text1"/>
+        </w:rPr>
+        <w:t>⭐</w:t>
+      </w:r>
+      <w:r>
+        <w:rPr>
+          <w:b/>
+          <w:bCs/>
+          <w:color w:val="000000" w:themeColor="text1"/>
         </w:rPr>
         <w:t xml:space="preserve"> Q1 A scan identifies a critical vulnerability with a CVSS score of 9.8. Answer: High Severity</w:t>
       </w:r>
@@ -4695,20 +5205,23 @@
         <w:rPr>
           <w:b/>
           <w:bCs/>
-        </w:rPr>
-      </w:pPr>
-      <w:r>
-        <w:rPr>
-          <w:rFonts w:ascii="Segoe UI Emoji" w:hAnsi="Segoe UI Emoji" w:cs="Segoe UI Emoji"/>
-          <w:b/>
-          <w:bCs/>
-        </w:rPr>
-        <w:t>⭐</w:t>
-      </w:r>
-      <w:r>
-        <w:rPr>
-          <w:b/>
-          <w:bCs/>
+          <w:color w:val="000000" w:themeColor="text1"/>
+        </w:rPr>
+      </w:pPr>
+      <w:r>
+        <w:rPr>
+          <w:rFonts w:ascii="Segoe UI Emoji" w:hAnsi="Segoe UI Emoji" w:cs="Segoe UI Emoji"/>
+          <w:b/>
+          <w:bCs/>
+          <w:color w:val="000000" w:themeColor="text1"/>
+        </w:rPr>
+        <w:t>⭐</w:t>
+      </w:r>
+      <w:r>
+        <w:rPr>
+          <w:b/>
+          <w:bCs/>
+          <w:color w:val="000000" w:themeColor="text1"/>
         </w:rPr>
         <w:t xml:space="preserve"> Q2 A patch is released to fix a known vulnerability. Answer: Remediation</w:t>
       </w:r>
@@ -4718,20 +5231,23 @@
         <w:rPr>
           <w:b/>
           <w:bCs/>
-        </w:rPr>
-      </w:pPr>
-      <w:r>
-        <w:rPr>
-          <w:rFonts w:ascii="Segoe UI Emoji" w:hAnsi="Segoe UI Emoji" w:cs="Segoe UI Emoji"/>
-          <w:b/>
-          <w:bCs/>
-        </w:rPr>
-        <w:t>⭐</w:t>
-      </w:r>
-      <w:r>
-        <w:rPr>
-          <w:b/>
-          <w:bCs/>
+          <w:color w:val="000000" w:themeColor="text1"/>
+        </w:rPr>
+      </w:pPr>
+      <w:r>
+        <w:rPr>
+          <w:rFonts w:ascii="Segoe UI Emoji" w:hAnsi="Segoe UI Emoji" w:cs="Segoe UI Emoji"/>
+          <w:b/>
+          <w:bCs/>
+          <w:color w:val="000000" w:themeColor="text1"/>
+        </w:rPr>
+        <w:t>⭐</w:t>
+      </w:r>
+      <w:r>
+        <w:rPr>
+          <w:b/>
+          <w:bCs/>
+          <w:color w:val="000000" w:themeColor="text1"/>
         </w:rPr>
         <w:t xml:space="preserve"> Q3 A company temporarily blocks a vulnerable service until a patch is available. Answer: Mitigation</w:t>
       </w:r>
@@ -4741,20 +5257,23 @@
         <w:rPr>
           <w:b/>
           <w:bCs/>
-        </w:rPr>
-      </w:pPr>
-      <w:r>
-        <w:rPr>
-          <w:rFonts w:ascii="Segoe UI Emoji" w:hAnsi="Segoe UI Emoji" w:cs="Segoe UI Emoji"/>
-          <w:b/>
-          <w:bCs/>
-        </w:rPr>
-        <w:t>⭐</w:t>
-      </w:r>
-      <w:r>
-        <w:rPr>
-          <w:b/>
-          <w:bCs/>
+          <w:color w:val="000000" w:themeColor="text1"/>
+        </w:rPr>
+      </w:pPr>
+      <w:r>
+        <w:rPr>
+          <w:rFonts w:ascii="Segoe UI Emoji" w:hAnsi="Segoe UI Emoji" w:cs="Segoe UI Emoji"/>
+          <w:b/>
+          <w:bCs/>
+          <w:color w:val="000000" w:themeColor="text1"/>
+        </w:rPr>
+        <w:t>⭐</w:t>
+      </w:r>
+      <w:r>
+        <w:rPr>
+          <w:b/>
+          <w:bCs/>
+          <w:color w:val="000000" w:themeColor="text1"/>
         </w:rPr>
         <w:t xml:space="preserve"> Q4 A scan detects outdated software versions. Answer: Vulnerability Scan</w:t>
       </w:r>
@@ -4764,13 +5283,15 @@
         <w:rPr>
           <w:b/>
           <w:bCs/>
-        </w:rPr>
-      </w:pPr>
-      <w:r>
-        <w:rPr>
-          <w:rFonts w:ascii="Segoe UI Emoji" w:hAnsi="Segoe UI Emoji" w:cs="Segoe UI Emoji"/>
-          <w:b/>
-          <w:bCs/>
+          <w:color w:val="000000" w:themeColor="text1"/>
+        </w:rPr>
+      </w:pPr>
+      <w:r>
+        <w:rPr>
+          <w:rFonts w:ascii="Segoe UI Emoji" w:hAnsi="Segoe UI Emoji" w:cs="Segoe UI Emoji"/>
+          <w:b/>
+          <w:bCs/>
+          <w:color w:val="000000" w:themeColor="text1"/>
         </w:rPr>
         <w:lastRenderedPageBreak/>
         <w:t>⭐</w:t>
@@ -4779,6 +5300,7 @@
         <w:rPr>
           <w:b/>
           <w:bCs/>
+          <w:color w:val="000000" w:themeColor="text1"/>
         </w:rPr>
         <w:t xml:space="preserve"> Q5 A penetration tester exploits a vulnerability to gain access. Answer: Exploitation</w:t>
       </w:r>
@@ -4788,12 +5310,14 @@
         <w:rPr>
           <w:b/>
           <w:bCs/>
-        </w:rPr>
-      </w:pPr>
-      <w:r>
-        <w:rPr>
-          <w:b/>
-          <w:bCs/>
+          <w:color w:val="000000" w:themeColor="text1"/>
+        </w:rPr>
+      </w:pPr>
+      <w:r>
+        <w:rPr>
+          <w:b/>
+          <w:bCs/>
+          <w:color w:val="000000" w:themeColor="text1"/>
         </w:rPr>
         <w:t>Day</w:t>
       </w:r>
@@ -4801,6 +5325,7 @@
         <w:rPr>
           <w:b/>
           <w:bCs/>
+          <w:color w:val="000000" w:themeColor="text1"/>
         </w:rPr>
         <w:noBreakHyphen/>
         <w:t>18 — Governance, Risk, Compliance</w:t>
@@ -4811,20 +5336,23 @@
         <w:rPr>
           <w:b/>
           <w:bCs/>
-        </w:rPr>
-      </w:pPr>
-      <w:r>
-        <w:rPr>
-          <w:rFonts w:ascii="Segoe UI Emoji" w:hAnsi="Segoe UI Emoji" w:cs="Segoe UI Emoji"/>
-          <w:b/>
-          <w:bCs/>
-        </w:rPr>
-        <w:t>⭐</w:t>
-      </w:r>
-      <w:r>
-        <w:rPr>
-          <w:b/>
-          <w:bCs/>
+          <w:color w:val="000000" w:themeColor="text1"/>
+        </w:rPr>
+      </w:pPr>
+      <w:r>
+        <w:rPr>
+          <w:rFonts w:ascii="Segoe UI Emoji" w:hAnsi="Segoe UI Emoji" w:cs="Segoe UI Emoji"/>
+          <w:b/>
+          <w:bCs/>
+          <w:color w:val="000000" w:themeColor="text1"/>
+        </w:rPr>
+        <w:t>⭐</w:t>
+      </w:r>
+      <w:r>
+        <w:rPr>
+          <w:b/>
+          <w:bCs/>
+          <w:color w:val="000000" w:themeColor="text1"/>
         </w:rPr>
         <w:t xml:space="preserve"> Q1 A hospital must protect patient health information. Answer: HIPAA</w:t>
       </w:r>
@@ -4834,20 +5362,23 @@
         <w:rPr>
           <w:b/>
           <w:bCs/>
-        </w:rPr>
-      </w:pPr>
-      <w:r>
-        <w:rPr>
-          <w:rFonts w:ascii="Segoe UI Emoji" w:hAnsi="Segoe UI Emoji" w:cs="Segoe UI Emoji"/>
-          <w:b/>
-          <w:bCs/>
-        </w:rPr>
-        <w:t>⭐</w:t>
-      </w:r>
-      <w:r>
-        <w:rPr>
-          <w:b/>
-          <w:bCs/>
+          <w:color w:val="000000" w:themeColor="text1"/>
+        </w:rPr>
+      </w:pPr>
+      <w:r>
+        <w:rPr>
+          <w:rFonts w:ascii="Segoe UI Emoji" w:hAnsi="Segoe UI Emoji" w:cs="Segoe UI Emoji"/>
+          <w:b/>
+          <w:bCs/>
+          <w:color w:val="000000" w:themeColor="text1"/>
+        </w:rPr>
+        <w:t>⭐</w:t>
+      </w:r>
+      <w:r>
+        <w:rPr>
+          <w:b/>
+          <w:bCs/>
+          <w:color w:val="000000" w:themeColor="text1"/>
         </w:rPr>
         <w:t xml:space="preserve"> Q2 A retailer must secure credit card data. Answer: PCI DSS</w:t>
       </w:r>
@@ -4857,20 +5388,23 @@
         <w:rPr>
           <w:b/>
           <w:bCs/>
-        </w:rPr>
-      </w:pPr>
-      <w:r>
-        <w:rPr>
-          <w:rFonts w:ascii="Segoe UI Emoji" w:hAnsi="Segoe UI Emoji" w:cs="Segoe UI Emoji"/>
-          <w:b/>
-          <w:bCs/>
-        </w:rPr>
-        <w:t>⭐</w:t>
-      </w:r>
-      <w:r>
-        <w:rPr>
-          <w:b/>
-          <w:bCs/>
+          <w:color w:val="000000" w:themeColor="text1"/>
+        </w:rPr>
+      </w:pPr>
+      <w:r>
+        <w:rPr>
+          <w:rFonts w:ascii="Segoe UI Emoji" w:hAnsi="Segoe UI Emoji" w:cs="Segoe UI Emoji"/>
+          <w:b/>
+          <w:bCs/>
+          <w:color w:val="000000" w:themeColor="text1"/>
+        </w:rPr>
+        <w:t>⭐</w:t>
+      </w:r>
+      <w:r>
+        <w:rPr>
+          <w:b/>
+          <w:bCs/>
+          <w:color w:val="000000" w:themeColor="text1"/>
         </w:rPr>
         <w:t xml:space="preserve"> Q3 A company must protect EU citizens’ personal data. Answer: GDPR</w:t>
       </w:r>
@@ -4880,20 +5414,23 @@
         <w:rPr>
           <w:b/>
           <w:bCs/>
-        </w:rPr>
-      </w:pPr>
-      <w:r>
-        <w:rPr>
-          <w:rFonts w:ascii="Segoe UI Emoji" w:hAnsi="Segoe UI Emoji" w:cs="Segoe UI Emoji"/>
-          <w:b/>
-          <w:bCs/>
-        </w:rPr>
-        <w:t>⭐</w:t>
-      </w:r>
-      <w:r>
-        <w:rPr>
-          <w:b/>
-          <w:bCs/>
+          <w:color w:val="000000" w:themeColor="text1"/>
+        </w:rPr>
+      </w:pPr>
+      <w:r>
+        <w:rPr>
+          <w:rFonts w:ascii="Segoe UI Emoji" w:hAnsi="Segoe UI Emoji" w:cs="Segoe UI Emoji"/>
+          <w:b/>
+          <w:bCs/>
+          <w:color w:val="000000" w:themeColor="text1"/>
+        </w:rPr>
+        <w:t>⭐</w:t>
+      </w:r>
+      <w:r>
+        <w:rPr>
+          <w:b/>
+          <w:bCs/>
+          <w:color w:val="000000" w:themeColor="text1"/>
         </w:rPr>
         <w:t xml:space="preserve"> Q4 A vendor fails to secure customer data, causing a breach. Answer: Third</w:t>
       </w:r>
@@ -4901,6 +5438,7 @@
         <w:rPr>
           <w:b/>
           <w:bCs/>
+          <w:color w:val="000000" w:themeColor="text1"/>
         </w:rPr>
         <w:noBreakHyphen/>
         <w:t>Party Risk</w:t>
@@ -4911,20 +5449,23 @@
         <w:rPr>
           <w:b/>
           <w:bCs/>
-        </w:rPr>
-      </w:pPr>
-      <w:r>
-        <w:rPr>
-          <w:rFonts w:ascii="Segoe UI Emoji" w:hAnsi="Segoe UI Emoji" w:cs="Segoe UI Emoji"/>
-          <w:b/>
-          <w:bCs/>
-        </w:rPr>
-        <w:t>⭐</w:t>
-      </w:r>
-      <w:r>
-        <w:rPr>
-          <w:b/>
-          <w:bCs/>
+          <w:color w:val="000000" w:themeColor="text1"/>
+        </w:rPr>
+      </w:pPr>
+      <w:r>
+        <w:rPr>
+          <w:rFonts w:ascii="Segoe UI Emoji" w:hAnsi="Segoe UI Emoji" w:cs="Segoe UI Emoji"/>
+          <w:b/>
+          <w:bCs/>
+          <w:color w:val="000000" w:themeColor="text1"/>
+        </w:rPr>
+        <w:t>⭐</w:t>
+      </w:r>
+      <w:r>
+        <w:rPr>
+          <w:b/>
+          <w:bCs/>
+          <w:color w:val="000000" w:themeColor="text1"/>
         </w:rPr>
         <w:t xml:space="preserve"> Q5 A company evaluates the likelihood and impact of threats. Answer: Risk Assessment</w:t>
       </w:r>
@@ -4934,20 +5475,23 @@
         <w:rPr>
           <w:b/>
           <w:bCs/>
-        </w:rPr>
-      </w:pPr>
-      <w:r>
-        <w:rPr>
-          <w:rFonts w:ascii="Segoe UI Emoji" w:hAnsi="Segoe UI Emoji" w:cs="Segoe UI Emoji"/>
-          <w:b/>
-          <w:bCs/>
-        </w:rPr>
-        <w:t>⭐</w:t>
-      </w:r>
-      <w:r>
-        <w:rPr>
-          <w:b/>
-          <w:bCs/>
+          <w:color w:val="000000" w:themeColor="text1"/>
+        </w:rPr>
+      </w:pPr>
+      <w:r>
+        <w:rPr>
+          <w:rFonts w:ascii="Segoe UI Emoji" w:hAnsi="Segoe UI Emoji" w:cs="Segoe UI Emoji"/>
+          <w:b/>
+          <w:bCs/>
+          <w:color w:val="000000" w:themeColor="text1"/>
+        </w:rPr>
+        <w:t>⭐</w:t>
+      </w:r>
+      <w:r>
+        <w:rPr>
+          <w:b/>
+          <w:bCs/>
+          <w:color w:val="000000" w:themeColor="text1"/>
         </w:rPr>
         <w:t xml:space="preserve"> Q6 A company implements policies, procedures, and standards. Answer: Governance</w:t>
       </w:r>
@@ -4957,6 +5501,7 @@
         <w:rPr>
           <w:b/>
           <w:bCs/>
+          <w:color w:val="000000" w:themeColor="text1"/>
         </w:rPr>
       </w:pPr>
     </w:p>

--- a/Week 1/sheets/week 1.docx
+++ b/Week 1/sheets/week 1.docx
@@ -966,19 +966,19 @@
         <w:rPr>
           <w:b/>
           <w:bCs/>
-          <w:color w:val="000000" w:themeColor="text1"/>
+          <w:color w:val="47D459" w:themeColor="accent3" w:themeTint="99"/>
         </w:rPr>
         <w:t>Q1</w:t>
       </w:r>
       <w:r>
         <w:rPr>
-          <w:color w:val="000000" w:themeColor="text1"/>
+          <w:color w:val="47D459" w:themeColor="accent3" w:themeTint="99"/>
         </w:rPr>
         <w:t xml:space="preserve"> A public</w:t>
       </w:r>
       <w:r>
         <w:rPr>
-          <w:color w:val="000000" w:themeColor="text1"/>
+          <w:color w:val="47D459" w:themeColor="accent3" w:themeTint="99"/>
         </w:rPr>
         <w:noBreakHyphen/>
         <w:t xml:space="preserve">facing web server must be reachable from the internet but isolated from internal systems. </w:t>
@@ -987,7 +987,7 @@
         <w:rPr>
           <w:b/>
           <w:bCs/>
-          <w:color w:val="000000" w:themeColor="text1"/>
+          <w:color w:val="47D459" w:themeColor="accent3" w:themeTint="99"/>
         </w:rPr>
         <w:t>Answer: DMZ</w:t>
       </w:r>

--- a/Week 1/sheets/week 1.docx
+++ b/Week 1/sheets/week 1.docx
@@ -189,7 +189,7 @@
     <w:p>
       <w:pPr>
         <w:rPr>
-          <w:color w:val="000000" w:themeColor="text1"/>
+          <w:color w:val="00B050"/>
         </w:rPr>
       </w:pPr>
       <w:r>
@@ -217,13 +217,19 @@
         <w:rPr>
           <w:color w:val="000000" w:themeColor="text1"/>
         </w:rPr>
-        <w:t xml:space="preserve"> A Windows user connects to a remote workstation to manage applications and files through a graphical interface. </w:t>
-      </w:r>
-      <w:r>
-        <w:rPr>
-          <w:b/>
-          <w:bCs/>
-          <w:color w:val="000000" w:themeColor="text1"/>
+        <w:t xml:space="preserve"> A Windows user connects to a remote workstation to manage applications and files </w:t>
+      </w:r>
+      <w:r>
+        <w:rPr>
+          <w:color w:val="00B050"/>
+        </w:rPr>
+        <w:t xml:space="preserve">through a graphical interface. </w:t>
+      </w:r>
+      <w:r>
+        <w:rPr>
+          <w:b/>
+          <w:bCs/>
+          <w:color w:val="00B050"/>
         </w:rPr>
         <w:t>Answer: RDP (3389)</w:t>
       </w:r>
@@ -231,19 +237,19 @@
     <w:p>
       <w:pPr>
         <w:rPr>
-          <w:color w:val="000000" w:themeColor="text1"/>
-        </w:rPr>
-      </w:pPr>
-      <w:r>
-        <w:rPr>
-          <w:rFonts w:ascii="Segoe UI Emoji" w:hAnsi="Segoe UI Emoji" w:cs="Segoe UI Emoji"/>
-          <w:color w:val="000000" w:themeColor="text1"/>
-        </w:rPr>
-        <w:t>⭐</w:t>
-      </w:r>
-      <w:r>
-        <w:rPr>
-          <w:color w:val="000000" w:themeColor="text1"/>
+          <w:color w:val="00B050"/>
+        </w:rPr>
+      </w:pPr>
+      <w:r>
+        <w:rPr>
+          <w:rFonts w:ascii="Segoe UI Emoji" w:hAnsi="Segoe UI Emoji" w:cs="Segoe UI Emoji"/>
+          <w:color w:val="00B050"/>
+        </w:rPr>
+        <w:t>⭐</w:t>
+      </w:r>
+      <w:r>
+        <w:rPr>
+          <w:color w:val="00B050"/>
         </w:rPr>
         <w:t xml:space="preserve"> </w:t>
       </w:r>
@@ -251,13 +257,13 @@
         <w:rPr>
           <w:b/>
           <w:bCs/>
-          <w:color w:val="000000" w:themeColor="text1"/>
+          <w:color w:val="00B050"/>
         </w:rPr>
         <w:t>Q5</w:t>
       </w:r>
       <w:r>
         <w:rPr>
-          <w:color w:val="000000" w:themeColor="text1"/>
+          <w:color w:val="00B050"/>
         </w:rPr>
         <w:t xml:space="preserve"> A video streaming service sends continuous data without establishing a connection or handshake. </w:t>
       </w:r>
@@ -265,7 +271,7 @@
         <w:rPr>
           <w:b/>
           <w:bCs/>
-          <w:color w:val="000000" w:themeColor="text1"/>
+          <w:color w:val="00B050"/>
         </w:rPr>
         <w:t>Answer: UDP</w:t>
       </w:r>
@@ -279,13 +285,13 @@
       <w:r>
         <w:rPr>
           <w:rFonts w:ascii="Segoe UI Emoji" w:hAnsi="Segoe UI Emoji" w:cs="Segoe UI Emoji"/>
-          <w:color w:val="000000" w:themeColor="text1"/>
-        </w:rPr>
-        <w:t>⭐</w:t>
-      </w:r>
-      <w:r>
-        <w:rPr>
-          <w:color w:val="000000" w:themeColor="text1"/>
+          <w:color w:val="00B050"/>
+        </w:rPr>
+        <w:t>⭐</w:t>
+      </w:r>
+      <w:r>
+        <w:rPr>
+          <w:color w:val="00B050"/>
         </w:rPr>
         <w:t xml:space="preserve"> </w:t>
       </w:r>
@@ -293,22 +299,28 @@
         <w:rPr>
           <w:b/>
           <w:bCs/>
-          <w:color w:val="000000" w:themeColor="text1"/>
+          <w:color w:val="00B050"/>
         </w:rPr>
         <w:t>Q6</w:t>
       </w:r>
       <w:r>
         <w:rPr>
-          <w:color w:val="000000" w:themeColor="text1"/>
+          <w:color w:val="00B050"/>
         </w:rPr>
         <w:t xml:space="preserve"> A user visits a non</w:t>
       </w:r>
       <w:r>
         <w:rPr>
-          <w:color w:val="000000" w:themeColor="text1"/>
+          <w:color w:val="00B050"/>
         </w:rPr>
         <w:noBreakHyphen/>
-        <w:t xml:space="preserve">secure website. The browser does not show a padlock, and the connection is unencrypted. </w:t>
+        <w:t>secure website</w:t>
+      </w:r>
+      <w:r>
+        <w:rPr>
+          <w:color w:val="000000" w:themeColor="text1"/>
+        </w:rPr>
+        <w:t xml:space="preserve">. The browser does not show a padlock, and the connection is unencrypted. </w:t>
       </w:r>
       <w:r>
         <w:rPr>

--- a/Week 1/sheets/week 1.docx
+++ b/Week 1/sheets/week 1.docx
@@ -362,21 +362,7 @@
         <w:rPr>
           <w:color w:val="000000" w:themeColor="text1"/>
         </w:rPr>
-        <w:t xml:space="preserve"> A system uploads and downloads files using an unencrypted file transfer protocol. Credentials are sent in </w:t>
-      </w:r>
-      <w:proofErr w:type="gramStart"/>
-      <w:r>
-        <w:rPr>
-          <w:color w:val="000000" w:themeColor="text1"/>
-        </w:rPr>
-        <w:t>cleartext</w:t>
-      </w:r>
-      <w:proofErr w:type="gramEnd"/>
-      <w:r>
-        <w:rPr>
-          <w:color w:val="000000" w:themeColor="text1"/>
-        </w:rPr>
-        <w:t xml:space="preserve">. </w:t>
+        <w:t xml:space="preserve"> A system uploads and downloads files using an unencrypted file transfer protocol. Credentials are sent in cleartext. </w:t>
       </w:r>
       <w:r>
         <w:rPr>
@@ -780,19 +766,19 @@
     <w:p>
       <w:pPr>
         <w:rPr>
-          <w:color w:val="000000" w:themeColor="text1"/>
-        </w:rPr>
-      </w:pPr>
-      <w:r>
-        <w:rPr>
-          <w:rFonts w:ascii="Segoe UI Emoji" w:hAnsi="Segoe UI Emoji" w:cs="Segoe UI Emoji"/>
-          <w:color w:val="000000" w:themeColor="text1"/>
-        </w:rPr>
-        <w:t>⭐</w:t>
-      </w:r>
-      <w:r>
-        <w:rPr>
-          <w:color w:val="000000" w:themeColor="text1"/>
+          <w:color w:val="47D459" w:themeColor="accent3" w:themeTint="99"/>
+        </w:rPr>
+      </w:pPr>
+      <w:r>
+        <w:rPr>
+          <w:rFonts w:ascii="Segoe UI Emoji" w:hAnsi="Segoe UI Emoji" w:cs="Segoe UI Emoji"/>
+          <w:color w:val="47D459" w:themeColor="accent3" w:themeTint="99"/>
+        </w:rPr>
+        <w:t>⭐</w:t>
+      </w:r>
+      <w:r>
+        <w:rPr>
+          <w:color w:val="47D459" w:themeColor="accent3" w:themeTint="99"/>
         </w:rPr>
         <w:t xml:space="preserve"> </w:t>
       </w:r>
@@ -800,13 +786,13 @@
         <w:rPr>
           <w:b/>
           <w:bCs/>
-          <w:color w:val="000000" w:themeColor="text1"/>
+          <w:color w:val="47D459" w:themeColor="accent3" w:themeTint="99"/>
         </w:rPr>
         <w:t>Q6</w:t>
       </w:r>
       <w:r>
         <w:rPr>
-          <w:color w:val="000000" w:themeColor="text1"/>
+          <w:color w:val="47D459" w:themeColor="accent3" w:themeTint="99"/>
         </w:rPr>
         <w:t xml:space="preserve"> Remote employees connect securely to the corporate network using encrypted tunnels. </w:t>
       </w:r>
@@ -814,7 +800,7 @@
         <w:rPr>
           <w:b/>
           <w:bCs/>
-          <w:color w:val="000000" w:themeColor="text1"/>
+          <w:color w:val="47D459" w:themeColor="accent3" w:themeTint="99"/>
         </w:rPr>
         <w:t>Answer: VPN Concentrator</w:t>
       </w:r>
@@ -822,19 +808,19 @@
     <w:p>
       <w:pPr>
         <w:rPr>
-          <w:color w:val="000000" w:themeColor="text1"/>
-        </w:rPr>
-      </w:pPr>
-      <w:r>
-        <w:rPr>
-          <w:rFonts w:ascii="Segoe UI Emoji" w:hAnsi="Segoe UI Emoji" w:cs="Segoe UI Emoji"/>
-          <w:color w:val="000000" w:themeColor="text1"/>
-        </w:rPr>
-        <w:t>⭐</w:t>
-      </w:r>
-      <w:r>
-        <w:rPr>
-          <w:color w:val="000000" w:themeColor="text1"/>
+          <w:color w:val="47D459" w:themeColor="accent3" w:themeTint="99"/>
+        </w:rPr>
+      </w:pPr>
+      <w:r>
+        <w:rPr>
+          <w:rFonts w:ascii="Segoe UI Emoji" w:hAnsi="Segoe UI Emoji" w:cs="Segoe UI Emoji"/>
+          <w:color w:val="47D459" w:themeColor="accent3" w:themeTint="99"/>
+        </w:rPr>
+        <w:t>⭐</w:t>
+      </w:r>
+      <w:r>
+        <w:rPr>
+          <w:color w:val="47D459" w:themeColor="accent3" w:themeTint="99"/>
         </w:rPr>
         <w:t xml:space="preserve"> </w:t>
       </w:r>
@@ -842,13 +828,13 @@
         <w:rPr>
           <w:b/>
           <w:bCs/>
-          <w:color w:val="000000" w:themeColor="text1"/>
+          <w:color w:val="47D459" w:themeColor="accent3" w:themeTint="99"/>
         </w:rPr>
         <w:t>Q7</w:t>
       </w:r>
       <w:r>
         <w:rPr>
-          <w:color w:val="000000" w:themeColor="text1"/>
+          <w:color w:val="47D459" w:themeColor="accent3" w:themeTint="99"/>
         </w:rPr>
         <w:t xml:space="preserve"> A device monitors a copy of network traffic and sends alerts but does NOT block malicious packets. </w:t>
       </w:r>
@@ -856,7 +842,7 @@
         <w:rPr>
           <w:b/>
           <w:bCs/>
-          <w:color w:val="000000" w:themeColor="text1"/>
+          <w:color w:val="47D459" w:themeColor="accent3" w:themeTint="99"/>
         </w:rPr>
         <w:t>Answer: IDS</w:t>
       </w:r>
@@ -870,13 +856,13 @@
       <w:r>
         <w:rPr>
           <w:rFonts w:ascii="Segoe UI Emoji" w:hAnsi="Segoe UI Emoji" w:cs="Segoe UI Emoji"/>
-          <w:color w:val="000000" w:themeColor="text1"/>
-        </w:rPr>
-        <w:t>⭐</w:t>
-      </w:r>
-      <w:r>
-        <w:rPr>
-          <w:color w:val="000000" w:themeColor="text1"/>
+          <w:color w:val="47D459" w:themeColor="accent3" w:themeTint="99"/>
+        </w:rPr>
+        <w:t>⭐</w:t>
+      </w:r>
+      <w:r>
+        <w:rPr>
+          <w:color w:val="47D459" w:themeColor="accent3" w:themeTint="99"/>
         </w:rPr>
         <w:t xml:space="preserve"> </w:t>
       </w:r>
@@ -884,15 +870,21 @@
         <w:rPr>
           <w:b/>
           <w:bCs/>
-          <w:color w:val="000000" w:themeColor="text1"/>
+          <w:color w:val="47D459" w:themeColor="accent3" w:themeTint="99"/>
         </w:rPr>
         <w:t>Q8</w:t>
       </w:r>
       <w:r>
         <w:rPr>
-          <w:color w:val="000000" w:themeColor="text1"/>
-        </w:rPr>
-        <w:t xml:space="preserve"> A device forwards packets between different networks using IP addresses. </w:t>
+          <w:color w:val="47D459" w:themeColor="accent3" w:themeTint="99"/>
+        </w:rPr>
+        <w:t xml:space="preserve"> A device forwards packets </w:t>
+      </w:r>
+      <w:r>
+        <w:rPr>
+          <w:color w:val="000000" w:themeColor="text1"/>
+        </w:rPr>
+        <w:t xml:space="preserve">between different networks using IP addresses. </w:t>
       </w:r>
       <w:r>
         <w:rPr>
@@ -926,21 +918,13 @@
           <w:bCs/>
           <w:color w:val="000000" w:themeColor="text1"/>
         </w:rPr>
-        <w:t xml:space="preserve"> </w:t>
-      </w:r>
-      <w:r>
-        <w:rPr>
-          <w:b/>
-          <w:bCs/>
-          <w:color w:val="47D459" w:themeColor="accent3" w:themeTint="99"/>
-        </w:rPr>
-        <w:t>DAY</w:t>
-      </w:r>
-      <w:r>
-        <w:rPr>
-          <w:b/>
-          <w:bCs/>
-          <w:color w:val="47D459" w:themeColor="accent3" w:themeTint="99"/>
+        <w:t xml:space="preserve"> DAY</w:t>
+      </w:r>
+      <w:r>
+        <w:rPr>
+          <w:b/>
+          <w:bCs/>
+          <w:color w:val="000000" w:themeColor="text1"/>
         </w:rPr>
         <w:noBreakHyphen/>
         <w:t>3 — Secure Network Design (100% Exam</w:t>
@@ -949,7 +933,7 @@
         <w:rPr>
           <w:b/>
           <w:bCs/>
-          <w:color w:val="47D459" w:themeColor="accent3" w:themeTint="99"/>
+          <w:color w:val="000000" w:themeColor="text1"/>
         </w:rPr>
         <w:noBreakHyphen/>
         <w:t>Ready)</w:t>
@@ -978,19 +962,19 @@
         <w:rPr>
           <w:b/>
           <w:bCs/>
-          <w:color w:val="47D459" w:themeColor="accent3" w:themeTint="99"/>
+          <w:color w:val="000000" w:themeColor="text1"/>
         </w:rPr>
         <w:t>Q1</w:t>
       </w:r>
       <w:r>
         <w:rPr>
-          <w:color w:val="47D459" w:themeColor="accent3" w:themeTint="99"/>
+          <w:color w:val="000000" w:themeColor="text1"/>
         </w:rPr>
         <w:t xml:space="preserve"> A public</w:t>
       </w:r>
       <w:r>
         <w:rPr>
-          <w:color w:val="47D459" w:themeColor="accent3" w:themeTint="99"/>
+          <w:color w:val="000000" w:themeColor="text1"/>
         </w:rPr>
         <w:noBreakHyphen/>
         <w:t xml:space="preserve">facing web server must be reachable from the internet but isolated from internal systems. </w:t>
@@ -999,7 +983,7 @@
         <w:rPr>
           <w:b/>
           <w:bCs/>
-          <w:color w:val="47D459" w:themeColor="accent3" w:themeTint="99"/>
+          <w:color w:val="000000" w:themeColor="text1"/>
         </w:rPr>
         <w:t>Answer: DMZ</w:t>
       </w:r>
@@ -1430,47 +1414,15 @@
           <w:color w:val="000000" w:themeColor="text1"/>
         </w:rPr>
         <w:noBreakHyphen/>
-        <w:t xml:space="preserve">Fi due to a flood of forged </w:t>
-      </w:r>
-      <w:proofErr w:type="spellStart"/>
-      <w:r>
-        <w:rPr>
-          <w:color w:val="000000" w:themeColor="text1"/>
-        </w:rPr>
-        <w:t>deauthentication</w:t>
-      </w:r>
-      <w:proofErr w:type="spellEnd"/>
-      <w:r>
-        <w:rPr>
-          <w:color w:val="000000" w:themeColor="text1"/>
-        </w:rPr>
-        <w:t xml:space="preserve"> frames. </w:t>
-      </w:r>
-      <w:r>
-        <w:rPr>
-          <w:b/>
-          <w:bCs/>
-          <w:color w:val="000000" w:themeColor="text1"/>
-        </w:rPr>
-        <w:t xml:space="preserve">Answer: </w:t>
-      </w:r>
-      <w:proofErr w:type="spellStart"/>
-      <w:r>
-        <w:rPr>
-          <w:b/>
-          <w:bCs/>
-          <w:color w:val="000000" w:themeColor="text1"/>
-        </w:rPr>
-        <w:t>Deauthentication</w:t>
-      </w:r>
-      <w:proofErr w:type="spellEnd"/>
-      <w:r>
-        <w:rPr>
-          <w:b/>
-          <w:bCs/>
-          <w:color w:val="000000" w:themeColor="text1"/>
-        </w:rPr>
-        <w:t xml:space="preserve"> Attack</w:t>
+        <w:t xml:space="preserve">Fi due to a flood of forged deauthentication frames. </w:t>
+      </w:r>
+      <w:r>
+        <w:rPr>
+          <w:b/>
+          <w:bCs/>
+          <w:color w:val="000000" w:themeColor="text1"/>
+        </w:rPr>
+        <w:t>Answer: Deauthentication Attack</w:t>
       </w:r>
     </w:p>
     <w:p>
@@ -2137,47 +2089,15 @@
           <w:color w:val="000000" w:themeColor="text1"/>
         </w:rPr>
         <w:noBreakHyphen/>
-        <w:t xml:space="preserve">Fi with </w:t>
-      </w:r>
-      <w:proofErr w:type="spellStart"/>
-      <w:r>
-        <w:rPr>
-          <w:color w:val="000000" w:themeColor="text1"/>
-        </w:rPr>
-        <w:t>deauthentication</w:t>
-      </w:r>
-      <w:proofErr w:type="spellEnd"/>
-      <w:r>
-        <w:rPr>
-          <w:color w:val="000000" w:themeColor="text1"/>
-        </w:rPr>
-        <w:t xml:space="preserve"> frames, forcing users to disconnect repeatedly. </w:t>
-      </w:r>
-      <w:r>
-        <w:rPr>
-          <w:b/>
-          <w:bCs/>
-          <w:color w:val="000000" w:themeColor="text1"/>
-        </w:rPr>
-        <w:t xml:space="preserve">Answer: </w:t>
-      </w:r>
-      <w:proofErr w:type="spellStart"/>
-      <w:r>
-        <w:rPr>
-          <w:b/>
-          <w:bCs/>
-          <w:color w:val="000000" w:themeColor="text1"/>
-        </w:rPr>
-        <w:t>Deauthentication</w:t>
-      </w:r>
-      <w:proofErr w:type="spellEnd"/>
-      <w:r>
-        <w:rPr>
-          <w:b/>
-          <w:bCs/>
-          <w:color w:val="000000" w:themeColor="text1"/>
-        </w:rPr>
-        <w:t xml:space="preserve"> Attack</w:t>
+        <w:t xml:space="preserve">Fi with deauthentication frames, forcing users to disconnect repeatedly. </w:t>
+      </w:r>
+      <w:r>
+        <w:rPr>
+          <w:b/>
+          <w:bCs/>
+          <w:color w:val="000000" w:themeColor="text1"/>
+        </w:rPr>
+        <w:t>Answer: Deauthentication Attack</w:t>
       </w:r>
     </w:p>
     <w:p>
@@ -2675,21 +2595,7 @@
         <w:rPr>
           <w:color w:val="000000" w:themeColor="text1"/>
         </w:rPr>
-        <w:t xml:space="preserve"> A firewall monitors active connections and allows </w:t>
-      </w:r>
-      <w:proofErr w:type="gramStart"/>
-      <w:r>
-        <w:rPr>
-          <w:color w:val="000000" w:themeColor="text1"/>
-        </w:rPr>
-        <w:t>return traffic</w:t>
-      </w:r>
-      <w:proofErr w:type="gramEnd"/>
-      <w:r>
-        <w:rPr>
-          <w:color w:val="000000" w:themeColor="text1"/>
-        </w:rPr>
-        <w:t xml:space="preserve"> only if it matches an existing session. </w:t>
+        <w:t xml:space="preserve"> A firewall monitors active connections and allows return traffic only if it matches an existing session. </w:t>
       </w:r>
       <w:r>
         <w:rPr>
@@ -3060,7 +2966,6 @@
           <w:color w:val="000000" w:themeColor="text1"/>
         </w:rPr>
       </w:pPr>
-      <w:proofErr w:type="gramStart"/>
       <w:r>
         <w:rPr>
           <w:b/>
@@ -3076,16 +2981,7 @@
           <w:color w:val="000000" w:themeColor="text1"/>
         </w:rPr>
         <w:noBreakHyphen/>
-        <w:t>7 —</w:t>
-      </w:r>
-      <w:proofErr w:type="gramEnd"/>
-      <w:r>
-        <w:rPr>
-          <w:b/>
-          <w:bCs/>
-          <w:color w:val="000000" w:themeColor="text1"/>
-        </w:rPr>
-        <w:t xml:space="preserve"> CIA, AAA, Control Types</w:t>
+        <w:t>7 — CIA, AAA, Control Types</w:t>
       </w:r>
     </w:p>
     <w:p>
@@ -4382,43 +4278,7 @@
           <w:bCs/>
           <w:color w:val="000000" w:themeColor="text1"/>
         </w:rPr>
-        <w:t xml:space="preserve"> Q4 A </w:t>
-      </w:r>
-      <w:proofErr w:type="gramStart"/>
-      <w:r>
-        <w:rPr>
-          <w:b/>
-          <w:bCs/>
-          <w:color w:val="000000" w:themeColor="text1"/>
-        </w:rPr>
-        <w:t>user</w:t>
-      </w:r>
-      <w:proofErr w:type="gramEnd"/>
-      <w:r>
-        <w:rPr>
-          <w:b/>
-          <w:bCs/>
-          <w:color w:val="000000" w:themeColor="text1"/>
-        </w:rPr>
-        <w:t xml:space="preserve"> </w:t>
-      </w:r>
-      <w:proofErr w:type="gramStart"/>
-      <w:r>
-        <w:rPr>
-          <w:b/>
-          <w:bCs/>
-          <w:color w:val="000000" w:themeColor="text1"/>
-        </w:rPr>
-        <w:t>signs</w:t>
-      </w:r>
-      <w:proofErr w:type="gramEnd"/>
-      <w:r>
-        <w:rPr>
-          <w:b/>
-          <w:bCs/>
-          <w:color w:val="000000" w:themeColor="text1"/>
-        </w:rPr>
-        <w:t xml:space="preserve"> a document digitally to prove authorship. Answer: Digital Signature</w:t>
+        <w:t xml:space="preserve"> Q4 A user signs a document digitally to prove authorship. Answer: Digital Signature</w:t>
       </w:r>
     </w:p>
     <w:p>

--- a/Week 1/sheets/week 1.docx
+++ b/Week 1/sheets/week 1.docx
@@ -334,19 +334,19 @@
     <w:p>
       <w:pPr>
         <w:rPr>
-          <w:color w:val="000000" w:themeColor="text1"/>
-        </w:rPr>
-      </w:pPr>
-      <w:r>
-        <w:rPr>
-          <w:rFonts w:ascii="Segoe UI Emoji" w:hAnsi="Segoe UI Emoji" w:cs="Segoe UI Emoji"/>
-          <w:color w:val="000000" w:themeColor="text1"/>
-        </w:rPr>
-        <w:t>⭐</w:t>
-      </w:r>
-      <w:r>
-        <w:rPr>
-          <w:color w:val="000000" w:themeColor="text1"/>
+          <w:color w:val="47D459" w:themeColor="accent3" w:themeTint="99"/>
+        </w:rPr>
+      </w:pPr>
+      <w:r>
+        <w:rPr>
+          <w:rFonts w:ascii="Segoe UI Emoji" w:hAnsi="Segoe UI Emoji" w:cs="Segoe UI Emoji"/>
+          <w:color w:val="47D459" w:themeColor="accent3" w:themeTint="99"/>
+        </w:rPr>
+        <w:t>⭐</w:t>
+      </w:r>
+      <w:r>
+        <w:rPr>
+          <w:color w:val="47D459" w:themeColor="accent3" w:themeTint="99"/>
         </w:rPr>
         <w:t xml:space="preserve"> </w:t>
       </w:r>
@@ -354,13 +354,13 @@
         <w:rPr>
           <w:b/>
           <w:bCs/>
-          <w:color w:val="000000" w:themeColor="text1"/>
+          <w:color w:val="47D459" w:themeColor="accent3" w:themeTint="99"/>
         </w:rPr>
         <w:t>Q7</w:t>
       </w:r>
       <w:r>
         <w:rPr>
-          <w:color w:val="000000" w:themeColor="text1"/>
+          <w:color w:val="47D459" w:themeColor="accent3" w:themeTint="99"/>
         </w:rPr>
         <w:t xml:space="preserve"> A system uploads and downloads files using an unencrypted file transfer protocol. Credentials are sent in cleartext. </w:t>
       </w:r>
@@ -368,7 +368,7 @@
         <w:rPr>
           <w:b/>
           <w:bCs/>
-          <w:color w:val="000000" w:themeColor="text1"/>
+          <w:color w:val="47D459" w:themeColor="accent3" w:themeTint="99"/>
         </w:rPr>
         <w:t>Answer: FTP (21)</w:t>
       </w:r>
@@ -376,19 +376,19 @@
     <w:p>
       <w:pPr>
         <w:rPr>
-          <w:color w:val="000000" w:themeColor="text1"/>
-        </w:rPr>
-      </w:pPr>
-      <w:r>
-        <w:rPr>
-          <w:rFonts w:ascii="Segoe UI Emoji" w:hAnsi="Segoe UI Emoji" w:cs="Segoe UI Emoji"/>
-          <w:color w:val="000000" w:themeColor="text1"/>
-        </w:rPr>
-        <w:t>⭐</w:t>
-      </w:r>
-      <w:r>
-        <w:rPr>
-          <w:color w:val="000000" w:themeColor="text1"/>
+          <w:color w:val="47D459" w:themeColor="accent3" w:themeTint="99"/>
+        </w:rPr>
+      </w:pPr>
+      <w:r>
+        <w:rPr>
+          <w:rFonts w:ascii="Segoe UI Emoji" w:hAnsi="Segoe UI Emoji" w:cs="Segoe UI Emoji"/>
+          <w:color w:val="47D459" w:themeColor="accent3" w:themeTint="99"/>
+        </w:rPr>
+        <w:t>⭐</w:t>
+      </w:r>
+      <w:r>
+        <w:rPr>
+          <w:color w:val="47D459" w:themeColor="accent3" w:themeTint="99"/>
         </w:rPr>
         <w:t xml:space="preserve"> </w:t>
       </w:r>
@@ -396,13 +396,13 @@
         <w:rPr>
           <w:b/>
           <w:bCs/>
-          <w:color w:val="000000" w:themeColor="text1"/>
+          <w:color w:val="47D459" w:themeColor="accent3" w:themeTint="99"/>
         </w:rPr>
         <w:t>Q8</w:t>
       </w:r>
       <w:r>
         <w:rPr>
-          <w:color w:val="000000" w:themeColor="text1"/>
+          <w:color w:val="47D459" w:themeColor="accent3" w:themeTint="99"/>
         </w:rPr>
         <w:t xml:space="preserve"> A mail server sends outgoing emails to other mail servers across the internet. </w:t>
       </w:r>
@@ -410,7 +410,7 @@
         <w:rPr>
           <w:b/>
           <w:bCs/>
-          <w:color w:val="000000" w:themeColor="text1"/>
+          <w:color w:val="47D459" w:themeColor="accent3" w:themeTint="99"/>
         </w:rPr>
         <w:t>Answer: SMTP (25)</w:t>
       </w:r>

--- a/Week 1/sheets/week 1.docx
+++ b/Week 1/sheets/week 1.docx
@@ -362,14 +362,28 @@
         <w:rPr>
           <w:color w:val="47D459" w:themeColor="accent3" w:themeTint="99"/>
         </w:rPr>
-        <w:t xml:space="preserve"> A system uploads and downloads files using an unencrypted file transfer protocol. Credentials are sent in cleartext. </w:t>
-      </w:r>
-      <w:r>
-        <w:rPr>
-          <w:b/>
-          <w:bCs/>
+        <w:t xml:space="preserve"> A system uploads and downloads files using an unencrypted file transfer protocol. Credentials are sent in </w:t>
+      </w:r>
+      <w:proofErr w:type="gramStart"/>
+      <w:r>
+        <w:rPr>
           <w:color w:val="47D459" w:themeColor="accent3" w:themeTint="99"/>
         </w:rPr>
+        <w:t>cleartext</w:t>
+      </w:r>
+      <w:proofErr w:type="gramEnd"/>
+      <w:r>
+        <w:rPr>
+          <w:color w:val="47D459" w:themeColor="accent3" w:themeTint="99"/>
+        </w:rPr>
+        <w:t xml:space="preserve">. </w:t>
+      </w:r>
+      <w:r>
+        <w:rPr>
+          <w:b/>
+          <w:bCs/>
+          <w:color w:val="47D459" w:themeColor="accent3" w:themeTint="99"/>
+        </w:rPr>
         <w:t>Answer: FTP (21)</w:t>
       </w:r>
     </w:p>
@@ -418,19 +432,19 @@
     <w:p>
       <w:pPr>
         <w:rPr>
-          <w:color w:val="000000" w:themeColor="text1"/>
-        </w:rPr>
-      </w:pPr>
-      <w:r>
-        <w:rPr>
-          <w:rFonts w:ascii="Segoe UI Emoji" w:hAnsi="Segoe UI Emoji" w:cs="Segoe UI Emoji"/>
-          <w:color w:val="000000" w:themeColor="text1"/>
-        </w:rPr>
-        <w:t>⭐</w:t>
-      </w:r>
-      <w:r>
-        <w:rPr>
-          <w:color w:val="000000" w:themeColor="text1"/>
+          <w:color w:val="47D459" w:themeColor="accent3" w:themeTint="99"/>
+        </w:rPr>
+      </w:pPr>
+      <w:r>
+        <w:rPr>
+          <w:rFonts w:ascii="Segoe UI Emoji" w:hAnsi="Segoe UI Emoji" w:cs="Segoe UI Emoji"/>
+          <w:color w:val="47D459" w:themeColor="accent3" w:themeTint="99"/>
+        </w:rPr>
+        <w:t>⭐</w:t>
+      </w:r>
+      <w:r>
+        <w:rPr>
+          <w:color w:val="47D459" w:themeColor="accent3" w:themeTint="99"/>
         </w:rPr>
         <w:t xml:space="preserve"> </w:t>
       </w:r>
@@ -438,13 +452,13 @@
         <w:rPr>
           <w:b/>
           <w:bCs/>
-          <w:color w:val="000000" w:themeColor="text1"/>
+          <w:color w:val="47D459" w:themeColor="accent3" w:themeTint="99"/>
         </w:rPr>
         <w:t>Q9</w:t>
       </w:r>
       <w:r>
         <w:rPr>
-          <w:color w:val="000000" w:themeColor="text1"/>
+          <w:color w:val="47D459" w:themeColor="accent3" w:themeTint="99"/>
         </w:rPr>
         <w:t xml:space="preserve"> A technician tests connectivity between two devices by sending echo requests and receiving echo replies. </w:t>
       </w:r>
@@ -452,7 +466,7 @@
         <w:rPr>
           <w:b/>
           <w:bCs/>
-          <w:color w:val="000000" w:themeColor="text1"/>
+          <w:color w:val="47D459" w:themeColor="accent3" w:themeTint="99"/>
         </w:rPr>
         <w:t>Answer: ICMP (Ping)</w:t>
       </w:r>
@@ -460,19 +474,19 @@
     <w:p>
       <w:pPr>
         <w:rPr>
-          <w:color w:val="000000" w:themeColor="text1"/>
-        </w:rPr>
-      </w:pPr>
-      <w:r>
-        <w:rPr>
-          <w:rFonts w:ascii="Segoe UI Emoji" w:hAnsi="Segoe UI Emoji" w:cs="Segoe UI Emoji"/>
-          <w:color w:val="000000" w:themeColor="text1"/>
-        </w:rPr>
-        <w:t>⭐</w:t>
-      </w:r>
-      <w:r>
-        <w:rPr>
-          <w:color w:val="000000" w:themeColor="text1"/>
+          <w:color w:val="47D459" w:themeColor="accent3" w:themeTint="99"/>
+        </w:rPr>
+      </w:pPr>
+      <w:r>
+        <w:rPr>
+          <w:rFonts w:ascii="Segoe UI Emoji" w:hAnsi="Segoe UI Emoji" w:cs="Segoe UI Emoji"/>
+          <w:color w:val="47D459" w:themeColor="accent3" w:themeTint="99"/>
+        </w:rPr>
+        <w:t>⭐</w:t>
+      </w:r>
+      <w:r>
+        <w:rPr>
+          <w:color w:val="47D459" w:themeColor="accent3" w:themeTint="99"/>
         </w:rPr>
         <w:t xml:space="preserve"> </w:t>
       </w:r>
@@ -480,13 +494,13 @@
         <w:rPr>
           <w:b/>
           <w:bCs/>
-          <w:color w:val="000000" w:themeColor="text1"/>
+          <w:color w:val="47D459" w:themeColor="accent3" w:themeTint="99"/>
         </w:rPr>
         <w:t>Q10</w:t>
       </w:r>
       <w:r>
         <w:rPr>
-          <w:color w:val="000000" w:themeColor="text1"/>
+          <w:color w:val="47D459" w:themeColor="accent3" w:themeTint="99"/>
         </w:rPr>
         <w:t xml:space="preserve"> A secure file transfer is required between two servers using SSH for encryption. </w:t>
       </w:r>
@@ -494,7 +508,7 @@
         <w:rPr>
           <w:b/>
           <w:bCs/>
-          <w:color w:val="000000" w:themeColor="text1"/>
+          <w:color w:val="47D459" w:themeColor="accent3" w:themeTint="99"/>
         </w:rPr>
         <w:t>Answer: SFTP (22)</w:t>
       </w:r>
@@ -512,15 +526,15 @@
           <w:rFonts w:ascii="Segoe UI Emoji" w:hAnsi="Segoe UI Emoji" w:cs="Segoe UI Emoji"/>
           <w:b/>
           <w:bCs/>
-          <w:color w:val="000000" w:themeColor="text1"/>
-        </w:rPr>
-        <w:t>⭐</w:t>
-      </w:r>
-      <w:r>
-        <w:rPr>
-          <w:b/>
-          <w:bCs/>
-          <w:color w:val="000000" w:themeColor="text1"/>
+          <w:color w:val="47D459" w:themeColor="accent3" w:themeTint="99"/>
+        </w:rPr>
+        <w:t>⭐</w:t>
+      </w:r>
+      <w:r>
+        <w:rPr>
+          <w:b/>
+          <w:bCs/>
+          <w:color w:val="47D459" w:themeColor="accent3" w:themeTint="99"/>
         </w:rPr>
         <w:t xml:space="preserve"> DAY</w:t>
       </w:r>
@@ -528,7 +542,7 @@
         <w:rPr>
           <w:b/>
           <w:bCs/>
-          <w:color w:val="000000" w:themeColor="text1"/>
+          <w:color w:val="47D459" w:themeColor="accent3" w:themeTint="99"/>
         </w:rPr>
         <w:noBreakHyphen/>
         <w:t>2 — Network Devices (100% Exam</w:t>
@@ -537,6 +551,410 @@
         <w:rPr>
           <w:b/>
           <w:bCs/>
+          <w:color w:val="47D459" w:themeColor="accent3" w:themeTint="99"/>
+        </w:rPr>
+        <w:noBreakHyphen/>
+        <w:t>Ready</w:t>
+      </w:r>
+      <w:r>
+        <w:rPr>
+          <w:b/>
+          <w:bCs/>
+          <w:color w:val="000000" w:themeColor="text1"/>
+        </w:rPr>
+        <w:t>)</w:t>
+      </w:r>
+    </w:p>
+    <w:p>
+      <w:pPr>
+        <w:rPr>
+          <w:color w:val="000000" w:themeColor="text1"/>
+        </w:rPr>
+      </w:pPr>
+      <w:r>
+        <w:rPr>
+          <w:rFonts w:ascii="Segoe UI Emoji" w:hAnsi="Segoe UI Emoji" w:cs="Segoe UI Emoji"/>
+          <w:color w:val="000000" w:themeColor="text1"/>
+        </w:rPr>
+        <w:t>⭐</w:t>
+      </w:r>
+      <w:r>
+        <w:rPr>
+          <w:color w:val="000000" w:themeColor="text1"/>
+        </w:rPr>
+        <w:t xml:space="preserve"> </w:t>
+      </w:r>
+      <w:r>
+        <w:rPr>
+          <w:b/>
+          <w:bCs/>
+          <w:color w:val="000000" w:themeColor="text1"/>
+        </w:rPr>
+        <w:t>Q1</w:t>
+      </w:r>
+      <w:r>
+        <w:rPr>
+          <w:color w:val="000000" w:themeColor="text1"/>
+        </w:rPr>
+        <w:t xml:space="preserve"> A security appliance is placed inline and automatically blocks malicious packets before they reach the internal network. </w:t>
+      </w:r>
+      <w:r>
+        <w:rPr>
+          <w:b/>
+          <w:bCs/>
+          <w:color w:val="000000" w:themeColor="text1"/>
+        </w:rPr>
+        <w:t>Answer: IPS</w:t>
+      </w:r>
+    </w:p>
+    <w:p>
+      <w:pPr>
+        <w:rPr>
+          <w:color w:val="000000" w:themeColor="text1"/>
+        </w:rPr>
+      </w:pPr>
+      <w:r>
+        <w:rPr>
+          <w:rFonts w:ascii="Segoe UI Emoji" w:hAnsi="Segoe UI Emoji" w:cs="Segoe UI Emoji"/>
+          <w:color w:val="000000" w:themeColor="text1"/>
+        </w:rPr>
+        <w:t>⭐</w:t>
+      </w:r>
+      <w:r>
+        <w:rPr>
+          <w:color w:val="000000" w:themeColor="text1"/>
+        </w:rPr>
+        <w:t xml:space="preserve"> </w:t>
+      </w:r>
+      <w:r>
+        <w:rPr>
+          <w:b/>
+          <w:bCs/>
+          <w:color w:val="000000" w:themeColor="text1"/>
+        </w:rPr>
+        <w:t>Q2</w:t>
+      </w:r>
+      <w:r>
+        <w:rPr>
+          <w:color w:val="000000" w:themeColor="text1"/>
+        </w:rPr>
+        <w:t xml:space="preserve"> Employees browse the internet, but external websites only see the IP address of a filtering device, not the internal clients. </w:t>
+      </w:r>
+      <w:r>
+        <w:rPr>
+          <w:b/>
+          <w:bCs/>
+          <w:color w:val="000000" w:themeColor="text1"/>
+        </w:rPr>
+        <w:t>Answer: Proxy Server</w:t>
+      </w:r>
+    </w:p>
+    <w:p>
+      <w:pPr>
+        <w:rPr>
+          <w:color w:val="000000" w:themeColor="text1"/>
+        </w:rPr>
+      </w:pPr>
+      <w:r>
+        <w:rPr>
+          <w:rFonts w:ascii="Segoe UI Emoji" w:hAnsi="Segoe UI Emoji" w:cs="Segoe UI Emoji"/>
+          <w:color w:val="000000" w:themeColor="text1"/>
+        </w:rPr>
+        <w:t>⭐</w:t>
+      </w:r>
+      <w:r>
+        <w:rPr>
+          <w:color w:val="000000" w:themeColor="text1"/>
+        </w:rPr>
+        <w:t xml:space="preserve"> </w:t>
+      </w:r>
+      <w:r>
+        <w:rPr>
+          <w:b/>
+          <w:bCs/>
+          <w:color w:val="000000" w:themeColor="text1"/>
+        </w:rPr>
+        <w:t>Q3</w:t>
+      </w:r>
+      <w:r>
+        <w:rPr>
+          <w:color w:val="000000" w:themeColor="text1"/>
+        </w:rPr>
+        <w:t xml:space="preserve"> A company wants to distribute incoming web traffic evenly across multiple servers to prevent overload. </w:t>
+      </w:r>
+      <w:r>
+        <w:rPr>
+          <w:b/>
+          <w:bCs/>
+          <w:color w:val="000000" w:themeColor="text1"/>
+        </w:rPr>
+        <w:t>Answer: Load Balancer</w:t>
+      </w:r>
+    </w:p>
+    <w:p>
+      <w:pPr>
+        <w:rPr>
+          <w:color w:val="000000" w:themeColor="text1"/>
+        </w:rPr>
+      </w:pPr>
+      <w:r>
+        <w:rPr>
+          <w:rFonts w:ascii="Segoe UI Emoji" w:hAnsi="Segoe UI Emoji" w:cs="Segoe UI Emoji"/>
+          <w:color w:val="000000" w:themeColor="text1"/>
+        </w:rPr>
+        <w:lastRenderedPageBreak/>
+        <w:t>⭐</w:t>
+      </w:r>
+      <w:r>
+        <w:rPr>
+          <w:color w:val="000000" w:themeColor="text1"/>
+        </w:rPr>
+        <w:t xml:space="preserve"> </w:t>
+      </w:r>
+      <w:r>
+        <w:rPr>
+          <w:b/>
+          <w:bCs/>
+          <w:color w:val="000000" w:themeColor="text1"/>
+        </w:rPr>
+        <w:t>Q4</w:t>
+      </w:r>
+      <w:r>
+        <w:rPr>
+          <w:color w:val="000000" w:themeColor="text1"/>
+        </w:rPr>
+        <w:t xml:space="preserve"> A web application is being attacked with SQL injection and XSS. A specialized device filters these HTTP requests. </w:t>
+      </w:r>
+      <w:r>
+        <w:rPr>
+          <w:b/>
+          <w:bCs/>
+          <w:color w:val="000000" w:themeColor="text1"/>
+        </w:rPr>
+        <w:t>Answer: WAF</w:t>
+      </w:r>
+    </w:p>
+    <w:p>
+      <w:pPr>
+        <w:rPr>
+          <w:color w:val="000000" w:themeColor="text1"/>
+        </w:rPr>
+      </w:pPr>
+      <w:r>
+        <w:rPr>
+          <w:rFonts w:ascii="Segoe UI Emoji" w:hAnsi="Segoe UI Emoji" w:cs="Segoe UI Emoji"/>
+          <w:color w:val="000000" w:themeColor="text1"/>
+        </w:rPr>
+        <w:t>⭐</w:t>
+      </w:r>
+      <w:r>
+        <w:rPr>
+          <w:color w:val="000000" w:themeColor="text1"/>
+        </w:rPr>
+        <w:t xml:space="preserve"> </w:t>
+      </w:r>
+      <w:r>
+        <w:rPr>
+          <w:b/>
+          <w:bCs/>
+          <w:color w:val="000000" w:themeColor="text1"/>
+        </w:rPr>
+        <w:t>Q5</w:t>
+      </w:r>
+      <w:r>
+        <w:rPr>
+          <w:color w:val="000000" w:themeColor="text1"/>
+        </w:rPr>
+        <w:t xml:space="preserve"> A network needs a device that can route traffic between multiple VLANs. </w:t>
+      </w:r>
+      <w:r>
+        <w:rPr>
+          <w:b/>
+          <w:bCs/>
+          <w:color w:val="000000" w:themeColor="text1"/>
+        </w:rPr>
+        <w:t>Answer: Layer</w:t>
+      </w:r>
+      <w:r>
+        <w:rPr>
+          <w:b/>
+          <w:bCs/>
+          <w:color w:val="000000" w:themeColor="text1"/>
+        </w:rPr>
+        <w:noBreakHyphen/>
+        <w:t>3 Switch</w:t>
+      </w:r>
+    </w:p>
+    <w:p>
+      <w:pPr>
+        <w:rPr>
+          <w:color w:val="47D459" w:themeColor="accent3" w:themeTint="99"/>
+        </w:rPr>
+      </w:pPr>
+      <w:r>
+        <w:rPr>
+          <w:rFonts w:ascii="Segoe UI Emoji" w:hAnsi="Segoe UI Emoji" w:cs="Segoe UI Emoji"/>
+          <w:color w:val="47D459" w:themeColor="accent3" w:themeTint="99"/>
+        </w:rPr>
+        <w:t>⭐</w:t>
+      </w:r>
+      <w:r>
+        <w:rPr>
+          <w:color w:val="47D459" w:themeColor="accent3" w:themeTint="99"/>
+        </w:rPr>
+        <w:t xml:space="preserve"> </w:t>
+      </w:r>
+      <w:r>
+        <w:rPr>
+          <w:b/>
+          <w:bCs/>
+          <w:color w:val="47D459" w:themeColor="accent3" w:themeTint="99"/>
+        </w:rPr>
+        <w:t>Q6</w:t>
+      </w:r>
+      <w:r>
+        <w:rPr>
+          <w:color w:val="47D459" w:themeColor="accent3" w:themeTint="99"/>
+        </w:rPr>
+        <w:t xml:space="preserve"> Remote employees connect securely to the corporate network using encrypted tunnels. </w:t>
+      </w:r>
+      <w:r>
+        <w:rPr>
+          <w:b/>
+          <w:bCs/>
+          <w:color w:val="47D459" w:themeColor="accent3" w:themeTint="99"/>
+        </w:rPr>
+        <w:t>Answer: VPN Concentrator</w:t>
+      </w:r>
+    </w:p>
+    <w:p>
+      <w:pPr>
+        <w:rPr>
+          <w:color w:val="47D459" w:themeColor="accent3" w:themeTint="99"/>
+        </w:rPr>
+      </w:pPr>
+      <w:r>
+        <w:rPr>
+          <w:rFonts w:ascii="Segoe UI Emoji" w:hAnsi="Segoe UI Emoji" w:cs="Segoe UI Emoji"/>
+          <w:color w:val="47D459" w:themeColor="accent3" w:themeTint="99"/>
+        </w:rPr>
+        <w:t>⭐</w:t>
+      </w:r>
+      <w:r>
+        <w:rPr>
+          <w:color w:val="47D459" w:themeColor="accent3" w:themeTint="99"/>
+        </w:rPr>
+        <w:t xml:space="preserve"> </w:t>
+      </w:r>
+      <w:r>
+        <w:rPr>
+          <w:b/>
+          <w:bCs/>
+          <w:color w:val="47D459" w:themeColor="accent3" w:themeTint="99"/>
+        </w:rPr>
+        <w:t>Q7</w:t>
+      </w:r>
+      <w:r>
+        <w:rPr>
+          <w:color w:val="47D459" w:themeColor="accent3" w:themeTint="99"/>
+        </w:rPr>
+        <w:t xml:space="preserve"> A device monitors a copy of network traffic and sends alerts but does NOT block malicious packets. </w:t>
+      </w:r>
+      <w:r>
+        <w:rPr>
+          <w:b/>
+          <w:bCs/>
+          <w:color w:val="47D459" w:themeColor="accent3" w:themeTint="99"/>
+        </w:rPr>
+        <w:t>Answer: IDS</w:t>
+      </w:r>
+    </w:p>
+    <w:p>
+      <w:pPr>
+        <w:rPr>
+          <w:color w:val="000000" w:themeColor="text1"/>
+        </w:rPr>
+      </w:pPr>
+      <w:r>
+        <w:rPr>
+          <w:rFonts w:ascii="Segoe UI Emoji" w:hAnsi="Segoe UI Emoji" w:cs="Segoe UI Emoji"/>
+          <w:color w:val="47D459" w:themeColor="accent3" w:themeTint="99"/>
+        </w:rPr>
+        <w:t>⭐</w:t>
+      </w:r>
+      <w:r>
+        <w:rPr>
+          <w:color w:val="47D459" w:themeColor="accent3" w:themeTint="99"/>
+        </w:rPr>
+        <w:t xml:space="preserve"> </w:t>
+      </w:r>
+      <w:r>
+        <w:rPr>
+          <w:b/>
+          <w:bCs/>
+          <w:color w:val="47D459" w:themeColor="accent3" w:themeTint="99"/>
+        </w:rPr>
+        <w:t>Q8</w:t>
+      </w:r>
+      <w:r>
+        <w:rPr>
+          <w:color w:val="47D459" w:themeColor="accent3" w:themeTint="99"/>
+        </w:rPr>
+        <w:t xml:space="preserve"> A device forwards packets </w:t>
+      </w:r>
+      <w:r>
+        <w:rPr>
+          <w:color w:val="000000" w:themeColor="text1"/>
+        </w:rPr>
+        <w:t xml:space="preserve">between different networks using IP addresses. </w:t>
+      </w:r>
+      <w:r>
+        <w:rPr>
+          <w:b/>
+          <w:bCs/>
+          <w:color w:val="000000" w:themeColor="text1"/>
+        </w:rPr>
+        <w:t>Answer: Router</w:t>
+      </w:r>
+    </w:p>
+    <w:p>
+      <w:pPr>
+        <w:rPr>
+          <w:b/>
+          <w:bCs/>
+          <w:color w:val="000000" w:themeColor="text1"/>
+        </w:rPr>
+      </w:pPr>
+      <w:r>
+        <w:rPr>
+          <w:rFonts w:ascii="Segoe UI Emoji" w:hAnsi="Segoe UI Emoji" w:cs="Segoe UI Emoji"/>
+          <w:b/>
+          <w:bCs/>
+          <w:color w:val="000000" w:themeColor="text1"/>
+        </w:rPr>
+        <w:t>⭐</w:t>
+      </w:r>
+      <w:r>
+        <w:rPr>
+          <w:b/>
+          <w:bCs/>
+          <w:color w:val="000000" w:themeColor="text1"/>
+        </w:rPr>
+        <w:t xml:space="preserve"> DAY</w:t>
+      </w:r>
+      <w:r>
+        <w:rPr>
+          <w:b/>
+          <w:bCs/>
+          <w:color w:val="000000" w:themeColor="text1"/>
+        </w:rPr>
+        <w:noBreakHyphen/>
+        <w:t>3 — Secure Network Design (100% Exam</w:t>
+      </w:r>
+      <w:r>
+        <w:rPr>
+          <w:b/>
+          <w:bCs/>
           <w:color w:val="000000" w:themeColor="text1"/>
         </w:rPr>
         <w:noBreakHyphen/>
@@ -574,15 +992,22 @@
         <w:rPr>
           <w:color w:val="000000" w:themeColor="text1"/>
         </w:rPr>
-        <w:t xml:space="preserve"> A security appliance is placed inline and automatically blocks malicious packets before they reach the internal network. </w:t>
-      </w:r>
-      <w:r>
-        <w:rPr>
-          <w:b/>
-          <w:bCs/>
-          <w:color w:val="000000" w:themeColor="text1"/>
-        </w:rPr>
-        <w:t>Answer: IPS</w:t>
+        <w:t xml:space="preserve"> A public</w:t>
+      </w:r>
+      <w:r>
+        <w:rPr>
+          <w:color w:val="000000" w:themeColor="text1"/>
+        </w:rPr>
+        <w:noBreakHyphen/>
+        <w:t xml:space="preserve">facing web server must be reachable from the internet but isolated from internal systems. </w:t>
+      </w:r>
+      <w:r>
+        <w:rPr>
+          <w:b/>
+          <w:bCs/>
+          <w:color w:val="000000" w:themeColor="text1"/>
+        </w:rPr>
+        <w:t>Answer: DMZ</w:t>
       </w:r>
     </w:p>
     <w:p>
@@ -616,15 +1041,15 @@
         <w:rPr>
           <w:color w:val="000000" w:themeColor="text1"/>
         </w:rPr>
-        <w:t xml:space="preserve"> Employees browse the internet, but external websites only see the IP address of a filtering device, not the internal clients. </w:t>
-      </w:r>
-      <w:r>
-        <w:rPr>
-          <w:b/>
-          <w:bCs/>
-          <w:color w:val="000000" w:themeColor="text1"/>
-        </w:rPr>
-        <w:t>Answer: Proxy Server</w:t>
+        <w:t xml:space="preserve"> A company wants to separate HR, Finance, and Guest networks to improve security and reduce broadcast traffic. </w:t>
+      </w:r>
+      <w:r>
+        <w:rPr>
+          <w:b/>
+          <w:bCs/>
+          <w:color w:val="000000" w:themeColor="text1"/>
+        </w:rPr>
+        <w:t>Answer: VLANs</w:t>
       </w:r>
     </w:p>
     <w:p>
@@ -658,29 +1083,28 @@
         <w:rPr>
           <w:color w:val="000000" w:themeColor="text1"/>
         </w:rPr>
-        <w:t xml:space="preserve"> A company wants to distribute incoming web traffic evenly across multiple servers to prevent overload. </w:t>
-      </w:r>
-      <w:r>
-        <w:rPr>
-          <w:b/>
-          <w:bCs/>
-          <w:color w:val="000000" w:themeColor="text1"/>
-        </w:rPr>
-        <w:t>Answer: Load Balancer</w:t>
-      </w:r>
-    </w:p>
-    <w:p>
-      <w:pPr>
-        <w:rPr>
-          <w:color w:val="000000" w:themeColor="text1"/>
-        </w:rPr>
-      </w:pPr>
-      <w:r>
-        <w:rPr>
-          <w:rFonts w:ascii="Segoe UI Emoji" w:hAnsi="Segoe UI Emoji" w:cs="Segoe UI Emoji"/>
-          <w:color w:val="000000" w:themeColor="text1"/>
-        </w:rPr>
-        <w:lastRenderedPageBreak/>
+        <w:t xml:space="preserve"> Security analysts deploy a fake vulnerable server to attract attackers and study their behavior. </w:t>
+      </w:r>
+      <w:r>
+        <w:rPr>
+          <w:b/>
+          <w:bCs/>
+          <w:color w:val="000000" w:themeColor="text1"/>
+        </w:rPr>
+        <w:t>Answer: Honeypot</w:t>
+      </w:r>
+    </w:p>
+    <w:p>
+      <w:pPr>
+        <w:rPr>
+          <w:color w:val="000000" w:themeColor="text1"/>
+        </w:rPr>
+      </w:pPr>
+      <w:r>
+        <w:rPr>
+          <w:rFonts w:ascii="Segoe UI Emoji" w:hAnsi="Segoe UI Emoji" w:cs="Segoe UI Emoji"/>
+          <w:color w:val="000000" w:themeColor="text1"/>
+        </w:rPr>
         <w:t>⭐</w:t>
       </w:r>
       <w:r>
@@ -701,15 +1125,15 @@
         <w:rPr>
           <w:color w:val="000000" w:themeColor="text1"/>
         </w:rPr>
-        <w:t xml:space="preserve"> A web application is being attacked with SQL injection and XSS. A specialized device filters these HTTP requests. </w:t>
-      </w:r>
-      <w:r>
-        <w:rPr>
-          <w:b/>
-          <w:bCs/>
-          <w:color w:val="000000" w:themeColor="text1"/>
-        </w:rPr>
-        <w:t>Answer: WAF</w:t>
+        <w:t xml:space="preserve"> A critical industrial control system is completely disconnected from all networks for maximum security. </w:t>
+      </w:r>
+      <w:r>
+        <w:rPr>
+          <w:b/>
+          <w:bCs/>
+          <w:color w:val="000000" w:themeColor="text1"/>
+        </w:rPr>
+        <w:t>Answer: Air Gap</w:t>
       </w:r>
     </w:p>
     <w:p>
@@ -743,15 +1167,125 @@
         <w:rPr>
           <w:color w:val="000000" w:themeColor="text1"/>
         </w:rPr>
-        <w:t xml:space="preserve"> A network needs a device that can route traffic between multiple VLANs. </w:t>
-      </w:r>
-      <w:r>
-        <w:rPr>
-          <w:b/>
-          <w:bCs/>
-          <w:color w:val="000000" w:themeColor="text1"/>
-        </w:rPr>
-        <w:t>Answer: Layer</w:t>
+        <w:t xml:space="preserve"> Administrators must connect through a single hardened system before accessing sensitive servers. </w:t>
+      </w:r>
+      <w:r>
+        <w:rPr>
+          <w:b/>
+          <w:bCs/>
+          <w:color w:val="000000" w:themeColor="text1"/>
+        </w:rPr>
+        <w:t>Answer: Jump Server</w:t>
+      </w:r>
+    </w:p>
+    <w:p>
+      <w:pPr>
+        <w:rPr>
+          <w:color w:val="000000" w:themeColor="text1"/>
+        </w:rPr>
+      </w:pPr>
+      <w:r>
+        <w:rPr>
+          <w:rFonts w:ascii="Segoe UI Emoji" w:hAnsi="Segoe UI Emoji" w:cs="Segoe UI Emoji"/>
+          <w:color w:val="000000" w:themeColor="text1"/>
+        </w:rPr>
+        <w:t>⭐</w:t>
+      </w:r>
+      <w:r>
+        <w:rPr>
+          <w:color w:val="000000" w:themeColor="text1"/>
+        </w:rPr>
+        <w:t xml:space="preserve"> </w:t>
+      </w:r>
+      <w:r>
+        <w:rPr>
+          <w:b/>
+          <w:bCs/>
+          <w:color w:val="000000" w:themeColor="text1"/>
+        </w:rPr>
+        <w:t>Q6</w:t>
+      </w:r>
+      <w:r>
+        <w:rPr>
+          <w:color w:val="000000" w:themeColor="text1"/>
+        </w:rPr>
+        <w:t xml:space="preserve"> A company adopts a model where no device or user is trusted by default, even inside the network. </w:t>
+      </w:r>
+      <w:r>
+        <w:rPr>
+          <w:b/>
+          <w:bCs/>
+          <w:color w:val="000000" w:themeColor="text1"/>
+        </w:rPr>
+        <w:t>Answer: Zero Trust</w:t>
+      </w:r>
+    </w:p>
+    <w:p>
+      <w:pPr>
+        <w:rPr>
+          <w:color w:val="000000" w:themeColor="text1"/>
+        </w:rPr>
+      </w:pPr>
+      <w:r>
+        <w:rPr>
+          <w:rFonts w:ascii="Segoe UI Emoji" w:hAnsi="Segoe UI Emoji" w:cs="Segoe UI Emoji"/>
+          <w:color w:val="000000" w:themeColor="text1"/>
+        </w:rPr>
+        <w:t>⭐</w:t>
+      </w:r>
+      <w:r>
+        <w:rPr>
+          <w:color w:val="000000" w:themeColor="text1"/>
+        </w:rPr>
+        <w:t xml:space="preserve"> </w:t>
+      </w:r>
+      <w:r>
+        <w:rPr>
+          <w:b/>
+          <w:bCs/>
+          <w:color w:val="000000" w:themeColor="text1"/>
+        </w:rPr>
+        <w:t>Q7</w:t>
+      </w:r>
+      <w:r>
+        <w:rPr>
+          <w:color w:val="000000" w:themeColor="text1"/>
+        </w:rPr>
+        <w:t xml:space="preserve"> A firewall hides internal IP addresses by translating them to a single public IP. </w:t>
+      </w:r>
+      <w:r>
+        <w:rPr>
+          <w:b/>
+          <w:bCs/>
+          <w:color w:val="000000" w:themeColor="text1"/>
+        </w:rPr>
+        <w:t>Answer: NAT/PAT</w:t>
+      </w:r>
+    </w:p>
+    <w:p>
+      <w:pPr>
+        <w:rPr>
+          <w:b/>
+          <w:bCs/>
+          <w:color w:val="000000" w:themeColor="text1"/>
+        </w:rPr>
+      </w:pPr>
+      <w:r>
+        <w:rPr>
+          <w:rFonts w:ascii="Segoe UI Emoji" w:hAnsi="Segoe UI Emoji" w:cs="Segoe UI Emoji"/>
+          <w:b/>
+          <w:bCs/>
+          <w:color w:val="000000" w:themeColor="text1"/>
+        </w:rPr>
+        <w:t>⭐</w:t>
+      </w:r>
+      <w:r>
+        <w:rPr>
+          <w:b/>
+          <w:bCs/>
+          <w:color w:val="000000" w:themeColor="text1"/>
+        </w:rPr>
+        <w:t xml:space="preserve"> DAY</w:t>
       </w:r>
       <w:r>
         <w:rPr>
@@ -760,174 +1294,7 @@
           <w:color w:val="000000" w:themeColor="text1"/>
         </w:rPr>
         <w:noBreakHyphen/>
-        <w:t>3 Switch</w:t>
-      </w:r>
-    </w:p>
-    <w:p>
-      <w:pPr>
-        <w:rPr>
-          <w:color w:val="47D459" w:themeColor="accent3" w:themeTint="99"/>
-        </w:rPr>
-      </w:pPr>
-      <w:r>
-        <w:rPr>
-          <w:rFonts w:ascii="Segoe UI Emoji" w:hAnsi="Segoe UI Emoji" w:cs="Segoe UI Emoji"/>
-          <w:color w:val="47D459" w:themeColor="accent3" w:themeTint="99"/>
-        </w:rPr>
-        <w:t>⭐</w:t>
-      </w:r>
-      <w:r>
-        <w:rPr>
-          <w:color w:val="47D459" w:themeColor="accent3" w:themeTint="99"/>
-        </w:rPr>
-        <w:t xml:space="preserve"> </w:t>
-      </w:r>
-      <w:r>
-        <w:rPr>
-          <w:b/>
-          <w:bCs/>
-          <w:color w:val="47D459" w:themeColor="accent3" w:themeTint="99"/>
-        </w:rPr>
-        <w:t>Q6</w:t>
-      </w:r>
-      <w:r>
-        <w:rPr>
-          <w:color w:val="47D459" w:themeColor="accent3" w:themeTint="99"/>
-        </w:rPr>
-        <w:t xml:space="preserve"> Remote employees connect securely to the corporate network using encrypted tunnels. </w:t>
-      </w:r>
-      <w:r>
-        <w:rPr>
-          <w:b/>
-          <w:bCs/>
-          <w:color w:val="47D459" w:themeColor="accent3" w:themeTint="99"/>
-        </w:rPr>
-        <w:t>Answer: VPN Concentrator</w:t>
-      </w:r>
-    </w:p>
-    <w:p>
-      <w:pPr>
-        <w:rPr>
-          <w:color w:val="47D459" w:themeColor="accent3" w:themeTint="99"/>
-        </w:rPr>
-      </w:pPr>
-      <w:r>
-        <w:rPr>
-          <w:rFonts w:ascii="Segoe UI Emoji" w:hAnsi="Segoe UI Emoji" w:cs="Segoe UI Emoji"/>
-          <w:color w:val="47D459" w:themeColor="accent3" w:themeTint="99"/>
-        </w:rPr>
-        <w:t>⭐</w:t>
-      </w:r>
-      <w:r>
-        <w:rPr>
-          <w:color w:val="47D459" w:themeColor="accent3" w:themeTint="99"/>
-        </w:rPr>
-        <w:t xml:space="preserve"> </w:t>
-      </w:r>
-      <w:r>
-        <w:rPr>
-          <w:b/>
-          <w:bCs/>
-          <w:color w:val="47D459" w:themeColor="accent3" w:themeTint="99"/>
-        </w:rPr>
-        <w:t>Q7</w:t>
-      </w:r>
-      <w:r>
-        <w:rPr>
-          <w:color w:val="47D459" w:themeColor="accent3" w:themeTint="99"/>
-        </w:rPr>
-        <w:t xml:space="preserve"> A device monitors a copy of network traffic and sends alerts but does NOT block malicious packets. </w:t>
-      </w:r>
-      <w:r>
-        <w:rPr>
-          <w:b/>
-          <w:bCs/>
-          <w:color w:val="47D459" w:themeColor="accent3" w:themeTint="99"/>
-        </w:rPr>
-        <w:t>Answer: IDS</w:t>
-      </w:r>
-    </w:p>
-    <w:p>
-      <w:pPr>
-        <w:rPr>
-          <w:color w:val="000000" w:themeColor="text1"/>
-        </w:rPr>
-      </w:pPr>
-      <w:r>
-        <w:rPr>
-          <w:rFonts w:ascii="Segoe UI Emoji" w:hAnsi="Segoe UI Emoji" w:cs="Segoe UI Emoji"/>
-          <w:color w:val="47D459" w:themeColor="accent3" w:themeTint="99"/>
-        </w:rPr>
-        <w:t>⭐</w:t>
-      </w:r>
-      <w:r>
-        <w:rPr>
-          <w:color w:val="47D459" w:themeColor="accent3" w:themeTint="99"/>
-        </w:rPr>
-        <w:t xml:space="preserve"> </w:t>
-      </w:r>
-      <w:r>
-        <w:rPr>
-          <w:b/>
-          <w:bCs/>
-          <w:color w:val="47D459" w:themeColor="accent3" w:themeTint="99"/>
-        </w:rPr>
-        <w:t>Q8</w:t>
-      </w:r>
-      <w:r>
-        <w:rPr>
-          <w:color w:val="47D459" w:themeColor="accent3" w:themeTint="99"/>
-        </w:rPr>
-        <w:t xml:space="preserve"> A device forwards packets </w:t>
-      </w:r>
-      <w:r>
-        <w:rPr>
-          <w:color w:val="000000" w:themeColor="text1"/>
-        </w:rPr>
-        <w:t xml:space="preserve">between different networks using IP addresses. </w:t>
-      </w:r>
-      <w:r>
-        <w:rPr>
-          <w:b/>
-          <w:bCs/>
-          <w:color w:val="000000" w:themeColor="text1"/>
-        </w:rPr>
-        <w:t>Answer: Router</w:t>
-      </w:r>
-    </w:p>
-    <w:p>
-      <w:pPr>
-        <w:rPr>
-          <w:b/>
-          <w:bCs/>
-          <w:color w:val="000000" w:themeColor="text1"/>
-        </w:rPr>
-      </w:pPr>
-      <w:r>
-        <w:rPr>
-          <w:rFonts w:ascii="Segoe UI Emoji" w:hAnsi="Segoe UI Emoji" w:cs="Segoe UI Emoji"/>
-          <w:b/>
-          <w:bCs/>
-          <w:color w:val="000000" w:themeColor="text1"/>
-        </w:rPr>
-        <w:t>⭐</w:t>
-      </w:r>
-      <w:r>
-        <w:rPr>
-          <w:b/>
-          <w:bCs/>
-          <w:color w:val="000000" w:themeColor="text1"/>
-        </w:rPr>
-        <w:t xml:space="preserve"> DAY</w:t>
-      </w:r>
-      <w:r>
-        <w:rPr>
-          <w:b/>
-          <w:bCs/>
-          <w:color w:val="000000" w:themeColor="text1"/>
-        </w:rPr>
-        <w:noBreakHyphen/>
-        <w:t>3 — Secure Network Design (100% Exam</w:t>
+        <w:t>4 — Wireless Security (100% Exam</w:t>
       </w:r>
       <w:r>
         <w:rPr>
@@ -970,35 +1337,36 @@
         <w:rPr>
           <w:color w:val="000000" w:themeColor="text1"/>
         </w:rPr>
-        <w:t xml:space="preserve"> A public</w:t>
+        <w:t xml:space="preserve"> An attacker sets up a Wi</w:t>
       </w:r>
       <w:r>
         <w:rPr>
           <w:color w:val="000000" w:themeColor="text1"/>
         </w:rPr>
         <w:noBreakHyphen/>
-        <w:t xml:space="preserve">facing web server must be reachable from the internet but isolated from internal systems. </w:t>
-      </w:r>
-      <w:r>
-        <w:rPr>
-          <w:b/>
-          <w:bCs/>
-          <w:color w:val="000000" w:themeColor="text1"/>
-        </w:rPr>
-        <w:t>Answer: DMZ</w:t>
-      </w:r>
-    </w:p>
-    <w:p>
-      <w:pPr>
-        <w:rPr>
-          <w:color w:val="000000" w:themeColor="text1"/>
-        </w:rPr>
-      </w:pPr>
-      <w:r>
-        <w:rPr>
-          <w:rFonts w:ascii="Segoe UI Emoji" w:hAnsi="Segoe UI Emoji" w:cs="Segoe UI Emoji"/>
-          <w:color w:val="000000" w:themeColor="text1"/>
-        </w:rPr>
+        <w:t xml:space="preserve">Fi network with the same SSID as the company’s legitimate network to trick users into connecting. </w:t>
+      </w:r>
+      <w:r>
+        <w:rPr>
+          <w:b/>
+          <w:bCs/>
+          <w:color w:val="000000" w:themeColor="text1"/>
+        </w:rPr>
+        <w:t>Answer: Evil Twin</w:t>
+      </w:r>
+    </w:p>
+    <w:p>
+      <w:pPr>
+        <w:rPr>
+          <w:color w:val="000000" w:themeColor="text1"/>
+        </w:rPr>
+      </w:pPr>
+      <w:r>
+        <w:rPr>
+          <w:rFonts w:ascii="Segoe UI Emoji" w:hAnsi="Segoe UI Emoji" w:cs="Segoe UI Emoji"/>
+          <w:color w:val="000000" w:themeColor="text1"/>
+        </w:rPr>
+        <w:lastRenderedPageBreak/>
         <w:t>⭐</w:t>
       </w:r>
       <w:r>
@@ -1019,15 +1387,15 @@
         <w:rPr>
           <w:color w:val="000000" w:themeColor="text1"/>
         </w:rPr>
-        <w:t xml:space="preserve"> A company wants to separate HR, Finance, and Guest networks to improve security and reduce broadcast traffic. </w:t>
-      </w:r>
-      <w:r>
-        <w:rPr>
-          <w:b/>
-          <w:bCs/>
-          <w:color w:val="000000" w:themeColor="text1"/>
-        </w:rPr>
-        <w:t>Answer: VLANs</w:t>
+        <w:t xml:space="preserve"> A suspicious access point is discovered inside the office that was not installed by IT staff. </w:t>
+      </w:r>
+      <w:r>
+        <w:rPr>
+          <w:b/>
+          <w:bCs/>
+          <w:color w:val="000000" w:themeColor="text1"/>
+        </w:rPr>
+        <w:t>Answer: Rogue AP</w:t>
       </w:r>
     </w:p>
     <w:p>
@@ -1061,15 +1429,54 @@
         <w:rPr>
           <w:color w:val="000000" w:themeColor="text1"/>
         </w:rPr>
-        <w:t xml:space="preserve"> Security analysts deploy a fake vulnerable server to attract attackers and study their behavior. </w:t>
-      </w:r>
-      <w:r>
-        <w:rPr>
-          <w:b/>
-          <w:bCs/>
-          <w:color w:val="000000" w:themeColor="text1"/>
-        </w:rPr>
-        <w:t>Answer: Honeypot</w:t>
+        <w:t xml:space="preserve"> Users are repeatedly disconnected from Wi</w:t>
+      </w:r>
+      <w:r>
+        <w:rPr>
+          <w:color w:val="000000" w:themeColor="text1"/>
+        </w:rPr>
+        <w:noBreakHyphen/>
+        <w:t xml:space="preserve">Fi due to a flood of forged </w:t>
+      </w:r>
+      <w:proofErr w:type="spellStart"/>
+      <w:r>
+        <w:rPr>
+          <w:color w:val="000000" w:themeColor="text1"/>
+        </w:rPr>
+        <w:t>deauthentication</w:t>
+      </w:r>
+      <w:proofErr w:type="spellEnd"/>
+      <w:r>
+        <w:rPr>
+          <w:color w:val="000000" w:themeColor="text1"/>
+        </w:rPr>
+        <w:t xml:space="preserve"> frames. </w:t>
+      </w:r>
+      <w:r>
+        <w:rPr>
+          <w:b/>
+          <w:bCs/>
+          <w:color w:val="000000" w:themeColor="text1"/>
+        </w:rPr>
+        <w:t xml:space="preserve">Answer: </w:t>
+      </w:r>
+      <w:proofErr w:type="spellStart"/>
+      <w:r>
+        <w:rPr>
+          <w:b/>
+          <w:bCs/>
+          <w:color w:val="000000" w:themeColor="text1"/>
+        </w:rPr>
+        <w:t>Deauthentication</w:t>
+      </w:r>
+      <w:proofErr w:type="spellEnd"/>
+      <w:r>
+        <w:rPr>
+          <w:b/>
+          <w:bCs/>
+          <w:color w:val="000000" w:themeColor="text1"/>
+        </w:rPr>
+        <w:t xml:space="preserve"> Attack</w:t>
       </w:r>
     </w:p>
     <w:p>
@@ -1103,15 +1510,29 @@
         <w:rPr>
           <w:color w:val="000000" w:themeColor="text1"/>
         </w:rPr>
-        <w:t xml:space="preserve"> A critical industrial control system is completely disconnected from all networks for maximum security. </w:t>
-      </w:r>
-      <w:r>
-        <w:rPr>
-          <w:b/>
-          <w:bCs/>
-          <w:color w:val="000000" w:themeColor="text1"/>
-        </w:rPr>
-        <w:t>Answer: Air Gap</w:t>
+        <w:t xml:space="preserve"> A company wants per</w:t>
+      </w:r>
+      <w:r>
+        <w:rPr>
+          <w:color w:val="000000" w:themeColor="text1"/>
+        </w:rPr>
+        <w:noBreakHyphen/>
+        <w:t>user authentication for Wi</w:t>
+      </w:r>
+      <w:r>
+        <w:rPr>
+          <w:color w:val="000000" w:themeColor="text1"/>
+        </w:rPr>
+        <w:noBreakHyphen/>
+        <w:t xml:space="preserve">Fi using usernames and passwords instead of a shared key. </w:t>
+      </w:r>
+      <w:r>
+        <w:rPr>
+          <w:b/>
+          <w:bCs/>
+          <w:color w:val="000000" w:themeColor="text1"/>
+        </w:rPr>
+        <w:t>Answer: Enterprise Mode (802.1X + RADIUS)</w:t>
       </w:r>
     </w:p>
     <w:p>
@@ -1145,15 +1566,15 @@
         <w:rPr>
           <w:color w:val="000000" w:themeColor="text1"/>
         </w:rPr>
-        <w:t xml:space="preserve"> Administrators must connect through a single hardened system before accessing sensitive servers. </w:t>
-      </w:r>
-      <w:r>
-        <w:rPr>
-          <w:b/>
-          <w:bCs/>
-          <w:color w:val="000000" w:themeColor="text1"/>
-        </w:rPr>
-        <w:t>Answer: Jump Server</w:t>
+        <w:t xml:space="preserve"> A company wants the strongest wireless encryption available. </w:t>
+      </w:r>
+      <w:r>
+        <w:rPr>
+          <w:b/>
+          <w:bCs/>
+          <w:color w:val="000000" w:themeColor="text1"/>
+        </w:rPr>
+        <w:t>Answer: WPA3</w:t>
       </w:r>
     </w:p>
     <w:p>
@@ -1187,57 +1608,22 @@
         <w:rPr>
           <w:color w:val="000000" w:themeColor="text1"/>
         </w:rPr>
-        <w:t xml:space="preserve"> A company adopts a model where no device or user is trusted by default, even inside the network. </w:t>
-      </w:r>
-      <w:r>
-        <w:rPr>
-          <w:b/>
-          <w:bCs/>
-          <w:color w:val="000000" w:themeColor="text1"/>
-        </w:rPr>
-        <w:t>Answer: Zero Trust</w:t>
-      </w:r>
-    </w:p>
-    <w:p>
-      <w:pPr>
-        <w:rPr>
-          <w:color w:val="000000" w:themeColor="text1"/>
-        </w:rPr>
-      </w:pPr>
-      <w:r>
-        <w:rPr>
-          <w:rFonts w:ascii="Segoe UI Emoji" w:hAnsi="Segoe UI Emoji" w:cs="Segoe UI Emoji"/>
-          <w:color w:val="000000" w:themeColor="text1"/>
-        </w:rPr>
-        <w:t>⭐</w:t>
-      </w:r>
-      <w:r>
-        <w:rPr>
-          <w:color w:val="000000" w:themeColor="text1"/>
-        </w:rPr>
-        <w:t xml:space="preserve"> </w:t>
-      </w:r>
-      <w:r>
-        <w:rPr>
-          <w:b/>
-          <w:bCs/>
-          <w:color w:val="000000" w:themeColor="text1"/>
-        </w:rPr>
-        <w:t>Q7</w:t>
-      </w:r>
-      <w:r>
-        <w:rPr>
-          <w:color w:val="000000" w:themeColor="text1"/>
-        </w:rPr>
-        <w:t xml:space="preserve"> A firewall hides internal IP addresses by translating them to a single public IP. </w:t>
-      </w:r>
-      <w:r>
-        <w:rPr>
-          <w:b/>
-          <w:bCs/>
-          <w:color w:val="000000" w:themeColor="text1"/>
-        </w:rPr>
-        <w:t>Answer: NAT/PAT</w:t>
+        <w:t xml:space="preserve"> A wireless jammer disrupts all nearby Wi</w:t>
+      </w:r>
+      <w:r>
+        <w:rPr>
+          <w:color w:val="000000" w:themeColor="text1"/>
+        </w:rPr>
+        <w:noBreakHyphen/>
+        <w:t xml:space="preserve">Fi signals. </w:t>
+      </w:r>
+      <w:r>
+        <w:rPr>
+          <w:b/>
+          <w:bCs/>
+          <w:color w:val="000000" w:themeColor="text1"/>
+        </w:rPr>
+        <w:t>Answer: Jamming Attack</w:t>
       </w:r>
     </w:p>
     <w:p>
@@ -1272,7 +1658,7 @@
           <w:color w:val="000000" w:themeColor="text1"/>
         </w:rPr>
         <w:noBreakHyphen/>
-        <w:t>4 — Wireless Security (100% Exam</w:t>
+        <w:t>5 — Network Attacks (100% Exam</w:t>
       </w:r>
       <w:r>
         <w:rPr>
@@ -1292,6 +1678,21 @@
       </w:pPr>
       <w:r>
         <w:rPr>
+          <w:i/>
+          <w:iCs/>
+          <w:color w:val="000000" w:themeColor="text1"/>
+        </w:rPr>
+        <w:t>(Your original list — now included with all days)</w:t>
+      </w:r>
+    </w:p>
+    <w:p>
+      <w:pPr>
+        <w:rPr>
+          <w:color w:val="000000" w:themeColor="text1"/>
+        </w:rPr>
+      </w:pPr>
+      <w:r>
+        <w:rPr>
           <w:rFonts w:ascii="Segoe UI Emoji" w:hAnsi="Segoe UI Emoji" w:cs="Segoe UI Emoji"/>
           <w:color w:val="000000" w:themeColor="text1"/>
         </w:rPr>
@@ -1315,22 +1716,350 @@
         <w:rPr>
           <w:color w:val="000000" w:themeColor="text1"/>
         </w:rPr>
-        <w:t xml:space="preserve"> An attacker sets up a Wi</w:t>
-      </w:r>
-      <w:r>
-        <w:rPr>
+        <w:t xml:space="preserve"> A workstation suddenly begins sending all traffic to an attacker’s laptop instead of the default gateway. Logs show unexpected ARP replies mapping the gateway’s IP to a different MAC address. </w:t>
+      </w:r>
+      <w:r>
+        <w:rPr>
+          <w:b/>
+          <w:bCs/>
+          <w:color w:val="000000" w:themeColor="text1"/>
+        </w:rPr>
+        <w:t>Answer: ARP Poisoning</w:t>
+      </w:r>
+    </w:p>
+    <w:p>
+      <w:pPr>
+        <w:rPr>
+          <w:color w:val="000000" w:themeColor="text1"/>
+        </w:rPr>
+      </w:pPr>
+      <w:r>
+        <w:rPr>
+          <w:rFonts w:ascii="Segoe UI Emoji" w:hAnsi="Segoe UI Emoji" w:cs="Segoe UI Emoji"/>
+          <w:color w:val="000000" w:themeColor="text1"/>
+        </w:rPr>
+        <w:t>⭐</w:t>
+      </w:r>
+      <w:r>
+        <w:rPr>
+          <w:color w:val="000000" w:themeColor="text1"/>
+        </w:rPr>
+        <w:t xml:space="preserve"> </w:t>
+      </w:r>
+      <w:r>
+        <w:rPr>
+          <w:b/>
+          <w:bCs/>
+          <w:color w:val="000000" w:themeColor="text1"/>
+        </w:rPr>
+        <w:t>Q2</w:t>
+      </w:r>
+      <w:r>
+        <w:rPr>
+          <w:color w:val="000000" w:themeColor="text1"/>
+        </w:rPr>
+        <w:t xml:space="preserve"> Users attempting to access </w:t>
+      </w:r>
+      <w:r>
+        <w:rPr>
+          <w:i/>
+          <w:iCs/>
+          <w:color w:val="000000" w:themeColor="text1"/>
+        </w:rPr>
+        <w:t>bank.com</w:t>
+      </w:r>
+      <w:r>
+        <w:rPr>
+          <w:color w:val="000000" w:themeColor="text1"/>
+        </w:rPr>
+        <w:t xml:space="preserve"> are redirected to a fake login page. A packet capture shows forged DNS responses pointing to a malicious IP. </w:t>
+      </w:r>
+      <w:r>
+        <w:rPr>
+          <w:b/>
+          <w:bCs/>
+          <w:color w:val="000000" w:themeColor="text1"/>
+        </w:rPr>
+        <w:t>Answer: DNS Spoofing / DNS Poisoning</w:t>
+      </w:r>
+    </w:p>
+    <w:p>
+      <w:pPr>
+        <w:rPr>
+          <w:color w:val="000000" w:themeColor="text1"/>
+        </w:rPr>
+      </w:pPr>
+      <w:r>
+        <w:rPr>
+          <w:rFonts w:ascii="Segoe UI Emoji" w:hAnsi="Segoe UI Emoji" w:cs="Segoe UI Emoji"/>
+          <w:color w:val="000000" w:themeColor="text1"/>
+        </w:rPr>
+        <w:t>⭐</w:t>
+      </w:r>
+      <w:r>
+        <w:rPr>
+          <w:color w:val="000000" w:themeColor="text1"/>
+        </w:rPr>
+        <w:t xml:space="preserve"> </w:t>
+      </w:r>
+      <w:r>
+        <w:rPr>
+          <w:b/>
+          <w:bCs/>
+          <w:color w:val="000000" w:themeColor="text1"/>
+        </w:rPr>
+        <w:t>Q3</w:t>
+      </w:r>
+      <w:r>
+        <w:rPr>
+          <w:color w:val="000000" w:themeColor="text1"/>
+        </w:rPr>
+        <w:t xml:space="preserve"> A switch begins forwarding all frames out every port. Security logs show the CAM table was overloaded with thousands of fake MAC addresses. </w:t>
+      </w:r>
+      <w:r>
+        <w:rPr>
+          <w:b/>
+          <w:bCs/>
+          <w:color w:val="000000" w:themeColor="text1"/>
+        </w:rPr>
+        <w:t>Answer: MAC Flooding</w:t>
+      </w:r>
+    </w:p>
+    <w:p>
+      <w:pPr>
+        <w:rPr>
+          <w:color w:val="000000" w:themeColor="text1"/>
+        </w:rPr>
+      </w:pPr>
+      <w:r>
+        <w:rPr>
+          <w:rFonts w:ascii="Segoe UI Emoji" w:hAnsi="Segoe UI Emoji" w:cs="Segoe UI Emoji"/>
+          <w:color w:val="000000" w:themeColor="text1"/>
+        </w:rPr>
+        <w:t>⭐</w:t>
+      </w:r>
+      <w:r>
+        <w:rPr>
+          <w:color w:val="000000" w:themeColor="text1"/>
+        </w:rPr>
+        <w:t xml:space="preserve"> </w:t>
+      </w:r>
+      <w:r>
+        <w:rPr>
+          <w:b/>
+          <w:bCs/>
+          <w:color w:val="000000" w:themeColor="text1"/>
+        </w:rPr>
+        <w:t>Q4</w:t>
+      </w:r>
+      <w:r>
+        <w:rPr>
+          <w:color w:val="000000" w:themeColor="text1"/>
+        </w:rPr>
+        <w:t xml:space="preserve"> An attacker captures authentication packets and later resends them to gain access without knowing the password. </w:t>
+      </w:r>
+      <w:r>
+        <w:rPr>
+          <w:b/>
+          <w:bCs/>
+          <w:color w:val="000000" w:themeColor="text1"/>
+        </w:rPr>
+        <w:t>Answer: Replay Attack</w:t>
+      </w:r>
+    </w:p>
+    <w:p>
+      <w:pPr>
+        <w:rPr>
+          <w:color w:val="000000" w:themeColor="text1"/>
+        </w:rPr>
+      </w:pPr>
+      <w:r>
+        <w:rPr>
+          <w:rFonts w:ascii="Segoe UI Emoji" w:hAnsi="Segoe UI Emoji" w:cs="Segoe UI Emoji"/>
+          <w:color w:val="000000" w:themeColor="text1"/>
+        </w:rPr>
+        <w:t>⭐</w:t>
+      </w:r>
+      <w:r>
+        <w:rPr>
+          <w:color w:val="000000" w:themeColor="text1"/>
+        </w:rPr>
+        <w:t xml:space="preserve"> </w:t>
+      </w:r>
+      <w:r>
+        <w:rPr>
+          <w:b/>
+          <w:bCs/>
+          <w:color w:val="000000" w:themeColor="text1"/>
+        </w:rPr>
+        <w:t>Q5</w:t>
+      </w:r>
+      <w:r>
+        <w:rPr>
+          <w:color w:val="000000" w:themeColor="text1"/>
+        </w:rPr>
+        <w:t xml:space="preserve"> A user reports unauthorized banking transfers. Logs reveal that traffic was intercepted and modified while traveling between the user and the server. </w:t>
+      </w:r>
+      <w:r>
+        <w:rPr>
+          <w:b/>
+          <w:bCs/>
+          <w:color w:val="000000" w:themeColor="text1"/>
+        </w:rPr>
+        <w:t>Answer: MITM (Man</w:t>
+      </w:r>
+      <w:r>
+        <w:rPr>
+          <w:b/>
+          <w:bCs/>
           <w:color w:val="000000" w:themeColor="text1"/>
         </w:rPr>
         <w:noBreakHyphen/>
-        <w:t xml:space="preserve">Fi network with the same SSID as the company’s legitimate network to trick users into connecting. </w:t>
-      </w:r>
-      <w:r>
-        <w:rPr>
-          <w:b/>
-          <w:bCs/>
-          <w:color w:val="000000" w:themeColor="text1"/>
-        </w:rPr>
-        <w:t>Answer: Evil Twin</w:t>
+        <w:t>in</w:t>
+      </w:r>
+      <w:r>
+        <w:rPr>
+          <w:b/>
+          <w:bCs/>
+          <w:color w:val="000000" w:themeColor="text1"/>
+        </w:rPr>
+        <w:noBreakHyphen/>
+        <w:t>the</w:t>
+      </w:r>
+      <w:r>
+        <w:rPr>
+          <w:b/>
+          <w:bCs/>
+          <w:color w:val="000000" w:themeColor="text1"/>
+        </w:rPr>
+        <w:noBreakHyphen/>
+        <w:t>Middle)</w:t>
+      </w:r>
+    </w:p>
+    <w:p>
+      <w:pPr>
+        <w:rPr>
+          <w:color w:val="000000" w:themeColor="text1"/>
+        </w:rPr>
+      </w:pPr>
+      <w:r>
+        <w:rPr>
+          <w:rFonts w:ascii="Segoe UI Emoji" w:hAnsi="Segoe UI Emoji" w:cs="Segoe UI Emoji"/>
+          <w:color w:val="000000" w:themeColor="text1"/>
+        </w:rPr>
+        <w:t>⭐</w:t>
+      </w:r>
+      <w:r>
+        <w:rPr>
+          <w:color w:val="000000" w:themeColor="text1"/>
+        </w:rPr>
+        <w:t xml:space="preserve"> </w:t>
+      </w:r>
+      <w:r>
+        <w:rPr>
+          <w:b/>
+          <w:bCs/>
+          <w:color w:val="000000" w:themeColor="text1"/>
+        </w:rPr>
+        <w:t>Q6</w:t>
+      </w:r>
+      <w:r>
+        <w:rPr>
+          <w:color w:val="000000" w:themeColor="text1"/>
+        </w:rPr>
+        <w:t xml:space="preserve"> An attacker sends packets pretending to be from the CEO’s IP address to bypass firewall rules. </w:t>
+      </w:r>
+      <w:r>
+        <w:rPr>
+          <w:b/>
+          <w:bCs/>
+          <w:color w:val="000000" w:themeColor="text1"/>
+        </w:rPr>
+        <w:t>Answer: IP Spoofing</w:t>
+      </w:r>
+    </w:p>
+    <w:p>
+      <w:pPr>
+        <w:rPr>
+          <w:color w:val="000000" w:themeColor="text1"/>
+        </w:rPr>
+      </w:pPr>
+      <w:r>
+        <w:rPr>
+          <w:rFonts w:ascii="Segoe UI Emoji" w:hAnsi="Segoe UI Emoji" w:cs="Segoe UI Emoji"/>
+          <w:color w:val="000000" w:themeColor="text1"/>
+        </w:rPr>
+        <w:t>⭐</w:t>
+      </w:r>
+      <w:r>
+        <w:rPr>
+          <w:color w:val="000000" w:themeColor="text1"/>
+        </w:rPr>
+        <w:t xml:space="preserve"> </w:t>
+      </w:r>
+      <w:r>
+        <w:rPr>
+          <w:b/>
+          <w:bCs/>
+          <w:color w:val="000000" w:themeColor="text1"/>
+        </w:rPr>
+        <w:t>Q7</w:t>
+      </w:r>
+      <w:r>
+        <w:rPr>
+          <w:color w:val="000000" w:themeColor="text1"/>
+        </w:rPr>
+        <w:t xml:space="preserve"> A web server becomes unreachable. Monitoring tools show millions of requests per second from multiple global IP addresses. </w:t>
+      </w:r>
+      <w:r>
+        <w:rPr>
+          <w:b/>
+          <w:bCs/>
+          <w:color w:val="000000" w:themeColor="text1"/>
+        </w:rPr>
+        <w:t>Answer: DDoS Attack</w:t>
+      </w:r>
+    </w:p>
+    <w:p>
+      <w:pPr>
+        <w:rPr>
+          <w:color w:val="000000" w:themeColor="text1"/>
+        </w:rPr>
+      </w:pPr>
+      <w:r>
+        <w:rPr>
+          <w:rFonts w:ascii="Segoe UI Emoji" w:hAnsi="Segoe UI Emoji" w:cs="Segoe UI Emoji"/>
+          <w:color w:val="000000" w:themeColor="text1"/>
+        </w:rPr>
+        <w:t>⭐</w:t>
+      </w:r>
+      <w:r>
+        <w:rPr>
+          <w:color w:val="000000" w:themeColor="text1"/>
+        </w:rPr>
+        <w:t xml:space="preserve"> </w:t>
+      </w:r>
+      <w:r>
+        <w:rPr>
+          <w:b/>
+          <w:bCs/>
+          <w:color w:val="000000" w:themeColor="text1"/>
+        </w:rPr>
+        <w:t>Q8</w:t>
+      </w:r>
+      <w:r>
+        <w:rPr>
+          <w:color w:val="000000" w:themeColor="text1"/>
+        </w:rPr>
+        <w:t xml:space="preserve"> An attacker uses a stolen session ID to access a user’s account without credentials. </w:t>
+      </w:r>
+      <w:r>
+        <w:rPr>
+          <w:b/>
+          <w:bCs/>
+          <w:color w:val="000000" w:themeColor="text1"/>
+        </w:rPr>
+        <w:t>Answer: Session Hijacking</w:t>
       </w:r>
     </w:p>
     <w:p>
@@ -1359,21 +2088,21 @@
           <w:bCs/>
           <w:color w:val="000000" w:themeColor="text1"/>
         </w:rPr>
-        <w:t>Q2</w:t>
-      </w:r>
-      <w:r>
-        <w:rPr>
-          <w:color w:val="000000" w:themeColor="text1"/>
-        </w:rPr>
-        <w:t xml:space="preserve"> A suspicious access point is discovered inside the office that was not installed by IT staff. </w:t>
-      </w:r>
-      <w:r>
-        <w:rPr>
-          <w:b/>
-          <w:bCs/>
-          <w:color w:val="000000" w:themeColor="text1"/>
-        </w:rPr>
-        <w:t>Answer: Rogue AP</w:t>
+        <w:t>Q9</w:t>
+      </w:r>
+      <w:r>
+        <w:rPr>
+          <w:color w:val="000000" w:themeColor="text1"/>
+        </w:rPr>
+        <w:t xml:space="preserve"> A malicious actor sends emails pretending to be HR to trick employees into clicking a link. </w:t>
+      </w:r>
+      <w:r>
+        <w:rPr>
+          <w:b/>
+          <w:bCs/>
+          <w:color w:val="000000" w:themeColor="text1"/>
+        </w:rPr>
+        <w:t>Answer: Email Spoofing / Phishing</w:t>
       </w:r>
     </w:p>
     <w:p>
@@ -1401,28 +2130,60 @@
           <w:bCs/>
           <w:color w:val="000000" w:themeColor="text1"/>
         </w:rPr>
-        <w:t>Q3</w:t>
-      </w:r>
-      <w:r>
-        <w:rPr>
-          <w:color w:val="000000" w:themeColor="text1"/>
-        </w:rPr>
-        <w:t xml:space="preserve"> Users are repeatedly disconnected from Wi</w:t>
+        <w:t>Q10</w:t>
+      </w:r>
+      <w:r>
+        <w:rPr>
+          <w:color w:val="000000" w:themeColor="text1"/>
+        </w:rPr>
+        <w:t xml:space="preserve"> A hacker floods Wi</w:t>
       </w:r>
       <w:r>
         <w:rPr>
           <w:color w:val="000000" w:themeColor="text1"/>
         </w:rPr>
         <w:noBreakHyphen/>
-        <w:t xml:space="preserve">Fi due to a flood of forged deauthentication frames. </w:t>
-      </w:r>
-      <w:r>
-        <w:rPr>
-          <w:b/>
-          <w:bCs/>
-          <w:color w:val="000000" w:themeColor="text1"/>
-        </w:rPr>
-        <w:t>Answer: Deauthentication Attack</w:t>
+        <w:t xml:space="preserve">Fi with </w:t>
+      </w:r>
+      <w:proofErr w:type="spellStart"/>
+      <w:r>
+        <w:rPr>
+          <w:color w:val="000000" w:themeColor="text1"/>
+        </w:rPr>
+        <w:t>deauthentication</w:t>
+      </w:r>
+      <w:proofErr w:type="spellEnd"/>
+      <w:r>
+        <w:rPr>
+          <w:color w:val="000000" w:themeColor="text1"/>
+        </w:rPr>
+        <w:t xml:space="preserve"> frames, forcing users to disconnect repeatedly. </w:t>
+      </w:r>
+      <w:r>
+        <w:rPr>
+          <w:b/>
+          <w:bCs/>
+          <w:color w:val="000000" w:themeColor="text1"/>
+        </w:rPr>
+        <w:t xml:space="preserve">Answer: </w:t>
+      </w:r>
+      <w:proofErr w:type="spellStart"/>
+      <w:r>
+        <w:rPr>
+          <w:b/>
+          <w:bCs/>
+          <w:color w:val="000000" w:themeColor="text1"/>
+        </w:rPr>
+        <w:t>Deauthentication</w:t>
+      </w:r>
+      <w:proofErr w:type="spellEnd"/>
+      <w:r>
+        <w:rPr>
+          <w:b/>
+          <w:bCs/>
+          <w:color w:val="000000" w:themeColor="text1"/>
+        </w:rPr>
+        <w:t xml:space="preserve"> Attack</w:t>
       </w:r>
     </w:p>
     <w:p>
@@ -1450,161 +2211,434 @@
           <w:bCs/>
           <w:color w:val="000000" w:themeColor="text1"/>
         </w:rPr>
-        <w:t>Q4</w:t>
-      </w:r>
-      <w:r>
-        <w:rPr>
-          <w:color w:val="000000" w:themeColor="text1"/>
-        </w:rPr>
-        <w:t xml:space="preserve"> A company wants per</w:t>
-      </w:r>
-      <w:r>
-        <w:rPr>
+        <w:t>Q11</w:t>
+      </w:r>
+      <w:r>
+        <w:rPr>
+          <w:color w:val="000000" w:themeColor="text1"/>
+        </w:rPr>
+        <w:t xml:space="preserve"> A penetration tester sends crafted ARP replies, and the victim’s browser starts sending traffic to the tester. </w:t>
+      </w:r>
+      <w:r>
+        <w:rPr>
+          <w:b/>
+          <w:bCs/>
+          <w:color w:val="000000" w:themeColor="text1"/>
+        </w:rPr>
+        <w:t>Answer: ARP Poisoning</w:t>
+      </w:r>
+    </w:p>
+    <w:p>
+      <w:pPr>
+        <w:rPr>
+          <w:color w:val="000000" w:themeColor="text1"/>
+        </w:rPr>
+      </w:pPr>
+      <w:r>
+        <w:rPr>
+          <w:rFonts w:ascii="Segoe UI Emoji" w:hAnsi="Segoe UI Emoji" w:cs="Segoe UI Emoji"/>
+          <w:color w:val="000000" w:themeColor="text1"/>
+        </w:rPr>
+        <w:t>⭐</w:t>
+      </w:r>
+      <w:r>
+        <w:rPr>
+          <w:color w:val="000000" w:themeColor="text1"/>
+        </w:rPr>
+        <w:t xml:space="preserve"> </w:t>
+      </w:r>
+      <w:r>
+        <w:rPr>
+          <w:b/>
+          <w:bCs/>
+          <w:color w:val="000000" w:themeColor="text1"/>
+        </w:rPr>
+        <w:t>Q12</w:t>
+      </w:r>
+      <w:r>
+        <w:rPr>
+          <w:color w:val="000000" w:themeColor="text1"/>
+        </w:rPr>
+        <w:t xml:space="preserve"> A rogue DNS server sends incorrect IP addresses for popular websites. </w:t>
+      </w:r>
+      <w:r>
+        <w:rPr>
+          <w:b/>
+          <w:bCs/>
+          <w:color w:val="000000" w:themeColor="text1"/>
+        </w:rPr>
+        <w:t>Answer: DNS Spoofing</w:t>
+      </w:r>
+    </w:p>
+    <w:p>
+      <w:pPr>
+        <w:rPr>
+          <w:color w:val="000000" w:themeColor="text1"/>
+        </w:rPr>
+      </w:pPr>
+      <w:r>
+        <w:rPr>
+          <w:rFonts w:ascii="Segoe UI Emoji" w:hAnsi="Segoe UI Emoji" w:cs="Segoe UI Emoji"/>
+          <w:color w:val="000000" w:themeColor="text1"/>
+        </w:rPr>
+        <w:t>⭐</w:t>
+      </w:r>
+      <w:r>
+        <w:rPr>
+          <w:color w:val="000000" w:themeColor="text1"/>
+        </w:rPr>
+        <w:t xml:space="preserve"> </w:t>
+      </w:r>
+      <w:r>
+        <w:rPr>
+          <w:b/>
+          <w:bCs/>
+          <w:color w:val="000000" w:themeColor="text1"/>
+        </w:rPr>
+        <w:t>Q13</w:t>
+      </w:r>
+      <w:r>
+        <w:rPr>
+          <w:color w:val="000000" w:themeColor="text1"/>
+        </w:rPr>
+        <w:t xml:space="preserve"> An attacker intercepts traffic but does NOT modify it — only reads it. </w:t>
+      </w:r>
+      <w:r>
+        <w:rPr>
+          <w:b/>
+          <w:bCs/>
+          <w:color w:val="000000" w:themeColor="text1"/>
+        </w:rPr>
+        <w:t>Answer: Passive MITM</w:t>
+      </w:r>
+    </w:p>
+    <w:p>
+      <w:pPr>
+        <w:rPr>
+          <w:color w:val="000000" w:themeColor="text1"/>
+        </w:rPr>
+      </w:pPr>
+      <w:r>
+        <w:rPr>
+          <w:rFonts w:ascii="Segoe UI Emoji" w:hAnsi="Segoe UI Emoji" w:cs="Segoe UI Emoji"/>
+          <w:color w:val="000000" w:themeColor="text1"/>
+        </w:rPr>
+        <w:t>⭐</w:t>
+      </w:r>
+      <w:r>
+        <w:rPr>
+          <w:color w:val="000000" w:themeColor="text1"/>
+        </w:rPr>
+        <w:t xml:space="preserve"> </w:t>
+      </w:r>
+      <w:r>
+        <w:rPr>
+          <w:b/>
+          <w:bCs/>
+          <w:color w:val="000000" w:themeColor="text1"/>
+        </w:rPr>
+        <w:t>Q14</w:t>
+      </w:r>
+      <w:r>
+        <w:rPr>
+          <w:color w:val="000000" w:themeColor="text1"/>
+        </w:rPr>
+        <w:t xml:space="preserve"> A hacker spoofs the MAC address of a legitimate device to gain access to a restricted network. </w:t>
+      </w:r>
+      <w:r>
+        <w:rPr>
+          <w:b/>
+          <w:bCs/>
+          <w:color w:val="000000" w:themeColor="text1"/>
+        </w:rPr>
+        <w:t>Answer: MAC Spoofing</w:t>
+      </w:r>
+    </w:p>
+    <w:p>
+      <w:pPr>
+        <w:rPr>
+          <w:color w:val="000000" w:themeColor="text1"/>
+        </w:rPr>
+      </w:pPr>
+      <w:r>
+        <w:rPr>
+          <w:rFonts w:ascii="Segoe UI Emoji" w:hAnsi="Segoe UI Emoji" w:cs="Segoe UI Emoji"/>
+          <w:color w:val="000000" w:themeColor="text1"/>
+        </w:rPr>
+        <w:t>⭐</w:t>
+      </w:r>
+      <w:r>
+        <w:rPr>
+          <w:color w:val="000000" w:themeColor="text1"/>
+        </w:rPr>
+        <w:t xml:space="preserve"> </w:t>
+      </w:r>
+      <w:r>
+        <w:rPr>
+          <w:b/>
+          <w:bCs/>
+          <w:color w:val="000000" w:themeColor="text1"/>
+        </w:rPr>
+        <w:t>Q15</w:t>
+      </w:r>
+      <w:r>
+        <w:rPr>
+          <w:color w:val="000000" w:themeColor="text1"/>
+        </w:rPr>
+        <w:t xml:space="preserve"> A victim’s browser is redirected to a malicious site even though the URL typed is correct. </w:t>
+      </w:r>
+      <w:r>
+        <w:rPr>
+          <w:b/>
+          <w:bCs/>
+          <w:color w:val="000000" w:themeColor="text1"/>
+        </w:rPr>
+        <w:t>Answer: DNS Poisoning</w:t>
+      </w:r>
+    </w:p>
+    <w:p>
+      <w:pPr>
+        <w:rPr>
+          <w:color w:val="000000" w:themeColor="text1"/>
+        </w:rPr>
+      </w:pPr>
+      <w:r>
+        <w:rPr>
+          <w:rFonts w:ascii="Segoe UI Emoji" w:hAnsi="Segoe UI Emoji" w:cs="Segoe UI Emoji"/>
+          <w:color w:val="000000" w:themeColor="text1"/>
+        </w:rPr>
+        <w:t>⭐</w:t>
+      </w:r>
+      <w:r>
+        <w:rPr>
+          <w:color w:val="000000" w:themeColor="text1"/>
+        </w:rPr>
+        <w:t xml:space="preserve"> </w:t>
+      </w:r>
+      <w:r>
+        <w:rPr>
+          <w:b/>
+          <w:bCs/>
+          <w:color w:val="000000" w:themeColor="text1"/>
+        </w:rPr>
+        <w:t>Q16</w:t>
+      </w:r>
+      <w:r>
+        <w:rPr>
+          <w:color w:val="000000" w:themeColor="text1"/>
+        </w:rPr>
+        <w:t xml:space="preserve"> A switch’s CAM table is full, causing it to broadcast all traffic. </w:t>
+      </w:r>
+      <w:r>
+        <w:rPr>
+          <w:b/>
+          <w:bCs/>
+          <w:color w:val="000000" w:themeColor="text1"/>
+        </w:rPr>
+        <w:t>Answer: MAC Flooding</w:t>
+      </w:r>
+    </w:p>
+    <w:p>
+      <w:pPr>
+        <w:rPr>
+          <w:color w:val="000000" w:themeColor="text1"/>
+        </w:rPr>
+      </w:pPr>
+      <w:r>
+        <w:rPr>
+          <w:rFonts w:ascii="Segoe UI Emoji" w:hAnsi="Segoe UI Emoji" w:cs="Segoe UI Emoji"/>
+          <w:color w:val="000000" w:themeColor="text1"/>
+        </w:rPr>
+        <w:t>⭐</w:t>
+      </w:r>
+      <w:r>
+        <w:rPr>
+          <w:color w:val="000000" w:themeColor="text1"/>
+        </w:rPr>
+        <w:t xml:space="preserve"> </w:t>
+      </w:r>
+      <w:r>
+        <w:rPr>
+          <w:b/>
+          <w:bCs/>
+          <w:color w:val="000000" w:themeColor="text1"/>
+        </w:rPr>
+        <w:t>Q17</w:t>
+      </w:r>
+      <w:r>
+        <w:rPr>
+          <w:color w:val="000000" w:themeColor="text1"/>
+        </w:rPr>
+        <w:t xml:space="preserve"> An attacker steals a user’s session cookie and uses it to impersonate the user. </w:t>
+      </w:r>
+      <w:r>
+        <w:rPr>
+          <w:b/>
+          <w:bCs/>
+          <w:color w:val="000000" w:themeColor="text1"/>
+        </w:rPr>
+        <w:t>Answer: Session Hijacking</w:t>
+      </w:r>
+    </w:p>
+    <w:p>
+      <w:pPr>
+        <w:rPr>
+          <w:color w:val="000000" w:themeColor="text1"/>
+        </w:rPr>
+      </w:pPr>
+      <w:r>
+        <w:rPr>
+          <w:rFonts w:ascii="Segoe UI Emoji" w:hAnsi="Segoe UI Emoji" w:cs="Segoe UI Emoji"/>
+          <w:color w:val="000000" w:themeColor="text1"/>
+        </w:rPr>
+        <w:t>⭐</w:t>
+      </w:r>
+      <w:r>
+        <w:rPr>
+          <w:color w:val="000000" w:themeColor="text1"/>
+        </w:rPr>
+        <w:t xml:space="preserve"> </w:t>
+      </w:r>
+      <w:r>
+        <w:rPr>
+          <w:b/>
+          <w:bCs/>
+          <w:color w:val="000000" w:themeColor="text1"/>
+        </w:rPr>
+        <w:t>Q18</w:t>
+      </w:r>
+      <w:r>
+        <w:rPr>
+          <w:color w:val="000000" w:themeColor="text1"/>
+        </w:rPr>
+        <w:t xml:space="preserve"> A server receives more traffic than it can handle, but all requests come from a single IP address. </w:t>
+      </w:r>
+      <w:r>
+        <w:rPr>
+          <w:b/>
+          <w:bCs/>
+          <w:color w:val="000000" w:themeColor="text1"/>
+        </w:rPr>
+        <w:t>Answer: DoS Attack</w:t>
+      </w:r>
+    </w:p>
+    <w:p>
+      <w:pPr>
+        <w:rPr>
+          <w:color w:val="000000" w:themeColor="text1"/>
+        </w:rPr>
+      </w:pPr>
+      <w:r>
+        <w:rPr>
+          <w:rFonts w:ascii="Segoe UI Emoji" w:hAnsi="Segoe UI Emoji" w:cs="Segoe UI Emoji"/>
+          <w:color w:val="000000" w:themeColor="text1"/>
+        </w:rPr>
+        <w:t>⭐</w:t>
+      </w:r>
+      <w:r>
+        <w:rPr>
+          <w:color w:val="000000" w:themeColor="text1"/>
+        </w:rPr>
+        <w:t xml:space="preserve"> </w:t>
+      </w:r>
+      <w:r>
+        <w:rPr>
+          <w:b/>
+          <w:bCs/>
+          <w:color w:val="000000" w:themeColor="text1"/>
+        </w:rPr>
+        <w:t>Q19</w:t>
+      </w:r>
+      <w:r>
+        <w:rPr>
+          <w:color w:val="000000" w:themeColor="text1"/>
+        </w:rPr>
+        <w:t xml:space="preserve"> A hacker modifies packets in transit during an online transaction. </w:t>
+      </w:r>
+      <w:r>
+        <w:rPr>
+          <w:b/>
+          <w:bCs/>
+          <w:color w:val="000000" w:themeColor="text1"/>
+        </w:rPr>
+        <w:t>Answer: MITM (Active)</w:t>
+      </w:r>
+    </w:p>
+    <w:p>
+      <w:pPr>
+        <w:rPr>
+          <w:color w:val="000000" w:themeColor="text1"/>
+        </w:rPr>
+      </w:pPr>
+      <w:r>
+        <w:rPr>
+          <w:rFonts w:ascii="Segoe UI Emoji" w:hAnsi="Segoe UI Emoji" w:cs="Segoe UI Emoji"/>
+          <w:color w:val="000000" w:themeColor="text1"/>
+        </w:rPr>
+        <w:t>⭐</w:t>
+      </w:r>
+      <w:r>
+        <w:rPr>
+          <w:color w:val="000000" w:themeColor="text1"/>
+        </w:rPr>
+        <w:t xml:space="preserve"> </w:t>
+      </w:r>
+      <w:r>
+        <w:rPr>
+          <w:b/>
+          <w:bCs/>
+          <w:color w:val="000000" w:themeColor="text1"/>
+        </w:rPr>
+        <w:t>Q20</w:t>
+      </w:r>
+      <w:r>
+        <w:rPr>
+          <w:color w:val="000000" w:themeColor="text1"/>
+        </w:rPr>
+        <w:t xml:space="preserve"> An attacker sends crafted packets pretending to be the gateway’s IP to confuse devices on the LAN. </w:t>
+      </w:r>
+      <w:r>
+        <w:rPr>
+          <w:b/>
+          <w:bCs/>
+          <w:color w:val="000000" w:themeColor="text1"/>
+        </w:rPr>
+        <w:t>Answer: ARP Spoofing</w:t>
+      </w:r>
+    </w:p>
+    <w:p>
+      <w:pPr>
+        <w:rPr>
+          <w:b/>
+          <w:bCs/>
+          <w:color w:val="000000" w:themeColor="text1"/>
+        </w:rPr>
+      </w:pPr>
+      <w:r>
+        <w:rPr>
+          <w:rFonts w:ascii="Segoe UI Emoji" w:hAnsi="Segoe UI Emoji" w:cs="Segoe UI Emoji"/>
+          <w:b/>
+          <w:bCs/>
+          <w:color w:val="000000" w:themeColor="text1"/>
+        </w:rPr>
+        <w:t>⭐</w:t>
+      </w:r>
+      <w:r>
+        <w:rPr>
+          <w:b/>
+          <w:bCs/>
+          <w:color w:val="000000" w:themeColor="text1"/>
+        </w:rPr>
+        <w:t xml:space="preserve"> DAY</w:t>
+      </w:r>
+      <w:r>
+        <w:rPr>
+          <w:b/>
+          <w:bCs/>
           <w:color w:val="000000" w:themeColor="text1"/>
         </w:rPr>
         <w:noBreakHyphen/>
-        <w:t>user authentication for Wi</w:t>
-      </w:r>
-      <w:r>
-        <w:rPr>
-          <w:color w:val="000000" w:themeColor="text1"/>
-        </w:rPr>
-        <w:noBreakHyphen/>
-        <w:t xml:space="preserve">Fi using usernames and passwords instead of a shared key. </w:t>
-      </w:r>
-      <w:r>
-        <w:rPr>
-          <w:b/>
-          <w:bCs/>
-          <w:color w:val="000000" w:themeColor="text1"/>
-        </w:rPr>
-        <w:t>Answer: Enterprise Mode (802.1X + RADIUS)</w:t>
-      </w:r>
-    </w:p>
-    <w:p>
-      <w:pPr>
-        <w:rPr>
-          <w:color w:val="000000" w:themeColor="text1"/>
-        </w:rPr>
-      </w:pPr>
-      <w:r>
-        <w:rPr>
-          <w:rFonts w:ascii="Segoe UI Emoji" w:hAnsi="Segoe UI Emoji" w:cs="Segoe UI Emoji"/>
-          <w:color w:val="000000" w:themeColor="text1"/>
-        </w:rPr>
-        <w:t>⭐</w:t>
-      </w:r>
-      <w:r>
-        <w:rPr>
-          <w:color w:val="000000" w:themeColor="text1"/>
-        </w:rPr>
-        <w:t xml:space="preserve"> </w:t>
-      </w:r>
-      <w:r>
-        <w:rPr>
-          <w:b/>
-          <w:bCs/>
-          <w:color w:val="000000" w:themeColor="text1"/>
-        </w:rPr>
-        <w:t>Q5</w:t>
-      </w:r>
-      <w:r>
-        <w:rPr>
-          <w:color w:val="000000" w:themeColor="text1"/>
-        </w:rPr>
-        <w:t xml:space="preserve"> A company wants the strongest wireless encryption available. </w:t>
-      </w:r>
-      <w:r>
-        <w:rPr>
-          <w:b/>
-          <w:bCs/>
-          <w:color w:val="000000" w:themeColor="text1"/>
-        </w:rPr>
-        <w:t>Answer: WPA3</w:t>
-      </w:r>
-    </w:p>
-    <w:p>
-      <w:pPr>
-        <w:rPr>
-          <w:color w:val="000000" w:themeColor="text1"/>
-        </w:rPr>
-      </w:pPr>
-      <w:r>
-        <w:rPr>
-          <w:rFonts w:ascii="Segoe UI Emoji" w:hAnsi="Segoe UI Emoji" w:cs="Segoe UI Emoji"/>
-          <w:color w:val="000000" w:themeColor="text1"/>
-        </w:rPr>
-        <w:t>⭐</w:t>
-      </w:r>
-      <w:r>
-        <w:rPr>
-          <w:color w:val="000000" w:themeColor="text1"/>
-        </w:rPr>
-        <w:t xml:space="preserve"> </w:t>
-      </w:r>
-      <w:r>
-        <w:rPr>
-          <w:b/>
-          <w:bCs/>
-          <w:color w:val="000000" w:themeColor="text1"/>
-        </w:rPr>
-        <w:t>Q6</w:t>
-      </w:r>
-      <w:r>
-        <w:rPr>
-          <w:color w:val="000000" w:themeColor="text1"/>
-        </w:rPr>
-        <w:t xml:space="preserve"> A wireless jammer disrupts all nearby Wi</w:t>
-      </w:r>
-      <w:r>
-        <w:rPr>
-          <w:color w:val="000000" w:themeColor="text1"/>
-        </w:rPr>
-        <w:noBreakHyphen/>
-        <w:t xml:space="preserve">Fi signals. </w:t>
-      </w:r>
-      <w:r>
-        <w:rPr>
-          <w:b/>
-          <w:bCs/>
-          <w:color w:val="000000" w:themeColor="text1"/>
-        </w:rPr>
-        <w:t>Answer: Jamming Attack</w:t>
-      </w:r>
-    </w:p>
-    <w:p>
-      <w:pPr>
-        <w:rPr>
-          <w:b/>
-          <w:bCs/>
-          <w:color w:val="000000" w:themeColor="text1"/>
-        </w:rPr>
-      </w:pPr>
-      <w:r>
-        <w:rPr>
-          <w:rFonts w:ascii="Segoe UI Emoji" w:hAnsi="Segoe UI Emoji" w:cs="Segoe UI Emoji"/>
-          <w:b/>
-          <w:bCs/>
-          <w:color w:val="000000" w:themeColor="text1"/>
-        </w:rPr>
-        <w:t>⭐</w:t>
-      </w:r>
-      <w:r>
-        <w:rPr>
-          <w:b/>
-          <w:bCs/>
-          <w:color w:val="000000" w:themeColor="text1"/>
-        </w:rPr>
-        <w:t xml:space="preserve"> DAY</w:t>
-      </w:r>
-      <w:r>
-        <w:rPr>
-          <w:b/>
-          <w:bCs/>
-          <w:color w:val="000000" w:themeColor="text1"/>
-        </w:rPr>
-        <w:noBreakHyphen/>
-        <w:t>5 — Network Attacks (100% Exam</w:t>
+        <w:t>6 — Firewalls &amp; VPN (100% Exam</w:t>
       </w:r>
       <w:r>
         <w:rPr>
@@ -1624,21 +2658,6 @@
       </w:pPr>
       <w:r>
         <w:rPr>
-          <w:i/>
-          <w:iCs/>
-          <w:color w:val="000000" w:themeColor="text1"/>
-        </w:rPr>
-        <w:t>(Your original list — now included with all days)</w:t>
-      </w:r>
-    </w:p>
-    <w:p>
-      <w:pPr>
-        <w:rPr>
-          <w:color w:val="000000" w:themeColor="text1"/>
-        </w:rPr>
-      </w:pPr>
-      <w:r>
-        <w:rPr>
           <w:rFonts w:ascii="Segoe UI Emoji" w:hAnsi="Segoe UI Emoji" w:cs="Segoe UI Emoji"/>
           <w:color w:val="000000" w:themeColor="text1"/>
         </w:rPr>
@@ -1662,940 +2681,21 @@
         <w:rPr>
           <w:color w:val="000000" w:themeColor="text1"/>
         </w:rPr>
-        <w:t xml:space="preserve"> A workstation suddenly begins sending all traffic to an attacker’s laptop instead of the default gateway. Logs show unexpected ARP replies mapping the gateway’s IP to a different MAC address. </w:t>
-      </w:r>
-      <w:r>
-        <w:rPr>
-          <w:b/>
-          <w:bCs/>
-          <w:color w:val="000000" w:themeColor="text1"/>
-        </w:rPr>
-        <w:t>Answer: ARP Poisoning</w:t>
-      </w:r>
-    </w:p>
-    <w:p>
-      <w:pPr>
-        <w:rPr>
-          <w:color w:val="000000" w:themeColor="text1"/>
-        </w:rPr>
-      </w:pPr>
-      <w:r>
-        <w:rPr>
-          <w:rFonts w:ascii="Segoe UI Emoji" w:hAnsi="Segoe UI Emoji" w:cs="Segoe UI Emoji"/>
-          <w:color w:val="000000" w:themeColor="text1"/>
-        </w:rPr>
-        <w:t>⭐</w:t>
-      </w:r>
-      <w:r>
-        <w:rPr>
-          <w:color w:val="000000" w:themeColor="text1"/>
-        </w:rPr>
-        <w:t xml:space="preserve"> </w:t>
-      </w:r>
-      <w:r>
-        <w:rPr>
-          <w:b/>
-          <w:bCs/>
-          <w:color w:val="000000" w:themeColor="text1"/>
-        </w:rPr>
-        <w:t>Q2</w:t>
-      </w:r>
-      <w:r>
-        <w:rPr>
-          <w:color w:val="000000" w:themeColor="text1"/>
-        </w:rPr>
-        <w:t xml:space="preserve"> Users attempting to access </w:t>
-      </w:r>
-      <w:r>
-        <w:rPr>
-          <w:i/>
-          <w:iCs/>
-          <w:color w:val="000000" w:themeColor="text1"/>
-        </w:rPr>
-        <w:t>bank.com</w:t>
-      </w:r>
-      <w:r>
-        <w:rPr>
-          <w:color w:val="000000" w:themeColor="text1"/>
-        </w:rPr>
-        <w:t xml:space="preserve"> are redirected to a fake login page. A packet capture shows forged DNS responses pointing to a malicious IP. </w:t>
-      </w:r>
-      <w:r>
-        <w:rPr>
-          <w:b/>
-          <w:bCs/>
-          <w:color w:val="000000" w:themeColor="text1"/>
-        </w:rPr>
-        <w:t>Answer: DNS Spoofing / DNS Poisoning</w:t>
-      </w:r>
-    </w:p>
-    <w:p>
-      <w:pPr>
-        <w:rPr>
-          <w:color w:val="000000" w:themeColor="text1"/>
-        </w:rPr>
-      </w:pPr>
-      <w:r>
-        <w:rPr>
-          <w:rFonts w:ascii="Segoe UI Emoji" w:hAnsi="Segoe UI Emoji" w:cs="Segoe UI Emoji"/>
-          <w:color w:val="000000" w:themeColor="text1"/>
-        </w:rPr>
-        <w:t>⭐</w:t>
-      </w:r>
-      <w:r>
-        <w:rPr>
-          <w:color w:val="000000" w:themeColor="text1"/>
-        </w:rPr>
-        <w:t xml:space="preserve"> </w:t>
-      </w:r>
-      <w:r>
-        <w:rPr>
-          <w:b/>
-          <w:bCs/>
-          <w:color w:val="000000" w:themeColor="text1"/>
-        </w:rPr>
-        <w:t>Q3</w:t>
-      </w:r>
-      <w:r>
-        <w:rPr>
-          <w:color w:val="000000" w:themeColor="text1"/>
-        </w:rPr>
-        <w:t xml:space="preserve"> A switch begins forwarding all frames out every port. Security logs show the CAM table was overloaded with thousands of fake MAC addresses. </w:t>
-      </w:r>
-      <w:r>
-        <w:rPr>
-          <w:b/>
-          <w:bCs/>
-          <w:color w:val="000000" w:themeColor="text1"/>
-        </w:rPr>
-        <w:t>Answer: MAC Flooding</w:t>
-      </w:r>
-    </w:p>
-    <w:p>
-      <w:pPr>
-        <w:rPr>
-          <w:color w:val="000000" w:themeColor="text1"/>
-        </w:rPr>
-      </w:pPr>
-      <w:r>
-        <w:rPr>
-          <w:rFonts w:ascii="Segoe UI Emoji" w:hAnsi="Segoe UI Emoji" w:cs="Segoe UI Emoji"/>
-          <w:color w:val="000000" w:themeColor="text1"/>
-        </w:rPr>
-        <w:t>⭐</w:t>
-      </w:r>
-      <w:r>
-        <w:rPr>
-          <w:color w:val="000000" w:themeColor="text1"/>
-        </w:rPr>
-        <w:t xml:space="preserve"> </w:t>
-      </w:r>
-      <w:r>
-        <w:rPr>
-          <w:b/>
-          <w:bCs/>
-          <w:color w:val="000000" w:themeColor="text1"/>
-        </w:rPr>
-        <w:t>Q4</w:t>
-      </w:r>
-      <w:r>
-        <w:rPr>
-          <w:color w:val="000000" w:themeColor="text1"/>
-        </w:rPr>
-        <w:t xml:space="preserve"> An attacker captures authentication packets and later resends them to gain access without knowing the password. </w:t>
-      </w:r>
-      <w:r>
-        <w:rPr>
-          <w:b/>
-          <w:bCs/>
-          <w:color w:val="000000" w:themeColor="text1"/>
-        </w:rPr>
-        <w:t>Answer: Replay Attack</w:t>
-      </w:r>
-    </w:p>
-    <w:p>
-      <w:pPr>
-        <w:rPr>
-          <w:color w:val="000000" w:themeColor="text1"/>
-        </w:rPr>
-      </w:pPr>
-      <w:r>
-        <w:rPr>
-          <w:rFonts w:ascii="Segoe UI Emoji" w:hAnsi="Segoe UI Emoji" w:cs="Segoe UI Emoji"/>
-          <w:color w:val="000000" w:themeColor="text1"/>
-        </w:rPr>
-        <w:t>⭐</w:t>
-      </w:r>
-      <w:r>
-        <w:rPr>
-          <w:color w:val="000000" w:themeColor="text1"/>
-        </w:rPr>
-        <w:t xml:space="preserve"> </w:t>
-      </w:r>
-      <w:r>
-        <w:rPr>
-          <w:b/>
-          <w:bCs/>
-          <w:color w:val="000000" w:themeColor="text1"/>
-        </w:rPr>
-        <w:t>Q5</w:t>
-      </w:r>
-      <w:r>
-        <w:rPr>
-          <w:color w:val="000000" w:themeColor="text1"/>
-        </w:rPr>
-        <w:t xml:space="preserve"> A user reports unauthorized banking transfers. Logs reveal that traffic was intercepted and modified while traveling between the user and the server. </w:t>
-      </w:r>
-      <w:r>
-        <w:rPr>
-          <w:b/>
-          <w:bCs/>
-          <w:color w:val="000000" w:themeColor="text1"/>
-        </w:rPr>
-        <w:t>Answer: MITM (Man</w:t>
-      </w:r>
-      <w:r>
-        <w:rPr>
-          <w:b/>
-          <w:bCs/>
-          <w:color w:val="000000" w:themeColor="text1"/>
-        </w:rPr>
-        <w:noBreakHyphen/>
-        <w:t>in</w:t>
-      </w:r>
-      <w:r>
-        <w:rPr>
-          <w:b/>
-          <w:bCs/>
-          <w:color w:val="000000" w:themeColor="text1"/>
-        </w:rPr>
-        <w:noBreakHyphen/>
-        <w:t>the</w:t>
-      </w:r>
-      <w:r>
-        <w:rPr>
-          <w:b/>
-          <w:bCs/>
-          <w:color w:val="000000" w:themeColor="text1"/>
-        </w:rPr>
-        <w:noBreakHyphen/>
-        <w:t>Middle)</w:t>
-      </w:r>
-    </w:p>
-    <w:p>
-      <w:pPr>
-        <w:rPr>
-          <w:color w:val="000000" w:themeColor="text1"/>
-        </w:rPr>
-      </w:pPr>
-      <w:r>
-        <w:rPr>
-          <w:rFonts w:ascii="Segoe UI Emoji" w:hAnsi="Segoe UI Emoji" w:cs="Segoe UI Emoji"/>
-          <w:color w:val="000000" w:themeColor="text1"/>
-        </w:rPr>
-        <w:t>⭐</w:t>
-      </w:r>
-      <w:r>
-        <w:rPr>
-          <w:color w:val="000000" w:themeColor="text1"/>
-        </w:rPr>
-        <w:t xml:space="preserve"> </w:t>
-      </w:r>
-      <w:r>
-        <w:rPr>
-          <w:b/>
-          <w:bCs/>
-          <w:color w:val="000000" w:themeColor="text1"/>
-        </w:rPr>
-        <w:t>Q6</w:t>
-      </w:r>
-      <w:r>
-        <w:rPr>
-          <w:color w:val="000000" w:themeColor="text1"/>
-        </w:rPr>
-        <w:t xml:space="preserve"> An attacker sends packets pretending to be from the CEO’s IP address to bypass firewall rules. </w:t>
-      </w:r>
-      <w:r>
-        <w:rPr>
-          <w:b/>
-          <w:bCs/>
-          <w:color w:val="000000" w:themeColor="text1"/>
-        </w:rPr>
-        <w:t>Answer: IP Spoofing</w:t>
-      </w:r>
-    </w:p>
-    <w:p>
-      <w:pPr>
-        <w:rPr>
-          <w:color w:val="000000" w:themeColor="text1"/>
-        </w:rPr>
-      </w:pPr>
-      <w:r>
-        <w:rPr>
-          <w:rFonts w:ascii="Segoe UI Emoji" w:hAnsi="Segoe UI Emoji" w:cs="Segoe UI Emoji"/>
-          <w:color w:val="000000" w:themeColor="text1"/>
-        </w:rPr>
-        <w:t>⭐</w:t>
-      </w:r>
-      <w:r>
-        <w:rPr>
-          <w:color w:val="000000" w:themeColor="text1"/>
-        </w:rPr>
-        <w:t xml:space="preserve"> </w:t>
-      </w:r>
-      <w:r>
-        <w:rPr>
-          <w:b/>
-          <w:bCs/>
-          <w:color w:val="000000" w:themeColor="text1"/>
-        </w:rPr>
-        <w:t>Q7</w:t>
-      </w:r>
-      <w:r>
-        <w:rPr>
-          <w:color w:val="000000" w:themeColor="text1"/>
-        </w:rPr>
-        <w:t xml:space="preserve"> A web server becomes unreachable. Monitoring tools show millions of requests per second from multiple global IP addresses. </w:t>
-      </w:r>
-      <w:r>
-        <w:rPr>
-          <w:b/>
-          <w:bCs/>
-          <w:color w:val="000000" w:themeColor="text1"/>
-        </w:rPr>
-        <w:t>Answer: DDoS Attack</w:t>
-      </w:r>
-    </w:p>
-    <w:p>
-      <w:pPr>
-        <w:rPr>
-          <w:color w:val="000000" w:themeColor="text1"/>
-        </w:rPr>
-      </w:pPr>
-      <w:r>
-        <w:rPr>
-          <w:rFonts w:ascii="Segoe UI Emoji" w:hAnsi="Segoe UI Emoji" w:cs="Segoe UI Emoji"/>
-          <w:color w:val="000000" w:themeColor="text1"/>
-        </w:rPr>
-        <w:t>⭐</w:t>
-      </w:r>
-      <w:r>
-        <w:rPr>
-          <w:color w:val="000000" w:themeColor="text1"/>
-        </w:rPr>
-        <w:t xml:space="preserve"> </w:t>
-      </w:r>
-      <w:r>
-        <w:rPr>
-          <w:b/>
-          <w:bCs/>
-          <w:color w:val="000000" w:themeColor="text1"/>
-        </w:rPr>
-        <w:t>Q8</w:t>
-      </w:r>
-      <w:r>
-        <w:rPr>
-          <w:color w:val="000000" w:themeColor="text1"/>
-        </w:rPr>
-        <w:t xml:space="preserve"> An attacker uses a stolen session ID to access a user’s account without credentials. </w:t>
-      </w:r>
-      <w:r>
-        <w:rPr>
-          <w:b/>
-          <w:bCs/>
-          <w:color w:val="000000" w:themeColor="text1"/>
-        </w:rPr>
-        <w:t>Answer: Session Hijacking</w:t>
-      </w:r>
-    </w:p>
-    <w:p>
-      <w:pPr>
-        <w:rPr>
-          <w:color w:val="000000" w:themeColor="text1"/>
-        </w:rPr>
-      </w:pPr>
-      <w:r>
-        <w:rPr>
-          <w:rFonts w:ascii="Segoe UI Emoji" w:hAnsi="Segoe UI Emoji" w:cs="Segoe UI Emoji"/>
-          <w:color w:val="000000" w:themeColor="text1"/>
-        </w:rPr>
-        <w:lastRenderedPageBreak/>
-        <w:t>⭐</w:t>
-      </w:r>
-      <w:r>
-        <w:rPr>
-          <w:color w:val="000000" w:themeColor="text1"/>
-        </w:rPr>
-        <w:t xml:space="preserve"> </w:t>
-      </w:r>
-      <w:r>
-        <w:rPr>
-          <w:b/>
-          <w:bCs/>
-          <w:color w:val="000000" w:themeColor="text1"/>
-        </w:rPr>
-        <w:t>Q9</w:t>
-      </w:r>
-      <w:r>
-        <w:rPr>
-          <w:color w:val="000000" w:themeColor="text1"/>
-        </w:rPr>
-        <w:t xml:space="preserve"> A malicious actor sends emails pretending to be HR to trick employees into clicking a link. </w:t>
-      </w:r>
-      <w:r>
-        <w:rPr>
-          <w:b/>
-          <w:bCs/>
-          <w:color w:val="000000" w:themeColor="text1"/>
-        </w:rPr>
-        <w:t>Answer: Email Spoofing / Phishing</w:t>
-      </w:r>
-    </w:p>
-    <w:p>
-      <w:pPr>
-        <w:rPr>
-          <w:color w:val="000000" w:themeColor="text1"/>
-        </w:rPr>
-      </w:pPr>
-      <w:r>
-        <w:rPr>
-          <w:rFonts w:ascii="Segoe UI Emoji" w:hAnsi="Segoe UI Emoji" w:cs="Segoe UI Emoji"/>
-          <w:color w:val="000000" w:themeColor="text1"/>
-        </w:rPr>
-        <w:t>⭐</w:t>
-      </w:r>
-      <w:r>
-        <w:rPr>
-          <w:color w:val="000000" w:themeColor="text1"/>
-        </w:rPr>
-        <w:t xml:space="preserve"> </w:t>
-      </w:r>
-      <w:r>
-        <w:rPr>
-          <w:b/>
-          <w:bCs/>
-          <w:color w:val="000000" w:themeColor="text1"/>
-        </w:rPr>
-        <w:t>Q10</w:t>
-      </w:r>
-      <w:r>
-        <w:rPr>
-          <w:color w:val="000000" w:themeColor="text1"/>
-        </w:rPr>
-        <w:t xml:space="preserve"> A hacker floods Wi</w:t>
-      </w:r>
-      <w:r>
-        <w:rPr>
-          <w:color w:val="000000" w:themeColor="text1"/>
-        </w:rPr>
-        <w:noBreakHyphen/>
-        <w:t xml:space="preserve">Fi with deauthentication frames, forcing users to disconnect repeatedly. </w:t>
-      </w:r>
-      <w:r>
-        <w:rPr>
-          <w:b/>
-          <w:bCs/>
-          <w:color w:val="000000" w:themeColor="text1"/>
-        </w:rPr>
-        <w:t>Answer: Deauthentication Attack</w:t>
-      </w:r>
-    </w:p>
-    <w:p>
-      <w:pPr>
-        <w:rPr>
-          <w:color w:val="000000" w:themeColor="text1"/>
-        </w:rPr>
-      </w:pPr>
-      <w:r>
-        <w:rPr>
-          <w:rFonts w:ascii="Segoe UI Emoji" w:hAnsi="Segoe UI Emoji" w:cs="Segoe UI Emoji"/>
-          <w:color w:val="000000" w:themeColor="text1"/>
-        </w:rPr>
-        <w:t>⭐</w:t>
-      </w:r>
-      <w:r>
-        <w:rPr>
-          <w:color w:val="000000" w:themeColor="text1"/>
-        </w:rPr>
-        <w:t xml:space="preserve"> </w:t>
-      </w:r>
-      <w:r>
-        <w:rPr>
-          <w:b/>
-          <w:bCs/>
-          <w:color w:val="000000" w:themeColor="text1"/>
-        </w:rPr>
-        <w:t>Q11</w:t>
-      </w:r>
-      <w:r>
-        <w:rPr>
-          <w:color w:val="000000" w:themeColor="text1"/>
-        </w:rPr>
-        <w:t xml:space="preserve"> A penetration tester sends crafted ARP replies, and the victim’s browser starts sending traffic to the tester. </w:t>
-      </w:r>
-      <w:r>
-        <w:rPr>
-          <w:b/>
-          <w:bCs/>
-          <w:color w:val="000000" w:themeColor="text1"/>
-        </w:rPr>
-        <w:t>Answer: ARP Poisoning</w:t>
-      </w:r>
-    </w:p>
-    <w:p>
-      <w:pPr>
-        <w:rPr>
-          <w:color w:val="000000" w:themeColor="text1"/>
-        </w:rPr>
-      </w:pPr>
-      <w:r>
-        <w:rPr>
-          <w:rFonts w:ascii="Segoe UI Emoji" w:hAnsi="Segoe UI Emoji" w:cs="Segoe UI Emoji"/>
-          <w:color w:val="000000" w:themeColor="text1"/>
-        </w:rPr>
-        <w:t>⭐</w:t>
-      </w:r>
-      <w:r>
-        <w:rPr>
-          <w:color w:val="000000" w:themeColor="text1"/>
-        </w:rPr>
-        <w:t xml:space="preserve"> </w:t>
-      </w:r>
-      <w:r>
-        <w:rPr>
-          <w:b/>
-          <w:bCs/>
-          <w:color w:val="000000" w:themeColor="text1"/>
-        </w:rPr>
-        <w:t>Q12</w:t>
-      </w:r>
-      <w:r>
-        <w:rPr>
-          <w:color w:val="000000" w:themeColor="text1"/>
-        </w:rPr>
-        <w:t xml:space="preserve"> A rogue DNS server sends incorrect IP addresses for popular websites. </w:t>
-      </w:r>
-      <w:r>
-        <w:rPr>
-          <w:b/>
-          <w:bCs/>
-          <w:color w:val="000000" w:themeColor="text1"/>
-        </w:rPr>
-        <w:t>Answer: DNS Spoofing</w:t>
-      </w:r>
-    </w:p>
-    <w:p>
-      <w:pPr>
-        <w:rPr>
-          <w:color w:val="000000" w:themeColor="text1"/>
-        </w:rPr>
-      </w:pPr>
-      <w:r>
-        <w:rPr>
-          <w:rFonts w:ascii="Segoe UI Emoji" w:hAnsi="Segoe UI Emoji" w:cs="Segoe UI Emoji"/>
-          <w:color w:val="000000" w:themeColor="text1"/>
-        </w:rPr>
-        <w:t>⭐</w:t>
-      </w:r>
-      <w:r>
-        <w:rPr>
-          <w:color w:val="000000" w:themeColor="text1"/>
-        </w:rPr>
-        <w:t xml:space="preserve"> </w:t>
-      </w:r>
-      <w:r>
-        <w:rPr>
-          <w:b/>
-          <w:bCs/>
-          <w:color w:val="000000" w:themeColor="text1"/>
-        </w:rPr>
-        <w:t>Q13</w:t>
-      </w:r>
-      <w:r>
-        <w:rPr>
-          <w:color w:val="000000" w:themeColor="text1"/>
-        </w:rPr>
-        <w:t xml:space="preserve"> An attacker intercepts traffic but does NOT modify it — only reads it. </w:t>
-      </w:r>
-      <w:r>
-        <w:rPr>
-          <w:b/>
-          <w:bCs/>
-          <w:color w:val="000000" w:themeColor="text1"/>
-        </w:rPr>
-        <w:t>Answer: Passive MITM</w:t>
-      </w:r>
-    </w:p>
-    <w:p>
-      <w:pPr>
-        <w:rPr>
-          <w:color w:val="000000" w:themeColor="text1"/>
-        </w:rPr>
-      </w:pPr>
-      <w:r>
-        <w:rPr>
-          <w:rFonts w:ascii="Segoe UI Emoji" w:hAnsi="Segoe UI Emoji" w:cs="Segoe UI Emoji"/>
-          <w:color w:val="000000" w:themeColor="text1"/>
-        </w:rPr>
-        <w:t>⭐</w:t>
-      </w:r>
-      <w:r>
-        <w:rPr>
-          <w:color w:val="000000" w:themeColor="text1"/>
-        </w:rPr>
-        <w:t xml:space="preserve"> </w:t>
-      </w:r>
-      <w:r>
-        <w:rPr>
-          <w:b/>
-          <w:bCs/>
-          <w:color w:val="000000" w:themeColor="text1"/>
-        </w:rPr>
-        <w:t>Q14</w:t>
-      </w:r>
-      <w:r>
-        <w:rPr>
-          <w:color w:val="000000" w:themeColor="text1"/>
-        </w:rPr>
-        <w:t xml:space="preserve"> A hacker spoofs the MAC address of a legitimate device to gain access to a restricted network. </w:t>
-      </w:r>
-      <w:r>
-        <w:rPr>
-          <w:b/>
-          <w:bCs/>
-          <w:color w:val="000000" w:themeColor="text1"/>
-        </w:rPr>
-        <w:t>Answer: MAC Spoofing</w:t>
-      </w:r>
-    </w:p>
-    <w:p>
-      <w:pPr>
-        <w:rPr>
-          <w:color w:val="000000" w:themeColor="text1"/>
-        </w:rPr>
-      </w:pPr>
-      <w:r>
-        <w:rPr>
-          <w:rFonts w:ascii="Segoe UI Emoji" w:hAnsi="Segoe UI Emoji" w:cs="Segoe UI Emoji"/>
-          <w:color w:val="000000" w:themeColor="text1"/>
-        </w:rPr>
-        <w:t>⭐</w:t>
-      </w:r>
-      <w:r>
-        <w:rPr>
-          <w:color w:val="000000" w:themeColor="text1"/>
-        </w:rPr>
-        <w:t xml:space="preserve"> </w:t>
-      </w:r>
-      <w:r>
-        <w:rPr>
-          <w:b/>
-          <w:bCs/>
-          <w:color w:val="000000" w:themeColor="text1"/>
-        </w:rPr>
-        <w:t>Q15</w:t>
-      </w:r>
-      <w:r>
-        <w:rPr>
-          <w:color w:val="000000" w:themeColor="text1"/>
-        </w:rPr>
-        <w:t xml:space="preserve"> A victim’s browser is redirected to a malicious site even though the URL typed is correct. </w:t>
-      </w:r>
-      <w:r>
-        <w:rPr>
-          <w:b/>
-          <w:bCs/>
-          <w:color w:val="000000" w:themeColor="text1"/>
-        </w:rPr>
-        <w:t>Answer: DNS Poisoning</w:t>
-      </w:r>
-    </w:p>
-    <w:p>
-      <w:pPr>
-        <w:rPr>
-          <w:color w:val="000000" w:themeColor="text1"/>
-        </w:rPr>
-      </w:pPr>
-      <w:r>
-        <w:rPr>
-          <w:rFonts w:ascii="Segoe UI Emoji" w:hAnsi="Segoe UI Emoji" w:cs="Segoe UI Emoji"/>
-          <w:color w:val="000000" w:themeColor="text1"/>
-        </w:rPr>
-        <w:t>⭐</w:t>
-      </w:r>
-      <w:r>
-        <w:rPr>
-          <w:color w:val="000000" w:themeColor="text1"/>
-        </w:rPr>
-        <w:t xml:space="preserve"> </w:t>
-      </w:r>
-      <w:r>
-        <w:rPr>
-          <w:b/>
-          <w:bCs/>
-          <w:color w:val="000000" w:themeColor="text1"/>
-        </w:rPr>
-        <w:t>Q16</w:t>
-      </w:r>
-      <w:r>
-        <w:rPr>
-          <w:color w:val="000000" w:themeColor="text1"/>
-        </w:rPr>
-        <w:t xml:space="preserve"> A switch’s CAM table is full, causing it to broadcast all traffic. </w:t>
-      </w:r>
-      <w:r>
-        <w:rPr>
-          <w:b/>
-          <w:bCs/>
-          <w:color w:val="000000" w:themeColor="text1"/>
-        </w:rPr>
-        <w:t>Answer: MAC Flooding</w:t>
-      </w:r>
-    </w:p>
-    <w:p>
-      <w:pPr>
-        <w:rPr>
-          <w:color w:val="000000" w:themeColor="text1"/>
-        </w:rPr>
-      </w:pPr>
-      <w:r>
-        <w:rPr>
-          <w:rFonts w:ascii="Segoe UI Emoji" w:hAnsi="Segoe UI Emoji" w:cs="Segoe UI Emoji"/>
-          <w:color w:val="000000" w:themeColor="text1"/>
-        </w:rPr>
-        <w:t>⭐</w:t>
-      </w:r>
-      <w:r>
-        <w:rPr>
-          <w:color w:val="000000" w:themeColor="text1"/>
-        </w:rPr>
-        <w:t xml:space="preserve"> </w:t>
-      </w:r>
-      <w:r>
-        <w:rPr>
-          <w:b/>
-          <w:bCs/>
-          <w:color w:val="000000" w:themeColor="text1"/>
-        </w:rPr>
-        <w:t>Q17</w:t>
-      </w:r>
-      <w:r>
-        <w:rPr>
-          <w:color w:val="000000" w:themeColor="text1"/>
-        </w:rPr>
-        <w:t xml:space="preserve"> An attacker steals a user’s session cookie and uses it to impersonate the user. </w:t>
-      </w:r>
-      <w:r>
-        <w:rPr>
-          <w:b/>
-          <w:bCs/>
-          <w:color w:val="000000" w:themeColor="text1"/>
-        </w:rPr>
-        <w:t>Answer: Session Hijacking</w:t>
-      </w:r>
-    </w:p>
-    <w:p>
-      <w:pPr>
-        <w:rPr>
-          <w:color w:val="000000" w:themeColor="text1"/>
-        </w:rPr>
-      </w:pPr>
-      <w:r>
-        <w:rPr>
-          <w:rFonts w:ascii="Segoe UI Emoji" w:hAnsi="Segoe UI Emoji" w:cs="Segoe UI Emoji"/>
-          <w:color w:val="000000" w:themeColor="text1"/>
-        </w:rPr>
-        <w:t>⭐</w:t>
-      </w:r>
-      <w:r>
-        <w:rPr>
-          <w:color w:val="000000" w:themeColor="text1"/>
-        </w:rPr>
-        <w:t xml:space="preserve"> </w:t>
-      </w:r>
-      <w:r>
-        <w:rPr>
-          <w:b/>
-          <w:bCs/>
-          <w:color w:val="000000" w:themeColor="text1"/>
-        </w:rPr>
-        <w:t>Q18</w:t>
-      </w:r>
-      <w:r>
-        <w:rPr>
-          <w:color w:val="000000" w:themeColor="text1"/>
-        </w:rPr>
-        <w:t xml:space="preserve"> A server receives more traffic than it can handle, but all requests come from a single IP address. </w:t>
-      </w:r>
-      <w:r>
-        <w:rPr>
-          <w:b/>
-          <w:bCs/>
-          <w:color w:val="000000" w:themeColor="text1"/>
-        </w:rPr>
-        <w:t>Answer: DoS Attack</w:t>
-      </w:r>
-    </w:p>
-    <w:p>
-      <w:pPr>
-        <w:rPr>
-          <w:color w:val="000000" w:themeColor="text1"/>
-        </w:rPr>
-      </w:pPr>
-      <w:r>
-        <w:rPr>
-          <w:rFonts w:ascii="Segoe UI Emoji" w:hAnsi="Segoe UI Emoji" w:cs="Segoe UI Emoji"/>
-          <w:color w:val="000000" w:themeColor="text1"/>
-        </w:rPr>
-        <w:t>⭐</w:t>
-      </w:r>
-      <w:r>
-        <w:rPr>
-          <w:color w:val="000000" w:themeColor="text1"/>
-        </w:rPr>
-        <w:t xml:space="preserve"> </w:t>
-      </w:r>
-      <w:r>
-        <w:rPr>
-          <w:b/>
-          <w:bCs/>
-          <w:color w:val="000000" w:themeColor="text1"/>
-        </w:rPr>
-        <w:t>Q19</w:t>
-      </w:r>
-      <w:r>
-        <w:rPr>
-          <w:color w:val="000000" w:themeColor="text1"/>
-        </w:rPr>
-        <w:t xml:space="preserve"> A hacker modifies packets in transit during an online transaction. </w:t>
-      </w:r>
-      <w:r>
-        <w:rPr>
-          <w:b/>
-          <w:bCs/>
-          <w:color w:val="000000" w:themeColor="text1"/>
-        </w:rPr>
-        <w:t>Answer: MITM (Active)</w:t>
-      </w:r>
-    </w:p>
-    <w:p>
-      <w:pPr>
-        <w:rPr>
-          <w:color w:val="000000" w:themeColor="text1"/>
-        </w:rPr>
-      </w:pPr>
-      <w:r>
-        <w:rPr>
-          <w:rFonts w:ascii="Segoe UI Emoji" w:hAnsi="Segoe UI Emoji" w:cs="Segoe UI Emoji"/>
-          <w:color w:val="000000" w:themeColor="text1"/>
-        </w:rPr>
-        <w:t>⭐</w:t>
-      </w:r>
-      <w:r>
-        <w:rPr>
-          <w:color w:val="000000" w:themeColor="text1"/>
-        </w:rPr>
-        <w:t xml:space="preserve"> </w:t>
-      </w:r>
-      <w:r>
-        <w:rPr>
-          <w:b/>
-          <w:bCs/>
-          <w:color w:val="000000" w:themeColor="text1"/>
-        </w:rPr>
-        <w:t>Q20</w:t>
-      </w:r>
-      <w:r>
-        <w:rPr>
-          <w:color w:val="000000" w:themeColor="text1"/>
-        </w:rPr>
-        <w:t xml:space="preserve"> An attacker sends crafted packets pretending to be the gateway’s IP to confuse devices on the LAN. </w:t>
-      </w:r>
-      <w:r>
-        <w:rPr>
-          <w:b/>
-          <w:bCs/>
-          <w:color w:val="000000" w:themeColor="text1"/>
-        </w:rPr>
-        <w:t>Answer: ARP Spoofing</w:t>
-      </w:r>
-    </w:p>
-    <w:p>
-      <w:pPr>
-        <w:rPr>
-          <w:b/>
-          <w:bCs/>
-          <w:color w:val="000000" w:themeColor="text1"/>
-        </w:rPr>
-      </w:pPr>
-      <w:r>
-        <w:rPr>
-          <w:rFonts w:ascii="Segoe UI Emoji" w:hAnsi="Segoe UI Emoji" w:cs="Segoe UI Emoji"/>
-          <w:b/>
-          <w:bCs/>
-          <w:color w:val="000000" w:themeColor="text1"/>
-        </w:rPr>
-        <w:t>⭐</w:t>
-      </w:r>
-      <w:r>
-        <w:rPr>
-          <w:b/>
-          <w:bCs/>
-          <w:color w:val="000000" w:themeColor="text1"/>
-        </w:rPr>
-        <w:t xml:space="preserve"> DAY</w:t>
-      </w:r>
-      <w:r>
-        <w:rPr>
-          <w:b/>
-          <w:bCs/>
-          <w:color w:val="000000" w:themeColor="text1"/>
-        </w:rPr>
-        <w:noBreakHyphen/>
-        <w:t>6 — Firewalls &amp; VPN (100% Exam</w:t>
-      </w:r>
-      <w:r>
-        <w:rPr>
-          <w:b/>
-          <w:bCs/>
-          <w:color w:val="000000" w:themeColor="text1"/>
-        </w:rPr>
-        <w:noBreakHyphen/>
-        <w:t>Ready)</w:t>
-      </w:r>
-    </w:p>
-    <w:p>
-      <w:pPr>
-        <w:rPr>
-          <w:color w:val="000000" w:themeColor="text1"/>
-        </w:rPr>
-      </w:pPr>
-      <w:r>
-        <w:rPr>
-          <w:rFonts w:ascii="Segoe UI Emoji" w:hAnsi="Segoe UI Emoji" w:cs="Segoe UI Emoji"/>
-          <w:color w:val="000000" w:themeColor="text1"/>
-        </w:rPr>
-        <w:t>⭐</w:t>
-      </w:r>
-      <w:r>
-        <w:rPr>
-          <w:color w:val="000000" w:themeColor="text1"/>
-        </w:rPr>
-        <w:t xml:space="preserve"> </w:t>
-      </w:r>
-      <w:r>
-        <w:rPr>
-          <w:b/>
-          <w:bCs/>
-          <w:color w:val="000000" w:themeColor="text1"/>
-        </w:rPr>
-        <w:t>Q1</w:t>
-      </w:r>
-      <w:r>
-        <w:rPr>
-          <w:color w:val="000000" w:themeColor="text1"/>
-        </w:rPr>
-        <w:t xml:space="preserve"> A firewall monitors active connections and allows return traffic only if it matches an existing session. </w:t>
+        <w:t xml:space="preserve"> A firewall monitors active connections and allows </w:t>
+      </w:r>
+      <w:proofErr w:type="gramStart"/>
+      <w:r>
+        <w:rPr>
+          <w:color w:val="000000" w:themeColor="text1"/>
+        </w:rPr>
+        <w:t>return traffic</w:t>
+      </w:r>
+      <w:proofErr w:type="gramEnd"/>
+      <w:r>
+        <w:rPr>
+          <w:color w:val="000000" w:themeColor="text1"/>
+        </w:rPr>
+        <w:t xml:space="preserve"> only if it matches an existing session. </w:t>
       </w:r>
       <w:r>
         <w:rPr>
@@ -2966,6 +3066,7 @@
           <w:color w:val="000000" w:themeColor="text1"/>
         </w:rPr>
       </w:pPr>
+      <w:proofErr w:type="gramStart"/>
       <w:r>
         <w:rPr>
           <w:b/>
@@ -2981,7 +3082,16 @@
           <w:color w:val="000000" w:themeColor="text1"/>
         </w:rPr>
         <w:noBreakHyphen/>
-        <w:t>7 — CIA, AAA, Control Types</w:t>
+        <w:t>7 —</w:t>
+      </w:r>
+      <w:proofErr w:type="gramEnd"/>
+      <w:r>
+        <w:rPr>
+          <w:b/>
+          <w:bCs/>
+          <w:color w:val="000000" w:themeColor="text1"/>
+        </w:rPr>
+        <w:t xml:space="preserve"> CIA, AAA, Control Types</w:t>
       </w:r>
     </w:p>
     <w:p>
@@ -4278,7 +4388,43 @@
           <w:bCs/>
           <w:color w:val="000000" w:themeColor="text1"/>
         </w:rPr>
-        <w:t xml:space="preserve"> Q4 A user signs a document digitally to prove authorship. Answer: Digital Signature</w:t>
+        <w:t xml:space="preserve"> Q4 A </w:t>
+      </w:r>
+      <w:proofErr w:type="gramStart"/>
+      <w:r>
+        <w:rPr>
+          <w:b/>
+          <w:bCs/>
+          <w:color w:val="000000" w:themeColor="text1"/>
+        </w:rPr>
+        <w:t>user</w:t>
+      </w:r>
+      <w:proofErr w:type="gramEnd"/>
+      <w:r>
+        <w:rPr>
+          <w:b/>
+          <w:bCs/>
+          <w:color w:val="000000" w:themeColor="text1"/>
+        </w:rPr>
+        <w:t xml:space="preserve"> </w:t>
+      </w:r>
+      <w:proofErr w:type="gramStart"/>
+      <w:r>
+        <w:rPr>
+          <w:b/>
+          <w:bCs/>
+          <w:color w:val="000000" w:themeColor="text1"/>
+        </w:rPr>
+        <w:t>signs</w:t>
+      </w:r>
+      <w:proofErr w:type="gramEnd"/>
+      <w:r>
+        <w:rPr>
+          <w:b/>
+          <w:bCs/>
+          <w:color w:val="000000" w:themeColor="text1"/>
+        </w:rPr>
+        <w:t xml:space="preserve"> a document digitally to prove authorship. Answer: Digital Signature</w:t>
       </w:r>
     </w:p>
     <w:p>

--- a/Week 1/sheets/week 1.docx
+++ b/Week 1/sheets/week 1.docx
@@ -91,19 +91,19 @@
     <w:p>
       <w:pPr>
         <w:rPr>
-          <w:color w:val="000000" w:themeColor="text1"/>
-        </w:rPr>
-      </w:pPr>
-      <w:r>
-        <w:rPr>
-          <w:rFonts w:ascii="Segoe UI Emoji" w:hAnsi="Segoe UI Emoji" w:cs="Segoe UI Emoji"/>
-          <w:color w:val="000000" w:themeColor="text1"/>
-        </w:rPr>
-        <w:t>⭐</w:t>
-      </w:r>
-      <w:r>
-        <w:rPr>
-          <w:color w:val="000000" w:themeColor="text1"/>
+          <w:color w:val="47D459" w:themeColor="accent3" w:themeTint="99"/>
+        </w:rPr>
+      </w:pPr>
+      <w:r>
+        <w:rPr>
+          <w:rFonts w:ascii="Segoe UI Emoji" w:hAnsi="Segoe UI Emoji" w:cs="Segoe UI Emoji"/>
+          <w:color w:val="47D459" w:themeColor="accent3" w:themeTint="99"/>
+        </w:rPr>
+        <w:t>⭐</w:t>
+      </w:r>
+      <w:r>
+        <w:rPr>
+          <w:color w:val="47D459" w:themeColor="accent3" w:themeTint="99"/>
         </w:rPr>
         <w:t xml:space="preserve"> </w:t>
       </w:r>
@@ -111,13 +111,13 @@
         <w:rPr>
           <w:b/>
           <w:bCs/>
-          <w:color w:val="000000" w:themeColor="text1"/>
+          <w:color w:val="47D459" w:themeColor="accent3" w:themeTint="99"/>
         </w:rPr>
         <w:t>Q2</w:t>
       </w:r>
       <w:r>
         <w:rPr>
-          <w:color w:val="000000" w:themeColor="text1"/>
+          <w:color w:val="47D459" w:themeColor="accent3" w:themeTint="99"/>
         </w:rPr>
         <w:t xml:space="preserve"> A Linux administrator remotely logs into a server using an encrypted terminal session to avoid credential theft. </w:t>
       </w:r>
@@ -125,7 +125,7 @@
         <w:rPr>
           <w:b/>
           <w:bCs/>
-          <w:color w:val="000000" w:themeColor="text1"/>
+          <w:color w:val="47D459" w:themeColor="accent3" w:themeTint="99"/>
         </w:rPr>
         <w:t>Answer: SSH (22)</w:t>
       </w:r>
@@ -133,19 +133,19 @@
     <w:p>
       <w:pPr>
         <w:rPr>
-          <w:color w:val="000000" w:themeColor="text1"/>
-        </w:rPr>
-      </w:pPr>
-      <w:r>
-        <w:rPr>
-          <w:rFonts w:ascii="Segoe UI Emoji" w:hAnsi="Segoe UI Emoji" w:cs="Segoe UI Emoji"/>
-          <w:color w:val="000000" w:themeColor="text1"/>
-        </w:rPr>
-        <w:t>⭐</w:t>
-      </w:r>
-      <w:r>
-        <w:rPr>
-          <w:color w:val="000000" w:themeColor="text1"/>
+          <w:color w:val="47D459" w:themeColor="accent3" w:themeTint="99"/>
+        </w:rPr>
+      </w:pPr>
+      <w:r>
+        <w:rPr>
+          <w:rFonts w:ascii="Segoe UI Emoji" w:hAnsi="Segoe UI Emoji" w:cs="Segoe UI Emoji"/>
+          <w:color w:val="47D459" w:themeColor="accent3" w:themeTint="99"/>
+        </w:rPr>
+        <w:t>⭐</w:t>
+      </w:r>
+      <w:r>
+        <w:rPr>
+          <w:color w:val="47D459" w:themeColor="accent3" w:themeTint="99"/>
         </w:rPr>
         <w:t xml:space="preserve"> </w:t>
       </w:r>
@@ -153,13 +153,13 @@
         <w:rPr>
           <w:b/>
           <w:bCs/>
-          <w:color w:val="000000" w:themeColor="text1"/>
+          <w:color w:val="47D459" w:themeColor="accent3" w:themeTint="99"/>
         </w:rPr>
         <w:t>Q3</w:t>
       </w:r>
       <w:r>
         <w:rPr>
-          <w:color w:val="000000" w:themeColor="text1"/>
+          <w:color w:val="47D459" w:themeColor="accent3" w:themeTint="99"/>
         </w:rPr>
         <w:t xml:space="preserve"> A workstation attempts to resolve </w:t>
       </w:r>
@@ -167,13 +167,13 @@
         <w:rPr>
           <w:i/>
           <w:iCs/>
-          <w:color w:val="000000" w:themeColor="text1"/>
+          <w:color w:val="47D459" w:themeColor="accent3" w:themeTint="99"/>
         </w:rPr>
         <w:t>example.com</w:t>
       </w:r>
       <w:r>
         <w:rPr>
-          <w:color w:val="000000" w:themeColor="text1"/>
+          <w:color w:val="47D459" w:themeColor="accent3" w:themeTint="99"/>
         </w:rPr>
         <w:t xml:space="preserve"> to an IP address before loading the webpage. </w:t>
       </w:r>
@@ -181,7 +181,7 @@
         <w:rPr>
           <w:b/>
           <w:bCs/>
-          <w:color w:val="000000" w:themeColor="text1"/>
+          <w:color w:val="47D459" w:themeColor="accent3" w:themeTint="99"/>
         </w:rPr>
         <w:t>Answer: DNS (53)</w:t>
       </w:r>

--- a/Week 1/sheets/week 1.docx
+++ b/Week 1/sheets/week 1.docx
@@ -568,19 +568,19 @@
     <w:p>
       <w:pPr>
         <w:rPr>
-          <w:color w:val="000000" w:themeColor="text1"/>
-        </w:rPr>
-      </w:pPr>
-      <w:r>
-        <w:rPr>
-          <w:rFonts w:ascii="Segoe UI Emoji" w:hAnsi="Segoe UI Emoji" w:cs="Segoe UI Emoji"/>
-          <w:color w:val="000000" w:themeColor="text1"/>
-        </w:rPr>
-        <w:t>⭐</w:t>
-      </w:r>
-      <w:r>
-        <w:rPr>
-          <w:color w:val="000000" w:themeColor="text1"/>
+          <w:color w:val="47D459" w:themeColor="accent3" w:themeTint="99"/>
+        </w:rPr>
+      </w:pPr>
+      <w:r>
+        <w:rPr>
+          <w:rFonts w:ascii="Segoe UI Emoji" w:hAnsi="Segoe UI Emoji" w:cs="Segoe UI Emoji"/>
+          <w:color w:val="47D459" w:themeColor="accent3" w:themeTint="99"/>
+        </w:rPr>
+        <w:t>⭐</w:t>
+      </w:r>
+      <w:r>
+        <w:rPr>
+          <w:color w:val="47D459" w:themeColor="accent3" w:themeTint="99"/>
         </w:rPr>
         <w:t xml:space="preserve"> </w:t>
       </w:r>
@@ -588,13 +588,13 @@
         <w:rPr>
           <w:b/>
           <w:bCs/>
-          <w:color w:val="000000" w:themeColor="text1"/>
+          <w:color w:val="47D459" w:themeColor="accent3" w:themeTint="99"/>
         </w:rPr>
         <w:t>Q1</w:t>
       </w:r>
       <w:r>
         <w:rPr>
-          <w:color w:val="000000" w:themeColor="text1"/>
+          <w:color w:val="47D459" w:themeColor="accent3" w:themeTint="99"/>
         </w:rPr>
         <w:t xml:space="preserve"> A security appliance is placed inline and automatically blocks malicious packets before they reach the internal network. </w:t>
       </w:r>
@@ -602,7 +602,7 @@
         <w:rPr>
           <w:b/>
           <w:bCs/>
-          <w:color w:val="000000" w:themeColor="text1"/>
+          <w:color w:val="47D459" w:themeColor="accent3" w:themeTint="99"/>
         </w:rPr>
         <w:t>Answer: IPS</w:t>
       </w:r>
@@ -610,19 +610,19 @@
     <w:p>
       <w:pPr>
         <w:rPr>
-          <w:color w:val="000000" w:themeColor="text1"/>
-        </w:rPr>
-      </w:pPr>
-      <w:r>
-        <w:rPr>
-          <w:rFonts w:ascii="Segoe UI Emoji" w:hAnsi="Segoe UI Emoji" w:cs="Segoe UI Emoji"/>
-          <w:color w:val="000000" w:themeColor="text1"/>
-        </w:rPr>
-        <w:t>⭐</w:t>
-      </w:r>
-      <w:r>
-        <w:rPr>
-          <w:color w:val="000000" w:themeColor="text1"/>
+          <w:color w:val="47D459" w:themeColor="accent3" w:themeTint="99"/>
+        </w:rPr>
+      </w:pPr>
+      <w:r>
+        <w:rPr>
+          <w:rFonts w:ascii="Segoe UI Emoji" w:hAnsi="Segoe UI Emoji" w:cs="Segoe UI Emoji"/>
+          <w:color w:val="47D459" w:themeColor="accent3" w:themeTint="99"/>
+        </w:rPr>
+        <w:t>⭐</w:t>
+      </w:r>
+      <w:r>
+        <w:rPr>
+          <w:color w:val="47D459" w:themeColor="accent3" w:themeTint="99"/>
         </w:rPr>
         <w:t xml:space="preserve"> </w:t>
       </w:r>
@@ -630,13 +630,13 @@
         <w:rPr>
           <w:b/>
           <w:bCs/>
-          <w:color w:val="000000" w:themeColor="text1"/>
+          <w:color w:val="47D459" w:themeColor="accent3" w:themeTint="99"/>
         </w:rPr>
         <w:t>Q2</w:t>
       </w:r>
       <w:r>
         <w:rPr>
-          <w:color w:val="000000" w:themeColor="text1"/>
+          <w:color w:val="47D459" w:themeColor="accent3" w:themeTint="99"/>
         </w:rPr>
         <w:t xml:space="preserve"> Employees browse the internet, but external websites only see the IP address of a filtering device, not the internal clients. </w:t>
       </w:r>
@@ -644,7 +644,7 @@
         <w:rPr>
           <w:b/>
           <w:bCs/>
-          <w:color w:val="000000" w:themeColor="text1"/>
+          <w:color w:val="47D459" w:themeColor="accent3" w:themeTint="99"/>
         </w:rPr>
         <w:t>Answer: Proxy Server</w:t>
       </w:r>
@@ -652,19 +652,19 @@
     <w:p>
       <w:pPr>
         <w:rPr>
-          <w:color w:val="000000" w:themeColor="text1"/>
-        </w:rPr>
-      </w:pPr>
-      <w:r>
-        <w:rPr>
-          <w:rFonts w:ascii="Segoe UI Emoji" w:hAnsi="Segoe UI Emoji" w:cs="Segoe UI Emoji"/>
-          <w:color w:val="000000" w:themeColor="text1"/>
-        </w:rPr>
-        <w:t>⭐</w:t>
-      </w:r>
-      <w:r>
-        <w:rPr>
-          <w:color w:val="000000" w:themeColor="text1"/>
+          <w:color w:val="47D459" w:themeColor="accent3" w:themeTint="99"/>
+        </w:rPr>
+      </w:pPr>
+      <w:r>
+        <w:rPr>
+          <w:rFonts w:ascii="Segoe UI Emoji" w:hAnsi="Segoe UI Emoji" w:cs="Segoe UI Emoji"/>
+          <w:color w:val="47D459" w:themeColor="accent3" w:themeTint="99"/>
+        </w:rPr>
+        <w:t>⭐</w:t>
+      </w:r>
+      <w:r>
+        <w:rPr>
+          <w:color w:val="47D459" w:themeColor="accent3" w:themeTint="99"/>
         </w:rPr>
         <w:t xml:space="preserve"> </w:t>
       </w:r>
@@ -672,13 +672,13 @@
         <w:rPr>
           <w:b/>
           <w:bCs/>
-          <w:color w:val="000000" w:themeColor="text1"/>
+          <w:color w:val="47D459" w:themeColor="accent3" w:themeTint="99"/>
         </w:rPr>
         <w:t>Q3</w:t>
       </w:r>
       <w:r>
         <w:rPr>
-          <w:color w:val="000000" w:themeColor="text1"/>
+          <w:color w:val="47D459" w:themeColor="accent3" w:themeTint="99"/>
         </w:rPr>
         <w:t xml:space="preserve"> A company wants to distribute incoming web traffic evenly across multiple servers to prevent overload. </w:t>
       </w:r>
@@ -686,7 +686,7 @@
         <w:rPr>
           <w:b/>
           <w:bCs/>
-          <w:color w:val="000000" w:themeColor="text1"/>
+          <w:color w:val="47D459" w:themeColor="accent3" w:themeTint="99"/>
         </w:rPr>
         <w:t>Answer: Load Balancer</w:t>
       </w:r>

--- a/Week 1/sheets/week 1.docx
+++ b/Week 1/sheets/week 1.docx
@@ -7,23 +7,23 @@
         <w:rPr>
           <w:b/>
           <w:bCs/>
-          <w:color w:val="000000" w:themeColor="text1"/>
-        </w:rPr>
-      </w:pPr>
-      <w:r>
-        <w:rPr>
-          <w:rFonts w:ascii="Segoe UI Emoji" w:hAnsi="Segoe UI Emoji" w:cs="Segoe UI Emoji"/>
-          <w:b/>
-          <w:bCs/>
-          <w:color w:val="000000" w:themeColor="text1"/>
-        </w:rPr>
-        <w:t>⭐</w:t>
-      </w:r>
-      <w:r>
-        <w:rPr>
-          <w:b/>
-          <w:bCs/>
-          <w:color w:val="000000" w:themeColor="text1"/>
+          <w:color w:val="47D459" w:themeColor="accent3" w:themeTint="99"/>
+        </w:rPr>
+      </w:pPr>
+      <w:r>
+        <w:rPr>
+          <w:rFonts w:ascii="Segoe UI Emoji" w:hAnsi="Segoe UI Emoji" w:cs="Segoe UI Emoji"/>
+          <w:b/>
+          <w:bCs/>
+          <w:color w:val="47D459" w:themeColor="accent3" w:themeTint="99"/>
+        </w:rPr>
+        <w:t>⭐</w:t>
+      </w:r>
+      <w:r>
+        <w:rPr>
+          <w:b/>
+          <w:bCs/>
+          <w:color w:val="47D459" w:themeColor="accent3" w:themeTint="99"/>
         </w:rPr>
         <w:t xml:space="preserve"> DAY</w:t>
       </w:r>
@@ -31,7 +31,7 @@
         <w:rPr>
           <w:b/>
           <w:bCs/>
-          <w:color w:val="000000" w:themeColor="text1"/>
+          <w:color w:val="47D459" w:themeColor="accent3" w:themeTint="99"/>
         </w:rPr>
         <w:noBreakHyphen/>
         <w:t>1 — Ports &amp; Protocols (100% Exam</w:t>
@@ -40,7 +40,7 @@
         <w:rPr>
           <w:b/>
           <w:bCs/>
-          <w:color w:val="000000" w:themeColor="text1"/>
+          <w:color w:val="47D459" w:themeColor="accent3" w:themeTint="99"/>
         </w:rPr>
         <w:noBreakHyphen/>
         <w:t>Ready)</w:t>
@@ -49,19 +49,19 @@
     <w:p>
       <w:pPr>
         <w:rPr>
-          <w:color w:val="000000" w:themeColor="text1"/>
-        </w:rPr>
-      </w:pPr>
-      <w:r>
-        <w:rPr>
-          <w:rFonts w:ascii="Segoe UI Emoji" w:hAnsi="Segoe UI Emoji" w:cs="Segoe UI Emoji"/>
-          <w:color w:val="000000" w:themeColor="text1"/>
-        </w:rPr>
-        <w:t>⭐</w:t>
-      </w:r>
-      <w:r>
-        <w:rPr>
-          <w:color w:val="000000" w:themeColor="text1"/>
+          <w:color w:val="47D459" w:themeColor="accent3" w:themeTint="99"/>
+        </w:rPr>
+      </w:pPr>
+      <w:r>
+        <w:rPr>
+          <w:rFonts w:ascii="Segoe UI Emoji" w:hAnsi="Segoe UI Emoji" w:cs="Segoe UI Emoji"/>
+          <w:color w:val="47D459" w:themeColor="accent3" w:themeTint="99"/>
+        </w:rPr>
+        <w:t>⭐</w:t>
+      </w:r>
+      <w:r>
+        <w:rPr>
+          <w:color w:val="47D459" w:themeColor="accent3" w:themeTint="99"/>
         </w:rPr>
         <w:t xml:space="preserve"> </w:t>
       </w:r>
@@ -69,13 +69,13 @@
         <w:rPr>
           <w:b/>
           <w:bCs/>
-          <w:color w:val="000000" w:themeColor="text1"/>
+          <w:color w:val="47D459" w:themeColor="accent3" w:themeTint="99"/>
         </w:rPr>
         <w:t>Q1</w:t>
       </w:r>
       <w:r>
         <w:rPr>
-          <w:color w:val="000000" w:themeColor="text1"/>
+          <w:color w:val="47D459" w:themeColor="accent3" w:themeTint="99"/>
         </w:rPr>
         <w:t xml:space="preserve"> A user connects to an online banking website. The browser shows a padlock icon, and the connection is encrypted using TLS. </w:t>
       </w:r>
@@ -83,7 +83,7 @@
         <w:rPr>
           <w:b/>
           <w:bCs/>
-          <w:color w:val="000000" w:themeColor="text1"/>
+          <w:color w:val="47D459" w:themeColor="accent3" w:themeTint="99"/>
         </w:rPr>
         <w:t>Answer: HTTPS (443)</w:t>
       </w:r>

--- a/Week 1/sheets/week 1.docx
+++ b/Week 1/sheets/week 1.docx
@@ -737,19 +737,19 @@
     <w:p>
       <w:pPr>
         <w:rPr>
-          <w:color w:val="000000" w:themeColor="text1"/>
-        </w:rPr>
-      </w:pPr>
-      <w:r>
-        <w:rPr>
-          <w:rFonts w:ascii="Segoe UI Emoji" w:hAnsi="Segoe UI Emoji" w:cs="Segoe UI Emoji"/>
-          <w:color w:val="000000" w:themeColor="text1"/>
-        </w:rPr>
-        <w:t>⭐</w:t>
-      </w:r>
-      <w:r>
-        <w:rPr>
-          <w:color w:val="000000" w:themeColor="text1"/>
+          <w:color w:val="47D459" w:themeColor="accent3" w:themeTint="99"/>
+        </w:rPr>
+      </w:pPr>
+      <w:r>
+        <w:rPr>
+          <w:rFonts w:ascii="Segoe UI Emoji" w:hAnsi="Segoe UI Emoji" w:cs="Segoe UI Emoji"/>
+          <w:color w:val="47D459" w:themeColor="accent3" w:themeTint="99"/>
+        </w:rPr>
+        <w:t>⭐</w:t>
+      </w:r>
+      <w:r>
+        <w:rPr>
+          <w:color w:val="47D459" w:themeColor="accent3" w:themeTint="99"/>
         </w:rPr>
         <w:t xml:space="preserve"> </w:t>
       </w:r>
@@ -757,13 +757,13 @@
         <w:rPr>
           <w:b/>
           <w:bCs/>
-          <w:color w:val="000000" w:themeColor="text1"/>
+          <w:color w:val="47D459" w:themeColor="accent3" w:themeTint="99"/>
         </w:rPr>
         <w:t>Q5</w:t>
       </w:r>
       <w:r>
         <w:rPr>
-          <w:color w:val="000000" w:themeColor="text1"/>
+          <w:color w:val="47D459" w:themeColor="accent3" w:themeTint="99"/>
         </w:rPr>
         <w:t xml:space="preserve"> A network needs a device that can route traffic between multiple VLANs. </w:t>
       </w:r>
@@ -771,7 +771,7 @@
         <w:rPr>
           <w:b/>
           <w:bCs/>
-          <w:color w:val="000000" w:themeColor="text1"/>
+          <w:color w:val="47D459" w:themeColor="accent3" w:themeTint="99"/>
         </w:rPr>
         <w:t>Answer: Layer</w:t>
       </w:r>
@@ -779,7 +779,7 @@
         <w:rPr>
           <w:b/>
           <w:bCs/>
-          <w:color w:val="000000" w:themeColor="text1"/>
+          <w:color w:val="47D459" w:themeColor="accent3" w:themeTint="99"/>
         </w:rPr>
         <w:noBreakHyphen/>
         <w:t>3 Switch</w:t>

--- a/Week 1/sheets/week 1.docx
+++ b/Week 1/sheets/week 1.docx
@@ -189,19 +189,19 @@
     <w:p>
       <w:pPr>
         <w:rPr>
-          <w:color w:val="00B050"/>
-        </w:rPr>
-      </w:pPr>
-      <w:r>
-        <w:rPr>
-          <w:rFonts w:ascii="Segoe UI Emoji" w:hAnsi="Segoe UI Emoji" w:cs="Segoe UI Emoji"/>
-          <w:color w:val="000000" w:themeColor="text1"/>
-        </w:rPr>
-        <w:t>⭐</w:t>
-      </w:r>
-      <w:r>
-        <w:rPr>
-          <w:color w:val="000000" w:themeColor="text1"/>
+          <w:color w:val="47D459" w:themeColor="accent3" w:themeTint="99"/>
+        </w:rPr>
+      </w:pPr>
+      <w:r>
+        <w:rPr>
+          <w:rFonts w:ascii="Segoe UI Emoji" w:hAnsi="Segoe UI Emoji" w:cs="Segoe UI Emoji"/>
+          <w:color w:val="47D459" w:themeColor="accent3" w:themeTint="99"/>
+        </w:rPr>
+        <w:t>⭐</w:t>
+      </w:r>
+      <w:r>
+        <w:rPr>
+          <w:color w:val="47D459" w:themeColor="accent3" w:themeTint="99"/>
         </w:rPr>
         <w:t xml:space="preserve"> </w:t>
       </w:r>
@@ -209,27 +209,33 @@
         <w:rPr>
           <w:b/>
           <w:bCs/>
-          <w:color w:val="000000" w:themeColor="text1"/>
+          <w:color w:val="47D459" w:themeColor="accent3" w:themeTint="99"/>
         </w:rPr>
         <w:t>Q4</w:t>
       </w:r>
       <w:r>
         <w:rPr>
-          <w:color w:val="000000" w:themeColor="text1"/>
-        </w:rPr>
-        <w:t xml:space="preserve"> A Windows user connects to a remote workstation to manage applications and files </w:t>
-      </w:r>
-      <w:r>
-        <w:rPr>
-          <w:color w:val="00B050"/>
-        </w:rPr>
-        <w:t xml:space="preserve">through a graphical interface. </w:t>
-      </w:r>
-      <w:r>
-        <w:rPr>
-          <w:b/>
-          <w:bCs/>
-          <w:color w:val="00B050"/>
+          <w:color w:val="47D459" w:themeColor="accent3" w:themeTint="99"/>
+        </w:rPr>
+        <w:t xml:space="preserve"> A Windows user connects to a remote workstation to </w:t>
+      </w:r>
+      <w:r>
+        <w:rPr>
+          <w:color w:val="47D459" w:themeColor="accent3" w:themeTint="99"/>
+        </w:rPr>
+        <w:t xml:space="preserve">applications </w:t>
+      </w:r>
+      <w:r>
+        <w:rPr>
+          <w:color w:val="47D459" w:themeColor="accent3" w:themeTint="99"/>
+        </w:rPr>
+        <w:t xml:space="preserve">manage and files through a graphical interface. </w:t>
+      </w:r>
+      <w:r>
+        <w:rPr>
+          <w:b/>
+          <w:bCs/>
+          <w:color w:val="47D459" w:themeColor="accent3" w:themeTint="99"/>
         </w:rPr>
         <w:t>Answer: RDP (3389)</w:t>
       </w:r>

--- a/Week 1/sheets/week 1.docx
+++ b/Week 1/sheets/week 1.docx
@@ -49,7 +49,7 @@
     <w:p>
       <w:pPr>
         <w:rPr>
-          <w:color w:val="47D459" w:themeColor="accent3" w:themeTint="99"/>
+          <w:color w:val="000000" w:themeColor="text1"/>
         </w:rPr>
       </w:pPr>
       <w:r>
@@ -77,13 +77,19 @@
         <w:rPr>
           <w:color w:val="47D459" w:themeColor="accent3" w:themeTint="99"/>
         </w:rPr>
-        <w:t xml:space="preserve"> A user connects to an online banking website. The browser shows a padlock icon, and the connection is encrypted using TLS. </w:t>
-      </w:r>
-      <w:r>
-        <w:rPr>
-          <w:b/>
-          <w:bCs/>
-          <w:color w:val="47D459" w:themeColor="accent3" w:themeTint="99"/>
+        <w:t xml:space="preserve"> A user connects to an online banking website. The browser shows a padlock icon, </w:t>
+      </w:r>
+      <w:r>
+        <w:rPr>
+          <w:color w:val="000000" w:themeColor="text1"/>
+        </w:rPr>
+        <w:t xml:space="preserve">and the connection is encrypted using TLS. </w:t>
+      </w:r>
+      <w:r>
+        <w:rPr>
+          <w:b/>
+          <w:bCs/>
+          <w:color w:val="000000" w:themeColor="text1"/>
         </w:rPr>
         <w:t>Answer: HTTPS (443)</w:t>
       </w:r>
@@ -91,19 +97,19 @@
     <w:p>
       <w:pPr>
         <w:rPr>
-          <w:color w:val="47D459" w:themeColor="accent3" w:themeTint="99"/>
-        </w:rPr>
-      </w:pPr>
-      <w:r>
-        <w:rPr>
-          <w:rFonts w:ascii="Segoe UI Emoji" w:hAnsi="Segoe UI Emoji" w:cs="Segoe UI Emoji"/>
-          <w:color w:val="47D459" w:themeColor="accent3" w:themeTint="99"/>
-        </w:rPr>
-        <w:t>⭐</w:t>
-      </w:r>
-      <w:r>
-        <w:rPr>
-          <w:color w:val="47D459" w:themeColor="accent3" w:themeTint="99"/>
+          <w:color w:val="000000" w:themeColor="text1"/>
+        </w:rPr>
+      </w:pPr>
+      <w:r>
+        <w:rPr>
+          <w:rFonts w:ascii="Segoe UI Emoji" w:hAnsi="Segoe UI Emoji" w:cs="Segoe UI Emoji"/>
+          <w:color w:val="000000" w:themeColor="text1"/>
+        </w:rPr>
+        <w:t>⭐</w:t>
+      </w:r>
+      <w:r>
+        <w:rPr>
+          <w:color w:val="000000" w:themeColor="text1"/>
         </w:rPr>
         <w:t xml:space="preserve"> </w:t>
       </w:r>
@@ -111,13 +117,13 @@
         <w:rPr>
           <w:b/>
           <w:bCs/>
-          <w:color w:val="47D459" w:themeColor="accent3" w:themeTint="99"/>
+          <w:color w:val="000000" w:themeColor="text1"/>
         </w:rPr>
         <w:t>Q2</w:t>
       </w:r>
       <w:r>
         <w:rPr>
-          <w:color w:val="47D459" w:themeColor="accent3" w:themeTint="99"/>
+          <w:color w:val="000000" w:themeColor="text1"/>
         </w:rPr>
         <w:t xml:space="preserve"> A Linux administrator remotely logs into a server using an encrypted terminal session to avoid credential theft. </w:t>
       </w:r>
@@ -125,7 +131,7 @@
         <w:rPr>
           <w:b/>
           <w:bCs/>
-          <w:color w:val="47D459" w:themeColor="accent3" w:themeTint="99"/>
+          <w:color w:val="000000" w:themeColor="text1"/>
         </w:rPr>
         <w:t>Answer: SSH (22)</w:t>
       </w:r>
@@ -133,19 +139,19 @@
     <w:p>
       <w:pPr>
         <w:rPr>
-          <w:color w:val="47D459" w:themeColor="accent3" w:themeTint="99"/>
-        </w:rPr>
-      </w:pPr>
-      <w:r>
-        <w:rPr>
-          <w:rFonts w:ascii="Segoe UI Emoji" w:hAnsi="Segoe UI Emoji" w:cs="Segoe UI Emoji"/>
-          <w:color w:val="47D459" w:themeColor="accent3" w:themeTint="99"/>
-        </w:rPr>
-        <w:t>⭐</w:t>
-      </w:r>
-      <w:r>
-        <w:rPr>
-          <w:color w:val="47D459" w:themeColor="accent3" w:themeTint="99"/>
+          <w:color w:val="000000" w:themeColor="text1"/>
+        </w:rPr>
+      </w:pPr>
+      <w:r>
+        <w:rPr>
+          <w:rFonts w:ascii="Segoe UI Emoji" w:hAnsi="Segoe UI Emoji" w:cs="Segoe UI Emoji"/>
+          <w:color w:val="000000" w:themeColor="text1"/>
+        </w:rPr>
+        <w:t>⭐</w:t>
+      </w:r>
+      <w:r>
+        <w:rPr>
+          <w:color w:val="000000" w:themeColor="text1"/>
         </w:rPr>
         <w:t xml:space="preserve"> </w:t>
       </w:r>
@@ -153,13 +159,13 @@
         <w:rPr>
           <w:b/>
           <w:bCs/>
-          <w:color w:val="47D459" w:themeColor="accent3" w:themeTint="99"/>
+          <w:color w:val="000000" w:themeColor="text1"/>
         </w:rPr>
         <w:t>Q3</w:t>
       </w:r>
       <w:r>
         <w:rPr>
-          <w:color w:val="47D459" w:themeColor="accent3" w:themeTint="99"/>
+          <w:color w:val="000000" w:themeColor="text1"/>
         </w:rPr>
         <w:t xml:space="preserve"> A workstation attempts to resolve </w:t>
       </w:r>
@@ -167,13 +173,13 @@
         <w:rPr>
           <w:i/>
           <w:iCs/>
-          <w:color w:val="47D459" w:themeColor="accent3" w:themeTint="99"/>
+          <w:color w:val="000000" w:themeColor="text1"/>
         </w:rPr>
         <w:t>example.com</w:t>
       </w:r>
       <w:r>
         <w:rPr>
-          <w:color w:val="47D459" w:themeColor="accent3" w:themeTint="99"/>
+          <w:color w:val="000000" w:themeColor="text1"/>
         </w:rPr>
         <w:t xml:space="preserve"> to an IP address before loading the webpage. </w:t>
       </w:r>
@@ -181,7 +187,7 @@
         <w:rPr>
           <w:b/>
           <w:bCs/>
-          <w:color w:val="47D459" w:themeColor="accent3" w:themeTint="99"/>
+          <w:color w:val="000000" w:themeColor="text1"/>
         </w:rPr>
         <w:t>Answer: DNS (53)</w:t>
       </w:r>
@@ -189,19 +195,19 @@
     <w:p>
       <w:pPr>
         <w:rPr>
-          <w:color w:val="47D459" w:themeColor="accent3" w:themeTint="99"/>
-        </w:rPr>
-      </w:pPr>
-      <w:r>
-        <w:rPr>
-          <w:rFonts w:ascii="Segoe UI Emoji" w:hAnsi="Segoe UI Emoji" w:cs="Segoe UI Emoji"/>
-          <w:color w:val="47D459" w:themeColor="accent3" w:themeTint="99"/>
-        </w:rPr>
-        <w:t>⭐</w:t>
-      </w:r>
-      <w:r>
-        <w:rPr>
-          <w:color w:val="47D459" w:themeColor="accent3" w:themeTint="99"/>
+          <w:color w:val="000000" w:themeColor="text1"/>
+        </w:rPr>
+      </w:pPr>
+      <w:r>
+        <w:rPr>
+          <w:rFonts w:ascii="Segoe UI Emoji" w:hAnsi="Segoe UI Emoji" w:cs="Segoe UI Emoji"/>
+          <w:color w:val="000000" w:themeColor="text1"/>
+        </w:rPr>
+        <w:t>⭐</w:t>
+      </w:r>
+      <w:r>
+        <w:rPr>
+          <w:color w:val="000000" w:themeColor="text1"/>
         </w:rPr>
         <w:t xml:space="preserve"> </w:t>
       </w:r>
@@ -209,25 +215,25 @@
         <w:rPr>
           <w:b/>
           <w:bCs/>
-          <w:color w:val="47D459" w:themeColor="accent3" w:themeTint="99"/>
+          <w:color w:val="000000" w:themeColor="text1"/>
         </w:rPr>
         <w:t>Q4</w:t>
       </w:r>
       <w:r>
         <w:rPr>
-          <w:color w:val="47D459" w:themeColor="accent3" w:themeTint="99"/>
+          <w:color w:val="000000" w:themeColor="text1"/>
         </w:rPr>
         <w:t xml:space="preserve"> A Windows user connects to a remote workstation to </w:t>
       </w:r>
       <w:r>
         <w:rPr>
-          <w:color w:val="47D459" w:themeColor="accent3" w:themeTint="99"/>
+          <w:color w:val="000000" w:themeColor="text1"/>
         </w:rPr>
         <w:t xml:space="preserve">applications </w:t>
       </w:r>
       <w:r>
         <w:rPr>
-          <w:color w:val="47D459" w:themeColor="accent3" w:themeTint="99"/>
+          <w:color w:val="000000" w:themeColor="text1"/>
         </w:rPr>
         <w:t xml:space="preserve">manage and files through a graphical interface. </w:t>
       </w:r>
@@ -235,7 +241,7 @@
         <w:rPr>
           <w:b/>
           <w:bCs/>
-          <w:color w:val="47D459" w:themeColor="accent3" w:themeTint="99"/>
+          <w:color w:val="000000" w:themeColor="text1"/>
         </w:rPr>
         <w:t>Answer: RDP (3389)</w:t>
       </w:r>
@@ -243,19 +249,19 @@
     <w:p>
       <w:pPr>
         <w:rPr>
-          <w:color w:val="00B050"/>
-        </w:rPr>
-      </w:pPr>
-      <w:r>
-        <w:rPr>
-          <w:rFonts w:ascii="Segoe UI Emoji" w:hAnsi="Segoe UI Emoji" w:cs="Segoe UI Emoji"/>
-          <w:color w:val="00B050"/>
-        </w:rPr>
-        <w:t>⭐</w:t>
-      </w:r>
-      <w:r>
-        <w:rPr>
-          <w:color w:val="00B050"/>
+          <w:color w:val="000000" w:themeColor="text1"/>
+        </w:rPr>
+      </w:pPr>
+      <w:r>
+        <w:rPr>
+          <w:rFonts w:ascii="Segoe UI Emoji" w:hAnsi="Segoe UI Emoji" w:cs="Segoe UI Emoji"/>
+          <w:color w:val="000000" w:themeColor="text1"/>
+        </w:rPr>
+        <w:t>⭐</w:t>
+      </w:r>
+      <w:r>
+        <w:rPr>
+          <w:color w:val="000000" w:themeColor="text1"/>
         </w:rPr>
         <w:t xml:space="preserve"> </w:t>
       </w:r>
@@ -263,13 +269,13 @@
         <w:rPr>
           <w:b/>
           <w:bCs/>
-          <w:color w:val="00B050"/>
+          <w:color w:val="000000" w:themeColor="text1"/>
         </w:rPr>
         <w:t>Q5</w:t>
       </w:r>
       <w:r>
         <w:rPr>
-          <w:color w:val="00B050"/>
+          <w:color w:val="000000" w:themeColor="text1"/>
         </w:rPr>
         <w:t xml:space="preserve"> A video streaming service sends continuous data without establishing a connection or handshake. </w:t>
       </w:r>
@@ -277,7 +283,7 @@
         <w:rPr>
           <w:b/>
           <w:bCs/>
-          <w:color w:val="00B050"/>
+          <w:color w:val="000000" w:themeColor="text1"/>
         </w:rPr>
         <w:t>Answer: UDP</w:t>
       </w:r>
@@ -291,13 +297,13 @@
       <w:r>
         <w:rPr>
           <w:rFonts w:ascii="Segoe UI Emoji" w:hAnsi="Segoe UI Emoji" w:cs="Segoe UI Emoji"/>
-          <w:color w:val="00B050"/>
-        </w:rPr>
-        <w:t>⭐</w:t>
-      </w:r>
-      <w:r>
-        <w:rPr>
-          <w:color w:val="00B050"/>
+          <w:color w:val="000000" w:themeColor="text1"/>
+        </w:rPr>
+        <w:t>⭐</w:t>
+      </w:r>
+      <w:r>
+        <w:rPr>
+          <w:color w:val="000000" w:themeColor="text1"/>
         </w:rPr>
         <w:t xml:space="preserve"> </w:t>
       </w:r>
@@ -305,19 +311,19 @@
         <w:rPr>
           <w:b/>
           <w:bCs/>
-          <w:color w:val="00B050"/>
+          <w:color w:val="000000" w:themeColor="text1"/>
         </w:rPr>
         <w:t>Q6</w:t>
       </w:r>
       <w:r>
         <w:rPr>
-          <w:color w:val="00B050"/>
+          <w:color w:val="000000" w:themeColor="text1"/>
         </w:rPr>
         <w:t xml:space="preserve"> A user visits a non</w:t>
       </w:r>
       <w:r>
         <w:rPr>
-          <w:color w:val="00B050"/>
+          <w:color w:val="000000" w:themeColor="text1"/>
         </w:rPr>
         <w:noBreakHyphen/>
         <w:t>secure website</w:t>

--- a/Week 1/sheets/week 1.docx
+++ b/Week 1/sheets/week 1.docx
@@ -139,19 +139,19 @@
     <w:p>
       <w:pPr>
         <w:rPr>
-          <w:color w:val="000000" w:themeColor="text1"/>
-        </w:rPr>
-      </w:pPr>
-      <w:r>
-        <w:rPr>
-          <w:rFonts w:ascii="Segoe UI Emoji" w:hAnsi="Segoe UI Emoji" w:cs="Segoe UI Emoji"/>
-          <w:color w:val="000000" w:themeColor="text1"/>
-        </w:rPr>
-        <w:t>⭐</w:t>
-      </w:r>
-      <w:r>
-        <w:rPr>
-          <w:color w:val="000000" w:themeColor="text1"/>
+          <w:color w:val="84E290" w:themeColor="accent3" w:themeTint="66"/>
+        </w:rPr>
+      </w:pPr>
+      <w:r>
+        <w:rPr>
+          <w:rFonts w:ascii="Segoe UI Emoji" w:hAnsi="Segoe UI Emoji" w:cs="Segoe UI Emoji"/>
+          <w:color w:val="84E290" w:themeColor="accent3" w:themeTint="66"/>
+        </w:rPr>
+        <w:t>⭐</w:t>
+      </w:r>
+      <w:r>
+        <w:rPr>
+          <w:color w:val="84E290" w:themeColor="accent3" w:themeTint="66"/>
         </w:rPr>
         <w:t xml:space="preserve"> </w:t>
       </w:r>
@@ -159,13 +159,13 @@
         <w:rPr>
           <w:b/>
           <w:bCs/>
-          <w:color w:val="000000" w:themeColor="text1"/>
+          <w:color w:val="84E290" w:themeColor="accent3" w:themeTint="66"/>
         </w:rPr>
         <w:t>Q3</w:t>
       </w:r>
       <w:r>
         <w:rPr>
-          <w:color w:val="000000" w:themeColor="text1"/>
+          <w:color w:val="84E290" w:themeColor="accent3" w:themeTint="66"/>
         </w:rPr>
         <w:t xml:space="preserve"> A workstation attempts to resolve </w:t>
       </w:r>
@@ -173,13 +173,13 @@
         <w:rPr>
           <w:i/>
           <w:iCs/>
-          <w:color w:val="000000" w:themeColor="text1"/>
+          <w:color w:val="84E290" w:themeColor="accent3" w:themeTint="66"/>
         </w:rPr>
         <w:t>example.com</w:t>
       </w:r>
       <w:r>
         <w:rPr>
-          <w:color w:val="000000" w:themeColor="text1"/>
+          <w:color w:val="84E290" w:themeColor="accent3" w:themeTint="66"/>
         </w:rPr>
         <w:t xml:space="preserve"> to an IP address before loading the webpage. </w:t>
       </w:r>
@@ -187,7 +187,7 @@
         <w:rPr>
           <w:b/>
           <w:bCs/>
-          <w:color w:val="000000" w:themeColor="text1"/>
+          <w:color w:val="84E290" w:themeColor="accent3" w:themeTint="66"/>
         </w:rPr>
         <w:t>Answer: DNS (53)</w:t>
       </w:r>
@@ -201,13 +201,13 @@
       <w:r>
         <w:rPr>
           <w:rFonts w:ascii="Segoe UI Emoji" w:hAnsi="Segoe UI Emoji" w:cs="Segoe UI Emoji"/>
-          <w:color w:val="000000" w:themeColor="text1"/>
-        </w:rPr>
-        <w:t>⭐</w:t>
-      </w:r>
-      <w:r>
-        <w:rPr>
-          <w:color w:val="000000" w:themeColor="text1"/>
+          <w:color w:val="84E290" w:themeColor="accent3" w:themeTint="66"/>
+        </w:rPr>
+        <w:t>⭐</w:t>
+      </w:r>
+      <w:r>
+        <w:rPr>
+          <w:color w:val="84E290" w:themeColor="accent3" w:themeTint="66"/>
         </w:rPr>
         <w:t xml:space="preserve"> </w:t>
       </w:r>
@@ -215,25 +215,25 @@
         <w:rPr>
           <w:b/>
           <w:bCs/>
-          <w:color w:val="000000" w:themeColor="text1"/>
+          <w:color w:val="84E290" w:themeColor="accent3" w:themeTint="66"/>
         </w:rPr>
         <w:t>Q4</w:t>
       </w:r>
       <w:r>
         <w:rPr>
-          <w:color w:val="000000" w:themeColor="text1"/>
+          <w:color w:val="84E290" w:themeColor="accent3" w:themeTint="66"/>
         </w:rPr>
         <w:t xml:space="preserve"> A Windows user connects to a remote workstation to </w:t>
       </w:r>
       <w:r>
         <w:rPr>
-          <w:color w:val="000000" w:themeColor="text1"/>
+          <w:color w:val="84E290" w:themeColor="accent3" w:themeTint="66"/>
         </w:rPr>
         <w:t xml:space="preserve">applications </w:t>
       </w:r>
       <w:r>
         <w:rPr>
-          <w:color w:val="000000" w:themeColor="text1"/>
+          <w:color w:val="84E290" w:themeColor="accent3" w:themeTint="66"/>
         </w:rPr>
         <w:t xml:space="preserve">manage and files through a graphical interface. </w:t>
       </w:r>
@@ -241,9 +241,17 @@
         <w:rPr>
           <w:b/>
           <w:bCs/>
-          <w:color w:val="000000" w:themeColor="text1"/>
-        </w:rPr>
-        <w:t>Answer: RDP (3389)</w:t>
+          <w:color w:val="84E290" w:themeColor="accent3" w:themeTint="66"/>
+        </w:rPr>
+        <w:t>Answer: RDP (3389</w:t>
+      </w:r>
+      <w:r>
+        <w:rPr>
+          <w:b/>
+          <w:bCs/>
+          <w:color w:val="000000" w:themeColor="text1"/>
+        </w:rPr>
+        <w:t>)</w:t>
       </w:r>
     </w:p>
     <w:p>

--- a/Week 1/sheets/week 1.docx
+++ b/Week 1/sheets/week 1.docx
@@ -49,7 +49,7 @@
     <w:p>
       <w:pPr>
         <w:rPr>
-          <w:color w:val="000000" w:themeColor="text1"/>
+          <w:color w:val="84E290" w:themeColor="accent3" w:themeTint="66"/>
         </w:rPr>
       </w:pPr>
       <w:r>
@@ -83,13 +83,19 @@
         <w:rPr>
           <w:color w:val="000000" w:themeColor="text1"/>
         </w:rPr>
-        <w:t xml:space="preserve">and the connection is encrypted using TLS. </w:t>
-      </w:r>
-      <w:r>
-        <w:rPr>
-          <w:b/>
-          <w:bCs/>
-          <w:color w:val="000000" w:themeColor="text1"/>
+        <w:t xml:space="preserve">and the connection is encrypted using </w:t>
+      </w:r>
+      <w:r>
+        <w:rPr>
+          <w:color w:val="84E290" w:themeColor="accent3" w:themeTint="66"/>
+        </w:rPr>
+        <w:t xml:space="preserve">TLS. </w:t>
+      </w:r>
+      <w:r>
+        <w:rPr>
+          <w:b/>
+          <w:bCs/>
+          <w:color w:val="84E290" w:themeColor="accent3" w:themeTint="66"/>
         </w:rPr>
         <w:t>Answer: HTTPS (443)</w:t>
       </w:r>
@@ -97,19 +103,19 @@
     <w:p>
       <w:pPr>
         <w:rPr>
-          <w:color w:val="000000" w:themeColor="text1"/>
-        </w:rPr>
-      </w:pPr>
-      <w:r>
-        <w:rPr>
-          <w:rFonts w:ascii="Segoe UI Emoji" w:hAnsi="Segoe UI Emoji" w:cs="Segoe UI Emoji"/>
-          <w:color w:val="000000" w:themeColor="text1"/>
-        </w:rPr>
-        <w:t>⭐</w:t>
-      </w:r>
-      <w:r>
-        <w:rPr>
-          <w:color w:val="000000" w:themeColor="text1"/>
+          <w:color w:val="84E290" w:themeColor="accent3" w:themeTint="66"/>
+        </w:rPr>
+      </w:pPr>
+      <w:r>
+        <w:rPr>
+          <w:rFonts w:ascii="Segoe UI Emoji" w:hAnsi="Segoe UI Emoji" w:cs="Segoe UI Emoji"/>
+          <w:color w:val="84E290" w:themeColor="accent3" w:themeTint="66"/>
+        </w:rPr>
+        <w:t>⭐</w:t>
+      </w:r>
+      <w:r>
+        <w:rPr>
+          <w:color w:val="84E290" w:themeColor="accent3" w:themeTint="66"/>
         </w:rPr>
         <w:t xml:space="preserve"> </w:t>
       </w:r>
@@ -117,13 +123,13 @@
         <w:rPr>
           <w:b/>
           <w:bCs/>
-          <w:color w:val="000000" w:themeColor="text1"/>
+          <w:color w:val="84E290" w:themeColor="accent3" w:themeTint="66"/>
         </w:rPr>
         <w:t>Q2</w:t>
       </w:r>
       <w:r>
         <w:rPr>
-          <w:color w:val="000000" w:themeColor="text1"/>
+          <w:color w:val="84E290" w:themeColor="accent3" w:themeTint="66"/>
         </w:rPr>
         <w:t xml:space="preserve"> A Linux administrator remotely logs into a server using an encrypted terminal session to avoid credential theft. </w:t>
       </w:r>
@@ -131,7 +137,7 @@
         <w:rPr>
           <w:b/>
           <w:bCs/>
-          <w:color w:val="000000" w:themeColor="text1"/>
+          <w:color w:val="84E290" w:themeColor="accent3" w:themeTint="66"/>
         </w:rPr>
         <w:t>Answer: SSH (22)</w:t>
       </w:r>

--- a/Week 1/sheets/week 1.docx
+++ b/Week 1/sheets/week 1.docx
@@ -263,19 +263,19 @@
     <w:p>
       <w:pPr>
         <w:rPr>
-          <w:color w:val="000000" w:themeColor="text1"/>
-        </w:rPr>
-      </w:pPr>
-      <w:r>
-        <w:rPr>
-          <w:rFonts w:ascii="Segoe UI Emoji" w:hAnsi="Segoe UI Emoji" w:cs="Segoe UI Emoji"/>
-          <w:color w:val="000000" w:themeColor="text1"/>
-        </w:rPr>
-        <w:t>⭐</w:t>
-      </w:r>
-      <w:r>
-        <w:rPr>
-          <w:color w:val="000000" w:themeColor="text1"/>
+          <w:color w:val="84E290" w:themeColor="accent3" w:themeTint="66"/>
+        </w:rPr>
+      </w:pPr>
+      <w:r>
+        <w:rPr>
+          <w:rFonts w:ascii="Segoe UI Emoji" w:hAnsi="Segoe UI Emoji" w:cs="Segoe UI Emoji"/>
+          <w:color w:val="84E290" w:themeColor="accent3" w:themeTint="66"/>
+        </w:rPr>
+        <w:t>⭐</w:t>
+      </w:r>
+      <w:r>
+        <w:rPr>
+          <w:color w:val="84E290" w:themeColor="accent3" w:themeTint="66"/>
         </w:rPr>
         <w:t xml:space="preserve"> </w:t>
       </w:r>
@@ -283,13 +283,13 @@
         <w:rPr>
           <w:b/>
           <w:bCs/>
-          <w:color w:val="000000" w:themeColor="text1"/>
+          <w:color w:val="84E290" w:themeColor="accent3" w:themeTint="66"/>
         </w:rPr>
         <w:t>Q5</w:t>
       </w:r>
       <w:r>
         <w:rPr>
-          <w:color w:val="000000" w:themeColor="text1"/>
+          <w:color w:val="84E290" w:themeColor="accent3" w:themeTint="66"/>
         </w:rPr>
         <w:t xml:space="preserve"> A video streaming service sends continuous data without establishing a connection or handshake. </w:t>
       </w:r>
@@ -297,7 +297,7 @@
         <w:rPr>
           <w:b/>
           <w:bCs/>
-          <w:color w:val="000000" w:themeColor="text1"/>
+          <w:color w:val="84E290" w:themeColor="accent3" w:themeTint="66"/>
         </w:rPr>
         <w:t>Answer: UDP</w:t>
       </w:r>

--- a/Week 1/sheets/week 1.docx
+++ b/Week 1/sheets/week 1.docx
@@ -340,19 +340,18 @@
           <w:color w:val="000000" w:themeColor="text1"/>
         </w:rPr>
         <w:noBreakHyphen/>
-        <w:t>secure website</w:t>
-      </w:r>
-      <w:r>
-        <w:rPr>
-          <w:color w:val="000000" w:themeColor="text1"/>
-        </w:rPr>
-        <w:t xml:space="preserve">. The browser does not show a padlock, and the connection is unencrypted. </w:t>
-      </w:r>
-      <w:r>
-        <w:rPr>
-          <w:b/>
-          <w:bCs/>
-          <w:color w:val="000000" w:themeColor="text1"/>
+      </w:r>
+      <w:r>
+        <w:rPr>
+          <w:color w:val="84E290" w:themeColor="accent3" w:themeTint="66"/>
+        </w:rPr>
+        <w:t xml:space="preserve">secure website. The browser does not show a padlock, and the connection is unencrypted. </w:t>
+      </w:r>
+      <w:r>
+        <w:rPr>
+          <w:b/>
+          <w:bCs/>
+          <w:color w:val="84E290" w:themeColor="accent3" w:themeTint="66"/>
         </w:rPr>
         <w:t>Answer: HTTP (80)</w:t>
       </w:r>

--- a/Week 1/sheets/week 1.docx
+++ b/Week 1/sheets/week 1.docx
@@ -719,20 +719,20 @@
     <w:p>
       <w:pPr>
         <w:rPr>
-          <w:color w:val="000000" w:themeColor="text1"/>
-        </w:rPr>
-      </w:pPr>
-      <w:r>
-        <w:rPr>
-          <w:rFonts w:ascii="Segoe UI Emoji" w:hAnsi="Segoe UI Emoji" w:cs="Segoe UI Emoji"/>
-          <w:color w:val="000000" w:themeColor="text1"/>
+          <w:color w:val="84E290" w:themeColor="accent3" w:themeTint="66"/>
+        </w:rPr>
+      </w:pPr>
+      <w:r>
+        <w:rPr>
+          <w:rFonts w:ascii="Segoe UI Emoji" w:hAnsi="Segoe UI Emoji" w:cs="Segoe UI Emoji"/>
+          <w:color w:val="84E290" w:themeColor="accent3" w:themeTint="66"/>
         </w:rPr>
         <w:lastRenderedPageBreak/>
         <w:t>⭐</w:t>
       </w:r>
       <w:r>
         <w:rPr>
-          <w:color w:val="000000" w:themeColor="text1"/>
+          <w:color w:val="84E290" w:themeColor="accent3" w:themeTint="66"/>
         </w:rPr>
         <w:t xml:space="preserve"> </w:t>
       </w:r>
@@ -740,13 +740,13 @@
         <w:rPr>
           <w:b/>
           <w:bCs/>
-          <w:color w:val="000000" w:themeColor="text1"/>
+          <w:color w:val="84E290" w:themeColor="accent3" w:themeTint="66"/>
         </w:rPr>
         <w:t>Q4</w:t>
       </w:r>
       <w:r>
         <w:rPr>
-          <w:color w:val="000000" w:themeColor="text1"/>
+          <w:color w:val="84E290" w:themeColor="accent3" w:themeTint="66"/>
         </w:rPr>
         <w:t xml:space="preserve"> A web application is being attacked with SQL injection and XSS. A specialized device filters these HTTP requests. </w:t>
       </w:r>
@@ -754,7 +754,7 @@
         <w:rPr>
           <w:b/>
           <w:bCs/>
-          <w:color w:val="000000" w:themeColor="text1"/>
+          <w:color w:val="84E290" w:themeColor="accent3" w:themeTint="66"/>
         </w:rPr>
         <w:t>Answer: WAF</w:t>
       </w:r>

--- a/Week 1/sheets/week 1.docx
+++ b/Week 1/sheets/week 1.docx
@@ -387,21 +387,7 @@
         <w:rPr>
           <w:color w:val="47D459" w:themeColor="accent3" w:themeTint="99"/>
         </w:rPr>
-        <w:t xml:space="preserve"> A system uploads and downloads files using an unencrypted file transfer protocol. Credentials are sent in </w:t>
-      </w:r>
-      <w:proofErr w:type="gramStart"/>
-      <w:r>
-        <w:rPr>
-          <w:color w:val="47D459" w:themeColor="accent3" w:themeTint="99"/>
-        </w:rPr>
-        <w:t>cleartext</w:t>
-      </w:r>
-      <w:proofErr w:type="gramEnd"/>
-      <w:r>
-        <w:rPr>
-          <w:color w:val="47D459" w:themeColor="accent3" w:themeTint="99"/>
-        </w:rPr>
-        <w:t xml:space="preserve">. </w:t>
+        <w:t xml:space="preserve"> A system uploads and downloads files using an unencrypted file transfer protocol. Credentials are sent in cleartext. </w:t>
       </w:r>
       <w:r>
         <w:rPr>
@@ -1080,7 +1066,7 @@
     <w:p>
       <w:pPr>
         <w:rPr>
-          <w:color w:val="000000" w:themeColor="text1"/>
+          <w:color w:val="00B050"/>
         </w:rPr>
       </w:pPr>
       <w:r>
@@ -1108,13 +1094,19 @@
         <w:rPr>
           <w:color w:val="000000" w:themeColor="text1"/>
         </w:rPr>
-        <w:t xml:space="preserve"> Security analysts deploy a fake vulnerable server to attract attackers and study their behavior. </w:t>
-      </w:r>
-      <w:r>
-        <w:rPr>
-          <w:b/>
-          <w:bCs/>
-          <w:color w:val="000000" w:themeColor="text1"/>
+        <w:t xml:space="preserve"> Security analysts deploy a fake vulnerable server to attract attackers and study their </w:t>
+      </w:r>
+      <w:r>
+        <w:rPr>
+          <w:color w:val="00B050"/>
+        </w:rPr>
+        <w:t xml:space="preserve">behavior. </w:t>
+      </w:r>
+      <w:r>
+        <w:rPr>
+          <w:b/>
+          <w:bCs/>
+          <w:color w:val="00B050"/>
         </w:rPr>
         <w:t>Answer: Honeypot</w:t>
       </w:r>
@@ -1122,19 +1114,19 @@
     <w:p>
       <w:pPr>
         <w:rPr>
-          <w:color w:val="000000" w:themeColor="text1"/>
-        </w:rPr>
-      </w:pPr>
-      <w:r>
-        <w:rPr>
-          <w:rFonts w:ascii="Segoe UI Emoji" w:hAnsi="Segoe UI Emoji" w:cs="Segoe UI Emoji"/>
-          <w:color w:val="000000" w:themeColor="text1"/>
-        </w:rPr>
-        <w:t>⭐</w:t>
-      </w:r>
-      <w:r>
-        <w:rPr>
-          <w:color w:val="000000" w:themeColor="text1"/>
+          <w:color w:val="00B050"/>
+        </w:rPr>
+      </w:pPr>
+      <w:r>
+        <w:rPr>
+          <w:rFonts w:ascii="Segoe UI Emoji" w:hAnsi="Segoe UI Emoji" w:cs="Segoe UI Emoji"/>
+          <w:color w:val="00B050"/>
+        </w:rPr>
+        <w:t>⭐</w:t>
+      </w:r>
+      <w:r>
+        <w:rPr>
+          <w:color w:val="00B050"/>
         </w:rPr>
         <w:t xml:space="preserve"> </w:t>
       </w:r>
@@ -1142,13 +1134,13 @@
         <w:rPr>
           <w:b/>
           <w:bCs/>
-          <w:color w:val="000000" w:themeColor="text1"/>
+          <w:color w:val="00B050"/>
         </w:rPr>
         <w:t>Q4</w:t>
       </w:r>
       <w:r>
         <w:rPr>
-          <w:color w:val="000000" w:themeColor="text1"/>
+          <w:color w:val="00B050"/>
         </w:rPr>
         <w:t xml:space="preserve"> A critical industrial control system is completely disconnected from all networks for maximum security. </w:t>
       </w:r>
@@ -1156,7 +1148,7 @@
         <w:rPr>
           <w:b/>
           <w:bCs/>
-          <w:color w:val="000000" w:themeColor="text1"/>
+          <w:color w:val="00B050"/>
         </w:rPr>
         <w:t>Answer: Air Gap</w:t>
       </w:r>
@@ -1170,13 +1162,13 @@
       <w:r>
         <w:rPr>
           <w:rFonts w:ascii="Segoe UI Emoji" w:hAnsi="Segoe UI Emoji" w:cs="Segoe UI Emoji"/>
-          <w:color w:val="000000" w:themeColor="text1"/>
-        </w:rPr>
-        <w:t>⭐</w:t>
-      </w:r>
-      <w:r>
-        <w:rPr>
-          <w:color w:val="000000" w:themeColor="text1"/>
+          <w:color w:val="00B050"/>
+        </w:rPr>
+        <w:t>⭐</w:t>
+      </w:r>
+      <w:r>
+        <w:rPr>
+          <w:color w:val="00B050"/>
         </w:rPr>
         <w:t xml:space="preserve"> </w:t>
       </w:r>
@@ -1184,13 +1176,13 @@
         <w:rPr>
           <w:b/>
           <w:bCs/>
-          <w:color w:val="000000" w:themeColor="text1"/>
+          <w:color w:val="00B050"/>
         </w:rPr>
         <w:t>Q5</w:t>
       </w:r>
       <w:r>
         <w:rPr>
-          <w:color w:val="000000" w:themeColor="text1"/>
+          <w:color w:val="00B050"/>
         </w:rPr>
         <w:t xml:space="preserve"> Administrators must connect through a single hardened system before accessing sensitive servers. </w:t>
       </w:r>
@@ -1198,9 +1190,17 @@
         <w:rPr>
           <w:b/>
           <w:bCs/>
-          <w:color w:val="000000" w:themeColor="text1"/>
-        </w:rPr>
-        <w:t>Answer: Jump Server</w:t>
+          <w:color w:val="00B050"/>
+        </w:rPr>
+        <w:t>Answer</w:t>
+      </w:r>
+      <w:r>
+        <w:rPr>
+          <w:b/>
+          <w:bCs/>
+          <w:color w:val="000000" w:themeColor="text1"/>
+        </w:rPr>
+        <w:t>: Jump Server</w:t>
       </w:r>
     </w:p>
     <w:p>
@@ -1461,47 +1461,15 @@
           <w:color w:val="000000" w:themeColor="text1"/>
         </w:rPr>
         <w:noBreakHyphen/>
-        <w:t xml:space="preserve">Fi due to a flood of forged </w:t>
-      </w:r>
-      <w:proofErr w:type="spellStart"/>
-      <w:r>
-        <w:rPr>
-          <w:color w:val="000000" w:themeColor="text1"/>
-        </w:rPr>
-        <w:t>deauthentication</w:t>
-      </w:r>
-      <w:proofErr w:type="spellEnd"/>
-      <w:r>
-        <w:rPr>
-          <w:color w:val="000000" w:themeColor="text1"/>
-        </w:rPr>
-        <w:t xml:space="preserve"> frames. </w:t>
-      </w:r>
-      <w:r>
-        <w:rPr>
-          <w:b/>
-          <w:bCs/>
-          <w:color w:val="000000" w:themeColor="text1"/>
-        </w:rPr>
-        <w:t xml:space="preserve">Answer: </w:t>
-      </w:r>
-      <w:proofErr w:type="spellStart"/>
-      <w:r>
-        <w:rPr>
-          <w:b/>
-          <w:bCs/>
-          <w:color w:val="000000" w:themeColor="text1"/>
-        </w:rPr>
-        <w:t>Deauthentication</w:t>
-      </w:r>
-      <w:proofErr w:type="spellEnd"/>
-      <w:r>
-        <w:rPr>
-          <w:b/>
-          <w:bCs/>
-          <w:color w:val="000000" w:themeColor="text1"/>
-        </w:rPr>
-        <w:t xml:space="preserve"> Attack</w:t>
+        <w:t xml:space="preserve">Fi due to a flood of forged deauthentication frames. </w:t>
+      </w:r>
+      <w:r>
+        <w:rPr>
+          <w:b/>
+          <w:bCs/>
+          <w:color w:val="000000" w:themeColor="text1"/>
+        </w:rPr>
+        <w:t>Answer: Deauthentication Attack</w:t>
       </w:r>
     </w:p>
     <w:p>
@@ -2168,47 +2136,15 @@
           <w:color w:val="000000" w:themeColor="text1"/>
         </w:rPr>
         <w:noBreakHyphen/>
-        <w:t xml:space="preserve">Fi with </w:t>
-      </w:r>
-      <w:proofErr w:type="spellStart"/>
-      <w:r>
-        <w:rPr>
-          <w:color w:val="000000" w:themeColor="text1"/>
-        </w:rPr>
-        <w:t>deauthentication</w:t>
-      </w:r>
-      <w:proofErr w:type="spellEnd"/>
-      <w:r>
-        <w:rPr>
-          <w:color w:val="000000" w:themeColor="text1"/>
-        </w:rPr>
-        <w:t xml:space="preserve"> frames, forcing users to disconnect repeatedly. </w:t>
-      </w:r>
-      <w:r>
-        <w:rPr>
-          <w:b/>
-          <w:bCs/>
-          <w:color w:val="000000" w:themeColor="text1"/>
-        </w:rPr>
-        <w:t xml:space="preserve">Answer: </w:t>
-      </w:r>
-      <w:proofErr w:type="spellStart"/>
-      <w:r>
-        <w:rPr>
-          <w:b/>
-          <w:bCs/>
-          <w:color w:val="000000" w:themeColor="text1"/>
-        </w:rPr>
-        <w:t>Deauthentication</w:t>
-      </w:r>
-      <w:proofErr w:type="spellEnd"/>
-      <w:r>
-        <w:rPr>
-          <w:b/>
-          <w:bCs/>
-          <w:color w:val="000000" w:themeColor="text1"/>
-        </w:rPr>
-        <w:t xml:space="preserve"> Attack</w:t>
+        <w:t xml:space="preserve">Fi with deauthentication frames, forcing users to disconnect repeatedly. </w:t>
+      </w:r>
+      <w:r>
+        <w:rPr>
+          <w:b/>
+          <w:bCs/>
+          <w:color w:val="000000" w:themeColor="text1"/>
+        </w:rPr>
+        <w:t>Answer: Deauthentication Attack</w:t>
       </w:r>
     </w:p>
     <w:p>
@@ -2706,21 +2642,7 @@
         <w:rPr>
           <w:color w:val="000000" w:themeColor="text1"/>
         </w:rPr>
-        <w:t xml:space="preserve"> A firewall monitors active connections and allows </w:t>
-      </w:r>
-      <w:proofErr w:type="gramStart"/>
-      <w:r>
-        <w:rPr>
-          <w:color w:val="000000" w:themeColor="text1"/>
-        </w:rPr>
-        <w:t>return traffic</w:t>
-      </w:r>
-      <w:proofErr w:type="gramEnd"/>
-      <w:r>
-        <w:rPr>
-          <w:color w:val="000000" w:themeColor="text1"/>
-        </w:rPr>
-        <w:t xml:space="preserve"> only if it matches an existing session. </w:t>
+        <w:t xml:space="preserve"> A firewall monitors active connections and allows return traffic only if it matches an existing session. </w:t>
       </w:r>
       <w:r>
         <w:rPr>
@@ -3091,7 +3013,6 @@
           <w:color w:val="000000" w:themeColor="text1"/>
         </w:rPr>
       </w:pPr>
-      <w:proofErr w:type="gramStart"/>
       <w:r>
         <w:rPr>
           <w:b/>
@@ -3107,16 +3028,7 @@
           <w:color w:val="000000" w:themeColor="text1"/>
         </w:rPr>
         <w:noBreakHyphen/>
-        <w:t>7 —</w:t>
-      </w:r>
-      <w:proofErr w:type="gramEnd"/>
-      <w:r>
-        <w:rPr>
-          <w:b/>
-          <w:bCs/>
-          <w:color w:val="000000" w:themeColor="text1"/>
-        </w:rPr>
-        <w:t xml:space="preserve"> CIA, AAA, Control Types</w:t>
+        <w:t>7 — CIA, AAA, Control Types</w:t>
       </w:r>
     </w:p>
     <w:p>
@@ -4413,43 +4325,7 @@
           <w:bCs/>
           <w:color w:val="000000" w:themeColor="text1"/>
         </w:rPr>
-        <w:t xml:space="preserve"> Q4 A </w:t>
-      </w:r>
-      <w:proofErr w:type="gramStart"/>
-      <w:r>
-        <w:rPr>
-          <w:b/>
-          <w:bCs/>
-          <w:color w:val="000000" w:themeColor="text1"/>
-        </w:rPr>
-        <w:t>user</w:t>
-      </w:r>
-      <w:proofErr w:type="gramEnd"/>
-      <w:r>
-        <w:rPr>
-          <w:b/>
-          <w:bCs/>
-          <w:color w:val="000000" w:themeColor="text1"/>
-        </w:rPr>
-        <w:t xml:space="preserve"> </w:t>
-      </w:r>
-      <w:proofErr w:type="gramStart"/>
-      <w:r>
-        <w:rPr>
-          <w:b/>
-          <w:bCs/>
-          <w:color w:val="000000" w:themeColor="text1"/>
-        </w:rPr>
-        <w:t>signs</w:t>
-      </w:r>
-      <w:proofErr w:type="gramEnd"/>
-      <w:r>
-        <w:rPr>
-          <w:b/>
-          <w:bCs/>
-          <w:color w:val="000000" w:themeColor="text1"/>
-        </w:rPr>
-        <w:t xml:space="preserve"> a document digitally to prove authorship. Answer: Digital Signature</w:t>
+        <w:t xml:space="preserve"> Q4 A user signs a document digitally to prove authorship. Answer: Digital Signature</w:t>
       </w:r>
     </w:p>
     <w:p>

--- a/Week 1/sheets/week 1.docx
+++ b/Week 1/sheets/week 1.docx
@@ -387,7 +387,21 @@
         <w:rPr>
           <w:color w:val="47D459" w:themeColor="accent3" w:themeTint="99"/>
         </w:rPr>
-        <w:t xml:space="preserve"> A system uploads and downloads files using an unencrypted file transfer protocol. Credentials are sent in cleartext. </w:t>
+        <w:t xml:space="preserve"> A system uploads and downloads files using an unencrypted file transfer protocol. Credentials are sent in </w:t>
+      </w:r>
+      <w:proofErr w:type="gramStart"/>
+      <w:r>
+        <w:rPr>
+          <w:color w:val="47D459" w:themeColor="accent3" w:themeTint="99"/>
+        </w:rPr>
+        <w:t>cleartext</w:t>
+      </w:r>
+      <w:proofErr w:type="gramEnd"/>
+      <w:r>
+        <w:rPr>
+          <w:color w:val="47D459" w:themeColor="accent3" w:themeTint="99"/>
+        </w:rPr>
+        <w:t xml:space="preserve">. </w:t>
       </w:r>
       <w:r>
         <w:rPr>
@@ -975,19 +989,19 @@
     <w:p>
       <w:pPr>
         <w:rPr>
-          <w:color w:val="000000" w:themeColor="text1"/>
-        </w:rPr>
-      </w:pPr>
-      <w:r>
-        <w:rPr>
-          <w:rFonts w:ascii="Segoe UI Emoji" w:hAnsi="Segoe UI Emoji" w:cs="Segoe UI Emoji"/>
-          <w:color w:val="000000" w:themeColor="text1"/>
-        </w:rPr>
-        <w:t>⭐</w:t>
-      </w:r>
-      <w:r>
-        <w:rPr>
-          <w:color w:val="000000" w:themeColor="text1"/>
+          <w:color w:val="00B050"/>
+        </w:rPr>
+      </w:pPr>
+      <w:r>
+        <w:rPr>
+          <w:rFonts w:ascii="Segoe UI Emoji" w:hAnsi="Segoe UI Emoji" w:cs="Segoe UI Emoji"/>
+          <w:color w:val="00B050"/>
+        </w:rPr>
+        <w:t>⭐</w:t>
+      </w:r>
+      <w:r>
+        <w:rPr>
+          <w:color w:val="00B050"/>
         </w:rPr>
         <w:t xml:space="preserve"> </w:t>
       </w:r>
@@ -995,19 +1009,19 @@
         <w:rPr>
           <w:b/>
           <w:bCs/>
-          <w:color w:val="000000" w:themeColor="text1"/>
+          <w:color w:val="00B050"/>
         </w:rPr>
         <w:t>Q1</w:t>
       </w:r>
       <w:r>
         <w:rPr>
-          <w:color w:val="000000" w:themeColor="text1"/>
+          <w:color w:val="00B050"/>
         </w:rPr>
         <w:t xml:space="preserve"> A public</w:t>
       </w:r>
       <w:r>
         <w:rPr>
-          <w:color w:val="000000" w:themeColor="text1"/>
+          <w:color w:val="00B050"/>
         </w:rPr>
         <w:noBreakHyphen/>
         <w:t xml:space="preserve">facing web server must be reachable from the internet but isolated from internal systems. </w:t>
@@ -1016,7 +1030,7 @@
         <w:rPr>
           <w:b/>
           <w:bCs/>
-          <w:color w:val="000000" w:themeColor="text1"/>
+          <w:color w:val="00B050"/>
         </w:rPr>
         <w:t>Answer: DMZ</w:t>
       </w:r>
@@ -1024,19 +1038,19 @@
     <w:p>
       <w:pPr>
         <w:rPr>
-          <w:color w:val="000000" w:themeColor="text1"/>
-        </w:rPr>
-      </w:pPr>
-      <w:r>
-        <w:rPr>
-          <w:rFonts w:ascii="Segoe UI Emoji" w:hAnsi="Segoe UI Emoji" w:cs="Segoe UI Emoji"/>
-          <w:color w:val="000000" w:themeColor="text1"/>
-        </w:rPr>
-        <w:t>⭐</w:t>
-      </w:r>
-      <w:r>
-        <w:rPr>
-          <w:color w:val="000000" w:themeColor="text1"/>
+          <w:color w:val="00B050"/>
+        </w:rPr>
+      </w:pPr>
+      <w:r>
+        <w:rPr>
+          <w:rFonts w:ascii="Segoe UI Emoji" w:hAnsi="Segoe UI Emoji" w:cs="Segoe UI Emoji"/>
+          <w:color w:val="00B050"/>
+        </w:rPr>
+        <w:t>⭐</w:t>
+      </w:r>
+      <w:r>
+        <w:rPr>
+          <w:color w:val="00B050"/>
         </w:rPr>
         <w:t xml:space="preserve"> </w:t>
       </w:r>
@@ -1044,13 +1058,13 @@
         <w:rPr>
           <w:b/>
           <w:bCs/>
-          <w:color w:val="000000" w:themeColor="text1"/>
+          <w:color w:val="00B050"/>
         </w:rPr>
         <w:t>Q2</w:t>
       </w:r>
       <w:r>
         <w:rPr>
-          <w:color w:val="000000" w:themeColor="text1"/>
+          <w:color w:val="00B050"/>
         </w:rPr>
         <w:t xml:space="preserve"> A company wants to separate HR, Finance, and Guest networks to improve security and reduce broadcast traffic. </w:t>
       </w:r>
@@ -1058,7 +1072,7 @@
         <w:rPr>
           <w:b/>
           <w:bCs/>
-          <w:color w:val="000000" w:themeColor="text1"/>
+          <w:color w:val="00B050"/>
         </w:rPr>
         <w:t>Answer: VLANs</w:t>
       </w:r>
@@ -2642,7 +2656,21 @@
         <w:rPr>
           <w:color w:val="000000" w:themeColor="text1"/>
         </w:rPr>
-        <w:t xml:space="preserve"> A firewall monitors active connections and allows return traffic only if it matches an existing session. </w:t>
+        <w:t xml:space="preserve"> A firewall monitors active connections and allows </w:t>
+      </w:r>
+      <w:proofErr w:type="gramStart"/>
+      <w:r>
+        <w:rPr>
+          <w:color w:val="000000" w:themeColor="text1"/>
+        </w:rPr>
+        <w:t>return traffic</w:t>
+      </w:r>
+      <w:proofErr w:type="gramEnd"/>
+      <w:r>
+        <w:rPr>
+          <w:color w:val="000000" w:themeColor="text1"/>
+        </w:rPr>
+        <w:t xml:space="preserve"> only if it matches an existing session. </w:t>
       </w:r>
       <w:r>
         <w:rPr>
@@ -3013,6 +3041,7 @@
           <w:color w:val="000000" w:themeColor="text1"/>
         </w:rPr>
       </w:pPr>
+      <w:proofErr w:type="gramStart"/>
       <w:r>
         <w:rPr>
           <w:b/>
@@ -3028,7 +3057,16 @@
           <w:color w:val="000000" w:themeColor="text1"/>
         </w:rPr>
         <w:noBreakHyphen/>
-        <w:t>7 — CIA, AAA, Control Types</w:t>
+        <w:t>7 —</w:t>
+      </w:r>
+      <w:proofErr w:type="gramEnd"/>
+      <w:r>
+        <w:rPr>
+          <w:b/>
+          <w:bCs/>
+          <w:color w:val="000000" w:themeColor="text1"/>
+        </w:rPr>
+        <w:t xml:space="preserve"> CIA, AAA, Control Types</w:t>
       </w:r>
     </w:p>
     <w:p>
@@ -4795,7 +4833,25 @@
           <w:bCs/>
           <w:color w:val="000000" w:themeColor="text1"/>
         </w:rPr>
-        <w:t xml:space="preserve"> Q1 A SIEM alerts on multiple failed logins followed by a successful one. Answer: Brute Force Attack</w:t>
+        <w:t xml:space="preserve"> Q1 A </w:t>
+      </w:r>
+      <w:proofErr w:type="gramStart"/>
+      <w:r>
+        <w:rPr>
+          <w:b/>
+          <w:bCs/>
+          <w:color w:val="000000" w:themeColor="text1"/>
+        </w:rPr>
+        <w:t>SIEM alerts</w:t>
+      </w:r>
+      <w:proofErr w:type="gramEnd"/>
+      <w:r>
+        <w:rPr>
+          <w:b/>
+          <w:bCs/>
+          <w:color w:val="000000" w:themeColor="text1"/>
+        </w:rPr>
+        <w:t xml:space="preserve"> on multiple failed logins followed by a successful one. Answer: Brute Force Attack</w:t>
       </w:r>
     </w:p>
     <w:p>

--- a/Week 1/sheets/week 1.docx
+++ b/Week 1/sheets/week 1.docx
@@ -947,23 +947,23 @@
         <w:rPr>
           <w:b/>
           <w:bCs/>
-          <w:color w:val="000000" w:themeColor="text1"/>
-        </w:rPr>
-      </w:pPr>
-      <w:r>
-        <w:rPr>
-          <w:rFonts w:ascii="Segoe UI Emoji" w:hAnsi="Segoe UI Emoji" w:cs="Segoe UI Emoji"/>
-          <w:b/>
-          <w:bCs/>
-          <w:color w:val="000000" w:themeColor="text1"/>
-        </w:rPr>
-        <w:t>⭐</w:t>
-      </w:r>
-      <w:r>
-        <w:rPr>
-          <w:b/>
-          <w:bCs/>
-          <w:color w:val="000000" w:themeColor="text1"/>
+          <w:color w:val="60CAF3" w:themeColor="accent4" w:themeTint="99"/>
+        </w:rPr>
+      </w:pPr>
+      <w:r>
+        <w:rPr>
+          <w:rFonts w:ascii="Segoe UI Emoji" w:hAnsi="Segoe UI Emoji" w:cs="Segoe UI Emoji"/>
+          <w:b/>
+          <w:bCs/>
+          <w:color w:val="60CAF3" w:themeColor="accent4" w:themeTint="99"/>
+        </w:rPr>
+        <w:t>⭐</w:t>
+      </w:r>
+      <w:r>
+        <w:rPr>
+          <w:b/>
+          <w:bCs/>
+          <w:color w:val="60CAF3" w:themeColor="accent4" w:themeTint="99"/>
         </w:rPr>
         <w:t xml:space="preserve"> DAY</w:t>
       </w:r>
@@ -971,7 +971,7 @@
         <w:rPr>
           <w:b/>
           <w:bCs/>
-          <w:color w:val="000000" w:themeColor="text1"/>
+          <w:color w:val="60CAF3" w:themeColor="accent4" w:themeTint="99"/>
         </w:rPr>
         <w:noBreakHyphen/>
         <w:t>3 — Secure Network Design (100% Exam</w:t>
@@ -980,7 +980,7 @@
         <w:rPr>
           <w:b/>
           <w:bCs/>
-          <w:color w:val="000000" w:themeColor="text1"/>
+          <w:color w:val="60CAF3" w:themeColor="accent4" w:themeTint="99"/>
         </w:rPr>
         <w:noBreakHyphen/>
         <w:t>Ready)</w:t>

--- a/Week 1/sheets/week 1.docx
+++ b/Week 1/sheets/week 1.docx
@@ -387,21 +387,7 @@
         <w:rPr>
           <w:color w:val="47D459" w:themeColor="accent3" w:themeTint="99"/>
         </w:rPr>
-        <w:t xml:space="preserve"> A system uploads and downloads files using an unencrypted file transfer protocol. Credentials are sent in </w:t>
-      </w:r>
-      <w:proofErr w:type="gramStart"/>
-      <w:r>
-        <w:rPr>
-          <w:color w:val="47D459" w:themeColor="accent3" w:themeTint="99"/>
-        </w:rPr>
-        <w:t>cleartext</w:t>
-      </w:r>
-      <w:proofErr w:type="gramEnd"/>
-      <w:r>
-        <w:rPr>
-          <w:color w:val="47D459" w:themeColor="accent3" w:themeTint="99"/>
-        </w:rPr>
-        <w:t xml:space="preserve">. </w:t>
+        <w:t xml:space="preserve"> A system uploads and downloads files using an unencrypted file transfer protocol. Credentials are sent in cleartext. </w:t>
       </w:r>
       <w:r>
         <w:rPr>
@@ -1080,19 +1066,19 @@
     <w:p>
       <w:pPr>
         <w:rPr>
-          <w:color w:val="00B050"/>
-        </w:rPr>
-      </w:pPr>
-      <w:r>
-        <w:rPr>
-          <w:rFonts w:ascii="Segoe UI Emoji" w:hAnsi="Segoe UI Emoji" w:cs="Segoe UI Emoji"/>
-          <w:color w:val="000000" w:themeColor="text1"/>
-        </w:rPr>
-        <w:t>⭐</w:t>
-      </w:r>
-      <w:r>
-        <w:rPr>
-          <w:color w:val="000000" w:themeColor="text1"/>
+          <w:color w:val="47D459" w:themeColor="accent3" w:themeTint="99"/>
+        </w:rPr>
+      </w:pPr>
+      <w:r>
+        <w:rPr>
+          <w:rFonts w:ascii="Segoe UI Emoji" w:hAnsi="Segoe UI Emoji" w:cs="Segoe UI Emoji"/>
+          <w:color w:val="47D459" w:themeColor="accent3" w:themeTint="99"/>
+        </w:rPr>
+        <w:t>⭐</w:t>
+      </w:r>
+      <w:r>
+        <w:rPr>
+          <w:color w:val="47D459" w:themeColor="accent3" w:themeTint="99"/>
         </w:rPr>
         <w:t xml:space="preserve"> </w:t>
       </w:r>
@@ -1100,27 +1086,21 @@
         <w:rPr>
           <w:b/>
           <w:bCs/>
-          <w:color w:val="000000" w:themeColor="text1"/>
+          <w:color w:val="47D459" w:themeColor="accent3" w:themeTint="99"/>
         </w:rPr>
         <w:t>Q3</w:t>
       </w:r>
       <w:r>
         <w:rPr>
-          <w:color w:val="000000" w:themeColor="text1"/>
-        </w:rPr>
-        <w:t xml:space="preserve"> Security analysts deploy a fake vulnerable server to attract attackers and study their </w:t>
-      </w:r>
-      <w:r>
-        <w:rPr>
-          <w:color w:val="00B050"/>
-        </w:rPr>
-        <w:t xml:space="preserve">behavior. </w:t>
-      </w:r>
-      <w:r>
-        <w:rPr>
-          <w:b/>
-          <w:bCs/>
-          <w:color w:val="00B050"/>
+          <w:color w:val="47D459" w:themeColor="accent3" w:themeTint="99"/>
+        </w:rPr>
+        <w:t xml:space="preserve"> Security analysts deploy a fake vulnerable server to attract attackers and study their behavior. </w:t>
+      </w:r>
+      <w:r>
+        <w:rPr>
+          <w:b/>
+          <w:bCs/>
+          <w:color w:val="47D459" w:themeColor="accent3" w:themeTint="99"/>
         </w:rPr>
         <w:t>Answer: Honeypot</w:t>
       </w:r>
@@ -2656,21 +2636,7 @@
         <w:rPr>
           <w:color w:val="000000" w:themeColor="text1"/>
         </w:rPr>
-        <w:t xml:space="preserve"> A firewall monitors active connections and allows </w:t>
-      </w:r>
-      <w:proofErr w:type="gramStart"/>
-      <w:r>
-        <w:rPr>
-          <w:color w:val="000000" w:themeColor="text1"/>
-        </w:rPr>
-        <w:t>return traffic</w:t>
-      </w:r>
-      <w:proofErr w:type="gramEnd"/>
-      <w:r>
-        <w:rPr>
-          <w:color w:val="000000" w:themeColor="text1"/>
-        </w:rPr>
-        <w:t xml:space="preserve"> only if it matches an existing session. </w:t>
+        <w:t xml:space="preserve"> A firewall monitors active connections and allows return traffic only if it matches an existing session. </w:t>
       </w:r>
       <w:r>
         <w:rPr>
@@ -3041,7 +3007,6 @@
           <w:color w:val="000000" w:themeColor="text1"/>
         </w:rPr>
       </w:pPr>
-      <w:proofErr w:type="gramStart"/>
       <w:r>
         <w:rPr>
           <w:b/>
@@ -3057,16 +3022,7 @@
           <w:color w:val="000000" w:themeColor="text1"/>
         </w:rPr>
         <w:noBreakHyphen/>
-        <w:t>7 —</w:t>
-      </w:r>
-      <w:proofErr w:type="gramEnd"/>
-      <w:r>
-        <w:rPr>
-          <w:b/>
-          <w:bCs/>
-          <w:color w:val="000000" w:themeColor="text1"/>
-        </w:rPr>
-        <w:t xml:space="preserve"> CIA, AAA, Control Types</w:t>
+        <w:t>7 — CIA, AAA, Control Types</w:t>
       </w:r>
     </w:p>
     <w:p>
@@ -4833,25 +4789,7 @@
           <w:bCs/>
           <w:color w:val="000000" w:themeColor="text1"/>
         </w:rPr>
-        <w:t xml:space="preserve"> Q1 A </w:t>
-      </w:r>
-      <w:proofErr w:type="gramStart"/>
-      <w:r>
-        <w:rPr>
-          <w:b/>
-          <w:bCs/>
-          <w:color w:val="000000" w:themeColor="text1"/>
-        </w:rPr>
-        <w:t>SIEM alerts</w:t>
-      </w:r>
-      <w:proofErr w:type="gramEnd"/>
-      <w:r>
-        <w:rPr>
-          <w:b/>
-          <w:bCs/>
-          <w:color w:val="000000" w:themeColor="text1"/>
-        </w:rPr>
-        <w:t xml:space="preserve"> on multiple failed logins followed by a successful one. Answer: Brute Force Attack</w:t>
+        <w:t xml:space="preserve"> Q1 A SIEM alerts on multiple failed logins followed by a successful one. Answer: Brute Force Attack</w:t>
       </w:r>
     </w:p>
     <w:p>

--- a/Week 1/sheets/week 1.docx
+++ b/Week 1/sheets/week 1.docx
@@ -1194,7 +1194,15 @@
           <w:bCs/>
           <w:color w:val="000000" w:themeColor="text1"/>
         </w:rPr>
-        <w:t>: Jump Server</w:t>
+        <w:t xml:space="preserve">: </w:t>
+      </w:r>
+      <w:r>
+        <w:rPr>
+          <w:b/>
+          <w:bCs/>
+          <w:color w:val="47D459" w:themeColor="accent3" w:themeTint="99"/>
+        </w:rPr>
+        <w:t>Jump Server</w:t>
       </w:r>
     </w:p>
     <w:p>

--- a/Week 1/sheets/week 1.docx
+++ b/Week 1/sheets/week 1.docx
@@ -7,23 +7,20 @@
         <w:rPr>
           <w:b/>
           <w:bCs/>
-          <w:color w:val="47D459" w:themeColor="accent3" w:themeTint="99"/>
-        </w:rPr>
-      </w:pPr>
-      <w:r>
-        <w:rPr>
-          <w:rFonts w:ascii="Segoe UI Emoji" w:hAnsi="Segoe UI Emoji" w:cs="Segoe UI Emoji"/>
-          <w:b/>
-          <w:bCs/>
-          <w:color w:val="47D459" w:themeColor="accent3" w:themeTint="99"/>
-        </w:rPr>
-        <w:t>⭐</w:t>
-      </w:r>
-      <w:r>
-        <w:rPr>
-          <w:b/>
-          <w:bCs/>
-          <w:color w:val="47D459" w:themeColor="accent3" w:themeTint="99"/>
+        </w:rPr>
+      </w:pPr>
+      <w:r>
+        <w:rPr>
+          <w:rFonts w:ascii="Segoe UI Emoji" w:hAnsi="Segoe UI Emoji" w:cs="Segoe UI Emoji"/>
+          <w:b/>
+          <w:bCs/>
+        </w:rPr>
+        <w:t>⭐</w:t>
+      </w:r>
+      <w:r>
+        <w:rPr>
+          <w:b/>
+          <w:bCs/>
         </w:rPr>
         <w:t xml:space="preserve"> DAY</w:t>
       </w:r>
@@ -31,7 +28,6 @@
         <w:rPr>
           <w:b/>
           <w:bCs/>
-          <w:color w:val="47D459" w:themeColor="accent3" w:themeTint="99"/>
         </w:rPr>
         <w:noBreakHyphen/>
         <w:t>1 — Ports &amp; Protocols (100% Exam</w:t>
@@ -40,264 +36,163 @@
         <w:rPr>
           <w:b/>
           <w:bCs/>
-          <w:color w:val="47D459" w:themeColor="accent3" w:themeTint="99"/>
         </w:rPr>
         <w:noBreakHyphen/>
         <w:t>Ready)</w:t>
       </w:r>
     </w:p>
     <w:p>
-      <w:pPr>
-        <w:rPr>
-          <w:color w:val="84E290" w:themeColor="accent3" w:themeTint="66"/>
-        </w:rPr>
-      </w:pPr>
-      <w:r>
-        <w:rPr>
-          <w:rFonts w:ascii="Segoe UI Emoji" w:hAnsi="Segoe UI Emoji" w:cs="Segoe UI Emoji"/>
-          <w:color w:val="47D459" w:themeColor="accent3" w:themeTint="99"/>
-        </w:rPr>
-        <w:t>⭐</w:t>
-      </w:r>
-      <w:r>
-        <w:rPr>
-          <w:color w:val="47D459" w:themeColor="accent3" w:themeTint="99"/>
-        </w:rPr>
+      <w:r>
+        <w:rPr>
+          <w:rFonts w:ascii="Segoe UI Emoji" w:hAnsi="Segoe UI Emoji" w:cs="Segoe UI Emoji"/>
+        </w:rPr>
+        <w:t>⭐</w:t>
+      </w:r>
+      <w:r>
         <w:t xml:space="preserve"> </w:t>
       </w:r>
       <w:r>
         <w:rPr>
           <w:b/>
           <w:bCs/>
-          <w:color w:val="47D459" w:themeColor="accent3" w:themeTint="99"/>
         </w:rPr>
         <w:t>Q1</w:t>
       </w:r>
       <w:r>
-        <w:rPr>
-          <w:color w:val="47D459" w:themeColor="accent3" w:themeTint="99"/>
-        </w:rPr>
-        <w:t xml:space="preserve"> A user connects to an online banking website. The browser shows a padlock icon, </w:t>
-      </w:r>
-      <w:r>
-        <w:rPr>
-          <w:color w:val="000000" w:themeColor="text1"/>
-        </w:rPr>
-        <w:t xml:space="preserve">and the connection is encrypted using </w:t>
-      </w:r>
-      <w:r>
-        <w:rPr>
-          <w:color w:val="84E290" w:themeColor="accent3" w:themeTint="66"/>
-        </w:rPr>
-        <w:t xml:space="preserve">TLS. </w:t>
-      </w:r>
-      <w:r>
-        <w:rPr>
-          <w:b/>
-          <w:bCs/>
-          <w:color w:val="84E290" w:themeColor="accent3" w:themeTint="66"/>
+        <w:t xml:space="preserve"> A user connects to an online banking website. The browser shows a padlock icon, and the connection is encrypted using TLS. </w:t>
+      </w:r>
+      <w:r>
+        <w:rPr>
+          <w:b/>
+          <w:bCs/>
         </w:rPr>
         <w:t>Answer: HTTPS (443)</w:t>
       </w:r>
     </w:p>
     <w:p>
-      <w:pPr>
-        <w:rPr>
-          <w:color w:val="84E290" w:themeColor="accent3" w:themeTint="66"/>
-        </w:rPr>
-      </w:pPr>
-      <w:r>
-        <w:rPr>
-          <w:rFonts w:ascii="Segoe UI Emoji" w:hAnsi="Segoe UI Emoji" w:cs="Segoe UI Emoji"/>
-          <w:color w:val="84E290" w:themeColor="accent3" w:themeTint="66"/>
-        </w:rPr>
-        <w:t>⭐</w:t>
-      </w:r>
-      <w:r>
-        <w:rPr>
-          <w:color w:val="84E290" w:themeColor="accent3" w:themeTint="66"/>
-        </w:rPr>
+      <w:r>
+        <w:rPr>
+          <w:rFonts w:ascii="Segoe UI Emoji" w:hAnsi="Segoe UI Emoji" w:cs="Segoe UI Emoji"/>
+        </w:rPr>
+        <w:t>⭐</w:t>
+      </w:r>
+      <w:r>
         <w:t xml:space="preserve"> </w:t>
       </w:r>
       <w:r>
         <w:rPr>
           <w:b/>
           <w:bCs/>
-          <w:color w:val="84E290" w:themeColor="accent3" w:themeTint="66"/>
         </w:rPr>
         <w:t>Q2</w:t>
       </w:r>
       <w:r>
-        <w:rPr>
-          <w:color w:val="84E290" w:themeColor="accent3" w:themeTint="66"/>
-        </w:rPr>
         <w:t xml:space="preserve"> A Linux administrator remotely logs into a server using an encrypted terminal session to avoid credential theft. </w:t>
       </w:r>
       <w:r>
         <w:rPr>
           <w:b/>
           <w:bCs/>
-          <w:color w:val="84E290" w:themeColor="accent3" w:themeTint="66"/>
         </w:rPr>
         <w:t>Answer: SSH (22)</w:t>
       </w:r>
     </w:p>
     <w:p>
-      <w:pPr>
-        <w:rPr>
-          <w:color w:val="84E290" w:themeColor="accent3" w:themeTint="66"/>
-        </w:rPr>
-      </w:pPr>
-      <w:r>
-        <w:rPr>
-          <w:rFonts w:ascii="Segoe UI Emoji" w:hAnsi="Segoe UI Emoji" w:cs="Segoe UI Emoji"/>
-          <w:color w:val="84E290" w:themeColor="accent3" w:themeTint="66"/>
-        </w:rPr>
-        <w:t>⭐</w:t>
-      </w:r>
-      <w:r>
-        <w:rPr>
-          <w:color w:val="84E290" w:themeColor="accent3" w:themeTint="66"/>
-        </w:rPr>
+      <w:r>
+        <w:rPr>
+          <w:rFonts w:ascii="Segoe UI Emoji" w:hAnsi="Segoe UI Emoji" w:cs="Segoe UI Emoji"/>
+        </w:rPr>
+        <w:t>⭐</w:t>
+      </w:r>
+      <w:r>
         <w:t xml:space="preserve"> </w:t>
       </w:r>
       <w:r>
         <w:rPr>
           <w:b/>
           <w:bCs/>
-          <w:color w:val="84E290" w:themeColor="accent3" w:themeTint="66"/>
         </w:rPr>
         <w:t>Q3</w:t>
       </w:r>
       <w:r>
-        <w:rPr>
-          <w:color w:val="84E290" w:themeColor="accent3" w:themeTint="66"/>
-        </w:rPr>
         <w:t xml:space="preserve"> A workstation attempts to resolve </w:t>
       </w:r>
       <w:r>
         <w:rPr>
           <w:i/>
           <w:iCs/>
-          <w:color w:val="84E290" w:themeColor="accent3" w:themeTint="66"/>
         </w:rPr>
         <w:t>example.com</w:t>
       </w:r>
       <w:r>
-        <w:rPr>
-          <w:color w:val="84E290" w:themeColor="accent3" w:themeTint="66"/>
-        </w:rPr>
         <w:t xml:space="preserve"> to an IP address before loading the webpage. </w:t>
       </w:r>
       <w:r>
         <w:rPr>
           <w:b/>
           <w:bCs/>
-          <w:color w:val="84E290" w:themeColor="accent3" w:themeTint="66"/>
         </w:rPr>
         <w:t>Answer: DNS (53)</w:t>
       </w:r>
     </w:p>
     <w:p>
-      <w:pPr>
-        <w:rPr>
-          <w:color w:val="000000" w:themeColor="text1"/>
-        </w:rPr>
-      </w:pPr>
-      <w:r>
-        <w:rPr>
-          <w:rFonts w:ascii="Segoe UI Emoji" w:hAnsi="Segoe UI Emoji" w:cs="Segoe UI Emoji"/>
-          <w:color w:val="84E290" w:themeColor="accent3" w:themeTint="66"/>
-        </w:rPr>
-        <w:t>⭐</w:t>
-      </w:r>
-      <w:r>
-        <w:rPr>
-          <w:color w:val="84E290" w:themeColor="accent3" w:themeTint="66"/>
-        </w:rPr>
+      <w:r>
+        <w:rPr>
+          <w:rFonts w:ascii="Segoe UI Emoji" w:hAnsi="Segoe UI Emoji" w:cs="Segoe UI Emoji"/>
+        </w:rPr>
+        <w:t>⭐</w:t>
+      </w:r>
+      <w:r>
         <w:t xml:space="preserve"> </w:t>
       </w:r>
       <w:r>
         <w:rPr>
           <w:b/>
           <w:bCs/>
-          <w:color w:val="84E290" w:themeColor="accent3" w:themeTint="66"/>
         </w:rPr>
         <w:t>Q4</w:t>
       </w:r>
       <w:r>
-        <w:rPr>
-          <w:color w:val="84E290" w:themeColor="accent3" w:themeTint="66"/>
-        </w:rPr>
         <w:t xml:space="preserve"> A Windows user connects to a remote workstation to </w:t>
       </w:r>
       <w:r>
-        <w:rPr>
-          <w:color w:val="84E290" w:themeColor="accent3" w:themeTint="66"/>
-        </w:rPr>
         <w:t xml:space="preserve">applications </w:t>
       </w:r>
       <w:r>
-        <w:rPr>
-          <w:color w:val="84E290" w:themeColor="accent3" w:themeTint="66"/>
-        </w:rPr>
         <w:t xml:space="preserve">manage and files through a graphical interface. </w:t>
       </w:r>
       <w:r>
         <w:rPr>
           <w:b/>
           <w:bCs/>
-          <w:color w:val="84E290" w:themeColor="accent3" w:themeTint="66"/>
-        </w:rPr>
-        <w:t>Answer: RDP (3389</w:t>
-      </w:r>
-      <w:r>
-        <w:rPr>
-          <w:b/>
-          <w:bCs/>
-          <w:color w:val="000000" w:themeColor="text1"/>
-        </w:rPr>
-        <w:t>)</w:t>
-      </w:r>
-    </w:p>
-    <w:p>
-      <w:pPr>
-        <w:rPr>
-          <w:color w:val="84E290" w:themeColor="accent3" w:themeTint="66"/>
-        </w:rPr>
-      </w:pPr>
-      <w:r>
-        <w:rPr>
-          <w:rFonts w:ascii="Segoe UI Emoji" w:hAnsi="Segoe UI Emoji" w:cs="Segoe UI Emoji"/>
-          <w:color w:val="84E290" w:themeColor="accent3" w:themeTint="66"/>
-        </w:rPr>
-        <w:t>⭐</w:t>
-      </w:r>
-      <w:r>
-        <w:rPr>
-          <w:color w:val="84E290" w:themeColor="accent3" w:themeTint="66"/>
-        </w:rPr>
+        </w:rPr>
+        <w:t>Answer: RDP (3389)</w:t>
+      </w:r>
+    </w:p>
+    <w:p>
+      <w:r>
+        <w:rPr>
+          <w:rFonts w:ascii="Segoe UI Emoji" w:hAnsi="Segoe UI Emoji" w:cs="Segoe UI Emoji"/>
+        </w:rPr>
+        <w:t>⭐</w:t>
+      </w:r>
+      <w:r>
         <w:t xml:space="preserve"> </w:t>
       </w:r>
       <w:r>
         <w:rPr>
           <w:b/>
           <w:bCs/>
-          <w:color w:val="84E290" w:themeColor="accent3" w:themeTint="66"/>
         </w:rPr>
         <w:t>Q5</w:t>
       </w:r>
       <w:r>
-        <w:rPr>
-          <w:color w:val="84E290" w:themeColor="accent3" w:themeTint="66"/>
-        </w:rPr>
         <w:t xml:space="preserve"> A video streaming service sends continuous data without establishing a connection or handshake. </w:t>
       </w:r>
       <w:r>
         <w:rPr>
           <w:b/>
           <w:bCs/>
-          <w:color w:val="84E290" w:themeColor="accent3" w:themeTint="66"/>
         </w:rPr>
         <w:t>Answer: UDP</w:t>
       </w:r>

--- a/Week 1/sheets/week 1.docx
+++ b/Week 1/sheets/week 1.docx
@@ -42,6 +42,11 @@
       </w:r>
     </w:p>
     <w:p>
+      <w:pPr>
+        <w:rPr>
+          <w:color w:val="47D459" w:themeColor="accent3" w:themeTint="99"/>
+        </w:rPr>
+      </w:pPr>
       <w:r>
         <w:rPr>
           <w:rFonts w:ascii="Segoe UI Emoji" w:hAnsi="Segoe UI Emoji" w:cs="Segoe UI Emoji"/>
@@ -55,44 +60,63 @@
         <w:rPr>
           <w:b/>
           <w:bCs/>
+          <w:color w:val="47D459" w:themeColor="accent3" w:themeTint="99"/>
         </w:rPr>
         <w:t>Q1</w:t>
       </w:r>
       <w:r>
+        <w:rPr>
+          <w:color w:val="47D459" w:themeColor="accent3" w:themeTint="99"/>
+        </w:rPr>
         <w:t xml:space="preserve"> A user connects to an online banking website. The browser shows a padlock icon, and the connection is encrypted using TLS. </w:t>
       </w:r>
       <w:r>
         <w:rPr>
           <w:b/>
           <w:bCs/>
+          <w:color w:val="47D459" w:themeColor="accent3" w:themeTint="99"/>
         </w:rPr>
         <w:t>Answer: HTTPS (443)</w:t>
       </w:r>
     </w:p>
     <w:p>
-      <w:r>
-        <w:rPr>
-          <w:rFonts w:ascii="Segoe UI Emoji" w:hAnsi="Segoe UI Emoji" w:cs="Segoe UI Emoji"/>
-        </w:rPr>
-        <w:t>⭐</w:t>
-      </w:r>
-      <w:r>
+      <w:pPr>
+        <w:rPr>
+          <w:color w:val="47D459" w:themeColor="accent3" w:themeTint="99"/>
+        </w:rPr>
+      </w:pPr>
+      <w:r>
+        <w:rPr>
+          <w:rFonts w:ascii="Segoe UI Emoji" w:hAnsi="Segoe UI Emoji" w:cs="Segoe UI Emoji"/>
+          <w:color w:val="47D459" w:themeColor="accent3" w:themeTint="99"/>
+        </w:rPr>
+        <w:t>⭐</w:t>
+      </w:r>
+      <w:r>
+        <w:rPr>
+          <w:color w:val="47D459" w:themeColor="accent3" w:themeTint="99"/>
+        </w:rPr>
         <w:t xml:space="preserve"> </w:t>
       </w:r>
       <w:r>
         <w:rPr>
           <w:b/>
           <w:bCs/>
+          <w:color w:val="47D459" w:themeColor="accent3" w:themeTint="99"/>
         </w:rPr>
         <w:t>Q2</w:t>
       </w:r>
       <w:r>
+        <w:rPr>
+          <w:color w:val="47D459" w:themeColor="accent3" w:themeTint="99"/>
+        </w:rPr>
         <w:t xml:space="preserve"> A Linux administrator remotely logs into a server using an encrypted terminal session to avoid credential theft. </w:t>
       </w:r>
       <w:r>
         <w:rPr>
           <w:b/>
           <w:bCs/>
+          <w:color w:val="47D459" w:themeColor="accent3" w:themeTint="99"/>
         </w:rPr>
         <w:t>Answer: SSH (22)</w:t>
       </w:r>
@@ -101,31 +125,46 @@
       <w:r>
         <w:rPr>
           <w:rFonts w:ascii="Segoe UI Emoji" w:hAnsi="Segoe UI Emoji" w:cs="Segoe UI Emoji"/>
-        </w:rPr>
-        <w:t>⭐</w:t>
-      </w:r>
-      <w:r>
+          <w:color w:val="47D459" w:themeColor="accent3" w:themeTint="99"/>
+        </w:rPr>
+        <w:t>⭐</w:t>
+      </w:r>
+      <w:r>
+        <w:rPr>
+          <w:color w:val="47D459" w:themeColor="accent3" w:themeTint="99"/>
+        </w:rPr>
         <w:t xml:space="preserve"> </w:t>
       </w:r>
       <w:r>
         <w:rPr>
           <w:b/>
           <w:bCs/>
+          <w:color w:val="47D459" w:themeColor="accent3" w:themeTint="99"/>
         </w:rPr>
         <w:t>Q3</w:t>
       </w:r>
       <w:r>
+        <w:rPr>
+          <w:color w:val="47D459" w:themeColor="accent3" w:themeTint="99"/>
+        </w:rPr>
         <w:t xml:space="preserve"> A workstation attempts to resolve </w:t>
       </w:r>
       <w:r>
         <w:rPr>
           <w:i/>
           <w:iCs/>
+          <w:color w:val="47D459" w:themeColor="accent3" w:themeTint="99"/>
         </w:rPr>
         <w:t>example.com</w:t>
       </w:r>
       <w:r>
-        <w:t xml:space="preserve"> to an IP address before loading the webpage. </w:t>
+        <w:rPr>
+          <w:color w:val="47D459" w:themeColor="accent3" w:themeTint="99"/>
+        </w:rPr>
+        <w:t xml:space="preserve"> </w:t>
+      </w:r>
+      <w:r>
+        <w:t xml:space="preserve">to an IP address before loading the webpage. </w:t>
       </w:r>
       <w:r>
         <w:rPr>
@@ -282,7 +321,21 @@
         <w:rPr>
           <w:color w:val="47D459" w:themeColor="accent3" w:themeTint="99"/>
         </w:rPr>
-        <w:t xml:space="preserve"> A system uploads and downloads files using an unencrypted file transfer protocol. Credentials are sent in cleartext. </w:t>
+        <w:t xml:space="preserve"> A system uploads and downloads files using an unencrypted file transfer protocol. Credentials are sent in </w:t>
+      </w:r>
+      <w:proofErr w:type="gramStart"/>
+      <w:r>
+        <w:rPr>
+          <w:color w:val="47D459" w:themeColor="accent3" w:themeTint="99"/>
+        </w:rPr>
+        <w:t>cleartext</w:t>
+      </w:r>
+      <w:proofErr w:type="gramEnd"/>
+      <w:r>
+        <w:rPr>
+          <w:color w:val="47D459" w:themeColor="accent3" w:themeTint="99"/>
+        </w:rPr>
+        <w:t xml:space="preserve">. </w:t>
       </w:r>
       <w:r>
         <w:rPr>
@@ -1358,15 +1411,47 @@
           <w:color w:val="000000" w:themeColor="text1"/>
         </w:rPr>
         <w:noBreakHyphen/>
-        <w:t xml:space="preserve">Fi due to a flood of forged deauthentication frames. </w:t>
-      </w:r>
-      <w:r>
-        <w:rPr>
-          <w:b/>
-          <w:bCs/>
-          <w:color w:val="000000" w:themeColor="text1"/>
-        </w:rPr>
-        <w:t>Answer: Deauthentication Attack</w:t>
+        <w:t xml:space="preserve">Fi due to a flood of forged </w:t>
+      </w:r>
+      <w:proofErr w:type="spellStart"/>
+      <w:r>
+        <w:rPr>
+          <w:color w:val="000000" w:themeColor="text1"/>
+        </w:rPr>
+        <w:t>deauthentication</w:t>
+      </w:r>
+      <w:proofErr w:type="spellEnd"/>
+      <w:r>
+        <w:rPr>
+          <w:color w:val="000000" w:themeColor="text1"/>
+        </w:rPr>
+        <w:t xml:space="preserve"> frames. </w:t>
+      </w:r>
+      <w:r>
+        <w:rPr>
+          <w:b/>
+          <w:bCs/>
+          <w:color w:val="000000" w:themeColor="text1"/>
+        </w:rPr>
+        <w:t xml:space="preserve">Answer: </w:t>
+      </w:r>
+      <w:proofErr w:type="spellStart"/>
+      <w:r>
+        <w:rPr>
+          <w:b/>
+          <w:bCs/>
+          <w:color w:val="000000" w:themeColor="text1"/>
+        </w:rPr>
+        <w:t>Deauthentication</w:t>
+      </w:r>
+      <w:proofErr w:type="spellEnd"/>
+      <w:r>
+        <w:rPr>
+          <w:b/>
+          <w:bCs/>
+          <w:color w:val="000000" w:themeColor="text1"/>
+        </w:rPr>
+        <w:t xml:space="preserve"> Attack</w:t>
       </w:r>
     </w:p>
     <w:p>
@@ -2033,15 +2118,47 @@
           <w:color w:val="000000" w:themeColor="text1"/>
         </w:rPr>
         <w:noBreakHyphen/>
-        <w:t xml:space="preserve">Fi with deauthentication frames, forcing users to disconnect repeatedly. </w:t>
-      </w:r>
-      <w:r>
-        <w:rPr>
-          <w:b/>
-          <w:bCs/>
-          <w:color w:val="000000" w:themeColor="text1"/>
-        </w:rPr>
-        <w:t>Answer: Deauthentication Attack</w:t>
+        <w:t xml:space="preserve">Fi with </w:t>
+      </w:r>
+      <w:proofErr w:type="spellStart"/>
+      <w:r>
+        <w:rPr>
+          <w:color w:val="000000" w:themeColor="text1"/>
+        </w:rPr>
+        <w:t>deauthentication</w:t>
+      </w:r>
+      <w:proofErr w:type="spellEnd"/>
+      <w:r>
+        <w:rPr>
+          <w:color w:val="000000" w:themeColor="text1"/>
+        </w:rPr>
+        <w:t xml:space="preserve"> frames, forcing users to disconnect repeatedly. </w:t>
+      </w:r>
+      <w:r>
+        <w:rPr>
+          <w:b/>
+          <w:bCs/>
+          <w:color w:val="000000" w:themeColor="text1"/>
+        </w:rPr>
+        <w:t xml:space="preserve">Answer: </w:t>
+      </w:r>
+      <w:proofErr w:type="spellStart"/>
+      <w:r>
+        <w:rPr>
+          <w:b/>
+          <w:bCs/>
+          <w:color w:val="000000" w:themeColor="text1"/>
+        </w:rPr>
+        <w:t>Deauthentication</w:t>
+      </w:r>
+      <w:proofErr w:type="spellEnd"/>
+      <w:r>
+        <w:rPr>
+          <w:b/>
+          <w:bCs/>
+          <w:color w:val="000000" w:themeColor="text1"/>
+        </w:rPr>
+        <w:t xml:space="preserve"> Attack</w:t>
       </w:r>
     </w:p>
     <w:p>
@@ -2539,7 +2656,21 @@
         <w:rPr>
           <w:color w:val="000000" w:themeColor="text1"/>
         </w:rPr>
-        <w:t xml:space="preserve"> A firewall monitors active connections and allows return traffic only if it matches an existing session. </w:t>
+        <w:t xml:space="preserve"> A firewall monitors active connections and allows </w:t>
+      </w:r>
+      <w:proofErr w:type="gramStart"/>
+      <w:r>
+        <w:rPr>
+          <w:color w:val="000000" w:themeColor="text1"/>
+        </w:rPr>
+        <w:t>return traffic</w:t>
+      </w:r>
+      <w:proofErr w:type="gramEnd"/>
+      <w:r>
+        <w:rPr>
+          <w:color w:val="000000" w:themeColor="text1"/>
+        </w:rPr>
+        <w:t xml:space="preserve"> only if it matches an existing session. </w:t>
       </w:r>
       <w:r>
         <w:rPr>
@@ -2910,6 +3041,7 @@
           <w:color w:val="000000" w:themeColor="text1"/>
         </w:rPr>
       </w:pPr>
+      <w:proofErr w:type="gramStart"/>
       <w:r>
         <w:rPr>
           <w:b/>
@@ -2925,7 +3057,16 @@
           <w:color w:val="000000" w:themeColor="text1"/>
         </w:rPr>
         <w:noBreakHyphen/>
-        <w:t>7 — CIA, AAA, Control Types</w:t>
+        <w:t>7 —</w:t>
+      </w:r>
+      <w:proofErr w:type="gramEnd"/>
+      <w:r>
+        <w:rPr>
+          <w:b/>
+          <w:bCs/>
+          <w:color w:val="000000" w:themeColor="text1"/>
+        </w:rPr>
+        <w:t xml:space="preserve"> CIA, AAA, Control Types</w:t>
       </w:r>
     </w:p>
     <w:p>
@@ -4222,7 +4363,43 @@
           <w:bCs/>
           <w:color w:val="000000" w:themeColor="text1"/>
         </w:rPr>
-        <w:t xml:space="preserve"> Q4 A user signs a document digitally to prove authorship. Answer: Digital Signature</w:t>
+        <w:t xml:space="preserve"> Q4 A </w:t>
+      </w:r>
+      <w:proofErr w:type="gramStart"/>
+      <w:r>
+        <w:rPr>
+          <w:b/>
+          <w:bCs/>
+          <w:color w:val="000000" w:themeColor="text1"/>
+        </w:rPr>
+        <w:t>user</w:t>
+      </w:r>
+      <w:proofErr w:type="gramEnd"/>
+      <w:r>
+        <w:rPr>
+          <w:b/>
+          <w:bCs/>
+          <w:color w:val="000000" w:themeColor="text1"/>
+        </w:rPr>
+        <w:t xml:space="preserve"> </w:t>
+      </w:r>
+      <w:proofErr w:type="gramStart"/>
+      <w:r>
+        <w:rPr>
+          <w:b/>
+          <w:bCs/>
+          <w:color w:val="000000" w:themeColor="text1"/>
+        </w:rPr>
+        <w:t>signs</w:t>
+      </w:r>
+      <w:proofErr w:type="gramEnd"/>
+      <w:r>
+        <w:rPr>
+          <w:b/>
+          <w:bCs/>
+          <w:color w:val="000000" w:themeColor="text1"/>
+        </w:rPr>
+        <w:t xml:space="preserve"> a document digitally to prove authorship. Answer: Digital Signature</w:t>
       </w:r>
     </w:p>
     <w:p>
@@ -4692,7 +4869,25 @@
           <w:bCs/>
           <w:color w:val="000000" w:themeColor="text1"/>
         </w:rPr>
-        <w:t xml:space="preserve"> Q1 A SIEM alerts on multiple failed logins followed by a successful one. Answer: Brute Force Attack</w:t>
+        <w:t xml:space="preserve"> Q1 A </w:t>
+      </w:r>
+      <w:proofErr w:type="gramStart"/>
+      <w:r>
+        <w:rPr>
+          <w:b/>
+          <w:bCs/>
+          <w:color w:val="000000" w:themeColor="text1"/>
+        </w:rPr>
+        <w:t>SIEM alerts</w:t>
+      </w:r>
+      <w:proofErr w:type="gramEnd"/>
+      <w:r>
+        <w:rPr>
+          <w:b/>
+          <w:bCs/>
+          <w:color w:val="000000" w:themeColor="text1"/>
+        </w:rPr>
+        <w:t xml:space="preserve"> on multiple failed logins followed by a successful one. Answer: Brute Force Attack</w:t>
       </w:r>
     </w:p>
     <w:p>

--- a/Week 1/sheets/week 1.docx
+++ b/Week 1/sheets/week 1.docx
@@ -175,35 +175,55 @@
       </w:r>
     </w:p>
     <w:p>
-      <w:r>
-        <w:rPr>
-          <w:rFonts w:ascii="Segoe UI Emoji" w:hAnsi="Segoe UI Emoji" w:cs="Segoe UI Emoji"/>
-        </w:rPr>
-        <w:t>⭐</w:t>
-      </w:r>
-      <w:r>
+      <w:pPr>
+        <w:rPr>
+          <w:color w:val="47D459" w:themeColor="accent3" w:themeTint="99"/>
+        </w:rPr>
+      </w:pPr>
+      <w:r>
+        <w:rPr>
+          <w:rFonts w:ascii="Segoe UI Emoji" w:hAnsi="Segoe UI Emoji" w:cs="Segoe UI Emoji"/>
+          <w:color w:val="47D459" w:themeColor="accent3" w:themeTint="99"/>
+        </w:rPr>
+        <w:t>⭐</w:t>
+      </w:r>
+      <w:r>
+        <w:rPr>
+          <w:color w:val="47D459" w:themeColor="accent3" w:themeTint="99"/>
+        </w:rPr>
         <w:t xml:space="preserve"> </w:t>
       </w:r>
       <w:r>
         <w:rPr>
           <w:b/>
           <w:bCs/>
+          <w:color w:val="47D459" w:themeColor="accent3" w:themeTint="99"/>
         </w:rPr>
         <w:t>Q4</w:t>
       </w:r>
       <w:r>
+        <w:rPr>
+          <w:color w:val="47D459" w:themeColor="accent3" w:themeTint="99"/>
+        </w:rPr>
         <w:t xml:space="preserve"> A Windows user connects to a remote workstation to </w:t>
       </w:r>
       <w:r>
+        <w:rPr>
+          <w:color w:val="47D459" w:themeColor="accent3" w:themeTint="99"/>
+        </w:rPr>
         <w:t xml:space="preserve">applications </w:t>
       </w:r>
       <w:r>
+        <w:rPr>
+          <w:color w:val="47D459" w:themeColor="accent3" w:themeTint="99"/>
+        </w:rPr>
         <w:t xml:space="preserve">manage and files through a graphical interface. </w:t>
       </w:r>
       <w:r>
         <w:rPr>
           <w:b/>
           <w:bCs/>
+          <w:color w:val="47D459" w:themeColor="accent3" w:themeTint="99"/>
         </w:rPr>
         <w:t>Answer: RDP (3389)</w:t>
       </w:r>

--- a/Week 1/sheets/week 1.docx
+++ b/Week 1/sheets/week 1.docx
@@ -42,11 +42,6 @@
       </w:r>
     </w:p>
     <w:p>
-      <w:pPr>
-        <w:rPr>
-          <w:color w:val="47D459" w:themeColor="accent3" w:themeTint="99"/>
-        </w:rPr>
-      </w:pPr>
       <w:r>
         <w:rPr>
           <w:rFonts w:ascii="Segoe UI Emoji" w:hAnsi="Segoe UI Emoji" w:cs="Segoe UI Emoji"/>
@@ -60,63 +55,44 @@
         <w:rPr>
           <w:b/>
           <w:bCs/>
-          <w:color w:val="47D459" w:themeColor="accent3" w:themeTint="99"/>
         </w:rPr>
         <w:t>Q1</w:t>
       </w:r>
       <w:r>
-        <w:rPr>
-          <w:color w:val="47D459" w:themeColor="accent3" w:themeTint="99"/>
-        </w:rPr>
         <w:t xml:space="preserve"> A user connects to an online banking website. The browser shows a padlock icon, and the connection is encrypted using TLS. </w:t>
       </w:r>
       <w:r>
         <w:rPr>
           <w:b/>
           <w:bCs/>
-          <w:color w:val="47D459" w:themeColor="accent3" w:themeTint="99"/>
         </w:rPr>
         <w:t>Answer: HTTPS (443)</w:t>
       </w:r>
     </w:p>
     <w:p>
-      <w:pPr>
-        <w:rPr>
-          <w:color w:val="47D459" w:themeColor="accent3" w:themeTint="99"/>
-        </w:rPr>
-      </w:pPr>
-      <w:r>
-        <w:rPr>
-          <w:rFonts w:ascii="Segoe UI Emoji" w:hAnsi="Segoe UI Emoji" w:cs="Segoe UI Emoji"/>
-          <w:color w:val="47D459" w:themeColor="accent3" w:themeTint="99"/>
-        </w:rPr>
-        <w:t>⭐</w:t>
-      </w:r>
-      <w:r>
-        <w:rPr>
-          <w:color w:val="47D459" w:themeColor="accent3" w:themeTint="99"/>
-        </w:rPr>
+      <w:r>
+        <w:rPr>
+          <w:rFonts w:ascii="Segoe UI Emoji" w:hAnsi="Segoe UI Emoji" w:cs="Segoe UI Emoji"/>
+        </w:rPr>
+        <w:t>⭐</w:t>
+      </w:r>
+      <w:r>
         <w:t xml:space="preserve"> </w:t>
       </w:r>
       <w:r>
         <w:rPr>
           <w:b/>
           <w:bCs/>
-          <w:color w:val="47D459" w:themeColor="accent3" w:themeTint="99"/>
         </w:rPr>
         <w:t>Q2</w:t>
       </w:r>
       <w:r>
-        <w:rPr>
-          <w:color w:val="47D459" w:themeColor="accent3" w:themeTint="99"/>
-        </w:rPr>
         <w:t xml:space="preserve"> A Linux administrator remotely logs into a server using an encrypted terminal session to avoid credential theft. </w:t>
       </w:r>
       <w:r>
         <w:rPr>
           <w:b/>
           <w:bCs/>
-          <w:color w:val="47D459" w:themeColor="accent3" w:themeTint="99"/>
         </w:rPr>
         <w:t>Answer: SSH (22)</w:t>
       </w:r>
@@ -125,87 +101,70 @@
       <w:r>
         <w:rPr>
           <w:rFonts w:ascii="Segoe UI Emoji" w:hAnsi="Segoe UI Emoji" w:cs="Segoe UI Emoji"/>
-          <w:color w:val="47D459" w:themeColor="accent3" w:themeTint="99"/>
-        </w:rPr>
-        <w:t>⭐</w:t>
-      </w:r>
-      <w:r>
-        <w:rPr>
-          <w:color w:val="47D459" w:themeColor="accent3" w:themeTint="99"/>
-        </w:rPr>
+        </w:rPr>
+        <w:t>⭐</w:t>
+      </w:r>
+      <w:r>
         <w:t xml:space="preserve"> </w:t>
       </w:r>
       <w:r>
         <w:rPr>
           <w:b/>
           <w:bCs/>
-          <w:color w:val="47D459" w:themeColor="accent3" w:themeTint="99"/>
         </w:rPr>
         <w:t>Q3</w:t>
       </w:r>
       <w:r>
-        <w:rPr>
-          <w:color w:val="47D459" w:themeColor="accent3" w:themeTint="99"/>
-        </w:rPr>
         <w:t xml:space="preserve"> A workstation attempts to resolve </w:t>
       </w:r>
       <w:r>
         <w:rPr>
           <w:i/>
           <w:iCs/>
-          <w:color w:val="47D459" w:themeColor="accent3" w:themeTint="99"/>
         </w:rPr>
         <w:t>example.com</w:t>
       </w:r>
       <w:r>
-        <w:rPr>
-          <w:color w:val="47D459" w:themeColor="accent3" w:themeTint="99"/>
-        </w:rPr>
+        <w:t xml:space="preserve"> to an IP address before loading the webpage. </w:t>
+      </w:r>
+      <w:r>
+        <w:rPr>
+          <w:b/>
+          <w:bCs/>
+        </w:rPr>
+        <w:t>Answer: DNS (53)</w:t>
+      </w:r>
+    </w:p>
+    <w:p>
+      <w:pPr>
+        <w:rPr>
+          <w:color w:val="47D459" w:themeColor="accent3" w:themeTint="99"/>
+        </w:rPr>
+      </w:pPr>
+      <w:r>
+        <w:rPr>
+          <w:rFonts w:ascii="Segoe UI Emoji" w:hAnsi="Segoe UI Emoji" w:cs="Segoe UI Emoji"/>
+        </w:rPr>
+        <w:t>⭐</w:t>
+      </w:r>
+      <w:r>
         <w:t xml:space="preserve"> </w:t>
       </w:r>
       <w:r>
-        <w:t xml:space="preserve">to an IP address before loading the webpage. </w:t>
-      </w:r>
-      <w:r>
-        <w:rPr>
-          <w:b/>
-          <w:bCs/>
-        </w:rPr>
-        <w:t>Answer: DNS (53)</w:t>
-      </w:r>
-    </w:p>
-    <w:p>
-      <w:pPr>
-        <w:rPr>
-          <w:color w:val="47D459" w:themeColor="accent3" w:themeTint="99"/>
-        </w:rPr>
-      </w:pPr>
-      <w:r>
-        <w:rPr>
-          <w:rFonts w:ascii="Segoe UI Emoji" w:hAnsi="Segoe UI Emoji" w:cs="Segoe UI Emoji"/>
-          <w:color w:val="47D459" w:themeColor="accent3" w:themeTint="99"/>
-        </w:rPr>
-        <w:t>⭐</w:t>
-      </w:r>
-      <w:r>
-        <w:rPr>
-          <w:color w:val="47D459" w:themeColor="accent3" w:themeTint="99"/>
-        </w:rPr>
-        <w:t xml:space="preserve"> </w:t>
-      </w:r>
-      <w:r>
-        <w:rPr>
-          <w:b/>
-          <w:bCs/>
-          <w:color w:val="47D459" w:themeColor="accent3" w:themeTint="99"/>
+        <w:rPr>
+          <w:b/>
+          <w:bCs/>
         </w:rPr>
         <w:t>Q4</w:t>
       </w:r>
       <w:r>
-        <w:rPr>
-          <w:color w:val="47D459" w:themeColor="accent3" w:themeTint="99"/>
-        </w:rPr>
-        <w:t xml:space="preserve"> A Windows user connects to a remote workstation to </w:t>
+        <w:t xml:space="preserve"> A Windows user connects to a remote </w:t>
+      </w:r>
+      <w:r>
+        <w:rPr>
+          <w:color w:val="47D459" w:themeColor="accent3" w:themeTint="99"/>
+        </w:rPr>
+        <w:t xml:space="preserve">workstation to </w:t>
       </w:r>
       <w:r>
         <w:rPr>

--- a/Week 1/sheets/week 1.docx
+++ b/Week 1/sheets/week 1.docx
@@ -7,6 +7,7 @@
         <w:rPr>
           <w:b/>
           <w:bCs/>
+          <w:color w:val="47D459" w:themeColor="accent3" w:themeTint="99"/>
         </w:rPr>
       </w:pPr>
       <w:r>
@@ -28,6 +29,7 @@
         <w:rPr>
           <w:b/>
           <w:bCs/>
+          <w:color w:val="47D459" w:themeColor="accent3" w:themeTint="99"/>
         </w:rPr>
         <w:noBreakHyphen/>
         <w:t>1 — Ports &amp; Protocols (100% Exam</w:t>
@@ -36,101 +38,148 @@
         <w:rPr>
           <w:b/>
           <w:bCs/>
+          <w:color w:val="47D459" w:themeColor="accent3" w:themeTint="99"/>
         </w:rPr>
         <w:noBreakHyphen/>
         <w:t>Ready)</w:t>
       </w:r>
     </w:p>
     <w:p>
-      <w:r>
-        <w:rPr>
-          <w:rFonts w:ascii="Segoe UI Emoji" w:hAnsi="Segoe UI Emoji" w:cs="Segoe UI Emoji"/>
-        </w:rPr>
-        <w:t>⭐</w:t>
-      </w:r>
-      <w:r>
+      <w:pPr>
+        <w:rPr>
+          <w:color w:val="47D459" w:themeColor="accent3" w:themeTint="99"/>
+        </w:rPr>
+      </w:pPr>
+      <w:r>
+        <w:rPr>
+          <w:rFonts w:ascii="Segoe UI Emoji" w:hAnsi="Segoe UI Emoji" w:cs="Segoe UI Emoji"/>
+          <w:color w:val="47D459" w:themeColor="accent3" w:themeTint="99"/>
+        </w:rPr>
+        <w:t>⭐</w:t>
+      </w:r>
+      <w:r>
+        <w:rPr>
+          <w:color w:val="47D459" w:themeColor="accent3" w:themeTint="99"/>
+        </w:rPr>
         <w:t xml:space="preserve"> </w:t>
       </w:r>
       <w:r>
         <w:rPr>
           <w:b/>
           <w:bCs/>
+          <w:color w:val="47D459" w:themeColor="accent3" w:themeTint="99"/>
         </w:rPr>
         <w:t>Q1</w:t>
       </w:r>
       <w:r>
+        <w:rPr>
+          <w:color w:val="47D459" w:themeColor="accent3" w:themeTint="99"/>
+        </w:rPr>
         <w:t xml:space="preserve"> A user connects to an online banking website. The browser shows a padlock icon, and the connection is encrypted using TLS. </w:t>
       </w:r>
       <w:r>
         <w:rPr>
           <w:b/>
           <w:bCs/>
+          <w:color w:val="47D459" w:themeColor="accent3" w:themeTint="99"/>
         </w:rPr>
         <w:t>Answer: HTTPS (443)</w:t>
       </w:r>
     </w:p>
     <w:p>
-      <w:r>
-        <w:rPr>
-          <w:rFonts w:ascii="Segoe UI Emoji" w:hAnsi="Segoe UI Emoji" w:cs="Segoe UI Emoji"/>
-        </w:rPr>
-        <w:t>⭐</w:t>
-      </w:r>
-      <w:r>
+      <w:pPr>
+        <w:rPr>
+          <w:color w:val="47D459" w:themeColor="accent3" w:themeTint="99"/>
+        </w:rPr>
+      </w:pPr>
+      <w:r>
+        <w:rPr>
+          <w:rFonts w:ascii="Segoe UI Emoji" w:hAnsi="Segoe UI Emoji" w:cs="Segoe UI Emoji"/>
+          <w:color w:val="47D459" w:themeColor="accent3" w:themeTint="99"/>
+        </w:rPr>
+        <w:t>⭐</w:t>
+      </w:r>
+      <w:r>
+        <w:rPr>
+          <w:color w:val="47D459" w:themeColor="accent3" w:themeTint="99"/>
+        </w:rPr>
         <w:t xml:space="preserve"> </w:t>
       </w:r>
       <w:r>
         <w:rPr>
           <w:b/>
           <w:bCs/>
+          <w:color w:val="47D459" w:themeColor="accent3" w:themeTint="99"/>
         </w:rPr>
         <w:t>Q2</w:t>
       </w:r>
       <w:r>
+        <w:rPr>
+          <w:color w:val="47D459" w:themeColor="accent3" w:themeTint="99"/>
+        </w:rPr>
         <w:t xml:space="preserve"> A Linux administrator remotely logs into a server using an encrypted terminal session to avoid credential theft. </w:t>
       </w:r>
       <w:r>
         <w:rPr>
           <w:b/>
           <w:bCs/>
+          <w:color w:val="47D459" w:themeColor="accent3" w:themeTint="99"/>
         </w:rPr>
         <w:t>Answer: SSH (22)</w:t>
       </w:r>
     </w:p>
     <w:p>
-      <w:r>
-        <w:rPr>
-          <w:rFonts w:ascii="Segoe UI Emoji" w:hAnsi="Segoe UI Emoji" w:cs="Segoe UI Emoji"/>
-        </w:rPr>
-        <w:t>⭐</w:t>
-      </w:r>
-      <w:r>
+      <w:pPr>
+        <w:rPr>
+          <w:color w:val="47D459" w:themeColor="accent3" w:themeTint="99"/>
+        </w:rPr>
+      </w:pPr>
+      <w:r>
+        <w:rPr>
+          <w:rFonts w:ascii="Segoe UI Emoji" w:hAnsi="Segoe UI Emoji" w:cs="Segoe UI Emoji"/>
+          <w:color w:val="47D459" w:themeColor="accent3" w:themeTint="99"/>
+        </w:rPr>
+        <w:t>⭐</w:t>
+      </w:r>
+      <w:r>
+        <w:rPr>
+          <w:color w:val="47D459" w:themeColor="accent3" w:themeTint="99"/>
+        </w:rPr>
         <w:t xml:space="preserve"> </w:t>
       </w:r>
       <w:r>
         <w:rPr>
           <w:b/>
           <w:bCs/>
+          <w:color w:val="47D459" w:themeColor="accent3" w:themeTint="99"/>
         </w:rPr>
         <w:t>Q3</w:t>
       </w:r>
       <w:r>
+        <w:rPr>
+          <w:color w:val="47D459" w:themeColor="accent3" w:themeTint="99"/>
+        </w:rPr>
         <w:t xml:space="preserve"> A workstation attempts to resolve </w:t>
       </w:r>
       <w:r>
         <w:rPr>
           <w:i/>
           <w:iCs/>
+          <w:color w:val="47D459" w:themeColor="accent3" w:themeTint="99"/>
         </w:rPr>
         <w:t>example.com</w:t>
       </w:r>
       <w:r>
+        <w:rPr>
+          <w:color w:val="47D459" w:themeColor="accent3" w:themeTint="99"/>
+        </w:rPr>
         <w:t xml:space="preserve"> to an IP address before loading the webpage. </w:t>
       </w:r>
       <w:r>
         <w:rPr>
           <w:b/>
           <w:bCs/>
+          <w:color w:val="47D459" w:themeColor="accent3" w:themeTint="99"/>
         </w:rPr>
         <w:t>Answer: DNS (53)</w:t>
       </w:r>
@@ -144,20 +193,28 @@
       <w:r>
         <w:rPr>
           <w:rFonts w:ascii="Segoe UI Emoji" w:hAnsi="Segoe UI Emoji" w:cs="Segoe UI Emoji"/>
-        </w:rPr>
-        <w:t>⭐</w:t>
-      </w:r>
-      <w:r>
+          <w:color w:val="47D459" w:themeColor="accent3" w:themeTint="99"/>
+        </w:rPr>
+        <w:t>⭐</w:t>
+      </w:r>
+      <w:r>
+        <w:rPr>
+          <w:color w:val="47D459" w:themeColor="accent3" w:themeTint="99"/>
+        </w:rPr>
         <w:t xml:space="preserve"> </w:t>
       </w:r>
       <w:r>
         <w:rPr>
           <w:b/>
           <w:bCs/>
+          <w:color w:val="47D459" w:themeColor="accent3" w:themeTint="99"/>
         </w:rPr>
         <w:t>Q4</w:t>
       </w:r>
       <w:r>
+        <w:rPr>
+          <w:color w:val="47D459" w:themeColor="accent3" w:themeTint="99"/>
+        </w:rPr>
         <w:t xml:space="preserve"> A Windows user connects to a remote </w:t>
       </w:r>
       <w:r>

--- a/Week 1/sheets/week 1.docx
+++ b/Week 1/sheets/week 1.docx
@@ -258,16 +258,21 @@
         <w:rPr>
           <w:b/>
           <w:bCs/>
+          <w:color w:val="47D459" w:themeColor="accent3" w:themeTint="99"/>
         </w:rPr>
         <w:t>Q5</w:t>
       </w:r>
       <w:r>
+        <w:rPr>
+          <w:color w:val="47D459" w:themeColor="accent3" w:themeTint="99"/>
+        </w:rPr>
         <w:t xml:space="preserve"> A video streaming service sends continuous data without establishing a connection or handshake. </w:t>
       </w:r>
       <w:r>
         <w:rPr>
           <w:b/>
           <w:bCs/>
+          <w:color w:val="47D459" w:themeColor="accent3" w:themeTint="99"/>
         </w:rPr>
         <w:t>Answer: UDP</w:t>
       </w:r>

--- a/Week 1/sheets/week 1.docx
+++ b/Week 1/sheets/week 1.docx
@@ -7,21 +7,23 @@
         <w:rPr>
           <w:b/>
           <w:bCs/>
-          <w:color w:val="47D459" w:themeColor="accent3" w:themeTint="99"/>
-        </w:rPr>
-      </w:pPr>
-      <w:r>
-        <w:rPr>
-          <w:rFonts w:ascii="Segoe UI Emoji" w:hAnsi="Segoe UI Emoji" w:cs="Segoe UI Emoji"/>
-          <w:b/>
-          <w:bCs/>
-        </w:rPr>
-        <w:t>⭐</w:t>
-      </w:r>
-      <w:r>
-        <w:rPr>
-          <w:b/>
-          <w:bCs/>
+          <w:color w:val="000000" w:themeColor="text1"/>
+        </w:rPr>
+      </w:pPr>
+      <w:r>
+        <w:rPr>
+          <w:rFonts w:ascii="Segoe UI Emoji" w:hAnsi="Segoe UI Emoji" w:cs="Segoe UI Emoji"/>
+          <w:b/>
+          <w:bCs/>
+          <w:color w:val="000000" w:themeColor="text1"/>
+        </w:rPr>
+        <w:t>⭐</w:t>
+      </w:r>
+      <w:r>
+        <w:rPr>
+          <w:b/>
+          <w:bCs/>
+          <w:color w:val="000000" w:themeColor="text1"/>
         </w:rPr>
         <w:t xml:space="preserve"> DAY</w:t>
       </w:r>
@@ -29,7 +31,7 @@
         <w:rPr>
           <w:b/>
           <w:bCs/>
-          <w:color w:val="47D459" w:themeColor="accent3" w:themeTint="99"/>
+          <w:color w:val="000000" w:themeColor="text1"/>
         </w:rPr>
         <w:noBreakHyphen/>
         <w:t>1 — Ports &amp; Protocols (100% Exam</w:t>
@@ -38,7 +40,7 @@
         <w:rPr>
           <w:b/>
           <w:bCs/>
-          <w:color w:val="47D459" w:themeColor="accent3" w:themeTint="99"/>
+          <w:color w:val="000000" w:themeColor="text1"/>
         </w:rPr>
         <w:noBreakHyphen/>
         <w:t>Ready)</w:t>
@@ -47,19 +49,19 @@
     <w:p>
       <w:pPr>
         <w:rPr>
-          <w:color w:val="47D459" w:themeColor="accent3" w:themeTint="99"/>
-        </w:rPr>
-      </w:pPr>
-      <w:r>
-        <w:rPr>
-          <w:rFonts w:ascii="Segoe UI Emoji" w:hAnsi="Segoe UI Emoji" w:cs="Segoe UI Emoji"/>
-          <w:color w:val="47D459" w:themeColor="accent3" w:themeTint="99"/>
-        </w:rPr>
-        <w:t>⭐</w:t>
-      </w:r>
-      <w:r>
-        <w:rPr>
-          <w:color w:val="47D459" w:themeColor="accent3" w:themeTint="99"/>
+          <w:color w:val="000000" w:themeColor="text1"/>
+        </w:rPr>
+      </w:pPr>
+      <w:r>
+        <w:rPr>
+          <w:rFonts w:ascii="Segoe UI Emoji" w:hAnsi="Segoe UI Emoji" w:cs="Segoe UI Emoji"/>
+          <w:color w:val="000000" w:themeColor="text1"/>
+        </w:rPr>
+        <w:t>⭐</w:t>
+      </w:r>
+      <w:r>
+        <w:rPr>
+          <w:color w:val="000000" w:themeColor="text1"/>
         </w:rPr>
         <w:t xml:space="preserve"> </w:t>
       </w:r>
@@ -67,13 +69,13 @@
         <w:rPr>
           <w:b/>
           <w:bCs/>
-          <w:color w:val="47D459" w:themeColor="accent3" w:themeTint="99"/>
+          <w:color w:val="000000" w:themeColor="text1"/>
         </w:rPr>
         <w:t>Q1</w:t>
       </w:r>
       <w:r>
         <w:rPr>
-          <w:color w:val="47D459" w:themeColor="accent3" w:themeTint="99"/>
+          <w:color w:val="000000" w:themeColor="text1"/>
         </w:rPr>
         <w:t xml:space="preserve"> A user connects to an online banking website. The browser shows a padlock icon, and the connection is encrypted using TLS. </w:t>
       </w:r>
@@ -81,7 +83,7 @@
         <w:rPr>
           <w:b/>
           <w:bCs/>
-          <w:color w:val="47D459" w:themeColor="accent3" w:themeTint="99"/>
+          <w:color w:val="000000" w:themeColor="text1"/>
         </w:rPr>
         <w:t>Answer: HTTPS (443)</w:t>
       </w:r>
@@ -89,19 +91,19 @@
     <w:p>
       <w:pPr>
         <w:rPr>
-          <w:color w:val="47D459" w:themeColor="accent3" w:themeTint="99"/>
-        </w:rPr>
-      </w:pPr>
-      <w:r>
-        <w:rPr>
-          <w:rFonts w:ascii="Segoe UI Emoji" w:hAnsi="Segoe UI Emoji" w:cs="Segoe UI Emoji"/>
-          <w:color w:val="47D459" w:themeColor="accent3" w:themeTint="99"/>
-        </w:rPr>
-        <w:t>⭐</w:t>
-      </w:r>
-      <w:r>
-        <w:rPr>
-          <w:color w:val="47D459" w:themeColor="accent3" w:themeTint="99"/>
+          <w:color w:val="000000" w:themeColor="text1"/>
+        </w:rPr>
+      </w:pPr>
+      <w:r>
+        <w:rPr>
+          <w:rFonts w:ascii="Segoe UI Emoji" w:hAnsi="Segoe UI Emoji" w:cs="Segoe UI Emoji"/>
+          <w:color w:val="000000" w:themeColor="text1"/>
+        </w:rPr>
+        <w:t>⭐</w:t>
+      </w:r>
+      <w:r>
+        <w:rPr>
+          <w:color w:val="000000" w:themeColor="text1"/>
         </w:rPr>
         <w:t xml:space="preserve"> </w:t>
       </w:r>
@@ -109,13 +111,13 @@
         <w:rPr>
           <w:b/>
           <w:bCs/>
-          <w:color w:val="47D459" w:themeColor="accent3" w:themeTint="99"/>
+          <w:color w:val="000000" w:themeColor="text1"/>
         </w:rPr>
         <w:t>Q2</w:t>
       </w:r>
       <w:r>
         <w:rPr>
-          <w:color w:val="47D459" w:themeColor="accent3" w:themeTint="99"/>
+          <w:color w:val="000000" w:themeColor="text1"/>
         </w:rPr>
         <w:t xml:space="preserve"> A Linux administrator remotely logs into a server using an encrypted terminal session to avoid credential theft. </w:t>
       </w:r>
@@ -123,7 +125,7 @@
         <w:rPr>
           <w:b/>
           <w:bCs/>
-          <w:color w:val="47D459" w:themeColor="accent3" w:themeTint="99"/>
+          <w:color w:val="000000" w:themeColor="text1"/>
         </w:rPr>
         <w:t>Answer: SSH (22)</w:t>
       </w:r>
@@ -131,19 +133,19 @@
     <w:p>
       <w:pPr>
         <w:rPr>
-          <w:color w:val="47D459" w:themeColor="accent3" w:themeTint="99"/>
-        </w:rPr>
-      </w:pPr>
-      <w:r>
-        <w:rPr>
-          <w:rFonts w:ascii="Segoe UI Emoji" w:hAnsi="Segoe UI Emoji" w:cs="Segoe UI Emoji"/>
-          <w:color w:val="47D459" w:themeColor="accent3" w:themeTint="99"/>
-        </w:rPr>
-        <w:t>⭐</w:t>
-      </w:r>
-      <w:r>
-        <w:rPr>
-          <w:color w:val="47D459" w:themeColor="accent3" w:themeTint="99"/>
+          <w:color w:val="000000" w:themeColor="text1"/>
+        </w:rPr>
+      </w:pPr>
+      <w:r>
+        <w:rPr>
+          <w:rFonts w:ascii="Segoe UI Emoji" w:hAnsi="Segoe UI Emoji" w:cs="Segoe UI Emoji"/>
+          <w:color w:val="000000" w:themeColor="text1"/>
+        </w:rPr>
+        <w:t>⭐</w:t>
+      </w:r>
+      <w:r>
+        <w:rPr>
+          <w:color w:val="000000" w:themeColor="text1"/>
         </w:rPr>
         <w:t xml:space="preserve"> </w:t>
       </w:r>
@@ -151,13 +153,13 @@
         <w:rPr>
           <w:b/>
           <w:bCs/>
-          <w:color w:val="47D459" w:themeColor="accent3" w:themeTint="99"/>
+          <w:color w:val="000000" w:themeColor="text1"/>
         </w:rPr>
         <w:t>Q3</w:t>
       </w:r>
       <w:r>
         <w:rPr>
-          <w:color w:val="47D459" w:themeColor="accent3" w:themeTint="99"/>
+          <w:color w:val="000000" w:themeColor="text1"/>
         </w:rPr>
         <w:t xml:space="preserve"> A workstation attempts to resolve </w:t>
       </w:r>
@@ -165,13 +167,13 @@
         <w:rPr>
           <w:i/>
           <w:iCs/>
-          <w:color w:val="47D459" w:themeColor="accent3" w:themeTint="99"/>
+          <w:color w:val="000000" w:themeColor="text1"/>
         </w:rPr>
         <w:t>example.com</w:t>
       </w:r>
       <w:r>
         <w:rPr>
-          <w:color w:val="47D459" w:themeColor="accent3" w:themeTint="99"/>
+          <w:color w:val="000000" w:themeColor="text1"/>
         </w:rPr>
         <w:t xml:space="preserve"> to an IP address before loading the webpage. </w:t>
       </w:r>
@@ -179,7 +181,7 @@
         <w:rPr>
           <w:b/>
           <w:bCs/>
-          <w:color w:val="47D459" w:themeColor="accent3" w:themeTint="99"/>
+          <w:color w:val="000000" w:themeColor="text1"/>
         </w:rPr>
         <w:t>Answer: DNS (53)</w:t>
       </w:r>
@@ -187,19 +189,19 @@
     <w:p>
       <w:pPr>
         <w:rPr>
-          <w:color w:val="47D459" w:themeColor="accent3" w:themeTint="99"/>
-        </w:rPr>
-      </w:pPr>
-      <w:r>
-        <w:rPr>
-          <w:rFonts w:ascii="Segoe UI Emoji" w:hAnsi="Segoe UI Emoji" w:cs="Segoe UI Emoji"/>
-          <w:color w:val="47D459" w:themeColor="accent3" w:themeTint="99"/>
-        </w:rPr>
-        <w:t>⭐</w:t>
-      </w:r>
-      <w:r>
-        <w:rPr>
-          <w:color w:val="47D459" w:themeColor="accent3" w:themeTint="99"/>
+          <w:color w:val="000000" w:themeColor="text1"/>
+        </w:rPr>
+      </w:pPr>
+      <w:r>
+        <w:rPr>
+          <w:rFonts w:ascii="Segoe UI Emoji" w:hAnsi="Segoe UI Emoji" w:cs="Segoe UI Emoji"/>
+          <w:color w:val="000000" w:themeColor="text1"/>
+        </w:rPr>
+        <w:t>⭐</w:t>
+      </w:r>
+      <w:r>
+        <w:rPr>
+          <w:color w:val="000000" w:themeColor="text1"/>
         </w:rPr>
         <w:t xml:space="preserve"> </w:t>
       </w:r>
@@ -207,31 +209,25 @@
         <w:rPr>
           <w:b/>
           <w:bCs/>
-          <w:color w:val="47D459" w:themeColor="accent3" w:themeTint="99"/>
+          <w:color w:val="000000" w:themeColor="text1"/>
         </w:rPr>
         <w:t>Q4</w:t>
       </w:r>
       <w:r>
         <w:rPr>
-          <w:color w:val="47D459" w:themeColor="accent3" w:themeTint="99"/>
-        </w:rPr>
-        <w:t xml:space="preserve"> A Windows user connects to a remote </w:t>
-      </w:r>
-      <w:r>
-        <w:rPr>
-          <w:color w:val="47D459" w:themeColor="accent3" w:themeTint="99"/>
-        </w:rPr>
-        <w:t xml:space="preserve">workstation to </w:t>
-      </w:r>
-      <w:r>
-        <w:rPr>
-          <w:color w:val="47D459" w:themeColor="accent3" w:themeTint="99"/>
+          <w:color w:val="000000" w:themeColor="text1"/>
+        </w:rPr>
+        <w:t xml:space="preserve"> A Windows user connects to a remote workstation to </w:t>
+      </w:r>
+      <w:r>
+        <w:rPr>
+          <w:color w:val="000000" w:themeColor="text1"/>
         </w:rPr>
         <w:t xml:space="preserve">applications </w:t>
       </w:r>
       <w:r>
         <w:rPr>
-          <w:color w:val="47D459" w:themeColor="accent3" w:themeTint="99"/>
+          <w:color w:val="000000" w:themeColor="text1"/>
         </w:rPr>
         <w:t xml:space="preserve">manage and files through a graphical interface. </w:t>
       </w:r>
@@ -239,7 +235,7 @@
         <w:rPr>
           <w:b/>
           <w:bCs/>
-          <w:color w:val="47D459" w:themeColor="accent3" w:themeTint="99"/>
+          <w:color w:val="000000" w:themeColor="text1"/>
         </w:rPr>
         <w:t>Answer: RDP (3389)</w:t>
       </w:r>
@@ -248,25 +244,35 @@
       <w:r>
         <w:rPr>
           <w:rFonts w:ascii="Segoe UI Emoji" w:hAnsi="Segoe UI Emoji" w:cs="Segoe UI Emoji"/>
-        </w:rPr>
-        <w:t>⭐</w:t>
-      </w:r>
-      <w:r>
+          <w:color w:val="000000" w:themeColor="text1"/>
+        </w:rPr>
+        <w:t>⭐</w:t>
+      </w:r>
+      <w:r>
+        <w:rPr>
+          <w:color w:val="000000" w:themeColor="text1"/>
+        </w:rPr>
         <w:t xml:space="preserve"> </w:t>
       </w:r>
       <w:r>
         <w:rPr>
           <w:b/>
           <w:bCs/>
-          <w:color w:val="47D459" w:themeColor="accent3" w:themeTint="99"/>
+          <w:color w:val="000000" w:themeColor="text1"/>
         </w:rPr>
         <w:t>Q5</w:t>
       </w:r>
       <w:r>
         <w:rPr>
-          <w:color w:val="47D459" w:themeColor="accent3" w:themeTint="99"/>
-        </w:rPr>
-        <w:t xml:space="preserve"> A video streaming service sends continuous data without establishing a connection or handshake. </w:t>
+          <w:color w:val="000000" w:themeColor="text1"/>
+        </w:rPr>
+        <w:t xml:space="preserve"> A video streaming service </w:t>
+      </w:r>
+      <w:r>
+        <w:rPr>
+          <w:color w:val="47D459" w:themeColor="accent3" w:themeTint="99"/>
+        </w:rPr>
+        <w:t xml:space="preserve">sends continuous data without establishing a connection or handshake. </w:t>
       </w:r>
       <w:r>
         <w:rPr>
@@ -2697,21 +2703,7 @@
         <w:rPr>
           <w:color w:val="000000" w:themeColor="text1"/>
         </w:rPr>
-        <w:t xml:space="preserve"> A firewall monitors active connections and allows </w:t>
-      </w:r>
-      <w:proofErr w:type="gramStart"/>
-      <w:r>
-        <w:rPr>
-          <w:color w:val="000000" w:themeColor="text1"/>
-        </w:rPr>
-        <w:t>return traffic</w:t>
-      </w:r>
-      <w:proofErr w:type="gramEnd"/>
-      <w:r>
-        <w:rPr>
-          <w:color w:val="000000" w:themeColor="text1"/>
-        </w:rPr>
-        <w:t xml:space="preserve"> only if it matches an existing session. </w:t>
+        <w:t xml:space="preserve"> A firewall monitors active connections and allows return traffic only if it matches an existing session. </w:t>
       </w:r>
       <w:r>
         <w:rPr>
@@ -3082,7 +3074,6 @@
           <w:color w:val="000000" w:themeColor="text1"/>
         </w:rPr>
       </w:pPr>
-      <w:proofErr w:type="gramStart"/>
       <w:r>
         <w:rPr>
           <w:b/>
@@ -3098,16 +3089,7 @@
           <w:color w:val="000000" w:themeColor="text1"/>
         </w:rPr>
         <w:noBreakHyphen/>
-        <w:t>7 —</w:t>
-      </w:r>
-      <w:proofErr w:type="gramEnd"/>
-      <w:r>
-        <w:rPr>
-          <w:b/>
-          <w:bCs/>
-          <w:color w:val="000000" w:themeColor="text1"/>
-        </w:rPr>
-        <w:t xml:space="preserve"> CIA, AAA, Control Types</w:t>
+        <w:t>7 — CIA, AAA, Control Types</w:t>
       </w:r>
     </w:p>
     <w:p>
@@ -4404,43 +4386,7 @@
           <w:bCs/>
           <w:color w:val="000000" w:themeColor="text1"/>
         </w:rPr>
-        <w:t xml:space="preserve"> Q4 A </w:t>
-      </w:r>
-      <w:proofErr w:type="gramStart"/>
-      <w:r>
-        <w:rPr>
-          <w:b/>
-          <w:bCs/>
-          <w:color w:val="000000" w:themeColor="text1"/>
-        </w:rPr>
-        <w:t>user</w:t>
-      </w:r>
-      <w:proofErr w:type="gramEnd"/>
-      <w:r>
-        <w:rPr>
-          <w:b/>
-          <w:bCs/>
-          <w:color w:val="000000" w:themeColor="text1"/>
-        </w:rPr>
-        <w:t xml:space="preserve"> </w:t>
-      </w:r>
-      <w:proofErr w:type="gramStart"/>
-      <w:r>
-        <w:rPr>
-          <w:b/>
-          <w:bCs/>
-          <w:color w:val="000000" w:themeColor="text1"/>
-        </w:rPr>
-        <w:t>signs</w:t>
-      </w:r>
-      <w:proofErr w:type="gramEnd"/>
-      <w:r>
-        <w:rPr>
-          <w:b/>
-          <w:bCs/>
-          <w:color w:val="000000" w:themeColor="text1"/>
-        </w:rPr>
-        <w:t xml:space="preserve"> a document digitally to prove authorship. Answer: Digital Signature</w:t>
+        <w:t xml:space="preserve"> Q4 A user signs a document digitally to prove authorship. Answer: Digital Signature</w:t>
       </w:r>
     </w:p>
     <w:p>
@@ -4910,25 +4856,7 @@
           <w:bCs/>
           <w:color w:val="000000" w:themeColor="text1"/>
         </w:rPr>
-        <w:t xml:space="preserve"> Q1 A </w:t>
-      </w:r>
-      <w:proofErr w:type="gramStart"/>
-      <w:r>
-        <w:rPr>
-          <w:b/>
-          <w:bCs/>
-          <w:color w:val="000000" w:themeColor="text1"/>
-        </w:rPr>
-        <w:t>SIEM alerts</w:t>
-      </w:r>
-      <w:proofErr w:type="gramEnd"/>
-      <w:r>
-        <w:rPr>
-          <w:b/>
-          <w:bCs/>
-          <w:color w:val="000000" w:themeColor="text1"/>
-        </w:rPr>
-        <w:t xml:space="preserve"> on multiple failed logins followed by a successful one. Answer: Brute Force Attack</w:t>
+        <w:t xml:space="preserve"> Q1 A SIEM alerts on multiple failed logins followed by a successful one. Answer: Brute Force Attack</w:t>
       </w:r>
     </w:p>
     <w:p>

--- a/Week 1/sheets/week 1.docx
+++ b/Week 1/sheets/week 1.docx
@@ -7,23 +7,23 @@
         <w:rPr>
           <w:b/>
           <w:bCs/>
-          <w:color w:val="000000" w:themeColor="text1"/>
-        </w:rPr>
-      </w:pPr>
-      <w:r>
-        <w:rPr>
-          <w:rFonts w:ascii="Segoe UI Emoji" w:hAnsi="Segoe UI Emoji" w:cs="Segoe UI Emoji"/>
-          <w:b/>
-          <w:bCs/>
-          <w:color w:val="000000" w:themeColor="text1"/>
-        </w:rPr>
-        <w:t>⭐</w:t>
-      </w:r>
-      <w:r>
-        <w:rPr>
-          <w:b/>
-          <w:bCs/>
-          <w:color w:val="000000" w:themeColor="text1"/>
+          <w:color w:val="47D459" w:themeColor="accent3" w:themeTint="99"/>
+        </w:rPr>
+      </w:pPr>
+      <w:r>
+        <w:rPr>
+          <w:rFonts w:ascii="Segoe UI Emoji" w:hAnsi="Segoe UI Emoji" w:cs="Segoe UI Emoji"/>
+          <w:b/>
+          <w:bCs/>
+          <w:color w:val="47D459" w:themeColor="accent3" w:themeTint="99"/>
+        </w:rPr>
+        <w:t>⭐</w:t>
+      </w:r>
+      <w:r>
+        <w:rPr>
+          <w:b/>
+          <w:bCs/>
+          <w:color w:val="47D459" w:themeColor="accent3" w:themeTint="99"/>
         </w:rPr>
         <w:t xml:space="preserve"> DAY</w:t>
       </w:r>
@@ -31,7 +31,7 @@
         <w:rPr>
           <w:b/>
           <w:bCs/>
-          <w:color w:val="000000" w:themeColor="text1"/>
+          <w:color w:val="47D459" w:themeColor="accent3" w:themeTint="99"/>
         </w:rPr>
         <w:noBreakHyphen/>
         <w:t>1 — Ports &amp; Protocols (100% Exam</w:t>
@@ -40,7 +40,7 @@
         <w:rPr>
           <w:b/>
           <w:bCs/>
-          <w:color w:val="000000" w:themeColor="text1"/>
+          <w:color w:val="47D459" w:themeColor="accent3" w:themeTint="99"/>
         </w:rPr>
         <w:noBreakHyphen/>
         <w:t>Ready)</w:t>
@@ -49,19 +49,19 @@
     <w:p>
       <w:pPr>
         <w:rPr>
-          <w:color w:val="000000" w:themeColor="text1"/>
-        </w:rPr>
-      </w:pPr>
-      <w:r>
-        <w:rPr>
-          <w:rFonts w:ascii="Segoe UI Emoji" w:hAnsi="Segoe UI Emoji" w:cs="Segoe UI Emoji"/>
-          <w:color w:val="000000" w:themeColor="text1"/>
-        </w:rPr>
-        <w:t>⭐</w:t>
-      </w:r>
-      <w:r>
-        <w:rPr>
-          <w:color w:val="000000" w:themeColor="text1"/>
+          <w:color w:val="47D459" w:themeColor="accent3" w:themeTint="99"/>
+        </w:rPr>
+      </w:pPr>
+      <w:r>
+        <w:rPr>
+          <w:rFonts w:ascii="Segoe UI Emoji" w:hAnsi="Segoe UI Emoji" w:cs="Segoe UI Emoji"/>
+          <w:color w:val="47D459" w:themeColor="accent3" w:themeTint="99"/>
+        </w:rPr>
+        <w:t>⭐</w:t>
+      </w:r>
+      <w:r>
+        <w:rPr>
+          <w:color w:val="47D459" w:themeColor="accent3" w:themeTint="99"/>
         </w:rPr>
         <w:t xml:space="preserve"> </w:t>
       </w:r>
@@ -69,13 +69,13 @@
         <w:rPr>
           <w:b/>
           <w:bCs/>
-          <w:color w:val="000000" w:themeColor="text1"/>
+          <w:color w:val="47D459" w:themeColor="accent3" w:themeTint="99"/>
         </w:rPr>
         <w:t>Q1</w:t>
       </w:r>
       <w:r>
         <w:rPr>
-          <w:color w:val="000000" w:themeColor="text1"/>
+          <w:color w:val="47D459" w:themeColor="accent3" w:themeTint="99"/>
         </w:rPr>
         <w:t xml:space="preserve"> A user connects to an online banking website. The browser shows a padlock icon, and the connection is encrypted using TLS. </w:t>
       </w:r>
@@ -83,7 +83,7 @@
         <w:rPr>
           <w:b/>
           <w:bCs/>
-          <w:color w:val="000000" w:themeColor="text1"/>
+          <w:color w:val="47D459" w:themeColor="accent3" w:themeTint="99"/>
         </w:rPr>
         <w:t>Answer: HTTPS (443)</w:t>
       </w:r>
@@ -91,19 +91,19 @@
     <w:p>
       <w:pPr>
         <w:rPr>
-          <w:color w:val="000000" w:themeColor="text1"/>
-        </w:rPr>
-      </w:pPr>
-      <w:r>
-        <w:rPr>
-          <w:rFonts w:ascii="Segoe UI Emoji" w:hAnsi="Segoe UI Emoji" w:cs="Segoe UI Emoji"/>
-          <w:color w:val="000000" w:themeColor="text1"/>
-        </w:rPr>
-        <w:t>⭐</w:t>
-      </w:r>
-      <w:r>
-        <w:rPr>
-          <w:color w:val="000000" w:themeColor="text1"/>
+          <w:color w:val="47D459" w:themeColor="accent3" w:themeTint="99"/>
+        </w:rPr>
+      </w:pPr>
+      <w:r>
+        <w:rPr>
+          <w:rFonts w:ascii="Segoe UI Emoji" w:hAnsi="Segoe UI Emoji" w:cs="Segoe UI Emoji"/>
+          <w:color w:val="47D459" w:themeColor="accent3" w:themeTint="99"/>
+        </w:rPr>
+        <w:t>⭐</w:t>
+      </w:r>
+      <w:r>
+        <w:rPr>
+          <w:color w:val="47D459" w:themeColor="accent3" w:themeTint="99"/>
         </w:rPr>
         <w:t xml:space="preserve"> </w:t>
       </w:r>
@@ -111,13 +111,13 @@
         <w:rPr>
           <w:b/>
           <w:bCs/>
-          <w:color w:val="000000" w:themeColor="text1"/>
+          <w:color w:val="47D459" w:themeColor="accent3" w:themeTint="99"/>
         </w:rPr>
         <w:t>Q2</w:t>
       </w:r>
       <w:r>
         <w:rPr>
-          <w:color w:val="000000" w:themeColor="text1"/>
+          <w:color w:val="47D459" w:themeColor="accent3" w:themeTint="99"/>
         </w:rPr>
         <w:t xml:space="preserve"> A Linux administrator remotely logs into a server using an encrypted terminal session to avoid credential theft. </w:t>
       </w:r>
@@ -125,7 +125,7 @@
         <w:rPr>
           <w:b/>
           <w:bCs/>
-          <w:color w:val="000000" w:themeColor="text1"/>
+          <w:color w:val="47D459" w:themeColor="accent3" w:themeTint="99"/>
         </w:rPr>
         <w:t>Answer: SSH (22)</w:t>
       </w:r>
@@ -133,19 +133,19 @@
     <w:p>
       <w:pPr>
         <w:rPr>
-          <w:color w:val="000000" w:themeColor="text1"/>
-        </w:rPr>
-      </w:pPr>
-      <w:r>
-        <w:rPr>
-          <w:rFonts w:ascii="Segoe UI Emoji" w:hAnsi="Segoe UI Emoji" w:cs="Segoe UI Emoji"/>
-          <w:color w:val="000000" w:themeColor="text1"/>
-        </w:rPr>
-        <w:t>⭐</w:t>
-      </w:r>
-      <w:r>
-        <w:rPr>
-          <w:color w:val="000000" w:themeColor="text1"/>
+          <w:color w:val="47D459" w:themeColor="accent3" w:themeTint="99"/>
+        </w:rPr>
+      </w:pPr>
+      <w:r>
+        <w:rPr>
+          <w:rFonts w:ascii="Segoe UI Emoji" w:hAnsi="Segoe UI Emoji" w:cs="Segoe UI Emoji"/>
+          <w:color w:val="47D459" w:themeColor="accent3" w:themeTint="99"/>
+        </w:rPr>
+        <w:t>⭐</w:t>
+      </w:r>
+      <w:r>
+        <w:rPr>
+          <w:color w:val="47D459" w:themeColor="accent3" w:themeTint="99"/>
         </w:rPr>
         <w:t xml:space="preserve"> </w:t>
       </w:r>
@@ -153,13 +153,13 @@
         <w:rPr>
           <w:b/>
           <w:bCs/>
-          <w:color w:val="000000" w:themeColor="text1"/>
+          <w:color w:val="47D459" w:themeColor="accent3" w:themeTint="99"/>
         </w:rPr>
         <w:t>Q3</w:t>
       </w:r>
       <w:r>
         <w:rPr>
-          <w:color w:val="000000" w:themeColor="text1"/>
+          <w:color w:val="47D459" w:themeColor="accent3" w:themeTint="99"/>
         </w:rPr>
         <w:t xml:space="preserve"> A workstation attempts to resolve </w:t>
       </w:r>
@@ -167,13 +167,13 @@
         <w:rPr>
           <w:i/>
           <w:iCs/>
-          <w:color w:val="000000" w:themeColor="text1"/>
+          <w:color w:val="47D459" w:themeColor="accent3" w:themeTint="99"/>
         </w:rPr>
         <w:t>example.com</w:t>
       </w:r>
       <w:r>
         <w:rPr>
-          <w:color w:val="000000" w:themeColor="text1"/>
+          <w:color w:val="47D459" w:themeColor="accent3" w:themeTint="99"/>
         </w:rPr>
         <w:t xml:space="preserve"> to an IP address before loading the webpage. </w:t>
       </w:r>
@@ -181,7 +181,7 @@
         <w:rPr>
           <w:b/>
           <w:bCs/>
-          <w:color w:val="000000" w:themeColor="text1"/>
+          <w:color w:val="47D459" w:themeColor="accent3" w:themeTint="99"/>
         </w:rPr>
         <w:t>Answer: DNS (53)</w:t>
       </w:r>
@@ -189,19 +189,19 @@
     <w:p>
       <w:pPr>
         <w:rPr>
-          <w:color w:val="000000" w:themeColor="text1"/>
-        </w:rPr>
-      </w:pPr>
-      <w:r>
-        <w:rPr>
-          <w:rFonts w:ascii="Segoe UI Emoji" w:hAnsi="Segoe UI Emoji" w:cs="Segoe UI Emoji"/>
-          <w:color w:val="000000" w:themeColor="text1"/>
-        </w:rPr>
-        <w:t>⭐</w:t>
-      </w:r>
-      <w:r>
-        <w:rPr>
-          <w:color w:val="000000" w:themeColor="text1"/>
+          <w:color w:val="47D459" w:themeColor="accent3" w:themeTint="99"/>
+        </w:rPr>
+      </w:pPr>
+      <w:r>
+        <w:rPr>
+          <w:rFonts w:ascii="Segoe UI Emoji" w:hAnsi="Segoe UI Emoji" w:cs="Segoe UI Emoji"/>
+          <w:color w:val="47D459" w:themeColor="accent3" w:themeTint="99"/>
+        </w:rPr>
+        <w:t>⭐</w:t>
+      </w:r>
+      <w:r>
+        <w:rPr>
+          <w:color w:val="47D459" w:themeColor="accent3" w:themeTint="99"/>
         </w:rPr>
         <w:t xml:space="preserve"> </w:t>
       </w:r>
@@ -209,25 +209,25 @@
         <w:rPr>
           <w:b/>
           <w:bCs/>
-          <w:color w:val="000000" w:themeColor="text1"/>
+          <w:color w:val="47D459" w:themeColor="accent3" w:themeTint="99"/>
         </w:rPr>
         <w:t>Q4</w:t>
       </w:r>
       <w:r>
         <w:rPr>
-          <w:color w:val="000000" w:themeColor="text1"/>
+          <w:color w:val="47D459" w:themeColor="accent3" w:themeTint="99"/>
         </w:rPr>
         <w:t xml:space="preserve"> A Windows user connects to a remote workstation to </w:t>
       </w:r>
       <w:r>
         <w:rPr>
-          <w:color w:val="000000" w:themeColor="text1"/>
+          <w:color w:val="47D459" w:themeColor="accent3" w:themeTint="99"/>
         </w:rPr>
         <w:t xml:space="preserve">applications </w:t>
       </w:r>
       <w:r>
         <w:rPr>
-          <w:color w:val="000000" w:themeColor="text1"/>
+          <w:color w:val="47D459" w:themeColor="accent3" w:themeTint="99"/>
         </w:rPr>
         <w:t xml:space="preserve">manage and files through a graphical interface. </w:t>
       </w:r>
@@ -235,7 +235,7 @@
         <w:rPr>
           <w:b/>
           <w:bCs/>
-          <w:color w:val="000000" w:themeColor="text1"/>
+          <w:color w:val="47D459" w:themeColor="accent3" w:themeTint="99"/>
         </w:rPr>
         <w:t>Answer: RDP (3389)</w:t>
       </w:r>
